--- a/calendars/F26-Stat216_Calendar.docx
+++ b/calendars/F26-Stat216_Calendar.docx
@@ -1,6 +1,6 @@
 
 <file path=word/document.xml><?xml version="1.0" encoding="utf-8"?>
-<w:document xmlns:wpc="http://schemas.microsoft.com/office/word/2010/wordprocessingCanvas" xmlns:cx="http://schemas.microsoft.com/office/drawing/2014/chartex" xmlns:cx1="http://schemas.microsoft.com/office/drawing/2015/9/8/chartex" xmlns:cx2="http://schemas.microsoft.com/office/drawing/2015/10/21/chartex" xmlns:cx3="http://schemas.microsoft.com/office/drawing/2016/5/9/chartex" xmlns:cx4="http://schemas.microsoft.com/office/drawing/2016/5/10/chartex" xmlns:cx5="http://schemas.microsoft.com/office/drawing/2016/5/11/chartex" xmlns:cx6="http://schemas.microsoft.com/office/drawing/2016/5/12/chartex" xmlns:cx7="http://schemas.microsoft.com/office/drawing/2016/5/13/chartex" xmlns:cx8="http://schemas.microsoft.com/office/drawing/2016/5/14/chartex" xmlns:mc="http://schemas.openxmlformats.org/markup-compatibility/2006" xmlns:aink="http://schemas.microsoft.com/office/drawing/2016/ink" xmlns:am3d="http://schemas.microsoft.com/office/drawing/2017/model3d" xmlns:o="urn:schemas-microsoft-com:office:office" xmlns:oel="http://schemas.microsoft.com/office/2019/extlst" xmlns:r="http://schemas.openxmlformats.org/officeDocument/2006/relationships" xmlns:m="http://schemas.openxmlformats.org/officeDocument/2006/math" xmlns:v="urn:schemas-microsoft-com:vml" xmlns:wp14="http://schemas.microsoft.com/office/word/2010/wordprocessingDrawing" xmlns:wp="http://schemas.openxmlformats.org/drawingml/2006/wordprocessingDrawing" xmlns:w10="urn:schemas-microsoft-com:office:word" xmlns:w="http://schemas.openxmlformats.org/wordprocessingml/2006/main" xmlns:w14="http://schemas.microsoft.com/office/word/2010/wordml" xmlns:w15="http://schemas.microsoft.com/office/word/2012/wordml" xmlns:w16cex="http://schemas.microsoft.com/office/word/2018/wordml/cex" xmlns:w16cid="http://schemas.microsoft.com/office/word/2016/wordml/cid" xmlns:w16="http://schemas.microsoft.com/office/word/2018/wordml" xmlns:w16du="http://schemas.microsoft.com/office/word/2023/wordml/word16du" xmlns:w16sdtdh="http://schemas.microsoft.com/office/word/2020/wordml/sdtdatahash" xmlns:w16sdtfl="http://schemas.microsoft.com/office/word/2024/wordml/sdtformatlock" xmlns:w16se="http://schemas.microsoft.com/office/word/2015/wordml/symex" xmlns:wpg="http://schemas.microsoft.com/office/word/2010/wordprocessingGroup" xmlns:wpi="http://schemas.microsoft.com/office/word/2010/wordprocessingInk" xmlns:wne="http://schemas.microsoft.com/office/word/2006/wordml" xmlns:wps="http://schemas.microsoft.com/office/word/2010/wordprocessingShape" mc:Ignorable="w14 w15 w16se w16cid w16 w16cex w16sdtdh w16sdtfl w16du wp14">
+<w:document xmlns:wpc="http://schemas.microsoft.com/office/word/2010/wordprocessingCanvas" xmlns:cx="http://schemas.microsoft.com/office/drawing/2014/chartex" xmlns:cx1="http://schemas.microsoft.com/office/drawing/2015/9/8/chartex" xmlns:cx2="http://schemas.microsoft.com/office/drawing/2015/10/21/chartex" xmlns:cx3="http://schemas.microsoft.com/office/drawing/2016/5/9/chartex" xmlns:cx4="http://schemas.microsoft.com/office/drawing/2016/5/10/chartex" xmlns:cx5="http://schemas.microsoft.com/office/drawing/2016/5/11/chartex" xmlns:cx6="http://schemas.microsoft.com/office/drawing/2016/5/12/chartex" xmlns:cx7="http://schemas.microsoft.com/office/drawing/2016/5/13/chartex" xmlns:cx8="http://schemas.microsoft.com/office/drawing/2016/5/14/chartex" xmlns:mc="http://schemas.openxmlformats.org/markup-compatibility/2006" xmlns:aink="http://schemas.microsoft.com/office/drawing/2016/ink" xmlns:am3d="http://schemas.microsoft.com/office/drawing/2017/model3d" xmlns:o="urn:schemas-microsoft-com:office:office" xmlns:oel="http://schemas.microsoft.com/office/2019/extlst" xmlns:r="http://schemas.openxmlformats.org/officeDocument/2006/relationships" xmlns:m="http://schemas.openxmlformats.org/officeDocument/2006/math" xmlns:v="urn:schemas-microsoft-com:vml" xmlns:wp14="http://schemas.microsoft.com/office/word/2010/wordprocessingDrawing" xmlns:wp="http://schemas.openxmlformats.org/drawingml/2006/wordprocessingDrawing" xmlns:w10="urn:schemas-microsoft-com:office:word" xmlns:w="http://schemas.openxmlformats.org/wordprocessingml/2006/main" xmlns:w14="http://schemas.microsoft.com/office/word/2010/wordml" xmlns:w15="http://schemas.microsoft.com/office/word/2012/wordml" xmlns:w16cei="http://schemas.microsoft.com/office/word/2026/wordml/cei" xmlns:w16cex="http://schemas.microsoft.com/office/word/2018/wordml/cex" xmlns:w16cid="http://schemas.microsoft.com/office/word/2016/wordml/cid" xmlns:w16="http://schemas.microsoft.com/office/word/2018/wordml" xmlns:w16du="http://schemas.microsoft.com/office/word/2023/wordml/word16du" xmlns:w16sdtdh="http://schemas.microsoft.com/office/word/2020/wordml/sdtdatahash" xmlns:w16sdtfl="http://schemas.microsoft.com/office/word/2024/wordml/sdtformatlock" xmlns:w16se="http://schemas.microsoft.com/office/word/2015/wordml/symex" xmlns:wpg="http://schemas.microsoft.com/office/word/2010/wordprocessingGroup" xmlns:wpi="http://schemas.microsoft.com/office/word/2010/wordprocessingInk" xmlns:wne="http://schemas.microsoft.com/office/word/2006/wordml" xmlns:wps="http://schemas.microsoft.com/office/word/2010/wordprocessingShape" mc:Ignorable="w14 w15 w16se w16cid w16 w16cex w16sdtdh w16sdtfl w16du wp14">
   <w:body>
     <w:p>
       <w:pPr>
@@ -222,8 +222,9 @@
     <w:tbl>
       <w:tblPr>
         <w:tblStyle w:val="TableGrid"/>
-        <w:tblW w:w="10619" w:type="dxa"/>
+        <w:tblW w:w="10790" w:type="dxa"/>
         <w:tblInd w:w="0" w:type="dxa"/>
+        <w:tblLayout w:type="fixed"/>
         <w:tblCellMar>
           <w:top w:w="12" w:type="dxa"/>
           <w:left w:w="106" w:type="dxa"/>
@@ -232,11 +233,11 @@
         <w:tblLook w:val="04A0" w:firstRow="1" w:lastRow="0" w:firstColumn="1" w:lastColumn="0" w:noHBand="0" w:noVBand="1"/>
       </w:tblPr>
       <w:tblGrid>
-        <w:gridCol w:w="796"/>
-        <w:gridCol w:w="1449"/>
-        <w:gridCol w:w="3690"/>
-        <w:gridCol w:w="2340"/>
-        <w:gridCol w:w="2344"/>
+        <w:gridCol w:w="805"/>
+        <w:gridCol w:w="810"/>
+        <w:gridCol w:w="1980"/>
+        <w:gridCol w:w="5580"/>
+        <w:gridCol w:w="1615"/>
       </w:tblGrid>
       <w:tr>
         <w:trPr>
@@ -244,7 +245,7 @@
         </w:trPr>
         <w:tc>
           <w:tcPr>
-            <w:tcW w:w="796" w:type="dxa"/>
+            <w:tcW w:w="805" w:type="dxa"/>
             <w:tcBorders>
               <w:top w:val="single" w:sz="4" w:space="0" w:color="000000"/>
               <w:left w:val="single" w:sz="4" w:space="0" w:color="000000"/>
@@ -274,7 +275,7 @@
         </w:tc>
         <w:tc>
           <w:tcPr>
-            <w:tcW w:w="1449" w:type="dxa"/>
+            <w:tcW w:w="810" w:type="dxa"/>
             <w:tcBorders>
               <w:top w:val="single" w:sz="4" w:space="0" w:color="000000"/>
               <w:left w:val="single" w:sz="4" w:space="0" w:color="000000"/>
@@ -304,7 +305,7 @@
         </w:tc>
         <w:tc>
           <w:tcPr>
-            <w:tcW w:w="3690" w:type="dxa"/>
+            <w:tcW w:w="1980" w:type="dxa"/>
             <w:tcBorders>
               <w:top w:val="single" w:sz="4" w:space="0" w:color="000000"/>
               <w:left w:val="single" w:sz="4" w:space="0" w:color="000000"/>
@@ -334,7 +335,7 @@
         </w:tc>
         <w:tc>
           <w:tcPr>
-            <w:tcW w:w="2340" w:type="dxa"/>
+            <w:tcW w:w="5580" w:type="dxa"/>
             <w:tcBorders>
               <w:top w:val="single" w:sz="4" w:space="0" w:color="000000"/>
               <w:left w:val="single" w:sz="4" w:space="0" w:color="000000"/>
@@ -480,7 +481,7 @@
         </w:tc>
         <w:tc>
           <w:tcPr>
-            <w:tcW w:w="2344" w:type="dxa"/>
+            <w:tcW w:w="1615" w:type="dxa"/>
             <w:tcBorders>
               <w:top w:val="single" w:sz="4" w:space="0" w:color="000000"/>
               <w:left w:val="single" w:sz="4" w:space="0" w:color="000000"/>
@@ -662,7 +663,7 @@
         </w:trPr>
         <w:tc>
           <w:tcPr>
-            <w:tcW w:w="796" w:type="dxa"/>
+            <w:tcW w:w="805" w:type="dxa"/>
             <w:tcBorders>
               <w:top w:val="double" w:sz="4" w:space="0" w:color="000000"/>
               <w:left w:val="single" w:sz="4" w:space="0" w:color="000000"/>
@@ -692,7 +693,7 @@
         </w:tc>
         <w:tc>
           <w:tcPr>
-            <w:tcW w:w="1449" w:type="dxa"/>
+            <w:tcW w:w="810" w:type="dxa"/>
             <w:tcBorders>
               <w:top w:val="double" w:sz="4" w:space="0" w:color="000000"/>
               <w:left w:val="single" w:sz="4" w:space="0" w:color="000000"/>
@@ -720,7 +721,7 @@
         </w:tc>
         <w:tc>
           <w:tcPr>
-            <w:tcW w:w="3690" w:type="dxa"/>
+            <w:tcW w:w="1980" w:type="dxa"/>
             <w:tcBorders>
               <w:top w:val="double" w:sz="4" w:space="0" w:color="000000"/>
               <w:left w:val="single" w:sz="4" w:space="0" w:color="000000"/>
@@ -751,7 +752,7 @@
         </w:tc>
         <w:tc>
           <w:tcPr>
-            <w:tcW w:w="2340" w:type="dxa"/>
+            <w:tcW w:w="5580" w:type="dxa"/>
             <w:tcBorders>
               <w:top w:val="double" w:sz="4" w:space="0" w:color="000000"/>
               <w:left w:val="single" w:sz="4" w:space="0" w:color="000000"/>
@@ -772,7 +773,7 @@
         </w:tc>
         <w:tc>
           <w:tcPr>
-            <w:tcW w:w="2344" w:type="dxa"/>
+            <w:tcW w:w="1615" w:type="dxa"/>
             <w:tcBorders>
               <w:top w:val="double" w:sz="4" w:space="0" w:color="000000"/>
               <w:left w:val="single" w:sz="4" w:space="0" w:color="000000"/>
@@ -798,7 +799,7 @@
         </w:trPr>
         <w:tc>
           <w:tcPr>
-            <w:tcW w:w="796" w:type="dxa"/>
+            <w:tcW w:w="805" w:type="dxa"/>
             <w:tcBorders>
               <w:top w:val="single" w:sz="4" w:space="0" w:color="000000"/>
               <w:left w:val="single" w:sz="4" w:space="0" w:color="000000"/>
@@ -828,7 +829,7 @@
         </w:tc>
         <w:tc>
           <w:tcPr>
-            <w:tcW w:w="1449" w:type="dxa"/>
+            <w:tcW w:w="810" w:type="dxa"/>
             <w:tcBorders>
               <w:top w:val="single" w:sz="4" w:space="0" w:color="000000"/>
               <w:left w:val="single" w:sz="4" w:space="0" w:color="000000"/>
@@ -873,7 +874,7 @@
         </w:tc>
         <w:tc>
           <w:tcPr>
-            <w:tcW w:w="3690" w:type="dxa"/>
+            <w:tcW w:w="1980" w:type="dxa"/>
             <w:tcBorders>
               <w:top w:val="single" w:sz="4" w:space="0" w:color="000000"/>
               <w:left w:val="single" w:sz="4" w:space="0" w:color="000000"/>
@@ -935,7 +936,7 @@
         </w:tc>
         <w:tc>
           <w:tcPr>
-            <w:tcW w:w="2340" w:type="dxa"/>
+            <w:tcW w:w="5580" w:type="dxa"/>
             <w:tcBorders>
               <w:top w:val="single" w:sz="4" w:space="0" w:color="000000"/>
               <w:left w:val="single" w:sz="4" w:space="0" w:color="000000"/>
@@ -956,7 +957,7 @@
         </w:tc>
         <w:tc>
           <w:tcPr>
-            <w:tcW w:w="2344" w:type="dxa"/>
+            <w:tcW w:w="1615" w:type="dxa"/>
             <w:tcBorders>
               <w:top w:val="single" w:sz="4" w:space="0" w:color="000000"/>
               <w:left w:val="single" w:sz="4" w:space="0" w:color="000000"/>
@@ -984,7 +985,7 @@
         </w:trPr>
         <w:tc>
           <w:tcPr>
-            <w:tcW w:w="796" w:type="dxa"/>
+            <w:tcW w:w="805" w:type="dxa"/>
             <w:tcBorders>
               <w:top w:val="double" w:sz="4" w:space="0" w:color="auto"/>
               <w:left w:val="single" w:sz="4" w:space="0" w:color="000000"/>
@@ -1014,7 +1015,7 @@
         </w:tc>
         <w:tc>
           <w:tcPr>
-            <w:tcW w:w="1449" w:type="dxa"/>
+            <w:tcW w:w="810" w:type="dxa"/>
             <w:tcBorders>
               <w:top w:val="double" w:sz="4" w:space="0" w:color="auto"/>
               <w:left w:val="single" w:sz="4" w:space="0" w:color="000000"/>
@@ -1051,7 +1052,7 @@
         </w:tc>
         <w:tc>
           <w:tcPr>
-            <w:tcW w:w="3690" w:type="dxa"/>
+            <w:tcW w:w="1980" w:type="dxa"/>
             <w:tcBorders>
               <w:top w:val="double" w:sz="4" w:space="0" w:color="auto"/>
               <w:left w:val="single" w:sz="4" w:space="0" w:color="000000"/>
@@ -1097,7 +1098,7 @@
         </w:tc>
         <w:tc>
           <w:tcPr>
-            <w:tcW w:w="2340" w:type="dxa"/>
+            <w:tcW w:w="5580" w:type="dxa"/>
             <w:tcBorders>
               <w:top w:val="double" w:sz="4" w:space="0" w:color="auto"/>
               <w:left w:val="single" w:sz="4" w:space="0" w:color="000000"/>
@@ -1111,7 +1112,6 @@
                 <w:rFonts w:ascii="Times New Roman" w:eastAsia="Times New Roman" w:hAnsi="Times New Roman" w:cs="Times New Roman"/>
                 <w:color w:val="FF0000"/>
                 <w:sz w:val="24"/>
-                <w:highlight w:val="yellow"/>
               </w:rPr>
             </w:pPr>
             <w:r>
@@ -1119,7 +1119,6 @@
                 <w:rFonts w:ascii="Times New Roman" w:eastAsia="Times New Roman" w:hAnsi="Times New Roman" w:cs="Times New Roman"/>
                 <w:color w:val="FF0000"/>
                 <w:sz w:val="24"/>
-                <w:highlight w:val="yellow"/>
               </w:rPr>
               <w:t>§1.1; §1.2; §1.3; §2.1, Ch 23</w:t>
             </w:r>
@@ -1131,7 +1130,6 @@
                 <w:color w:val="00B050"/>
                 <w:sz w:val="24"/>
                 <w:szCs w:val="24"/>
-                <w:highlight w:val="yellow"/>
               </w:rPr>
             </w:pPr>
             <w:r>
@@ -1140,29 +1138,46 @@
                 <w:color w:val="00B050"/>
                 <w:sz w:val="24"/>
                 <w:szCs w:val="24"/>
-                <w:highlight w:val="yellow"/>
-              </w:rPr>
-              <w:t>1.2.1and1.2.2, 2.1</w:t>
-            </w:r>
-            <w:r>
+              </w:rPr>
+              <w:t>Data_Basics</w:t>
+            </w:r>
+          </w:p>
+          <w:p>
+            <w:pPr>
               <w:rPr>
                 <w:rFonts w:ascii="Times New Roman" w:hAnsi="Times New Roman" w:cs="Times New Roman"/>
                 <w:color w:val="00B050"/>
                 <w:sz w:val="24"/>
                 <w:szCs w:val="24"/>
-                <w:highlight w:val="yellow"/>
-              </w:rPr>
-              <w:t xml:space="preserve">, </w:t>
-            </w:r>
+              </w:rPr>
+            </w:pPr>
             <w:r>
               <w:rPr>
                 <w:rFonts w:ascii="Times New Roman" w:hAnsi="Times New Roman" w:cs="Times New Roman"/>
                 <w:color w:val="00B050"/>
                 <w:sz w:val="24"/>
                 <w:szCs w:val="24"/>
-                <w:highlight w:val="yellow"/>
-              </w:rPr>
-              <w:t>Chapter23</w:t>
+              </w:rPr>
+              <w:t>Sampling</w:t>
+            </w:r>
+          </w:p>
+          <w:p>
+            <w:pPr>
+              <w:rPr>
+                <w:rFonts w:ascii="Times New Roman" w:hAnsi="Times New Roman" w:cs="Times New Roman"/>
+                <w:color w:val="00B050"/>
+                <w:sz w:val="24"/>
+                <w:szCs w:val="24"/>
+              </w:rPr>
+            </w:pPr>
+            <w:r>
+              <w:rPr>
+                <w:rFonts w:ascii="Times New Roman" w:hAnsi="Times New Roman" w:cs="Times New Roman"/>
+                <w:color w:val="00B050"/>
+                <w:sz w:val="24"/>
+                <w:szCs w:val="24"/>
+              </w:rPr>
+              <w:t>Probability</w:t>
             </w:r>
           </w:p>
           <w:p>
@@ -1172,7 +1187,6 @@
                 <w:color w:val="FF0000"/>
                 <w:sz w:val="24"/>
                 <w:szCs w:val="24"/>
-                <w:highlight w:val="yellow"/>
               </w:rPr>
             </w:pPr>
             <w:r>
@@ -1181,7 +1195,6 @@
                 <w:color w:val="4472C4" w:themeColor="accent5"/>
                 <w:sz w:val="24"/>
                 <w:szCs w:val="24"/>
-                <w:highlight w:val="yellow"/>
               </w:rPr>
               <w:t xml:space="preserve">P. 4 – 8, </w:t>
             </w:r>
@@ -1191,15 +1204,41 @@
                 <w:color w:val="4472C4" w:themeColor="accent5"/>
                 <w:sz w:val="24"/>
                 <w:szCs w:val="24"/>
-                <w:highlight w:val="yellow"/>
-              </w:rPr>
-              <w:t>P. 23 - 26</w:t>
-            </w:r>
-          </w:p>
-        </w:tc>
-        <w:tc>
-          <w:tcPr>
-            <w:tcW w:w="2344" w:type="dxa"/>
+              </w:rPr>
+              <w:t>P. 2</w:t>
+            </w:r>
+            <w:r>
+              <w:rPr>
+                <w:rFonts w:ascii="Times New Roman" w:hAnsi="Times New Roman" w:cs="Times New Roman"/>
+                <w:color w:val="4472C4" w:themeColor="accent5"/>
+                <w:sz w:val="24"/>
+                <w:szCs w:val="24"/>
+              </w:rPr>
+              <w:t>4</w:t>
+            </w:r>
+            <w:r>
+              <w:rPr>
+                <w:rFonts w:ascii="Times New Roman" w:hAnsi="Times New Roman" w:cs="Times New Roman"/>
+                <w:color w:val="4472C4" w:themeColor="accent5"/>
+                <w:sz w:val="24"/>
+                <w:szCs w:val="24"/>
+              </w:rPr>
+              <w:t xml:space="preserve"> - 2</w:t>
+            </w:r>
+            <w:r>
+              <w:rPr>
+                <w:rFonts w:ascii="Times New Roman" w:hAnsi="Times New Roman" w:cs="Times New Roman"/>
+                <w:color w:val="4472C4" w:themeColor="accent5"/>
+                <w:sz w:val="24"/>
+                <w:szCs w:val="24"/>
+              </w:rPr>
+              <w:t>8</w:t>
+            </w:r>
+          </w:p>
+        </w:tc>
+        <w:tc>
+          <w:tcPr>
+            <w:tcW w:w="1615" w:type="dxa"/>
             <w:tcBorders>
               <w:top w:val="double" w:sz="4" w:space="0" w:color="auto"/>
               <w:left w:val="single" w:sz="4" w:space="0" w:color="000000"/>
@@ -1216,7 +1255,6 @@
                 <w:color w:val="7030A0"/>
                 <w:sz w:val="24"/>
                 <w:szCs w:val="24"/>
-                <w:highlight w:val="yellow"/>
               </w:rPr>
             </w:pPr>
             <w:r>
@@ -1227,7 +1265,6 @@
                 <w:color w:val="7030A0"/>
                 <w:sz w:val="24"/>
                 <w:szCs w:val="24"/>
-                <w:highlight w:val="yellow"/>
               </w:rPr>
               <w:t>Optional (</w:t>
             </w:r>
@@ -1239,7 +1276,6 @@
                 <w:color w:val="7030A0"/>
                 <w:sz w:val="24"/>
                 <w:szCs w:val="24"/>
-                <w:highlight w:val="yellow"/>
               </w:rPr>
               <w:t>Module 1 and 2 Video/Reading Quiz</w:t>
             </w:r>
@@ -1251,7 +1287,6 @@
                 <w:color w:val="7030A0"/>
                 <w:sz w:val="24"/>
                 <w:szCs w:val="24"/>
-                <w:highlight w:val="yellow"/>
               </w:rPr>
               <w:t>)</w:t>
             </w:r>
@@ -1263,7 +1298,6 @@
                 <w:color w:val="00B050"/>
                 <w:sz w:val="24"/>
                 <w:szCs w:val="24"/>
-                <w:highlight w:val="yellow"/>
               </w:rPr>
             </w:pPr>
           </w:p>
@@ -1274,7 +1308,6 @@
                 <w:color w:val="7030A0"/>
                 <w:sz w:val="24"/>
                 <w:szCs w:val="24"/>
-                <w:highlight w:val="yellow"/>
               </w:rPr>
             </w:pPr>
             <w:r>
@@ -1283,7 +1316,6 @@
                 <w:color w:val="00B050"/>
                 <w:sz w:val="24"/>
                 <w:szCs w:val="24"/>
-                <w:highlight w:val="yellow"/>
               </w:rPr>
               <w:t>Assignment 1</w:t>
             </w:r>
@@ -1296,7 +1328,7 @@
         </w:trPr>
         <w:tc>
           <w:tcPr>
-            <w:tcW w:w="796" w:type="dxa"/>
+            <w:tcW w:w="805" w:type="dxa"/>
             <w:tcBorders>
               <w:top w:val="single" w:sz="4" w:space="0" w:color="auto"/>
               <w:left w:val="single" w:sz="4" w:space="0" w:color="000000"/>
@@ -1317,7 +1349,7 @@
         </w:tc>
         <w:tc>
           <w:tcPr>
-            <w:tcW w:w="1449" w:type="dxa"/>
+            <w:tcW w:w="810" w:type="dxa"/>
             <w:tcBorders>
               <w:top w:val="single" w:sz="4" w:space="0" w:color="auto"/>
               <w:left w:val="single" w:sz="4" w:space="0" w:color="000000"/>
@@ -1354,7 +1386,7 @@
         </w:tc>
         <w:tc>
           <w:tcPr>
-            <w:tcW w:w="3690" w:type="dxa"/>
+            <w:tcW w:w="1980" w:type="dxa"/>
             <w:tcBorders>
               <w:top w:val="single" w:sz="4" w:space="0" w:color="auto"/>
               <w:left w:val="single" w:sz="4" w:space="0" w:color="000000"/>
@@ -1419,7 +1451,7 @@
         </w:tc>
         <w:tc>
           <w:tcPr>
-            <w:tcW w:w="2340" w:type="dxa"/>
+            <w:tcW w:w="5580" w:type="dxa"/>
             <w:tcBorders>
               <w:top w:val="single" w:sz="4" w:space="0" w:color="auto"/>
               <w:left w:val="single" w:sz="4" w:space="0" w:color="000000"/>
@@ -1439,7 +1471,7 @@
         </w:tc>
         <w:tc>
           <w:tcPr>
-            <w:tcW w:w="2344" w:type="dxa"/>
+            <w:tcW w:w="1615" w:type="dxa"/>
             <w:tcBorders>
               <w:top w:val="single" w:sz="4" w:space="0" w:color="auto"/>
               <w:left w:val="single" w:sz="4" w:space="0" w:color="000000"/>
@@ -1465,7 +1497,7 @@
         </w:trPr>
         <w:tc>
           <w:tcPr>
-            <w:tcW w:w="796" w:type="dxa"/>
+            <w:tcW w:w="805" w:type="dxa"/>
             <w:tcBorders>
               <w:top w:val="single" w:sz="4" w:space="0" w:color="auto"/>
               <w:left w:val="single" w:sz="4" w:space="0" w:color="000000"/>
@@ -1486,7 +1518,7 @@
         </w:tc>
         <w:tc>
           <w:tcPr>
-            <w:tcW w:w="1449" w:type="dxa"/>
+            <w:tcW w:w="810" w:type="dxa"/>
             <w:tcBorders>
               <w:top w:val="single" w:sz="4" w:space="0" w:color="auto"/>
               <w:left w:val="single" w:sz="4" w:space="0" w:color="000000"/>
@@ -1523,7 +1555,7 @@
         </w:tc>
         <w:tc>
           <w:tcPr>
-            <w:tcW w:w="3690" w:type="dxa"/>
+            <w:tcW w:w="1980" w:type="dxa"/>
             <w:tcBorders>
               <w:top w:val="single" w:sz="4" w:space="0" w:color="auto"/>
               <w:left w:val="single" w:sz="4" w:space="0" w:color="000000"/>
@@ -1564,6 +1596,14 @@
               </w:rPr>
               <w:t>: Helper-Hinderer Part 1</w:t>
             </w:r>
+            <w:r>
+              <w:rPr>
+                <w:rFonts w:ascii="Times New Roman" w:eastAsia="Times New Roman" w:hAnsi="Times New Roman" w:cs="Times New Roman"/>
+                <w:sz w:val="24"/>
+                <w:szCs w:val="24"/>
+              </w:rPr>
+              <w:t xml:space="preserve"> – Simulation-based Hypothesis Test</w:t>
+            </w:r>
           </w:p>
           <w:p>
             <w:pPr>
@@ -1579,7 +1619,7 @@
         </w:tc>
         <w:tc>
           <w:tcPr>
-            <w:tcW w:w="2340" w:type="dxa"/>
+            <w:tcW w:w="5580" w:type="dxa"/>
             <w:tcBorders>
               <w:top w:val="single" w:sz="4" w:space="0" w:color="auto"/>
               <w:left w:val="single" w:sz="4" w:space="0" w:color="000000"/>
@@ -1602,7 +1642,7 @@
                 <w:color w:val="FF0000"/>
                 <w:sz w:val="24"/>
               </w:rPr>
-              <w:t>Ch 3; Ch 4; Ch 5</w:t>
+              <w:t>Ch 3; Ch 4</w:t>
             </w:r>
             <w:r>
               <w:rPr>
@@ -1669,7 +1709,78 @@
                 <w:color w:val="00B050"/>
                 <w:sz w:val="24"/>
               </w:rPr>
-              <w:t>4.1_OneProp, 4.2_OneProp, Chapter9, 14.1, Chapter10, 14.2</w:t>
+              <w:t>One_Categorical_Variable_EDA</w:t>
+            </w:r>
+          </w:p>
+          <w:p>
+            <w:pPr>
+              <w:ind w:right="58"/>
+              <w:rPr>
+                <w:rFonts w:ascii="Times New Roman" w:eastAsia="Times New Roman" w:hAnsi="Times New Roman" w:cs="Times New Roman"/>
+                <w:color w:val="00B050"/>
+                <w:sz w:val="24"/>
+              </w:rPr>
+            </w:pPr>
+            <w:r>
+              <w:rPr>
+                <w:rFonts w:ascii="Times New Roman" w:eastAsia="Times New Roman" w:hAnsi="Times New Roman" w:cs="Times New Roman"/>
+                <w:color w:val="00B050"/>
+                <w:sz w:val="24"/>
+              </w:rPr>
+              <w:t>Hypothesis_Testing</w:t>
+            </w:r>
+          </w:p>
+          <w:p>
+            <w:pPr>
+              <w:ind w:right="58"/>
+              <w:rPr>
+                <w:rFonts w:ascii="Times New Roman" w:eastAsia="Times New Roman" w:hAnsi="Times New Roman" w:cs="Times New Roman"/>
+                <w:color w:val="00B050"/>
+                <w:sz w:val="24"/>
+              </w:rPr>
+            </w:pPr>
+            <w:r>
+              <w:rPr>
+                <w:rFonts w:ascii="Times New Roman" w:eastAsia="Times New Roman" w:hAnsi="Times New Roman" w:cs="Times New Roman"/>
+                <w:color w:val="00B050"/>
+                <w:sz w:val="24"/>
+              </w:rPr>
+              <w:t>Simulation_Tests_One_Categorical_Variable</w:t>
+            </w:r>
+          </w:p>
+          <w:p>
+            <w:pPr>
+              <w:ind w:right="58"/>
+              <w:rPr>
+                <w:rFonts w:ascii="Times New Roman" w:eastAsia="Times New Roman" w:hAnsi="Times New Roman" w:cs="Times New Roman"/>
+                <w:color w:val="00B050"/>
+                <w:sz w:val="24"/>
+              </w:rPr>
+            </w:pPr>
+            <w:r>
+              <w:rPr>
+                <w:rFonts w:ascii="Times New Roman" w:eastAsia="Times New Roman" w:hAnsi="Times New Roman" w:cs="Times New Roman"/>
+                <w:color w:val="00B050"/>
+                <w:sz w:val="24"/>
+              </w:rPr>
+              <w:t>Confidence_Intervals</w:t>
+            </w:r>
+          </w:p>
+          <w:p>
+            <w:pPr>
+              <w:rPr>
+                <w:rFonts w:ascii="Times New Roman" w:eastAsia="Times New Roman" w:hAnsi="Times New Roman" w:cs="Times New Roman"/>
+                <w:color w:val="00B050"/>
+                <w:sz w:val="24"/>
+              </w:rPr>
+            </w:pPr>
+            <w:r>
+              <w:rPr>
+                <w:rFonts w:ascii="Times New Roman" w:eastAsia="Times New Roman" w:hAnsi="Times New Roman" w:cs="Times New Roman"/>
+                <w:color w:val="00B050"/>
+                <w:sz w:val="24"/>
+              </w:rPr>
+              <w:t>Bootstrap_Intervals_One_Categorical_Variable</w:t>
             </w:r>
           </w:p>
           <w:p>
@@ -1696,7 +1807,7 @@
                 <w:sz w:val="24"/>
                 <w:szCs w:val="24"/>
               </w:rPr>
-              <w:t>38 -</w:t>
+              <w:t>3</w:t>
             </w:r>
             <w:r>
               <w:rPr>
@@ -1705,13 +1816,31 @@
                 <w:sz w:val="24"/>
                 <w:szCs w:val="24"/>
               </w:rPr>
-              <w:t xml:space="preserve"> 48</w:t>
-            </w:r>
-          </w:p>
-        </w:tc>
-        <w:tc>
-          <w:tcPr>
-            <w:tcW w:w="2344" w:type="dxa"/>
+              <w:t>9</w:t>
+            </w:r>
+            <w:r>
+              <w:rPr>
+                <w:rFonts w:ascii="Times New Roman" w:hAnsi="Times New Roman" w:cs="Times New Roman"/>
+                <w:color w:val="4472C4" w:themeColor="accent5"/>
+                <w:sz w:val="24"/>
+                <w:szCs w:val="24"/>
+              </w:rPr>
+              <w:t xml:space="preserve"> - </w:t>
+            </w:r>
+            <w:r>
+              <w:rPr>
+                <w:rFonts w:ascii="Times New Roman" w:hAnsi="Times New Roman" w:cs="Times New Roman"/>
+                <w:color w:val="4472C4" w:themeColor="accent5"/>
+                <w:sz w:val="24"/>
+                <w:szCs w:val="24"/>
+              </w:rPr>
+              <w:t>53</w:t>
+            </w:r>
+          </w:p>
+        </w:tc>
+        <w:tc>
+          <w:tcPr>
+            <w:tcW w:w="1615" w:type="dxa"/>
             <w:tcBorders>
               <w:top w:val="single" w:sz="4" w:space="0" w:color="auto"/>
               <w:left w:val="single" w:sz="4" w:space="0" w:color="000000"/>
@@ -1779,7 +1908,7 @@
         </w:trPr>
         <w:tc>
           <w:tcPr>
-            <w:tcW w:w="796" w:type="dxa"/>
+            <w:tcW w:w="805" w:type="dxa"/>
             <w:tcBorders>
               <w:top w:val="double" w:sz="4" w:space="0" w:color="000000"/>
               <w:left w:val="single" w:sz="4" w:space="0" w:color="000000"/>
@@ -1809,7 +1938,7 @@
         </w:tc>
         <w:tc>
           <w:tcPr>
-            <w:tcW w:w="1449" w:type="dxa"/>
+            <w:tcW w:w="810" w:type="dxa"/>
             <w:tcBorders>
               <w:top w:val="double" w:sz="4" w:space="0" w:color="000000"/>
               <w:left w:val="single" w:sz="4" w:space="0" w:color="000000"/>
@@ -1846,7 +1975,7 @@
         </w:tc>
         <w:tc>
           <w:tcPr>
-            <w:tcW w:w="3690" w:type="dxa"/>
+            <w:tcW w:w="1980" w:type="dxa"/>
             <w:tcBorders>
               <w:top w:val="double" w:sz="4" w:space="0" w:color="000000"/>
               <w:left w:val="single" w:sz="4" w:space="0" w:color="000000"/>
@@ -1913,7 +2042,7 @@
         </w:tc>
         <w:tc>
           <w:tcPr>
-            <w:tcW w:w="2340" w:type="dxa"/>
+            <w:tcW w:w="5580" w:type="dxa"/>
             <w:tcBorders>
               <w:top w:val="double" w:sz="4" w:space="0" w:color="000000"/>
               <w:left w:val="single" w:sz="4" w:space="0" w:color="000000"/>
@@ -1941,7 +2070,7 @@
         </w:tc>
         <w:tc>
           <w:tcPr>
-            <w:tcW w:w="2344" w:type="dxa"/>
+            <w:tcW w:w="1615" w:type="dxa"/>
             <w:tcBorders>
               <w:top w:val="double" w:sz="4" w:space="0" w:color="000000"/>
               <w:left w:val="single" w:sz="4" w:space="0" w:color="000000"/>
@@ -1968,7 +2097,7 @@
         </w:trPr>
         <w:tc>
           <w:tcPr>
-            <w:tcW w:w="796" w:type="dxa"/>
+            <w:tcW w:w="805" w:type="dxa"/>
             <w:tcBorders>
               <w:top w:val="single" w:sz="4" w:space="0" w:color="000000"/>
               <w:left w:val="single" w:sz="4" w:space="0" w:color="000000"/>
@@ -1989,7 +2118,7 @@
         </w:tc>
         <w:tc>
           <w:tcPr>
-            <w:tcW w:w="1449" w:type="dxa"/>
+            <w:tcW w:w="810" w:type="dxa"/>
             <w:tcBorders>
               <w:top w:val="single" w:sz="4" w:space="0" w:color="000000"/>
               <w:left w:val="single" w:sz="4" w:space="0" w:color="000000"/>
@@ -2026,7 +2155,7 @@
         </w:tc>
         <w:tc>
           <w:tcPr>
-            <w:tcW w:w="3690" w:type="dxa"/>
+            <w:tcW w:w="1980" w:type="dxa"/>
             <w:tcBorders>
               <w:top w:val="single" w:sz="4" w:space="0" w:color="000000"/>
               <w:left w:val="single" w:sz="4" w:space="0" w:color="000000"/>
@@ -2070,7 +2199,7 @@
         </w:tc>
         <w:tc>
           <w:tcPr>
-            <w:tcW w:w="2340" w:type="dxa"/>
+            <w:tcW w:w="5580" w:type="dxa"/>
             <w:tcBorders>
               <w:top w:val="single" w:sz="4" w:space="0" w:color="000000"/>
               <w:left w:val="single" w:sz="4" w:space="0" w:color="000000"/>
@@ -2092,7 +2221,7 @@
         </w:tc>
         <w:tc>
           <w:tcPr>
-            <w:tcW w:w="2344" w:type="dxa"/>
+            <w:tcW w:w="1615" w:type="dxa"/>
             <w:tcBorders>
               <w:top w:val="single" w:sz="4" w:space="0" w:color="000000"/>
               <w:left w:val="single" w:sz="4" w:space="0" w:color="000000"/>
@@ -2135,7 +2264,7 @@
         </w:trPr>
         <w:tc>
           <w:tcPr>
-            <w:tcW w:w="796" w:type="dxa"/>
+            <w:tcW w:w="805" w:type="dxa"/>
             <w:tcBorders>
               <w:top w:val="single" w:sz="4" w:space="0" w:color="000000"/>
               <w:left w:val="single" w:sz="4" w:space="0" w:color="000000"/>
@@ -2165,7 +2294,7 @@
         </w:tc>
         <w:tc>
           <w:tcPr>
-            <w:tcW w:w="1449" w:type="dxa"/>
+            <w:tcW w:w="810" w:type="dxa"/>
             <w:tcBorders>
               <w:top w:val="single" w:sz="4" w:space="0" w:color="000000"/>
               <w:left w:val="single" w:sz="4" w:space="0" w:color="000000"/>
@@ -2202,7 +2331,7 @@
         </w:tc>
         <w:tc>
           <w:tcPr>
-            <w:tcW w:w="3690" w:type="dxa"/>
+            <w:tcW w:w="1980" w:type="dxa"/>
             <w:tcBorders>
               <w:top w:val="single" w:sz="4" w:space="0" w:color="000000"/>
               <w:left w:val="single" w:sz="4" w:space="0" w:color="000000"/>
@@ -2247,7 +2376,7 @@
         </w:tc>
         <w:tc>
           <w:tcPr>
-            <w:tcW w:w="2340" w:type="dxa"/>
+            <w:tcW w:w="5580" w:type="dxa"/>
             <w:tcBorders>
               <w:top w:val="single" w:sz="4" w:space="0" w:color="000000"/>
               <w:left w:val="single" w:sz="4" w:space="0" w:color="000000"/>
@@ -2267,7 +2396,7 @@
         </w:tc>
         <w:tc>
           <w:tcPr>
-            <w:tcW w:w="2344" w:type="dxa"/>
+            <w:tcW w:w="1615" w:type="dxa"/>
             <w:tcBorders>
               <w:top w:val="single" w:sz="4" w:space="0" w:color="000000"/>
               <w:left w:val="single" w:sz="4" w:space="0" w:color="000000"/>
@@ -2292,7 +2421,7 @@
         </w:trPr>
         <w:tc>
           <w:tcPr>
-            <w:tcW w:w="796" w:type="dxa"/>
+            <w:tcW w:w="805" w:type="dxa"/>
             <w:tcBorders>
               <w:top w:val="double" w:sz="4" w:space="0" w:color="000000"/>
               <w:left w:val="single" w:sz="4" w:space="0" w:color="000000"/>
@@ -2322,7 +2451,7 @@
         </w:tc>
         <w:tc>
           <w:tcPr>
-            <w:tcW w:w="1449" w:type="dxa"/>
+            <w:tcW w:w="810" w:type="dxa"/>
             <w:tcBorders>
               <w:top w:val="double" w:sz="4" w:space="0" w:color="000000"/>
               <w:left w:val="single" w:sz="4" w:space="0" w:color="000000"/>
@@ -2359,7 +2488,7 @@
         </w:tc>
         <w:tc>
           <w:tcPr>
-            <w:tcW w:w="3690" w:type="dxa"/>
+            <w:tcW w:w="1980" w:type="dxa"/>
             <w:tcBorders>
               <w:top w:val="double" w:sz="4" w:space="0" w:color="000000"/>
               <w:left w:val="single" w:sz="4" w:space="0" w:color="000000"/>
@@ -2414,7 +2543,7 @@
         </w:tc>
         <w:tc>
           <w:tcPr>
-            <w:tcW w:w="2340" w:type="dxa"/>
+            <w:tcW w:w="5580" w:type="dxa"/>
             <w:tcBorders>
               <w:top w:val="double" w:sz="4" w:space="0" w:color="000000"/>
               <w:left w:val="single" w:sz="4" w:space="0" w:color="000000"/>
@@ -2511,7 +2640,41 @@
                 <w:color w:val="00B050"/>
                 <w:sz w:val="24"/>
               </w:rPr>
-              <w:t>Chapter11, 14.3TheoryTests, 14.4TheoryIntervals</w:t>
+              <w:t>Theory_Based_Inference</w:t>
+            </w:r>
+          </w:p>
+          <w:p>
+            <w:pPr>
+              <w:rPr>
+                <w:rFonts w:ascii="Times New Roman" w:eastAsia="Times New Roman" w:hAnsi="Times New Roman" w:cs="Times New Roman"/>
+                <w:color w:val="00B050"/>
+                <w:sz w:val="24"/>
+              </w:rPr>
+            </w:pPr>
+            <w:r>
+              <w:rPr>
+                <w:rFonts w:ascii="Times New Roman" w:eastAsia="Times New Roman" w:hAnsi="Times New Roman" w:cs="Times New Roman"/>
+                <w:color w:val="00B050"/>
+                <w:sz w:val="24"/>
+              </w:rPr>
+              <w:t>Theoretical_Tests_One_Categorical_Variable</w:t>
+            </w:r>
+          </w:p>
+          <w:p>
+            <w:pPr>
+              <w:rPr>
+                <w:rFonts w:ascii="Times New Roman" w:eastAsia="Times New Roman" w:hAnsi="Times New Roman" w:cs="Times New Roman"/>
+                <w:color w:val="00B050"/>
+                <w:sz w:val="24"/>
+              </w:rPr>
+            </w:pPr>
+            <w:r>
+              <w:rPr>
+                <w:rFonts w:ascii="Times New Roman" w:eastAsia="Times New Roman" w:hAnsi="Times New Roman" w:cs="Times New Roman"/>
+                <w:color w:val="00B050"/>
+                <w:sz w:val="24"/>
+              </w:rPr>
+              <w:t>Theoretical_Intervals_One_Categorical_Variable</w:t>
             </w:r>
           </w:p>
           <w:p>
@@ -2538,13 +2701,13 @@
                 <w:sz w:val="24"/>
                 <w:szCs w:val="24"/>
               </w:rPr>
-              <w:t>69 - 75</w:t>
-            </w:r>
-          </w:p>
-        </w:tc>
-        <w:tc>
-          <w:tcPr>
-            <w:tcW w:w="2344" w:type="dxa"/>
+              <w:t>75 - 83</w:t>
+            </w:r>
+          </w:p>
+        </w:tc>
+        <w:tc>
+          <w:tcPr>
+            <w:tcW w:w="1615" w:type="dxa"/>
             <w:tcBorders>
               <w:top w:val="double" w:sz="4" w:space="0" w:color="000000"/>
               <w:left w:val="single" w:sz="4" w:space="0" w:color="000000"/>
@@ -2633,6 +2796,7 @@
                 <w:sz w:val="24"/>
                 <w:szCs w:val="24"/>
               </w:rPr>
+              <w:lastRenderedPageBreak/>
               <w:t xml:space="preserve">Assignment </w:t>
             </w:r>
             <w:r>
@@ -2653,7 +2817,7 @@
         </w:trPr>
         <w:tc>
           <w:tcPr>
-            <w:tcW w:w="796" w:type="dxa"/>
+            <w:tcW w:w="805" w:type="dxa"/>
             <w:tcBorders>
               <w:top w:val="single" w:sz="4" w:space="0" w:color="000000"/>
               <w:left w:val="single" w:sz="4" w:space="0" w:color="000000"/>
@@ -2674,7 +2838,7 @@
         </w:tc>
         <w:tc>
           <w:tcPr>
-            <w:tcW w:w="1449" w:type="dxa"/>
+            <w:tcW w:w="810" w:type="dxa"/>
             <w:tcBorders>
               <w:top w:val="single" w:sz="4" w:space="0" w:color="000000"/>
               <w:left w:val="single" w:sz="4" w:space="0" w:color="000000"/>
@@ -2711,7 +2875,7 @@
         </w:tc>
         <w:tc>
           <w:tcPr>
-            <w:tcW w:w="3690" w:type="dxa"/>
+            <w:tcW w:w="1980" w:type="dxa"/>
             <w:tcBorders>
               <w:top w:val="single" w:sz="4" w:space="0" w:color="000000"/>
               <w:left w:val="single" w:sz="4" w:space="0" w:color="000000"/>
@@ -2721,7 +2885,7 @@
           </w:tcPr>
           <w:p>
             <w:pPr>
-              <w:ind w:left="5" w:right="658"/>
+              <w:ind w:left="5"/>
               <w:rPr>
                 <w:rFonts w:ascii="Times New Roman" w:hAnsi="Times New Roman" w:cs="Times New Roman"/>
                 <w:color w:val="auto"/>
@@ -2770,7 +2934,7 @@
         </w:tc>
         <w:tc>
           <w:tcPr>
-            <w:tcW w:w="2340" w:type="dxa"/>
+            <w:tcW w:w="5580" w:type="dxa"/>
             <w:tcBorders>
               <w:top w:val="single" w:sz="4" w:space="0" w:color="000000"/>
               <w:left w:val="single" w:sz="4" w:space="0" w:color="000000"/>
@@ -2798,7 +2962,7 @@
         </w:tc>
         <w:tc>
           <w:tcPr>
-            <w:tcW w:w="2344" w:type="dxa"/>
+            <w:tcW w:w="1615" w:type="dxa"/>
             <w:tcBorders>
               <w:top w:val="single" w:sz="4" w:space="0" w:color="000000"/>
               <w:left w:val="single" w:sz="4" w:space="0" w:color="000000"/>
@@ -2826,7 +2990,7 @@
         </w:trPr>
         <w:tc>
           <w:tcPr>
-            <w:tcW w:w="796" w:type="dxa"/>
+            <w:tcW w:w="805" w:type="dxa"/>
             <w:tcBorders>
               <w:top w:val="single" w:sz="4" w:space="0" w:color="000000"/>
               <w:left w:val="single" w:sz="4" w:space="0" w:color="000000"/>
@@ -2856,7 +3020,7 @@
         </w:tc>
         <w:tc>
           <w:tcPr>
-            <w:tcW w:w="1449" w:type="dxa"/>
+            <w:tcW w:w="810" w:type="dxa"/>
             <w:tcBorders>
               <w:top w:val="single" w:sz="4" w:space="0" w:color="000000"/>
               <w:left w:val="single" w:sz="4" w:space="0" w:color="000000"/>
@@ -2893,7 +3057,7 @@
         </w:tc>
         <w:tc>
           <w:tcPr>
-            <w:tcW w:w="3690" w:type="dxa"/>
+            <w:tcW w:w="1980" w:type="dxa"/>
             <w:tcBorders>
               <w:top w:val="single" w:sz="4" w:space="0" w:color="000000"/>
               <w:left w:val="single" w:sz="4" w:space="0" w:color="000000"/>
@@ -2903,7 +3067,7 @@
           </w:tcPr>
           <w:p>
             <w:pPr>
-              <w:ind w:left="5" w:right="642"/>
+              <w:ind w:left="5"/>
               <w:rPr>
                 <w:rFonts w:ascii="Times New Roman" w:hAnsi="Times New Roman" w:cs="Times New Roman"/>
                 <w:sz w:val="24"/>
@@ -2922,7 +3086,7 @@
         </w:tc>
         <w:tc>
           <w:tcPr>
-            <w:tcW w:w="2340" w:type="dxa"/>
+            <w:tcW w:w="5580" w:type="dxa"/>
             <w:tcBorders>
               <w:top w:val="single" w:sz="4" w:space="0" w:color="000000"/>
               <w:left w:val="single" w:sz="4" w:space="0" w:color="000000"/>
@@ -2942,7 +3106,7 @@
         </w:tc>
         <w:tc>
           <w:tcPr>
-            <w:tcW w:w="2344" w:type="dxa"/>
+            <w:tcW w:w="1615" w:type="dxa"/>
             <w:tcBorders>
               <w:top w:val="single" w:sz="4" w:space="0" w:color="000000"/>
               <w:left w:val="single" w:sz="4" w:space="0" w:color="000000"/>
@@ -2967,7 +3131,7 @@
         </w:trPr>
         <w:tc>
           <w:tcPr>
-            <w:tcW w:w="796" w:type="dxa"/>
+            <w:tcW w:w="805" w:type="dxa"/>
             <w:tcBorders>
               <w:top w:val="double" w:sz="4" w:space="0" w:color="000000"/>
               <w:left w:val="single" w:sz="4" w:space="0" w:color="000000"/>
@@ -2997,7 +3161,7 @@
         </w:tc>
         <w:tc>
           <w:tcPr>
-            <w:tcW w:w="1449" w:type="dxa"/>
+            <w:tcW w:w="810" w:type="dxa"/>
             <w:tcBorders>
               <w:top w:val="double" w:sz="4" w:space="0" w:color="000000"/>
               <w:left w:val="single" w:sz="4" w:space="0" w:color="000000"/>
@@ -3026,7 +3190,7 @@
         </w:tc>
         <w:tc>
           <w:tcPr>
-            <w:tcW w:w="3690" w:type="dxa"/>
+            <w:tcW w:w="1980" w:type="dxa"/>
             <w:tcBorders>
               <w:top w:val="double" w:sz="4" w:space="0" w:color="000000"/>
               <w:left w:val="single" w:sz="4" w:space="0" w:color="000000"/>
@@ -3036,26 +3200,50 @@
           </w:tcPr>
           <w:p>
             <w:pPr>
-              <w:ind w:left="5" w:right="642"/>
-              <w:rPr>
-                <w:rFonts w:ascii="Times New Roman" w:hAnsi="Times New Roman" w:cs="Times New Roman"/>
-                <w:sz w:val="24"/>
-                <w:szCs w:val="24"/>
-              </w:rPr>
-            </w:pPr>
-            <w:r>
-              <w:rPr>
-                <w:rFonts w:ascii="Times New Roman" w:hAnsi="Times New Roman" w:cs="Times New Roman"/>
-                <w:sz w:val="24"/>
-                <w:szCs w:val="24"/>
-              </w:rPr>
-              <w:t>Module 3 and 4 Lab</w:t>
-            </w:r>
-          </w:p>
-        </w:tc>
-        <w:tc>
-          <w:tcPr>
-            <w:tcW w:w="2340" w:type="dxa"/>
+              <w:ind w:left="5"/>
+              <w:rPr>
+                <w:rFonts w:ascii="Times New Roman" w:hAnsi="Times New Roman" w:cs="Times New Roman"/>
+                <w:sz w:val="24"/>
+                <w:szCs w:val="24"/>
+              </w:rPr>
+            </w:pPr>
+            <w:r>
+              <w:rPr>
+                <w:rFonts w:ascii="Times New Roman" w:hAnsi="Times New Roman" w:cs="Times New Roman"/>
+                <w:sz w:val="24"/>
+                <w:szCs w:val="24"/>
+              </w:rPr>
+              <w:t>Module 3</w:t>
+            </w:r>
+            <w:r>
+              <w:rPr>
+                <w:rFonts w:ascii="Times New Roman" w:hAnsi="Times New Roman" w:cs="Times New Roman"/>
+                <w:sz w:val="24"/>
+                <w:szCs w:val="24"/>
+              </w:rPr>
+              <w:t xml:space="preserve"> a</w:t>
+            </w:r>
+            <w:r>
+              <w:rPr>
+                <w:rFonts w:ascii="Times New Roman" w:hAnsi="Times New Roman" w:cs="Times New Roman"/>
+                <w:sz w:val="24"/>
+                <w:szCs w:val="24"/>
+              </w:rPr>
+              <w:t>nd 4 Lab</w:t>
+            </w:r>
+            <w:r>
+              <w:rPr>
+                <w:rFonts w:ascii="Times New Roman" w:hAnsi="Times New Roman" w:cs="Times New Roman"/>
+                <w:sz w:val="24"/>
+                <w:szCs w:val="24"/>
+              </w:rPr>
+              <w:t>: Mixed Breed Dogs in the U.S.</w:t>
+            </w:r>
+          </w:p>
+        </w:tc>
+        <w:tc>
+          <w:tcPr>
+            <w:tcW w:w="5580" w:type="dxa"/>
             <w:tcBorders>
               <w:top w:val="double" w:sz="4" w:space="0" w:color="000000"/>
               <w:left w:val="single" w:sz="4" w:space="0" w:color="000000"/>
@@ -3076,7 +3264,7 @@
         </w:tc>
         <w:tc>
           <w:tcPr>
-            <w:tcW w:w="2344" w:type="dxa"/>
+            <w:tcW w:w="1615" w:type="dxa"/>
             <w:tcBorders>
               <w:top w:val="double" w:sz="4" w:space="0" w:color="000000"/>
               <w:left w:val="single" w:sz="4" w:space="0" w:color="000000"/>
@@ -3129,7 +3317,7 @@
         </w:trPr>
         <w:tc>
           <w:tcPr>
-            <w:tcW w:w="796" w:type="dxa"/>
+            <w:tcW w:w="805" w:type="dxa"/>
             <w:tcBorders>
               <w:top w:val="single" w:sz="4" w:space="0" w:color="000000"/>
               <w:left w:val="single" w:sz="4" w:space="0" w:color="000000"/>
@@ -3153,14 +3341,13 @@
                 <w:sz w:val="24"/>
                 <w:szCs w:val="24"/>
               </w:rPr>
-              <w:lastRenderedPageBreak/>
               <w:t xml:space="preserve"> </w:t>
             </w:r>
           </w:p>
         </w:tc>
         <w:tc>
           <w:tcPr>
-            <w:tcW w:w="1449" w:type="dxa"/>
+            <w:tcW w:w="810" w:type="dxa"/>
             <w:tcBorders>
               <w:top w:val="single" w:sz="4" w:space="0" w:color="000000"/>
               <w:left w:val="single" w:sz="4" w:space="0" w:color="000000"/>
@@ -3189,7 +3376,7 @@
         </w:tc>
         <w:tc>
           <w:tcPr>
-            <w:tcW w:w="3690" w:type="dxa"/>
+            <w:tcW w:w="1980" w:type="dxa"/>
             <w:tcBorders>
               <w:top w:val="single" w:sz="4" w:space="0" w:color="000000"/>
               <w:left w:val="single" w:sz="4" w:space="0" w:color="000000"/>
@@ -3220,7 +3407,7 @@
         </w:tc>
         <w:tc>
           <w:tcPr>
-            <w:tcW w:w="2340" w:type="dxa"/>
+            <w:tcW w:w="5580" w:type="dxa"/>
             <w:tcBorders>
               <w:top w:val="single" w:sz="4" w:space="0" w:color="000000"/>
               <w:left w:val="single" w:sz="4" w:space="0" w:color="000000"/>
@@ -3240,7 +3427,7 @@
         </w:tc>
         <w:tc>
           <w:tcPr>
-            <w:tcW w:w="2344" w:type="dxa"/>
+            <w:tcW w:w="1615" w:type="dxa"/>
             <w:tcBorders>
               <w:top w:val="single" w:sz="4" w:space="0" w:color="000000"/>
               <w:left w:val="single" w:sz="4" w:space="0" w:color="000000"/>
@@ -3273,7 +3460,7 @@
         </w:trPr>
         <w:tc>
           <w:tcPr>
-            <w:tcW w:w="796" w:type="dxa"/>
+            <w:tcW w:w="805" w:type="dxa"/>
             <w:tcBorders>
               <w:top w:val="single" w:sz="4" w:space="0" w:color="000000"/>
               <w:left w:val="single" w:sz="4" w:space="0" w:color="000000"/>
@@ -3303,7 +3490,7 @@
         </w:tc>
         <w:tc>
           <w:tcPr>
-            <w:tcW w:w="1449" w:type="dxa"/>
+            <w:tcW w:w="810" w:type="dxa"/>
             <w:tcBorders>
               <w:top w:val="single" w:sz="4" w:space="0" w:color="000000"/>
               <w:left w:val="single" w:sz="4" w:space="0" w:color="000000"/>
@@ -3332,7 +3519,7 @@
         </w:tc>
         <w:tc>
           <w:tcPr>
-            <w:tcW w:w="3690" w:type="dxa"/>
+            <w:tcW w:w="1980" w:type="dxa"/>
             <w:tcBorders>
               <w:top w:val="single" w:sz="4" w:space="0" w:color="000000"/>
               <w:left w:val="single" w:sz="4" w:space="0" w:color="000000"/>
@@ -3342,7 +3529,7 @@
           </w:tcPr>
           <w:p>
             <w:pPr>
-              <w:ind w:left="5" w:right="658"/>
+              <w:ind w:left="5"/>
               <w:rPr>
                 <w:rFonts w:ascii="Times New Roman" w:hAnsi="Times New Roman" w:cs="Times New Roman"/>
                 <w:b/>
@@ -3367,7 +3554,7 @@
         </w:tc>
         <w:tc>
           <w:tcPr>
-            <w:tcW w:w="2340" w:type="dxa"/>
+            <w:tcW w:w="5580" w:type="dxa"/>
             <w:tcBorders>
               <w:top w:val="single" w:sz="4" w:space="0" w:color="000000"/>
               <w:left w:val="single" w:sz="4" w:space="0" w:color="000000"/>
@@ -3388,7 +3575,7 @@
         </w:tc>
         <w:tc>
           <w:tcPr>
-            <w:tcW w:w="2344" w:type="dxa"/>
+            <w:tcW w:w="1615" w:type="dxa"/>
             <w:tcBorders>
               <w:top w:val="single" w:sz="4" w:space="0" w:color="000000"/>
               <w:left w:val="single" w:sz="4" w:space="0" w:color="000000"/>
@@ -3416,7 +3603,7 @@
         </w:trPr>
         <w:tc>
           <w:tcPr>
-            <w:tcW w:w="796" w:type="dxa"/>
+            <w:tcW w:w="805" w:type="dxa"/>
             <w:tcBorders>
               <w:top w:val="double" w:sz="4" w:space="0" w:color="000000"/>
               <w:left w:val="single" w:sz="4" w:space="0" w:color="000000"/>
@@ -3446,7 +3633,7 @@
         </w:tc>
         <w:tc>
           <w:tcPr>
-            <w:tcW w:w="1449" w:type="dxa"/>
+            <w:tcW w:w="810" w:type="dxa"/>
             <w:tcBorders>
               <w:top w:val="double" w:sz="4" w:space="0" w:color="000000"/>
               <w:left w:val="single" w:sz="4" w:space="0" w:color="000000"/>
@@ -3475,7 +3662,7 @@
         </w:tc>
         <w:tc>
           <w:tcPr>
-            <w:tcW w:w="3690" w:type="dxa"/>
+            <w:tcW w:w="1980" w:type="dxa"/>
             <w:tcBorders>
               <w:top w:val="double" w:sz="4" w:space="0" w:color="000000"/>
               <w:left w:val="single" w:sz="4" w:space="0" w:color="000000"/>
@@ -3500,23 +3687,13 @@
                 <w:szCs w:val="24"/>
                 <w:highlight w:val="yellow"/>
               </w:rPr>
-              <w:t xml:space="preserve">Individual Midterm Exam </w:t>
-            </w:r>
-            <w:r>
-              <w:rPr>
-                <w:rFonts w:ascii="Times New Roman" w:hAnsi="Times New Roman" w:cs="Times New Roman"/>
-                <w:b/>
-                <w:bCs/>
-                <w:sz w:val="24"/>
-                <w:szCs w:val="24"/>
-              </w:rPr>
-              <w:t>1</w:t>
-            </w:r>
-          </w:p>
-        </w:tc>
-        <w:tc>
-          <w:tcPr>
-            <w:tcW w:w="2340" w:type="dxa"/>
+              <w:t>Individual Midterm Exam 1</w:t>
+            </w:r>
+          </w:p>
+        </w:tc>
+        <w:tc>
+          <w:tcPr>
+            <w:tcW w:w="5580" w:type="dxa"/>
             <w:tcBorders>
               <w:top w:val="double" w:sz="4" w:space="0" w:color="000000"/>
               <w:left w:val="single" w:sz="4" w:space="0" w:color="000000"/>
@@ -3536,7 +3713,7 @@
         </w:tc>
         <w:tc>
           <w:tcPr>
-            <w:tcW w:w="2344" w:type="dxa"/>
+            <w:tcW w:w="1615" w:type="dxa"/>
             <w:tcBorders>
               <w:top w:val="double" w:sz="4" w:space="0" w:color="000000"/>
               <w:left w:val="single" w:sz="4" w:space="0" w:color="000000"/>
@@ -3562,7 +3739,7 @@
         </w:trPr>
         <w:tc>
           <w:tcPr>
-            <w:tcW w:w="796" w:type="dxa"/>
+            <w:tcW w:w="805" w:type="dxa"/>
             <w:tcBorders>
               <w:top w:val="single" w:sz="4" w:space="0" w:color="auto"/>
               <w:left w:val="single" w:sz="4" w:space="0" w:color="000000"/>
@@ -3592,7 +3769,7 @@
         </w:tc>
         <w:tc>
           <w:tcPr>
-            <w:tcW w:w="1449" w:type="dxa"/>
+            <w:tcW w:w="810" w:type="dxa"/>
             <w:tcBorders>
               <w:top w:val="single" w:sz="4" w:space="0" w:color="auto"/>
               <w:left w:val="single" w:sz="4" w:space="0" w:color="000000"/>
@@ -3621,7 +3798,7 @@
         </w:tc>
         <w:tc>
           <w:tcPr>
-            <w:tcW w:w="3690" w:type="dxa"/>
+            <w:tcW w:w="1980" w:type="dxa"/>
             <w:tcBorders>
               <w:top w:val="single" w:sz="4" w:space="0" w:color="auto"/>
               <w:left w:val="single" w:sz="4" w:space="0" w:color="000000"/>
@@ -3649,13 +3826,31 @@
                 <w:sz w:val="24"/>
                 <w:szCs w:val="24"/>
               </w:rPr>
-              <w:t>Activity 9: Summarizing Quantitative Variables</w:t>
-            </w:r>
-          </w:p>
-        </w:tc>
-        <w:tc>
-          <w:tcPr>
-            <w:tcW w:w="2340" w:type="dxa"/>
+              <w:t xml:space="preserve">Activity </w:t>
+            </w:r>
+            <w:r>
+              <w:rPr>
+                <w:rFonts w:ascii="Times New Roman" w:hAnsi="Times New Roman" w:cs="Times New Roman"/>
+                <w:color w:val="auto"/>
+                <w:sz w:val="24"/>
+                <w:szCs w:val="24"/>
+              </w:rPr>
+              <w:t>10</w:t>
+            </w:r>
+            <w:r>
+              <w:rPr>
+                <w:rFonts w:ascii="Times New Roman" w:hAnsi="Times New Roman" w:cs="Times New Roman"/>
+                <w:color w:val="auto"/>
+                <w:sz w:val="24"/>
+                <w:szCs w:val="24"/>
+              </w:rPr>
+              <w:t>: Summarizing Quantitative Variables</w:t>
+            </w:r>
+          </w:p>
+        </w:tc>
+        <w:tc>
+          <w:tcPr>
+            <w:tcW w:w="5580" w:type="dxa"/>
             <w:tcBorders>
               <w:top w:val="single" w:sz="4" w:space="0" w:color="auto"/>
               <w:left w:val="single" w:sz="4" w:space="0" w:color="000000"/>
@@ -3677,161 +3872,30 @@
                 <w:color w:val="FF0000"/>
                 <w:sz w:val="24"/>
               </w:rPr>
-              <w:t>§</w:t>
+              <w:t>Ch5</w:t>
             </w:r>
             <w:r>
               <w:rPr>
                 <w:rFonts w:ascii="Times New Roman" w:hAnsi="Times New Roman" w:cs="Times New Roman"/>
                 <w:color w:val="FF0000"/>
                 <w:sz w:val="24"/>
-              </w:rPr>
-              <w:t>5</w:t>
-            </w:r>
-            <w:r>
-              <w:rPr>
-                <w:rFonts w:ascii="Times New Roman" w:hAnsi="Times New Roman" w:cs="Times New Roman"/>
+                <w:szCs w:val="24"/>
+              </w:rPr>
+              <w:t>;</w:t>
+            </w:r>
+            <w:r>
+              <w:rPr>
+                <w:rFonts w:ascii="Times New Roman" w:eastAsia="Times New Roman" w:hAnsi="Times New Roman" w:cs="Times New Roman"/>
                 <w:color w:val="FF0000"/>
                 <w:sz w:val="24"/>
               </w:rPr>
-              <w:t>.2</w:t>
-            </w:r>
-            <w:r>
-              <w:rPr>
-                <w:rFonts w:ascii="Times New Roman" w:hAnsi="Times New Roman" w:cs="Times New Roman"/>
+              <w:t xml:space="preserve"> Ch 17</w:t>
+            </w:r>
+            <w:r>
+              <w:rPr>
+                <w:rFonts w:ascii="Times New Roman" w:eastAsia="Times New Roman" w:hAnsi="Times New Roman" w:cs="Times New Roman"/>
                 <w:color w:val="FF0000"/>
                 <w:sz w:val="24"/>
-                <w:szCs w:val="24"/>
-              </w:rPr>
-              <w:t xml:space="preserve">; </w:t>
-            </w:r>
-            <w:r>
-              <w:rPr>
-                <w:rFonts w:ascii="Times New Roman" w:eastAsia="Times New Roman" w:hAnsi="Times New Roman" w:cs="Times New Roman"/>
-                <w:color w:val="FF0000"/>
-                <w:sz w:val="24"/>
-              </w:rPr>
-              <w:t>§</w:t>
-            </w:r>
-            <w:r>
-              <w:rPr>
-                <w:rFonts w:ascii="Times New Roman" w:eastAsia="Times New Roman" w:hAnsi="Times New Roman" w:cs="Times New Roman"/>
-                <w:color w:val="FF0000"/>
-                <w:sz w:val="24"/>
-              </w:rPr>
-              <w:t>5</w:t>
-            </w:r>
-            <w:r>
-              <w:rPr>
-                <w:rFonts w:ascii="Times New Roman" w:eastAsia="Times New Roman" w:hAnsi="Times New Roman" w:cs="Times New Roman"/>
-                <w:color w:val="FF0000"/>
-                <w:sz w:val="24"/>
-              </w:rPr>
-              <w:t>.3</w:t>
-            </w:r>
-            <w:r>
-              <w:rPr>
-                <w:rFonts w:ascii="Times New Roman" w:hAnsi="Times New Roman" w:cs="Times New Roman"/>
-                <w:color w:val="FF0000"/>
-                <w:sz w:val="24"/>
-                <w:szCs w:val="24"/>
-              </w:rPr>
-              <w:t xml:space="preserve">; </w:t>
-            </w:r>
-            <w:r>
-              <w:rPr>
-                <w:rFonts w:ascii="Times New Roman" w:eastAsia="Times New Roman" w:hAnsi="Times New Roman" w:cs="Times New Roman"/>
-                <w:color w:val="FF0000"/>
-                <w:sz w:val="24"/>
-              </w:rPr>
-              <w:t>§</w:t>
-            </w:r>
-            <w:r>
-              <w:rPr>
-                <w:rFonts w:ascii="Times New Roman" w:eastAsia="Times New Roman" w:hAnsi="Times New Roman" w:cs="Times New Roman"/>
-                <w:color w:val="FF0000"/>
-                <w:sz w:val="24"/>
-              </w:rPr>
-              <w:t>5</w:t>
-            </w:r>
-            <w:r>
-              <w:rPr>
-                <w:rFonts w:ascii="Times New Roman" w:eastAsia="Times New Roman" w:hAnsi="Times New Roman" w:cs="Times New Roman"/>
-                <w:color w:val="FF0000"/>
-                <w:sz w:val="24"/>
-              </w:rPr>
-              <w:t>.4</w:t>
-            </w:r>
-            <w:r>
-              <w:rPr>
-                <w:rFonts w:ascii="Times New Roman" w:eastAsia="Times New Roman" w:hAnsi="Times New Roman" w:cs="Times New Roman"/>
-                <w:color w:val="FF0000"/>
-                <w:sz w:val="24"/>
-              </w:rPr>
-              <w:t xml:space="preserve">; </w:t>
-            </w:r>
-            <w:r>
-              <w:rPr>
-                <w:rFonts w:ascii="Times New Roman" w:eastAsia="Times New Roman" w:hAnsi="Times New Roman" w:cs="Times New Roman"/>
-                <w:color w:val="FF0000"/>
-                <w:sz w:val="24"/>
-              </w:rPr>
-              <w:t>§</w:t>
-            </w:r>
-            <w:r>
-              <w:rPr>
-                <w:rFonts w:ascii="Times New Roman" w:hAnsi="Times New Roman" w:cs="Times New Roman"/>
-                <w:color w:val="FF0000"/>
-                <w:sz w:val="24"/>
-              </w:rPr>
-              <w:t>5.5</w:t>
-            </w:r>
-            <w:r>
-              <w:rPr>
-                <w:rFonts w:ascii="Times New Roman" w:hAnsi="Times New Roman" w:cs="Times New Roman"/>
-                <w:color w:val="FF0000"/>
-                <w:sz w:val="24"/>
-                <w:szCs w:val="24"/>
-              </w:rPr>
-              <w:t xml:space="preserve">; </w:t>
-            </w:r>
-            <w:r>
-              <w:rPr>
-                <w:rFonts w:ascii="Times New Roman" w:eastAsia="Times New Roman" w:hAnsi="Times New Roman" w:cs="Times New Roman"/>
-                <w:color w:val="FF0000"/>
-                <w:sz w:val="24"/>
-              </w:rPr>
-              <w:t>§</w:t>
-            </w:r>
-            <w:r>
-              <w:rPr>
-                <w:rFonts w:ascii="Times New Roman" w:eastAsia="Times New Roman" w:hAnsi="Times New Roman" w:cs="Times New Roman"/>
-                <w:color w:val="FF0000"/>
-                <w:sz w:val="24"/>
-              </w:rPr>
-              <w:t>5.7</w:t>
-            </w:r>
-            <w:r>
-              <w:rPr>
-                <w:rFonts w:ascii="Times New Roman" w:hAnsi="Times New Roman" w:cs="Times New Roman"/>
-                <w:color w:val="FF0000"/>
-                <w:sz w:val="24"/>
-                <w:szCs w:val="24"/>
-              </w:rPr>
-              <w:t>;</w:t>
-            </w:r>
-            <w:r>
-              <w:rPr>
-                <w:rFonts w:ascii="Times New Roman" w:eastAsia="Times New Roman" w:hAnsi="Times New Roman" w:cs="Times New Roman"/>
-                <w:color w:val="FF0000"/>
-                <w:sz w:val="24"/>
-              </w:rPr>
-              <w:t xml:space="preserve"> Ch 17</w:t>
-            </w:r>
-            <w:r>
-              <w:rPr>
-                <w:rFonts w:ascii="Times New Roman" w:eastAsia="Times New Roman" w:hAnsi="Times New Roman" w:cs="Times New Roman"/>
-                <w:color w:val="FF0000"/>
-                <w:sz w:val="24"/>
               </w:rPr>
               <w:t xml:space="preserve"> </w:t>
             </w:r>
@@ -3850,7 +3914,41 @@
                 <w:color w:val="00B050"/>
                 <w:sz w:val="24"/>
               </w:rPr>
-              <w:t>5.2to5.4, 5.5, 5.7, 17.1, 17.2</w:t>
+              <w:t>One_Quantitative_Variable_Statistics</w:t>
+            </w:r>
+          </w:p>
+          <w:p>
+            <w:pPr>
+              <w:rPr>
+                <w:rFonts w:ascii="Times New Roman" w:hAnsi="Times New Roman" w:cs="Times New Roman"/>
+                <w:color w:val="00B050"/>
+                <w:sz w:val="24"/>
+              </w:rPr>
+            </w:pPr>
+            <w:r>
+              <w:rPr>
+                <w:rFonts w:ascii="Times New Roman" w:hAnsi="Times New Roman" w:cs="Times New Roman"/>
+                <w:color w:val="00B050"/>
+                <w:sz w:val="24"/>
+              </w:rPr>
+              <w:t>One_Quantitative_Variable_Plots</w:t>
+            </w:r>
+          </w:p>
+          <w:p>
+            <w:pPr>
+              <w:rPr>
+                <w:rFonts w:ascii="Times New Roman" w:hAnsi="Times New Roman" w:cs="Times New Roman"/>
+                <w:color w:val="00B050"/>
+                <w:sz w:val="24"/>
+              </w:rPr>
+            </w:pPr>
+            <w:r>
+              <w:rPr>
+                <w:rFonts w:ascii="Times New Roman" w:hAnsi="Times New Roman" w:cs="Times New Roman"/>
+                <w:color w:val="00B050"/>
+                <w:sz w:val="24"/>
+              </w:rPr>
+              <w:t>Simulation_Tests_One_Quantitative_Variable</w:t>
             </w:r>
           </w:p>
           <w:p>
@@ -3858,6 +3956,24 @@
               <w:ind w:right="58"/>
               <w:rPr>
                 <w:rFonts w:ascii="Times New Roman" w:hAnsi="Times New Roman" w:cs="Times New Roman"/>
+                <w:color w:val="00B050"/>
+                <w:sz w:val="24"/>
+              </w:rPr>
+            </w:pPr>
+            <w:r>
+              <w:rPr>
+                <w:rFonts w:ascii="Times New Roman" w:hAnsi="Times New Roman" w:cs="Times New Roman"/>
+                <w:color w:val="00B050"/>
+                <w:sz w:val="24"/>
+              </w:rPr>
+              <w:t>Bootstrap_Intervals_One_Quantitative_Variable</w:t>
+            </w:r>
+          </w:p>
+          <w:p>
+            <w:pPr>
+              <w:ind w:right="58"/>
+              <w:rPr>
+                <w:rFonts w:ascii="Times New Roman" w:hAnsi="Times New Roman" w:cs="Times New Roman"/>
                 <w:sz w:val="24"/>
                 <w:szCs w:val="24"/>
               </w:rPr>
@@ -3869,13 +3985,40 @@
                 <w:sz w:val="24"/>
                 <w:szCs w:val="24"/>
               </w:rPr>
-              <w:t>P. 116 - 127</w:t>
-            </w:r>
-          </w:p>
-        </w:tc>
-        <w:tc>
-          <w:tcPr>
-            <w:tcW w:w="2344" w:type="dxa"/>
+              <w:t>P. 1</w:t>
+            </w:r>
+            <w:r>
+              <w:rPr>
+                <w:rFonts w:ascii="Times New Roman" w:hAnsi="Times New Roman" w:cs="Times New Roman"/>
+                <w:color w:val="4472C4" w:themeColor="accent5"/>
+                <w:sz w:val="24"/>
+                <w:szCs w:val="24"/>
+              </w:rPr>
+              <w:t>29</w:t>
+            </w:r>
+            <w:r>
+              <w:rPr>
+                <w:rFonts w:ascii="Times New Roman" w:hAnsi="Times New Roman" w:cs="Times New Roman"/>
+                <w:color w:val="4472C4" w:themeColor="accent5"/>
+                <w:sz w:val="24"/>
+                <w:szCs w:val="24"/>
+              </w:rPr>
+              <w:t xml:space="preserve"> - 1</w:t>
+            </w:r>
+            <w:r>
+              <w:rPr>
+                <w:rFonts w:ascii="Times New Roman" w:hAnsi="Times New Roman" w:cs="Times New Roman"/>
+                <w:color w:val="4472C4" w:themeColor="accent5"/>
+                <w:sz w:val="24"/>
+                <w:szCs w:val="24"/>
+              </w:rPr>
+              <w:t>40</w:t>
+            </w:r>
+          </w:p>
+        </w:tc>
+        <w:tc>
+          <w:tcPr>
+            <w:tcW w:w="1615" w:type="dxa"/>
             <w:tcBorders>
               <w:top w:val="single" w:sz="4" w:space="0" w:color="auto"/>
               <w:left w:val="single" w:sz="4" w:space="0" w:color="000000"/>
@@ -3911,7 +4054,7 @@
         </w:trPr>
         <w:tc>
           <w:tcPr>
-            <w:tcW w:w="796" w:type="dxa"/>
+            <w:tcW w:w="805" w:type="dxa"/>
             <w:tcBorders>
               <w:top w:val="single" w:sz="4" w:space="0" w:color="000000"/>
               <w:left w:val="single" w:sz="4" w:space="0" w:color="000000"/>
@@ -3932,7 +4075,7 @@
         </w:tc>
         <w:tc>
           <w:tcPr>
-            <w:tcW w:w="1449" w:type="dxa"/>
+            <w:tcW w:w="810" w:type="dxa"/>
             <w:tcBorders>
               <w:top w:val="single" w:sz="4" w:space="0" w:color="000000"/>
               <w:left w:val="single" w:sz="4" w:space="0" w:color="000000"/>
@@ -3961,7 +4104,7 @@
         </w:tc>
         <w:tc>
           <w:tcPr>
-            <w:tcW w:w="3690" w:type="dxa"/>
+            <w:tcW w:w="1980" w:type="dxa"/>
             <w:tcBorders>
               <w:top w:val="single" w:sz="4" w:space="0" w:color="000000"/>
               <w:left w:val="single" w:sz="4" w:space="0" w:color="000000"/>
@@ -3987,13 +4130,31 @@
                 <w:sz w:val="24"/>
                 <w:szCs w:val="24"/>
               </w:rPr>
-              <w:t>Activity 10: Inference of a Single Quantitative Variable – Simulation Methods</w:t>
-            </w:r>
-          </w:p>
-        </w:tc>
-        <w:tc>
-          <w:tcPr>
-            <w:tcW w:w="2340" w:type="dxa"/>
+              <w:t>Activity 1</w:t>
+            </w:r>
+            <w:r>
+              <w:rPr>
+                <w:rFonts w:ascii="Times New Roman" w:hAnsi="Times New Roman" w:cs="Times New Roman"/>
+                <w:iCs/>
+                <w:sz w:val="24"/>
+                <w:szCs w:val="24"/>
+              </w:rPr>
+              <w:t>1</w:t>
+            </w:r>
+            <w:r>
+              <w:rPr>
+                <w:rFonts w:ascii="Times New Roman" w:hAnsi="Times New Roman" w:cs="Times New Roman"/>
+                <w:iCs/>
+                <w:sz w:val="24"/>
+                <w:szCs w:val="24"/>
+              </w:rPr>
+              <w:t>: Inference of a Single Quantitative Variable – Simulation Methods</w:t>
+            </w:r>
+          </w:p>
+        </w:tc>
+        <w:tc>
+          <w:tcPr>
+            <w:tcW w:w="5580" w:type="dxa"/>
             <w:tcBorders>
               <w:top w:val="single" w:sz="4" w:space="0" w:color="000000"/>
               <w:left w:val="single" w:sz="4" w:space="0" w:color="000000"/>
@@ -4022,7 +4183,7 @@
         </w:tc>
         <w:tc>
           <w:tcPr>
-            <w:tcW w:w="2344" w:type="dxa"/>
+            <w:tcW w:w="1615" w:type="dxa"/>
             <w:tcBorders>
               <w:top w:val="single" w:sz="4" w:space="0" w:color="000000"/>
               <w:left w:val="single" w:sz="4" w:space="0" w:color="000000"/>
@@ -4052,7 +4213,7 @@
         </w:trPr>
         <w:tc>
           <w:tcPr>
-            <w:tcW w:w="796" w:type="dxa"/>
+            <w:tcW w:w="805" w:type="dxa"/>
             <w:tcBorders>
               <w:top w:val="double" w:sz="4" w:space="0" w:color="000000"/>
               <w:left w:val="single" w:sz="4" w:space="0" w:color="000000"/>
@@ -4082,7 +4243,7 @@
         </w:tc>
         <w:tc>
           <w:tcPr>
-            <w:tcW w:w="1449" w:type="dxa"/>
+            <w:tcW w:w="810" w:type="dxa"/>
             <w:tcBorders>
               <w:top w:val="double" w:sz="4" w:space="0" w:color="000000"/>
               <w:left w:val="single" w:sz="4" w:space="0" w:color="000000"/>
@@ -4111,7 +4272,7 @@
         </w:tc>
         <w:tc>
           <w:tcPr>
-            <w:tcW w:w="3690" w:type="dxa"/>
+            <w:tcW w:w="1980" w:type="dxa"/>
             <w:tcBorders>
               <w:top w:val="double" w:sz="4" w:space="0" w:color="000000"/>
               <w:left w:val="single" w:sz="4" w:space="0" w:color="000000"/>
@@ -4135,13 +4296,49 @@
                 <w:sz w:val="24"/>
                 <w:szCs w:val="24"/>
               </w:rPr>
-              <w:t>Activity 11: Inference of a Single Quantitative Variable – Theoretical Methods</w:t>
-            </w:r>
-          </w:p>
-        </w:tc>
-        <w:tc>
-          <w:tcPr>
-            <w:tcW w:w="2340" w:type="dxa"/>
+              <w:t>Activity 1</w:t>
+            </w:r>
+            <w:r>
+              <w:rPr>
+                <w:rFonts w:ascii="Times New Roman" w:hAnsi="Times New Roman" w:cs="Times New Roman"/>
+                <w:iCs/>
+                <w:sz w:val="24"/>
+                <w:szCs w:val="24"/>
+              </w:rPr>
+              <w:t>2</w:t>
+            </w:r>
+            <w:r>
+              <w:rPr>
+                <w:rFonts w:ascii="Times New Roman" w:hAnsi="Times New Roman" w:cs="Times New Roman"/>
+                <w:iCs/>
+                <w:sz w:val="24"/>
+                <w:szCs w:val="24"/>
+              </w:rPr>
+              <w:t>: Inference of a Single Quantitative Variable – Theor</w:t>
+            </w:r>
+            <w:r>
+              <w:rPr>
+                <w:rFonts w:ascii="Times New Roman" w:hAnsi="Times New Roman" w:cs="Times New Roman"/>
+                <w:iCs/>
+                <w:sz w:val="24"/>
+                <w:szCs w:val="24"/>
+              </w:rPr>
+              <w:t>y-based</w:t>
+            </w:r>
+            <w:r>
+              <w:rPr>
+                <w:rFonts w:ascii="Times New Roman" w:hAnsi="Times New Roman" w:cs="Times New Roman"/>
+                <w:iCs/>
+                <w:sz w:val="24"/>
+                <w:szCs w:val="24"/>
+              </w:rPr>
+              <w:t xml:space="preserve"> Methods</w:t>
+            </w:r>
+          </w:p>
+        </w:tc>
+        <w:tc>
+          <w:tcPr>
+            <w:tcW w:w="5580" w:type="dxa"/>
             <w:tcBorders>
               <w:top w:val="double" w:sz="4" w:space="0" w:color="000000"/>
               <w:left w:val="single" w:sz="4" w:space="0" w:color="000000"/>
@@ -4172,6 +4369,7 @@
                 <w:rFonts w:ascii="Times New Roman" w:hAnsi="Times New Roman" w:cs="Times New Roman"/>
                 <w:color w:val="00B050"/>
                 <w:sz w:val="24"/>
+                <w:szCs w:val="24"/>
               </w:rPr>
             </w:pPr>
             <w:r>
@@ -4179,8 +4377,9 @@
                 <w:rFonts w:ascii="Times New Roman" w:hAnsi="Times New Roman" w:cs="Times New Roman"/>
                 <w:color w:val="00B050"/>
                 <w:sz w:val="24"/>
-              </w:rPr>
-              <w:t>17.3TheoryTests,</w:t>
+                <w:szCs w:val="24"/>
+              </w:rPr>
+              <w:t>Theoretical_Tests_One_Quantitative_Variable</w:t>
             </w:r>
           </w:p>
           <w:p>
@@ -4189,6 +4388,7 @@
                 <w:rFonts w:ascii="Times New Roman" w:hAnsi="Times New Roman" w:cs="Times New Roman"/>
                 <w:color w:val="00B050"/>
                 <w:sz w:val="24"/>
+                <w:szCs w:val="24"/>
               </w:rPr>
             </w:pPr>
             <w:r>
@@ -4196,8 +4396,28 @@
                 <w:rFonts w:ascii="Times New Roman" w:hAnsi="Times New Roman" w:cs="Times New Roman"/>
                 <w:color w:val="00B050"/>
                 <w:sz w:val="24"/>
-              </w:rPr>
-              <w:t>17.3TheoryIntervals, Chapter12</w:t>
+                <w:szCs w:val="24"/>
+              </w:rPr>
+              <w:t>Theoretical_Intervals_One_Quantitative_Variable</w:t>
+            </w:r>
+          </w:p>
+          <w:p>
+            <w:pPr>
+              <w:rPr>
+                <w:rFonts w:ascii="Times New Roman" w:hAnsi="Times New Roman" w:cs="Times New Roman"/>
+                <w:color w:val="00B050"/>
+                <w:sz w:val="24"/>
+                <w:szCs w:val="24"/>
+              </w:rPr>
+            </w:pPr>
+            <w:r>
+              <w:rPr>
+                <w:rFonts w:ascii="Times New Roman" w:hAnsi="Times New Roman" w:cs="Times New Roman"/>
+                <w:color w:val="00B050"/>
+                <w:sz w:val="24"/>
+                <w:szCs w:val="24"/>
+              </w:rPr>
+              <w:t>Errors_Power</w:t>
             </w:r>
           </w:p>
           <w:p>
@@ -4215,13 +4435,40 @@
                 <w:sz w:val="24"/>
                 <w:szCs w:val="24"/>
               </w:rPr>
-              <w:t>P. 146 - 150</w:t>
-            </w:r>
-          </w:p>
-        </w:tc>
-        <w:tc>
-          <w:tcPr>
-            <w:tcW w:w="2344" w:type="dxa"/>
+              <w:t>P. 1</w:t>
+            </w:r>
+            <w:r>
+              <w:rPr>
+                <w:rFonts w:ascii="Times New Roman" w:hAnsi="Times New Roman" w:cs="Times New Roman"/>
+                <w:color w:val="4472C4" w:themeColor="accent5"/>
+                <w:sz w:val="24"/>
+                <w:szCs w:val="24"/>
+              </w:rPr>
+              <w:t>59</w:t>
+            </w:r>
+            <w:r>
+              <w:rPr>
+                <w:rFonts w:ascii="Times New Roman" w:hAnsi="Times New Roman" w:cs="Times New Roman"/>
+                <w:color w:val="4472C4" w:themeColor="accent5"/>
+                <w:sz w:val="24"/>
+                <w:szCs w:val="24"/>
+              </w:rPr>
+              <w:t xml:space="preserve"> - 1</w:t>
+            </w:r>
+            <w:r>
+              <w:rPr>
+                <w:rFonts w:ascii="Times New Roman" w:hAnsi="Times New Roman" w:cs="Times New Roman"/>
+                <w:color w:val="4472C4" w:themeColor="accent5"/>
+                <w:sz w:val="24"/>
+                <w:szCs w:val="24"/>
+              </w:rPr>
+              <w:t>67</w:t>
+            </w:r>
+          </w:p>
+        </w:tc>
+        <w:tc>
+          <w:tcPr>
+            <w:tcW w:w="1615" w:type="dxa"/>
             <w:tcBorders>
               <w:top w:val="double" w:sz="4" w:space="0" w:color="000000"/>
               <w:left w:val="single" w:sz="4" w:space="0" w:color="000000"/>
@@ -4295,7 +4542,7 @@
         </w:trPr>
         <w:tc>
           <w:tcPr>
-            <w:tcW w:w="796" w:type="dxa"/>
+            <w:tcW w:w="805" w:type="dxa"/>
             <w:tcBorders>
               <w:top w:val="single" w:sz="4" w:space="0" w:color="000000"/>
               <w:left w:val="single" w:sz="4" w:space="0" w:color="000000"/>
@@ -4325,7 +4572,7 @@
         </w:tc>
         <w:tc>
           <w:tcPr>
-            <w:tcW w:w="1449" w:type="dxa"/>
+            <w:tcW w:w="810" w:type="dxa"/>
             <w:tcBorders>
               <w:top w:val="single" w:sz="4" w:space="0" w:color="000000"/>
               <w:left w:val="single" w:sz="4" w:space="0" w:color="000000"/>
@@ -4354,7 +4601,7 @@
         </w:tc>
         <w:tc>
           <w:tcPr>
-            <w:tcW w:w="3690" w:type="dxa"/>
+            <w:tcW w:w="1980" w:type="dxa"/>
             <w:tcBorders>
               <w:top w:val="single" w:sz="4" w:space="0" w:color="000000"/>
               <w:left w:val="single" w:sz="4" w:space="0" w:color="000000"/>
@@ -4377,13 +4624,29 @@
                 <w:sz w:val="24"/>
                 <w:szCs w:val="24"/>
               </w:rPr>
-              <w:t>Activity 12: Errors and Power</w:t>
-            </w:r>
-          </w:p>
-        </w:tc>
-        <w:tc>
-          <w:tcPr>
-            <w:tcW w:w="2340" w:type="dxa"/>
+              <w:t>Activity 1</w:t>
+            </w:r>
+            <w:r>
+              <w:rPr>
+                <w:rFonts w:ascii="Times New Roman" w:hAnsi="Times New Roman" w:cs="Times New Roman"/>
+                <w:sz w:val="24"/>
+                <w:szCs w:val="24"/>
+              </w:rPr>
+              <w:t>3</w:t>
+            </w:r>
+            <w:r>
+              <w:rPr>
+                <w:rFonts w:ascii="Times New Roman" w:hAnsi="Times New Roman" w:cs="Times New Roman"/>
+                <w:sz w:val="24"/>
+                <w:szCs w:val="24"/>
+              </w:rPr>
+              <w:t>: Errors and Power</w:t>
+            </w:r>
+          </w:p>
+        </w:tc>
+        <w:tc>
+          <w:tcPr>
+            <w:tcW w:w="5580" w:type="dxa"/>
             <w:tcBorders>
               <w:top w:val="single" w:sz="4" w:space="0" w:color="000000"/>
               <w:left w:val="single" w:sz="4" w:space="0" w:color="000000"/>
@@ -4403,7 +4666,7 @@
         </w:tc>
         <w:tc>
           <w:tcPr>
-            <w:tcW w:w="2344" w:type="dxa"/>
+            <w:tcW w:w="1615" w:type="dxa"/>
             <w:tcBorders>
               <w:top w:val="single" w:sz="4" w:space="0" w:color="000000"/>
               <w:left w:val="single" w:sz="4" w:space="0" w:color="000000"/>
@@ -4433,7 +4696,7 @@
         </w:trPr>
         <w:tc>
           <w:tcPr>
-            <w:tcW w:w="796" w:type="dxa"/>
+            <w:tcW w:w="805" w:type="dxa"/>
             <w:tcBorders>
               <w:top w:val="single" w:sz="4" w:space="0" w:color="000000"/>
               <w:left w:val="single" w:sz="4" w:space="0" w:color="000000"/>
@@ -4463,7 +4726,7 @@
         </w:tc>
         <w:tc>
           <w:tcPr>
-            <w:tcW w:w="1449" w:type="dxa"/>
+            <w:tcW w:w="810" w:type="dxa"/>
             <w:tcBorders>
               <w:top w:val="single" w:sz="4" w:space="0" w:color="000000"/>
               <w:left w:val="single" w:sz="4" w:space="0" w:color="000000"/>
@@ -4492,7 +4755,7 @@
         </w:tc>
         <w:tc>
           <w:tcPr>
-            <w:tcW w:w="3690" w:type="dxa"/>
+            <w:tcW w:w="1980" w:type="dxa"/>
             <w:tcBorders>
               <w:top w:val="single" w:sz="4" w:space="0" w:color="000000"/>
               <w:left w:val="single" w:sz="4" w:space="0" w:color="000000"/>
@@ -4521,7 +4784,7 @@
         </w:tc>
         <w:tc>
           <w:tcPr>
-            <w:tcW w:w="2340" w:type="dxa"/>
+            <w:tcW w:w="5580" w:type="dxa"/>
             <w:tcBorders>
               <w:top w:val="single" w:sz="4" w:space="0" w:color="000000"/>
               <w:left w:val="single" w:sz="4" w:space="0" w:color="000000"/>
@@ -4541,7 +4804,7 @@
         </w:tc>
         <w:tc>
           <w:tcPr>
-            <w:tcW w:w="2344" w:type="dxa"/>
+            <w:tcW w:w="1615" w:type="dxa"/>
             <w:tcBorders>
               <w:top w:val="single" w:sz="4" w:space="0" w:color="000000"/>
               <w:left w:val="single" w:sz="4" w:space="0" w:color="000000"/>
@@ -4553,11 +4816,19 @@
             <w:pPr>
               <w:rPr>
                 <w:rFonts w:ascii="Times New Roman" w:hAnsi="Times New Roman" w:cs="Times New Roman"/>
+                <w:sz w:val="24"/>
+                <w:szCs w:val="24"/>
+              </w:rPr>
+            </w:pPr>
+            <w:r>
+              <w:rPr>
+                <w:rFonts w:ascii="Times New Roman" w:hAnsi="Times New Roman" w:cs="Times New Roman"/>
                 <w:color w:val="4472C4" w:themeColor="accent5"/>
                 <w:sz w:val="24"/>
                 <w:szCs w:val="24"/>
               </w:rPr>
-            </w:pPr>
+              <w:t>Module 6</w:t>
+            </w:r>
             <w:r>
               <w:rPr>
                 <w:rFonts w:ascii="Times New Roman" w:hAnsi="Times New Roman" w:cs="Times New Roman"/>
@@ -4565,7 +4836,7 @@
                 <w:sz w:val="24"/>
                 <w:szCs w:val="24"/>
               </w:rPr>
-              <w:t>Module 6</w:t>
+              <w:t xml:space="preserve"> </w:t>
             </w:r>
             <w:r>
               <w:rPr>
@@ -4574,7 +4845,7 @@
                 <w:sz w:val="24"/>
                 <w:szCs w:val="24"/>
               </w:rPr>
-              <w:t xml:space="preserve"> </w:t>
+              <w:t xml:space="preserve">and 7 </w:t>
             </w:r>
             <w:r>
               <w:rPr>
@@ -4583,26 +4854,8 @@
                 <w:sz w:val="24"/>
                 <w:szCs w:val="24"/>
               </w:rPr>
-              <w:t xml:space="preserve">and 7 </w:t>
-            </w:r>
-            <w:r>
-              <w:rPr>
-                <w:rFonts w:ascii="Times New Roman" w:hAnsi="Times New Roman" w:cs="Times New Roman"/>
-                <w:color w:val="4472C4" w:themeColor="accent5"/>
-                <w:sz w:val="24"/>
-                <w:szCs w:val="24"/>
-              </w:rPr>
               <w:t>Lab</w:t>
             </w:r>
-          </w:p>
-          <w:p>
-            <w:pPr>
-              <w:rPr>
-                <w:rFonts w:ascii="Times New Roman" w:hAnsi="Times New Roman" w:cs="Times New Roman"/>
-                <w:sz w:val="24"/>
-                <w:szCs w:val="24"/>
-              </w:rPr>
-            </w:pPr>
           </w:p>
         </w:tc>
       </w:tr>
@@ -4617,7 +4870,7 @@
         </w:trPr>
         <w:tc>
           <w:tcPr>
-            <w:tcW w:w="796" w:type="dxa"/>
+            <w:tcW w:w="805" w:type="dxa"/>
             <w:tcBorders>
               <w:top w:val="double" w:sz="4" w:space="0" w:color="000000"/>
               <w:left w:val="single" w:sz="4" w:space="0" w:color="000000"/>
@@ -4647,7 +4900,7 @@
         </w:tc>
         <w:tc>
           <w:tcPr>
-            <w:tcW w:w="1449" w:type="dxa"/>
+            <w:tcW w:w="810" w:type="dxa"/>
             <w:tcBorders>
               <w:top w:val="double" w:sz="4" w:space="0" w:color="000000"/>
               <w:left w:val="single" w:sz="4" w:space="0" w:color="000000"/>
@@ -4676,7 +4929,7 @@
         </w:tc>
         <w:tc>
           <w:tcPr>
-            <w:tcW w:w="3690" w:type="dxa"/>
+            <w:tcW w:w="1980" w:type="dxa"/>
             <w:tcBorders>
               <w:top w:val="double" w:sz="4" w:space="0" w:color="000000"/>
               <w:left w:val="single" w:sz="4" w:space="0" w:color="000000"/>
@@ -4699,13 +4952,29 @@
                 <w:sz w:val="24"/>
                 <w:szCs w:val="24"/>
               </w:rPr>
-              <w:t>Activity 13: Study Design</w:t>
-            </w:r>
-          </w:p>
-        </w:tc>
-        <w:tc>
-          <w:tcPr>
-            <w:tcW w:w="2340" w:type="dxa"/>
+              <w:t>Activity 1</w:t>
+            </w:r>
+            <w:r>
+              <w:rPr>
+                <w:rFonts w:ascii="Times New Roman" w:hAnsi="Times New Roman" w:cs="Times New Roman"/>
+                <w:sz w:val="24"/>
+                <w:szCs w:val="24"/>
+              </w:rPr>
+              <w:t>4</w:t>
+            </w:r>
+            <w:r>
+              <w:rPr>
+                <w:rFonts w:ascii="Times New Roman" w:hAnsi="Times New Roman" w:cs="Times New Roman"/>
+                <w:sz w:val="24"/>
+                <w:szCs w:val="24"/>
+              </w:rPr>
+              <w:t>: Study Design</w:t>
+            </w:r>
+          </w:p>
+        </w:tc>
+        <w:tc>
+          <w:tcPr>
+            <w:tcW w:w="5580" w:type="dxa"/>
             <w:tcBorders>
               <w:top w:val="double" w:sz="4" w:space="0" w:color="000000"/>
               <w:left w:val="single" w:sz="4" w:space="0" w:color="000000"/>
@@ -4834,38 +5103,135 @@
           <w:p>
             <w:pPr>
               <w:rPr>
-                <w:rFonts w:ascii="Times New Roman" w:eastAsia="Times New Roman" w:hAnsi="Times New Roman" w:cs="Times New Roman"/>
-                <w:color w:val="FF0000"/>
-                <w:sz w:val="24"/>
-              </w:rPr>
-            </w:pPr>
-            <w:r>
-              <w:rPr>
                 <w:rFonts w:ascii="Times New Roman" w:hAnsi="Times New Roman" w:cs="Times New Roman"/>
                 <w:color w:val="00B050"/>
                 <w:sz w:val="24"/>
                 <w:szCs w:val="24"/>
               </w:rPr>
-              <w:t>1.2.3to1.2.5,</w:t>
-            </w:r>
-          </w:p>
-          <w:p>
-            <w:pPr>
+            </w:pPr>
+            <w:r>
               <w:rPr>
                 <w:rFonts w:ascii="Times New Roman" w:hAnsi="Times New Roman" w:cs="Times New Roman"/>
                 <w:color w:val="00B050"/>
                 <w:sz w:val="24"/>
                 <w:szCs w:val="24"/>
               </w:rPr>
-            </w:pPr>
-            <w:r>
+              <w:t>Variable_Roles</w:t>
+            </w:r>
+          </w:p>
+          <w:p>
+            <w:pPr>
               <w:rPr>
                 <w:rFonts w:ascii="Times New Roman" w:hAnsi="Times New Roman" w:cs="Times New Roman"/>
                 <w:color w:val="00B050"/>
                 <w:sz w:val="24"/>
                 <w:szCs w:val="24"/>
               </w:rPr>
-              <w:t xml:space="preserve"> 2.2to2.4, 4.1_TwoProp, 4.2_TwoProp, 4.4, 15.1, 15.2, RelativeRisk</w:t>
+            </w:pPr>
+            <w:r>
+              <w:rPr>
+                <w:rFonts w:ascii="Times New Roman" w:hAnsi="Times New Roman" w:cs="Times New Roman"/>
+                <w:color w:val="00B050"/>
+                <w:sz w:val="24"/>
+                <w:szCs w:val="24"/>
+              </w:rPr>
+              <w:t>Study_Design</w:t>
+            </w:r>
+          </w:p>
+          <w:p>
+            <w:pPr>
+              <w:rPr>
+                <w:rFonts w:ascii="Times New Roman" w:hAnsi="Times New Roman" w:cs="Times New Roman"/>
+                <w:color w:val="00B050"/>
+                <w:sz w:val="24"/>
+                <w:szCs w:val="24"/>
+              </w:rPr>
+            </w:pPr>
+            <w:r>
+              <w:rPr>
+                <w:rFonts w:ascii="Times New Roman" w:hAnsi="Times New Roman" w:cs="Times New Roman"/>
+                <w:color w:val="00B050"/>
+                <w:sz w:val="24"/>
+                <w:szCs w:val="24"/>
+              </w:rPr>
+              <w:t>Two_Categorical_Variables_Statistics</w:t>
+            </w:r>
+          </w:p>
+          <w:p>
+            <w:pPr>
+              <w:rPr>
+                <w:rFonts w:ascii="Times New Roman" w:hAnsi="Times New Roman" w:cs="Times New Roman"/>
+                <w:color w:val="00B050"/>
+                <w:sz w:val="24"/>
+                <w:szCs w:val="24"/>
+              </w:rPr>
+            </w:pPr>
+            <w:r>
+              <w:rPr>
+                <w:rFonts w:ascii="Times New Roman" w:hAnsi="Times New Roman" w:cs="Times New Roman"/>
+                <w:color w:val="00B050"/>
+                <w:sz w:val="24"/>
+                <w:szCs w:val="24"/>
+              </w:rPr>
+              <w:t>Two_Categorical_Variables_Plots</w:t>
+            </w:r>
+          </w:p>
+          <w:p>
+            <w:pPr>
+              <w:rPr>
+                <w:rFonts w:ascii="Times New Roman" w:hAnsi="Times New Roman" w:cs="Times New Roman"/>
+                <w:color w:val="00B050"/>
+                <w:sz w:val="24"/>
+                <w:szCs w:val="24"/>
+              </w:rPr>
+            </w:pPr>
+            <w:r>
+              <w:rPr>
+                <w:rFonts w:ascii="Times New Roman" w:hAnsi="Times New Roman" w:cs="Times New Roman"/>
+                <w:color w:val="00B050"/>
+                <w:sz w:val="24"/>
+                <w:szCs w:val="24"/>
+              </w:rPr>
+              <w:lastRenderedPageBreak/>
+              <w:t>Simulation_Tests_Two_Categorical_Variables</w:t>
+            </w:r>
+          </w:p>
+          <w:p>
+            <w:pPr>
+              <w:rPr>
+                <w:rFonts w:ascii="Times New Roman" w:hAnsi="Times New Roman" w:cs="Times New Roman"/>
+                <w:color w:val="00B050"/>
+                <w:sz w:val="24"/>
+                <w:szCs w:val="24"/>
+              </w:rPr>
+            </w:pPr>
+            <w:r>
+              <w:rPr>
+                <w:rFonts w:ascii="Times New Roman" w:hAnsi="Times New Roman" w:cs="Times New Roman"/>
+                <w:color w:val="00B050"/>
+                <w:sz w:val="24"/>
+                <w:szCs w:val="24"/>
+              </w:rPr>
+              <w:t>Bootstrap_Intervals_Two_Categorical_Variables</w:t>
+            </w:r>
+          </w:p>
+          <w:p>
+            <w:pPr>
+              <w:rPr>
+                <w:rFonts w:ascii="Times New Roman" w:hAnsi="Times New Roman" w:cs="Times New Roman"/>
+                <w:color w:val="00B050"/>
+                <w:sz w:val="24"/>
+                <w:szCs w:val="24"/>
+              </w:rPr>
+            </w:pPr>
+            <w:r>
+              <w:rPr>
+                <w:rFonts w:ascii="Times New Roman" w:hAnsi="Times New Roman" w:cs="Times New Roman"/>
+                <w:color w:val="00B050"/>
+                <w:sz w:val="24"/>
+                <w:szCs w:val="24"/>
+              </w:rPr>
+              <w:t>Relative_Risk</w:t>
             </w:r>
           </w:p>
           <w:p>
@@ -4883,13 +5249,40 @@
                 <w:sz w:val="24"/>
                 <w:szCs w:val="24"/>
               </w:rPr>
-              <w:t>P. 172 - 189</w:t>
-            </w:r>
-          </w:p>
-        </w:tc>
-        <w:tc>
-          <w:tcPr>
-            <w:tcW w:w="2344" w:type="dxa"/>
+              <w:t>P. 1</w:t>
+            </w:r>
+            <w:r>
+              <w:rPr>
+                <w:rFonts w:ascii="Times New Roman" w:hAnsi="Times New Roman" w:cs="Times New Roman"/>
+                <w:color w:val="4472C4" w:themeColor="accent5"/>
+                <w:sz w:val="24"/>
+                <w:szCs w:val="24"/>
+              </w:rPr>
+              <w:t>89</w:t>
+            </w:r>
+            <w:r>
+              <w:rPr>
+                <w:rFonts w:ascii="Times New Roman" w:hAnsi="Times New Roman" w:cs="Times New Roman"/>
+                <w:color w:val="4472C4" w:themeColor="accent5"/>
+                <w:sz w:val="24"/>
+                <w:szCs w:val="24"/>
+              </w:rPr>
+              <w:t xml:space="preserve"> - </w:t>
+            </w:r>
+            <w:r>
+              <w:rPr>
+                <w:rFonts w:ascii="Times New Roman" w:hAnsi="Times New Roman" w:cs="Times New Roman"/>
+                <w:color w:val="4472C4" w:themeColor="accent5"/>
+                <w:sz w:val="24"/>
+                <w:szCs w:val="24"/>
+              </w:rPr>
+              <w:t>206</w:t>
+            </w:r>
+          </w:p>
+        </w:tc>
+        <w:tc>
+          <w:tcPr>
+            <w:tcW w:w="1615" w:type="dxa"/>
             <w:tcBorders>
               <w:top w:val="double" w:sz="4" w:space="0" w:color="000000"/>
               <w:left w:val="single" w:sz="4" w:space="0" w:color="000000"/>
@@ -4917,6 +5310,7 @@
                 <w:sz w:val="24"/>
                 <w:szCs w:val="24"/>
               </w:rPr>
+              <w:lastRenderedPageBreak/>
               <w:t>Optional (Module 8 Video/Reading Quiz)</w:t>
             </w:r>
           </w:p>
@@ -4971,7 +5365,7 @@
         </w:trPr>
         <w:tc>
           <w:tcPr>
-            <w:tcW w:w="796" w:type="dxa"/>
+            <w:tcW w:w="805" w:type="dxa"/>
             <w:tcBorders>
               <w:top w:val="single" w:sz="4" w:space="0" w:color="000000"/>
               <w:left w:val="single" w:sz="4" w:space="0" w:color="000000"/>
@@ -4992,7 +5386,7 @@
         </w:tc>
         <w:tc>
           <w:tcPr>
-            <w:tcW w:w="1449" w:type="dxa"/>
+            <w:tcW w:w="810" w:type="dxa"/>
             <w:tcBorders>
               <w:top w:val="single" w:sz="4" w:space="0" w:color="000000"/>
               <w:left w:val="single" w:sz="4" w:space="0" w:color="000000"/>
@@ -5021,7 +5415,7 @@
         </w:tc>
         <w:tc>
           <w:tcPr>
-            <w:tcW w:w="3690" w:type="dxa"/>
+            <w:tcW w:w="1980" w:type="dxa"/>
             <w:tcBorders>
               <w:top w:val="single" w:sz="4" w:space="0" w:color="000000"/>
               <w:left w:val="single" w:sz="4" w:space="0" w:color="000000"/>
@@ -5031,7 +5425,7 @@
           </w:tcPr>
           <w:p>
             <w:pPr>
-              <w:ind w:left="5" w:right="442"/>
+              <w:ind w:left="5"/>
               <w:rPr>
                 <w:rFonts w:ascii="Times New Roman" w:hAnsi="Times New Roman" w:cs="Times New Roman"/>
                 <w:b/>
@@ -5048,7 +5442,25 @@
                 <w:sz w:val="24"/>
                 <w:szCs w:val="24"/>
               </w:rPr>
-              <w:t>Activity 14: Summarizing Two Categorical Variables</w:t>
+              <w:t>Activity 1</w:t>
+            </w:r>
+            <w:r>
+              <w:rPr>
+                <w:rFonts w:ascii="Times New Roman" w:hAnsi="Times New Roman" w:cs="Times New Roman"/>
+                <w:iCs/>
+                <w:sz w:val="24"/>
+                <w:szCs w:val="24"/>
+              </w:rPr>
+              <w:t>5</w:t>
+            </w:r>
+            <w:r>
+              <w:rPr>
+                <w:rFonts w:ascii="Times New Roman" w:hAnsi="Times New Roman" w:cs="Times New Roman"/>
+                <w:iCs/>
+                <w:sz w:val="24"/>
+                <w:szCs w:val="24"/>
+              </w:rPr>
+              <w:t>: Summarizing Two Categorical Variables</w:t>
             </w:r>
           </w:p>
           <w:p>
@@ -5064,7 +5476,7 @@
         </w:tc>
         <w:tc>
           <w:tcPr>
-            <w:tcW w:w="2340" w:type="dxa"/>
+            <w:tcW w:w="5580" w:type="dxa"/>
             <w:tcBorders>
               <w:top w:val="single" w:sz="4" w:space="0" w:color="000000"/>
               <w:left w:val="single" w:sz="4" w:space="0" w:color="000000"/>
@@ -5084,7 +5496,7 @@
         </w:tc>
         <w:tc>
           <w:tcPr>
-            <w:tcW w:w="2344" w:type="dxa"/>
+            <w:tcW w:w="1615" w:type="dxa"/>
             <w:tcBorders>
               <w:top w:val="single" w:sz="4" w:space="0" w:color="000000"/>
               <w:left w:val="single" w:sz="4" w:space="0" w:color="000000"/>
@@ -5116,7 +5528,7 @@
         </w:trPr>
         <w:tc>
           <w:tcPr>
-            <w:tcW w:w="796" w:type="dxa"/>
+            <w:tcW w:w="805" w:type="dxa"/>
             <w:tcBorders>
               <w:top w:val="single" w:sz="4" w:space="0" w:color="000000"/>
               <w:left w:val="single" w:sz="4" w:space="0" w:color="000000"/>
@@ -5146,7 +5558,7 @@
         </w:tc>
         <w:tc>
           <w:tcPr>
-            <w:tcW w:w="1449" w:type="dxa"/>
+            <w:tcW w:w="810" w:type="dxa"/>
             <w:tcBorders>
               <w:top w:val="single" w:sz="4" w:space="0" w:color="000000"/>
               <w:left w:val="single" w:sz="4" w:space="0" w:color="000000"/>
@@ -5175,7 +5587,7 @@
         </w:tc>
         <w:tc>
           <w:tcPr>
-            <w:tcW w:w="3690" w:type="dxa"/>
+            <w:tcW w:w="1980" w:type="dxa"/>
             <w:tcBorders>
               <w:top w:val="single" w:sz="4" w:space="0" w:color="000000"/>
               <w:left w:val="single" w:sz="4" w:space="0" w:color="000000"/>
@@ -5185,7 +5597,7 @@
           </w:tcPr>
           <w:p>
             <w:pPr>
-              <w:ind w:left="5" w:right="442"/>
+              <w:ind w:left="5"/>
               <w:rPr>
                 <w:rFonts w:ascii="Times New Roman" w:hAnsi="Times New Roman" w:cs="Times New Roman"/>
                 <w:b/>
@@ -5203,7 +5615,25 @@
                 <w:sz w:val="24"/>
                 <w:szCs w:val="24"/>
               </w:rPr>
-              <w:t xml:space="preserve">Activity 15: </w:t>
+              <w:t>Activity 1</w:t>
+            </w:r>
+            <w:r>
+              <w:rPr>
+                <w:rFonts w:ascii="Times New Roman" w:hAnsi="Times New Roman" w:cs="Times New Roman"/>
+                <w:color w:val="auto"/>
+                <w:sz w:val="24"/>
+                <w:szCs w:val="24"/>
+              </w:rPr>
+              <w:t>6</w:t>
+            </w:r>
+            <w:r>
+              <w:rPr>
+                <w:rFonts w:ascii="Times New Roman" w:hAnsi="Times New Roman" w:cs="Times New Roman"/>
+                <w:color w:val="auto"/>
+                <w:sz w:val="24"/>
+                <w:szCs w:val="24"/>
+              </w:rPr>
+              <w:t xml:space="preserve">: </w:t>
             </w:r>
             <w:r>
               <w:rPr>
@@ -5218,7 +5648,7 @@
         </w:tc>
         <w:tc>
           <w:tcPr>
-            <w:tcW w:w="2340" w:type="dxa"/>
+            <w:tcW w:w="5580" w:type="dxa"/>
             <w:tcBorders>
               <w:top w:val="single" w:sz="4" w:space="0" w:color="000000"/>
               <w:left w:val="single" w:sz="4" w:space="0" w:color="000000"/>
@@ -5238,7 +5668,7 @@
         </w:tc>
         <w:tc>
           <w:tcPr>
-            <w:tcW w:w="2344" w:type="dxa"/>
+            <w:tcW w:w="1615" w:type="dxa"/>
             <w:tcBorders>
               <w:top w:val="single" w:sz="4" w:space="0" w:color="000000"/>
               <w:left w:val="single" w:sz="4" w:space="0" w:color="000000"/>
@@ -5293,7 +5723,7 @@
         </w:trPr>
         <w:tc>
           <w:tcPr>
-            <w:tcW w:w="796" w:type="dxa"/>
+            <w:tcW w:w="805" w:type="dxa"/>
             <w:tcBorders>
               <w:top w:val="double" w:sz="4" w:space="0" w:color="000000"/>
               <w:left w:val="single" w:sz="4" w:space="0" w:color="000000"/>
@@ -5323,7 +5753,7 @@
         </w:tc>
         <w:tc>
           <w:tcPr>
-            <w:tcW w:w="1449" w:type="dxa"/>
+            <w:tcW w:w="810" w:type="dxa"/>
             <w:tcBorders>
               <w:top w:val="double" w:sz="4" w:space="0" w:color="000000"/>
               <w:left w:val="single" w:sz="4" w:space="0" w:color="000000"/>
@@ -5352,7 +5782,7 @@
         </w:tc>
         <w:tc>
           <w:tcPr>
-            <w:tcW w:w="3690" w:type="dxa"/>
+            <w:tcW w:w="1980" w:type="dxa"/>
             <w:tcBorders>
               <w:top w:val="double" w:sz="4" w:space="0" w:color="000000"/>
               <w:left w:val="single" w:sz="4" w:space="0" w:color="000000"/>
@@ -5376,13 +5806,40 @@
                 <w:sz w:val="24"/>
                 <w:szCs w:val="24"/>
               </w:rPr>
-              <w:t>Activity 16: Winter Sports Helmet Use and Head Injuries</w:t>
-            </w:r>
-          </w:p>
-        </w:tc>
-        <w:tc>
-          <w:tcPr>
-            <w:tcW w:w="2340" w:type="dxa"/>
+              <w:t>Activity 1</w:t>
+            </w:r>
+            <w:r>
+              <w:rPr>
+                <w:rFonts w:ascii="Times New Roman" w:hAnsi="Times New Roman" w:cs="Times New Roman"/>
+                <w:iCs/>
+                <w:sz w:val="24"/>
+                <w:szCs w:val="24"/>
+              </w:rPr>
+              <w:t>7</w:t>
+            </w:r>
+            <w:r>
+              <w:rPr>
+                <w:rFonts w:ascii="Times New Roman" w:hAnsi="Times New Roman" w:cs="Times New Roman"/>
+                <w:iCs/>
+                <w:sz w:val="24"/>
+                <w:szCs w:val="24"/>
+              </w:rPr>
+              <w:t>: Winter Sports Helmet Use and Head Injuries</w:t>
+            </w:r>
+            <w:r>
+              <w:rPr>
+                <w:rFonts w:ascii="Times New Roman" w:hAnsi="Times New Roman" w:cs="Times New Roman"/>
+                <w:iCs/>
+                <w:sz w:val="24"/>
+                <w:szCs w:val="24"/>
+              </w:rPr>
+              <w:t xml:space="preserve"> – Theory-based Methods</w:t>
+            </w:r>
+          </w:p>
+        </w:tc>
+        <w:tc>
+          <w:tcPr>
+            <w:tcW w:w="5580" w:type="dxa"/>
             <w:tcBorders>
               <w:top w:val="double" w:sz="4" w:space="0" w:color="000000"/>
               <w:left w:val="single" w:sz="4" w:space="0" w:color="000000"/>
@@ -5439,31 +5896,94 @@
                 <w:color w:val="00B050"/>
                 <w:sz w:val="24"/>
               </w:rPr>
-              <w:t>15.3TheoryTests, 15.3TheoryIntervals</w:t>
-            </w:r>
-          </w:p>
-          <w:p>
-            <w:pPr>
-              <w:rPr>
-                <w:rFonts w:ascii="Times New Roman" w:hAnsi="Times New Roman" w:cs="Times New Roman"/>
-                <w:sz w:val="24"/>
-                <w:szCs w:val="24"/>
-              </w:rPr>
-            </w:pPr>
-            <w:r>
+              <w:t>Theoretical_Tests_Two_Categorical_Variables</w:t>
+            </w:r>
+          </w:p>
+          <w:p>
+            <w:pPr>
+              <w:rPr>
+                <w:rFonts w:ascii="Times New Roman" w:hAnsi="Times New Roman" w:cs="Times New Roman"/>
+                <w:color w:val="00B050"/>
+                <w:sz w:val="24"/>
+              </w:rPr>
+            </w:pPr>
+            <w:r>
+              <w:rPr>
+                <w:rFonts w:ascii="Times New Roman" w:hAnsi="Times New Roman" w:cs="Times New Roman"/>
+                <w:color w:val="00B050"/>
+                <w:sz w:val="24"/>
+              </w:rPr>
+              <w:t>Theoretical_Intervals_Two_Categorical_Variables</w:t>
+            </w:r>
+          </w:p>
+          <w:p>
+            <w:pPr>
               <w:rPr>
                 <w:rFonts w:ascii="Times New Roman" w:hAnsi="Times New Roman" w:cs="Times New Roman"/>
                 <w:color w:val="4472C4" w:themeColor="accent5"/>
                 <w:sz w:val="24"/>
                 <w:szCs w:val="24"/>
               </w:rPr>
-              <w:t>P. 212 - 216</w:t>
-            </w:r>
-          </w:p>
-        </w:tc>
-        <w:tc>
-          <w:tcPr>
-            <w:tcW w:w="2344" w:type="dxa"/>
+            </w:pPr>
+            <w:r>
+              <w:rPr>
+                <w:rFonts w:ascii="Times New Roman" w:hAnsi="Times New Roman" w:cs="Times New Roman"/>
+                <w:color w:val="4472C4" w:themeColor="accent5"/>
+                <w:sz w:val="24"/>
+                <w:szCs w:val="24"/>
+              </w:rPr>
+              <w:t>P. 2</w:t>
+            </w:r>
+            <w:r>
+              <w:rPr>
+                <w:rFonts w:ascii="Times New Roman" w:hAnsi="Times New Roman" w:cs="Times New Roman"/>
+                <w:color w:val="4472C4" w:themeColor="accent5"/>
+                <w:sz w:val="24"/>
+                <w:szCs w:val="24"/>
+              </w:rPr>
+              <w:t>29</w:t>
+            </w:r>
+            <w:r>
+              <w:rPr>
+                <w:rFonts w:ascii="Times New Roman" w:hAnsi="Times New Roman" w:cs="Times New Roman"/>
+                <w:color w:val="4472C4" w:themeColor="accent5"/>
+                <w:sz w:val="24"/>
+                <w:szCs w:val="24"/>
+              </w:rPr>
+              <w:t xml:space="preserve"> </w:t>
+            </w:r>
+            <w:r>
+              <w:rPr>
+                <w:rFonts w:ascii="Times New Roman" w:hAnsi="Times New Roman" w:cs="Times New Roman"/>
+                <w:color w:val="4472C4" w:themeColor="accent5"/>
+                <w:sz w:val="24"/>
+                <w:szCs w:val="24"/>
+              </w:rPr>
+              <w:t>–</w:t>
+            </w:r>
+            <w:r>
+              <w:rPr>
+                <w:rFonts w:ascii="Times New Roman" w:hAnsi="Times New Roman" w:cs="Times New Roman"/>
+                <w:color w:val="4472C4" w:themeColor="accent5"/>
+                <w:sz w:val="24"/>
+                <w:szCs w:val="24"/>
+              </w:rPr>
+              <w:t xml:space="preserve"> 2</w:t>
+            </w:r>
+            <w:r>
+              <w:rPr>
+                <w:rFonts w:ascii="Times New Roman" w:hAnsi="Times New Roman" w:cs="Times New Roman"/>
+                <w:color w:val="4472C4" w:themeColor="accent5"/>
+                <w:sz w:val="24"/>
+                <w:szCs w:val="24"/>
+              </w:rPr>
+              <w:t>34</w:t>
+            </w:r>
+          </w:p>
+        </w:tc>
+        <w:tc>
+          <w:tcPr>
+            <w:tcW w:w="1615" w:type="dxa"/>
             <w:tcBorders>
               <w:top w:val="double" w:sz="4" w:space="0" w:color="000000"/>
               <w:left w:val="single" w:sz="4" w:space="0" w:color="000000"/>
@@ -5544,7 +6064,7 @@
         </w:trPr>
         <w:tc>
           <w:tcPr>
-            <w:tcW w:w="796" w:type="dxa"/>
+            <w:tcW w:w="805" w:type="dxa"/>
             <w:tcBorders>
               <w:top w:val="single" w:sz="4" w:space="0" w:color="000000"/>
               <w:left w:val="single" w:sz="4" w:space="0" w:color="000000"/>
@@ -5565,7 +6085,7 @@
         </w:tc>
         <w:tc>
           <w:tcPr>
-            <w:tcW w:w="1449" w:type="dxa"/>
+            <w:tcW w:w="810" w:type="dxa"/>
             <w:tcBorders>
               <w:top w:val="single" w:sz="4" w:space="0" w:color="000000"/>
               <w:left w:val="single" w:sz="4" w:space="0" w:color="000000"/>
@@ -5594,7 +6114,7 @@
         </w:tc>
         <w:tc>
           <w:tcPr>
-            <w:tcW w:w="3690" w:type="dxa"/>
+            <w:tcW w:w="1980" w:type="dxa"/>
             <w:tcBorders>
               <w:top w:val="single" w:sz="4" w:space="0" w:color="000000"/>
               <w:left w:val="single" w:sz="4" w:space="0" w:color="000000"/>
@@ -5617,13 +6137,29 @@
                 <w:sz w:val="24"/>
                 <w:szCs w:val="24"/>
               </w:rPr>
-              <w:t>Module 8 and 9 Lab: Mushrooms</w:t>
-            </w:r>
-          </w:p>
-        </w:tc>
-        <w:tc>
-          <w:tcPr>
-            <w:tcW w:w="2340" w:type="dxa"/>
+              <w:t xml:space="preserve">Module 8 and 9 Lab: </w:t>
+            </w:r>
+            <w:r>
+              <w:rPr>
+                <w:rFonts w:ascii="Times New Roman" w:hAnsi="Times New Roman" w:cs="Times New Roman"/>
+                <w:sz w:val="24"/>
+                <w:szCs w:val="24"/>
+              </w:rPr>
+              <w:t xml:space="preserve">Poisonous </w:t>
+            </w:r>
+            <w:r>
+              <w:rPr>
+                <w:rFonts w:ascii="Times New Roman" w:hAnsi="Times New Roman" w:cs="Times New Roman"/>
+                <w:sz w:val="24"/>
+                <w:szCs w:val="24"/>
+              </w:rPr>
+              <w:t>Mushrooms</w:t>
+            </w:r>
+          </w:p>
+        </w:tc>
+        <w:tc>
+          <w:tcPr>
+            <w:tcW w:w="5580" w:type="dxa"/>
             <w:tcBorders>
               <w:top w:val="single" w:sz="4" w:space="0" w:color="000000"/>
               <w:left w:val="single" w:sz="4" w:space="0" w:color="000000"/>
@@ -5643,7 +6179,7 @@
         </w:tc>
         <w:tc>
           <w:tcPr>
-            <w:tcW w:w="2344" w:type="dxa"/>
+            <w:tcW w:w="1615" w:type="dxa"/>
             <w:tcBorders>
               <w:top w:val="single" w:sz="4" w:space="0" w:color="000000"/>
               <w:left w:val="single" w:sz="4" w:space="0" w:color="000000"/>
@@ -5701,7 +6237,7 @@
         </w:trPr>
         <w:tc>
           <w:tcPr>
-            <w:tcW w:w="796" w:type="dxa"/>
+            <w:tcW w:w="805" w:type="dxa"/>
             <w:tcBorders>
               <w:top w:val="single" w:sz="4" w:space="0" w:color="000000"/>
               <w:left w:val="single" w:sz="4" w:space="0" w:color="000000"/>
@@ -5731,7 +6267,7 @@
         </w:tc>
         <w:tc>
           <w:tcPr>
-            <w:tcW w:w="1449" w:type="dxa"/>
+            <w:tcW w:w="810" w:type="dxa"/>
             <w:tcBorders>
               <w:top w:val="single" w:sz="4" w:space="0" w:color="000000"/>
               <w:left w:val="single" w:sz="4" w:space="0" w:color="000000"/>
@@ -5760,7 +6296,7 @@
         </w:tc>
         <w:tc>
           <w:tcPr>
-            <w:tcW w:w="3690" w:type="dxa"/>
+            <w:tcW w:w="1980" w:type="dxa"/>
             <w:tcBorders>
               <w:top w:val="single" w:sz="4" w:space="0" w:color="000000"/>
               <w:left w:val="single" w:sz="4" w:space="0" w:color="000000"/>
@@ -5770,7 +6306,7 @@
           </w:tcPr>
           <w:p>
             <w:pPr>
-              <w:ind w:left="5" w:right="408"/>
+              <w:ind w:left="5"/>
               <w:rPr>
                 <w:rFonts w:ascii="Times New Roman" w:hAnsi="Times New Roman" w:cs="Times New Roman"/>
                 <w:sz w:val="24"/>
@@ -5797,7 +6333,7 @@
         </w:tc>
         <w:tc>
           <w:tcPr>
-            <w:tcW w:w="2340" w:type="dxa"/>
+            <w:tcW w:w="5580" w:type="dxa"/>
             <w:tcBorders>
               <w:top w:val="single" w:sz="4" w:space="0" w:color="000000"/>
               <w:left w:val="single" w:sz="4" w:space="0" w:color="000000"/>
@@ -5817,7 +6353,7 @@
         </w:tc>
         <w:tc>
           <w:tcPr>
-            <w:tcW w:w="2344" w:type="dxa"/>
+            <w:tcW w:w="1615" w:type="dxa"/>
             <w:tcBorders>
               <w:top w:val="single" w:sz="4" w:space="0" w:color="000000"/>
               <w:left w:val="single" w:sz="4" w:space="0" w:color="000000"/>
@@ -5847,7 +6383,7 @@
         </w:trPr>
         <w:tc>
           <w:tcPr>
-            <w:tcW w:w="796" w:type="dxa"/>
+            <w:tcW w:w="805" w:type="dxa"/>
             <w:tcBorders>
               <w:top w:val="double" w:sz="4" w:space="0" w:color="000000"/>
               <w:left w:val="single" w:sz="4" w:space="0" w:color="000000"/>
@@ -5877,7 +6413,7 @@
         </w:tc>
         <w:tc>
           <w:tcPr>
-            <w:tcW w:w="1449" w:type="dxa"/>
+            <w:tcW w:w="810" w:type="dxa"/>
             <w:tcBorders>
               <w:top w:val="double" w:sz="4" w:space="0" w:color="000000"/>
               <w:left w:val="single" w:sz="4" w:space="0" w:color="000000"/>
@@ -5906,7 +6442,7 @@
         </w:tc>
         <w:tc>
           <w:tcPr>
-            <w:tcW w:w="3690" w:type="dxa"/>
+            <w:tcW w:w="1980" w:type="dxa"/>
             <w:tcBorders>
               <w:top w:val="double" w:sz="4" w:space="0" w:color="000000"/>
               <w:left w:val="single" w:sz="4" w:space="0" w:color="000000"/>
@@ -5942,7 +6478,7 @@
         </w:tc>
         <w:tc>
           <w:tcPr>
-            <w:tcW w:w="2340" w:type="dxa"/>
+            <w:tcW w:w="5580" w:type="dxa"/>
             <w:tcBorders>
               <w:top w:val="double" w:sz="4" w:space="0" w:color="000000"/>
               <w:left w:val="single" w:sz="4" w:space="0" w:color="000000"/>
@@ -5962,7 +6498,7 @@
         </w:tc>
         <w:tc>
           <w:tcPr>
-            <w:tcW w:w="2344" w:type="dxa"/>
+            <w:tcW w:w="1615" w:type="dxa"/>
             <w:tcBorders>
               <w:top w:val="double" w:sz="4" w:space="0" w:color="000000"/>
               <w:left w:val="single" w:sz="4" w:space="0" w:color="000000"/>
@@ -5970,6 +6506,43 @@
               <w:right w:val="single" w:sz="4" w:space="0" w:color="000000"/>
             </w:tcBorders>
           </w:tcPr>
+          <w:p>
+            <w:pPr>
+              <w:rPr>
+                <w:rFonts w:ascii="Times New Roman" w:eastAsia="Times New Roman" w:hAnsi="Times New Roman" w:cs="Times New Roman"/>
+                <w:color w:val="0070C0"/>
+                <w:sz w:val="24"/>
+                <w:szCs w:val="24"/>
+              </w:rPr>
+            </w:pPr>
+            <w:r>
+              <w:rPr>
+                <w:rFonts w:ascii="Times New Roman" w:hAnsi="Times New Roman" w:cs="Times New Roman"/>
+                <w:color w:val="00B050"/>
+                <w:sz w:val="24"/>
+                <w:szCs w:val="24"/>
+              </w:rPr>
+              <w:t xml:space="preserve">Assignment </w:t>
+            </w:r>
+            <w:r>
+              <w:rPr>
+                <w:rFonts w:ascii="Times New Roman" w:hAnsi="Times New Roman" w:cs="Times New Roman"/>
+                <w:color w:val="00B050"/>
+                <w:sz w:val="24"/>
+                <w:szCs w:val="24"/>
+              </w:rPr>
+              <w:t>8</w:t>
+            </w:r>
+            <w:r>
+              <w:rPr>
+                <w:rFonts w:ascii="Times New Roman" w:hAnsi="Times New Roman" w:cs="Times New Roman"/>
+                <w:color w:val="00B050"/>
+                <w:sz w:val="24"/>
+                <w:szCs w:val="24"/>
+              </w:rPr>
+              <w:t xml:space="preserve"> </w:t>
+            </w:r>
+          </w:p>
           <w:p>
             <w:pPr>
               <w:rPr>
@@ -5993,7 +6566,7 @@
         </w:trPr>
         <w:tc>
           <w:tcPr>
-            <w:tcW w:w="796" w:type="dxa"/>
+            <w:tcW w:w="805" w:type="dxa"/>
             <w:tcBorders>
               <w:top w:val="single" w:sz="4" w:space="0" w:color="000000"/>
               <w:left w:val="single" w:sz="4" w:space="0" w:color="000000"/>
@@ -6014,7 +6587,7 @@
         </w:tc>
         <w:tc>
           <w:tcPr>
-            <w:tcW w:w="1449" w:type="dxa"/>
+            <w:tcW w:w="810" w:type="dxa"/>
             <w:tcBorders>
               <w:top w:val="single" w:sz="4" w:space="0" w:color="000000"/>
               <w:left w:val="single" w:sz="4" w:space="0" w:color="000000"/>
@@ -6043,7 +6616,7 @@
         </w:tc>
         <w:tc>
           <w:tcPr>
-            <w:tcW w:w="3690" w:type="dxa"/>
+            <w:tcW w:w="1980" w:type="dxa"/>
             <w:tcBorders>
               <w:top w:val="single" w:sz="4" w:space="0" w:color="000000"/>
               <w:left w:val="single" w:sz="4" w:space="0" w:color="000000"/>
@@ -6092,7 +6665,7 @@
         </w:tc>
         <w:tc>
           <w:tcPr>
-            <w:tcW w:w="2340" w:type="dxa"/>
+            <w:tcW w:w="5580" w:type="dxa"/>
             <w:tcBorders>
               <w:top w:val="single" w:sz="4" w:space="0" w:color="000000"/>
               <w:left w:val="single" w:sz="4" w:space="0" w:color="000000"/>
@@ -6112,7 +6685,7 @@
         </w:tc>
         <w:tc>
           <w:tcPr>
-            <w:tcW w:w="2344" w:type="dxa"/>
+            <w:tcW w:w="1615" w:type="dxa"/>
             <w:tcBorders>
               <w:top w:val="single" w:sz="4" w:space="0" w:color="000000"/>
               <w:left w:val="single" w:sz="4" w:space="0" w:color="000000"/>
@@ -6142,7 +6715,7 @@
         </w:trPr>
         <w:tc>
           <w:tcPr>
-            <w:tcW w:w="796" w:type="dxa"/>
+            <w:tcW w:w="805" w:type="dxa"/>
             <w:tcBorders>
               <w:top w:val="single" w:sz="4" w:space="0" w:color="000000"/>
               <w:left w:val="single" w:sz="4" w:space="0" w:color="000000"/>
@@ -6172,7 +6745,7 @@
         </w:tc>
         <w:tc>
           <w:tcPr>
-            <w:tcW w:w="1449" w:type="dxa"/>
+            <w:tcW w:w="810" w:type="dxa"/>
             <w:tcBorders>
               <w:top w:val="single" w:sz="4" w:space="0" w:color="000000"/>
               <w:left w:val="single" w:sz="4" w:space="0" w:color="000000"/>
@@ -6203,7 +6776,7 @@
         </w:tc>
         <w:tc>
           <w:tcPr>
-            <w:tcW w:w="3690" w:type="dxa"/>
+            <w:tcW w:w="1980" w:type="dxa"/>
             <w:tcBorders>
               <w:top w:val="single" w:sz="4" w:space="0" w:color="000000"/>
               <w:left w:val="single" w:sz="4" w:space="0" w:color="000000"/>
@@ -6238,7 +6811,7 @@
         </w:tc>
         <w:tc>
           <w:tcPr>
-            <w:tcW w:w="2340" w:type="dxa"/>
+            <w:tcW w:w="5580" w:type="dxa"/>
             <w:tcBorders>
               <w:top w:val="single" w:sz="4" w:space="0" w:color="000000"/>
               <w:left w:val="single" w:sz="4" w:space="0" w:color="000000"/>
@@ -6258,7 +6831,7 @@
         </w:tc>
         <w:tc>
           <w:tcPr>
-            <w:tcW w:w="2344" w:type="dxa"/>
+            <w:tcW w:w="1615" w:type="dxa"/>
             <w:tcBorders>
               <w:top w:val="single" w:sz="4" w:space="0" w:color="000000"/>
               <w:left w:val="single" w:sz="4" w:space="0" w:color="000000"/>
@@ -6288,7 +6861,7 @@
         </w:trPr>
         <w:tc>
           <w:tcPr>
-            <w:tcW w:w="796" w:type="dxa"/>
+            <w:tcW w:w="805" w:type="dxa"/>
             <w:tcBorders>
               <w:top w:val="double" w:sz="4" w:space="0" w:color="000000"/>
               <w:left w:val="single" w:sz="4" w:space="0" w:color="000000"/>
@@ -6312,7 +6885,6 @@
                 <w:sz w:val="24"/>
                 <w:szCs w:val="24"/>
               </w:rPr>
-              <w:lastRenderedPageBreak/>
               <w:t>1</w:t>
             </w:r>
             <w:r>
@@ -6328,7 +6900,7 @@
         </w:tc>
         <w:tc>
           <w:tcPr>
-            <w:tcW w:w="1449" w:type="dxa"/>
+            <w:tcW w:w="810" w:type="dxa"/>
             <w:tcBorders>
               <w:top w:val="double" w:sz="4" w:space="0" w:color="000000"/>
               <w:left w:val="single" w:sz="4" w:space="0" w:color="000000"/>
@@ -6357,7 +6929,7 @@
         </w:tc>
         <w:tc>
           <w:tcPr>
-            <w:tcW w:w="3690" w:type="dxa"/>
+            <w:tcW w:w="1980" w:type="dxa"/>
             <w:tcBorders>
               <w:top w:val="double" w:sz="4" w:space="0" w:color="000000"/>
               <w:left w:val="single" w:sz="4" w:space="0" w:color="000000"/>
@@ -6382,13 +6954,31 @@
                 <w:sz w:val="24"/>
                 <w:szCs w:val="24"/>
               </w:rPr>
-              <w:t>Activity 17: Does behavior impact performance?</w:t>
-            </w:r>
-          </w:p>
-        </w:tc>
-        <w:tc>
-          <w:tcPr>
-            <w:tcW w:w="2340" w:type="dxa"/>
+              <w:t>Activity 1</w:t>
+            </w:r>
+            <w:r>
+              <w:rPr>
+                <w:rFonts w:ascii="Times New Roman" w:hAnsi="Times New Roman" w:cs="Times New Roman"/>
+                <w:iCs/>
+                <w:sz w:val="24"/>
+                <w:szCs w:val="24"/>
+              </w:rPr>
+              <w:t>8</w:t>
+            </w:r>
+            <w:r>
+              <w:rPr>
+                <w:rFonts w:ascii="Times New Roman" w:hAnsi="Times New Roman" w:cs="Times New Roman"/>
+                <w:iCs/>
+                <w:sz w:val="24"/>
+                <w:szCs w:val="24"/>
+              </w:rPr>
+              <w:t>: Does behavior impact performance?</w:t>
+            </w:r>
+          </w:p>
+        </w:tc>
+        <w:tc>
+          <w:tcPr>
+            <w:tcW w:w="5580" w:type="dxa"/>
             <w:tcBorders>
               <w:top w:val="double" w:sz="4" w:space="0" w:color="000000"/>
               <w:left w:val="single" w:sz="4" w:space="0" w:color="000000"/>
@@ -6443,16 +7033,67 @@
               <w:rPr>
                 <w:rFonts w:ascii="Times New Roman" w:hAnsi="Times New Roman" w:cs="Times New Roman"/>
                 <w:color w:val="00B050"/>
-                <w:sz w:val="24"/>
+                <w:szCs w:val="20"/>
               </w:rPr>
             </w:pPr>
             <w:r>
               <w:rPr>
                 <w:rFonts w:ascii="Times New Roman" w:hAnsi="Times New Roman" w:cs="Times New Roman"/>
                 <w:color w:val="00B050"/>
-                <w:sz w:val="24"/>
-              </w:rPr>
-              <w:t>5.6, 19.1, 19.2, 19.3TheoryTests, 19.3TheoryInterval</w:t>
+                <w:szCs w:val="20"/>
+              </w:rPr>
+              <w:t>Quantitative_Response_Independent_Groups_EDA</w:t>
+            </w:r>
+          </w:p>
+          <w:p>
+            <w:pPr>
+              <w:rPr>
+                <w:rFonts w:ascii="Times New Roman" w:hAnsi="Times New Roman" w:cs="Times New Roman"/>
+                <w:color w:val="00B050"/>
+                <w:szCs w:val="20"/>
+              </w:rPr>
+            </w:pPr>
+            <w:r>
+              <w:rPr>
+                <w:rFonts w:ascii="Times New Roman" w:hAnsi="Times New Roman" w:cs="Times New Roman"/>
+                <w:color w:val="00B050"/>
+                <w:szCs w:val="20"/>
+              </w:rPr>
+              <w:t>Simulation_Tests_Quantitative_Response_Independent_Groups</w:t>
+            </w:r>
+          </w:p>
+          <w:p>
+            <w:pPr>
+              <w:rPr>
+                <w:rFonts w:ascii="Times New Roman" w:hAnsi="Times New Roman" w:cs="Times New Roman"/>
+                <w:color w:val="00B050"/>
+                <w:szCs w:val="20"/>
+              </w:rPr>
+            </w:pPr>
+            <w:r>
+              <w:rPr>
+                <w:rFonts w:ascii="Times New Roman" w:hAnsi="Times New Roman" w:cs="Times New Roman"/>
+                <w:color w:val="00B050"/>
+                <w:szCs w:val="20"/>
+              </w:rPr>
+              <w:t>Bootstrap_Intervals_Quantitative_Response_Independent_Groups</w:t>
+            </w:r>
+          </w:p>
+          <w:p>
+            <w:pPr>
+              <w:rPr>
+                <w:rFonts w:ascii="Times New Roman" w:hAnsi="Times New Roman" w:cs="Times New Roman"/>
+                <w:color w:val="00B050"/>
+                <w:szCs w:val="20"/>
+              </w:rPr>
+            </w:pPr>
+            <w:r>
+              <w:rPr>
+                <w:rFonts w:ascii="Times New Roman" w:hAnsi="Times New Roman" w:cs="Times New Roman"/>
+                <w:color w:val="00B050"/>
+                <w:szCs w:val="20"/>
+              </w:rPr>
+              <w:t>Theoretical_Tests_Quantitative_Response_Independent_Groups</w:t>
             </w:r>
           </w:p>
           <w:p>
@@ -6460,6 +7101,24 @@
               <w:ind w:right="29"/>
               <w:rPr>
                 <w:rFonts w:ascii="Times New Roman" w:hAnsi="Times New Roman" w:cs="Times New Roman"/>
+                <w:color w:val="00B050"/>
+                <w:szCs w:val="20"/>
+              </w:rPr>
+            </w:pPr>
+            <w:r>
+              <w:rPr>
+                <w:rFonts w:ascii="Times New Roman" w:hAnsi="Times New Roman" w:cs="Times New Roman"/>
+                <w:color w:val="00B050"/>
+                <w:szCs w:val="20"/>
+              </w:rPr>
+              <w:t>Theoretical_Intervals_Quantitative_Response_Independent_Groups</w:t>
+            </w:r>
+          </w:p>
+          <w:p>
+            <w:pPr>
+              <w:ind w:right="29"/>
+              <w:rPr>
+                <w:rFonts w:ascii="Times New Roman" w:hAnsi="Times New Roman" w:cs="Times New Roman"/>
                 <w:color w:val="FF0000"/>
                 <w:sz w:val="24"/>
                 <w:szCs w:val="24"/>
@@ -6472,13 +7131,40 @@
                 <w:sz w:val="24"/>
                 <w:szCs w:val="24"/>
               </w:rPr>
-              <w:t>P. 252 - 260</w:t>
-            </w:r>
-          </w:p>
-        </w:tc>
-        <w:tc>
-          <w:tcPr>
-            <w:tcW w:w="2344" w:type="dxa"/>
+              <w:t xml:space="preserve">P. </w:t>
+            </w:r>
+            <w:r>
+              <w:rPr>
+                <w:rFonts w:ascii="Times New Roman" w:hAnsi="Times New Roman" w:cs="Times New Roman"/>
+                <w:color w:val="4472C4" w:themeColor="accent5"/>
+                <w:sz w:val="24"/>
+                <w:szCs w:val="24"/>
+              </w:rPr>
+              <w:t>271</w:t>
+            </w:r>
+            <w:r>
+              <w:rPr>
+                <w:rFonts w:ascii="Times New Roman" w:hAnsi="Times New Roman" w:cs="Times New Roman"/>
+                <w:color w:val="4472C4" w:themeColor="accent5"/>
+                <w:sz w:val="24"/>
+                <w:szCs w:val="24"/>
+              </w:rPr>
+              <w:t xml:space="preserve"> - 2</w:t>
+            </w:r>
+            <w:r>
+              <w:rPr>
+                <w:rFonts w:ascii="Times New Roman" w:hAnsi="Times New Roman" w:cs="Times New Roman"/>
+                <w:color w:val="4472C4" w:themeColor="accent5"/>
+                <w:sz w:val="24"/>
+                <w:szCs w:val="24"/>
+              </w:rPr>
+              <w:t>83</w:t>
+            </w:r>
+          </w:p>
+        </w:tc>
+        <w:tc>
+          <w:tcPr>
+            <w:tcW w:w="1615" w:type="dxa"/>
             <w:tcBorders>
               <w:top w:val="double" w:sz="4" w:space="0" w:color="000000"/>
               <w:left w:val="single" w:sz="4" w:space="0" w:color="000000"/>
@@ -6519,7 +7205,7 @@
         </w:trPr>
         <w:tc>
           <w:tcPr>
-            <w:tcW w:w="796" w:type="dxa"/>
+            <w:tcW w:w="805" w:type="dxa"/>
             <w:tcBorders>
               <w:top w:val="single" w:sz="4" w:space="0" w:color="000000"/>
               <w:left w:val="single" w:sz="4" w:space="0" w:color="000000"/>
@@ -6549,7 +7235,7 @@
         </w:tc>
         <w:tc>
           <w:tcPr>
-            <w:tcW w:w="1449" w:type="dxa"/>
+            <w:tcW w:w="810" w:type="dxa"/>
             <w:tcBorders>
               <w:top w:val="single" w:sz="4" w:space="0" w:color="000000"/>
               <w:left w:val="single" w:sz="4" w:space="0" w:color="000000"/>
@@ -6578,7 +7264,7 @@
         </w:tc>
         <w:tc>
           <w:tcPr>
-            <w:tcW w:w="3690" w:type="dxa"/>
+            <w:tcW w:w="1980" w:type="dxa"/>
             <w:tcBorders>
               <w:top w:val="single" w:sz="4" w:space="0" w:color="000000"/>
               <w:left w:val="single" w:sz="4" w:space="0" w:color="000000"/>
@@ -6588,27 +7274,82 @@
           </w:tcPr>
           <w:p>
             <w:pPr>
-              <w:ind w:left="5" w:right="854"/>
-              <w:rPr>
-                <w:rFonts w:ascii="Times New Roman" w:hAnsi="Times New Roman" w:cs="Times New Roman"/>
-                <w:iCs/>
-                <w:sz w:val="24"/>
-                <w:szCs w:val="24"/>
-              </w:rPr>
-            </w:pPr>
-            <w:r>
-              <w:rPr>
-                <w:rFonts w:ascii="Times New Roman" w:hAnsi="Times New Roman" w:cs="Times New Roman"/>
-                <w:sz w:val="24"/>
-                <w:szCs w:val="24"/>
-              </w:rPr>
-              <w:t>Activity 18: Moon Phases and Virtual Reality</w:t>
-            </w:r>
-          </w:p>
-        </w:tc>
-        <w:tc>
-          <w:tcPr>
-            <w:tcW w:w="2340" w:type="dxa"/>
+              <w:ind w:left="5"/>
+              <w:rPr>
+                <w:rFonts w:ascii="Times New Roman" w:hAnsi="Times New Roman" w:cs="Times New Roman"/>
+                <w:sz w:val="24"/>
+                <w:szCs w:val="24"/>
+              </w:rPr>
+            </w:pPr>
+            <w:r>
+              <w:rPr>
+                <w:rFonts w:ascii="Times New Roman" w:hAnsi="Times New Roman" w:cs="Times New Roman"/>
+                <w:sz w:val="24"/>
+                <w:szCs w:val="24"/>
+              </w:rPr>
+              <w:t>Activity</w:t>
+            </w:r>
+            <w:r>
+              <w:rPr>
+                <w:rFonts w:ascii="Times New Roman" w:hAnsi="Times New Roman" w:cs="Times New Roman"/>
+                <w:sz w:val="24"/>
+                <w:szCs w:val="24"/>
+              </w:rPr>
+              <w:t xml:space="preserve"> 1</w:t>
+            </w:r>
+            <w:r>
+              <w:rPr>
+                <w:rFonts w:ascii="Times New Roman" w:hAnsi="Times New Roman" w:cs="Times New Roman"/>
+                <w:sz w:val="24"/>
+                <w:szCs w:val="24"/>
+              </w:rPr>
+              <w:t>9</w:t>
+            </w:r>
+            <w:r>
+              <w:rPr>
+                <w:rFonts w:ascii="Times New Roman" w:hAnsi="Times New Roman" w:cs="Times New Roman"/>
+                <w:sz w:val="24"/>
+                <w:szCs w:val="24"/>
+              </w:rPr>
+              <w:t>:</w:t>
+            </w:r>
+            <w:r>
+              <w:rPr>
+                <w:rFonts w:ascii="Times New Roman" w:hAnsi="Times New Roman" w:cs="Times New Roman"/>
+                <w:sz w:val="24"/>
+                <w:szCs w:val="24"/>
+              </w:rPr>
+              <w:t xml:space="preserve"> </w:t>
+            </w:r>
+            <w:r>
+              <w:rPr>
+                <w:rFonts w:ascii="Times New Roman" w:hAnsi="Times New Roman" w:cs="Times New Roman"/>
+                <w:sz w:val="24"/>
+                <w:szCs w:val="24"/>
+              </w:rPr>
+              <w:t xml:space="preserve">Moon </w:t>
+            </w:r>
+            <w:r>
+              <w:rPr>
+                <w:rFonts w:ascii="Times New Roman" w:hAnsi="Times New Roman" w:cs="Times New Roman"/>
+                <w:sz w:val="24"/>
+                <w:szCs w:val="24"/>
+              </w:rPr>
+              <w:t>P</w:t>
+            </w:r>
+            <w:r>
+              <w:rPr>
+                <w:rFonts w:ascii="Times New Roman" w:hAnsi="Times New Roman" w:cs="Times New Roman"/>
+                <w:sz w:val="24"/>
+                <w:szCs w:val="24"/>
+              </w:rPr>
+              <w:t>hases and Virtual Reality</w:t>
+            </w:r>
+          </w:p>
+        </w:tc>
+        <w:tc>
+          <w:tcPr>
+            <w:tcW w:w="5580" w:type="dxa"/>
             <w:tcBorders>
               <w:top w:val="single" w:sz="4" w:space="0" w:color="000000"/>
               <w:left w:val="single" w:sz="4" w:space="0" w:color="000000"/>
@@ -6629,7 +7370,7 @@
         </w:tc>
         <w:tc>
           <w:tcPr>
-            <w:tcW w:w="2344" w:type="dxa"/>
+            <w:tcW w:w="1615" w:type="dxa"/>
             <w:tcBorders>
               <w:top w:val="single" w:sz="4" w:space="0" w:color="000000"/>
               <w:left w:val="single" w:sz="4" w:space="0" w:color="000000"/>
@@ -6637,43 +7378,6 @@
               <w:right w:val="single" w:sz="4" w:space="0" w:color="000000"/>
             </w:tcBorders>
           </w:tcPr>
-          <w:p>
-            <w:pPr>
-              <w:rPr>
-                <w:rFonts w:ascii="Times New Roman" w:eastAsia="Times New Roman" w:hAnsi="Times New Roman" w:cs="Times New Roman"/>
-                <w:color w:val="0070C0"/>
-                <w:sz w:val="24"/>
-                <w:szCs w:val="24"/>
-              </w:rPr>
-            </w:pPr>
-            <w:r>
-              <w:rPr>
-                <w:rFonts w:ascii="Times New Roman" w:hAnsi="Times New Roman" w:cs="Times New Roman"/>
-                <w:color w:val="00B050"/>
-                <w:sz w:val="24"/>
-                <w:szCs w:val="24"/>
-              </w:rPr>
-              <w:t xml:space="preserve">Assignment </w:t>
-            </w:r>
-            <w:r>
-              <w:rPr>
-                <w:rFonts w:ascii="Times New Roman" w:hAnsi="Times New Roman" w:cs="Times New Roman"/>
-                <w:color w:val="00B050"/>
-                <w:sz w:val="24"/>
-                <w:szCs w:val="24"/>
-              </w:rPr>
-              <w:t>8</w:t>
-            </w:r>
-            <w:r>
-              <w:rPr>
-                <w:rFonts w:ascii="Times New Roman" w:hAnsi="Times New Roman" w:cs="Times New Roman"/>
-                <w:color w:val="00B050"/>
-                <w:sz w:val="24"/>
-                <w:szCs w:val="24"/>
-              </w:rPr>
-              <w:t xml:space="preserve"> </w:t>
-            </w:r>
-          </w:p>
           <w:p>
             <w:pPr>
               <w:rPr>
@@ -6696,7 +7400,7 @@
         </w:trPr>
         <w:tc>
           <w:tcPr>
-            <w:tcW w:w="796" w:type="dxa"/>
+            <w:tcW w:w="805" w:type="dxa"/>
             <w:tcBorders>
               <w:top w:val="single" w:sz="4" w:space="0" w:color="000000"/>
               <w:left w:val="single" w:sz="4" w:space="0" w:color="000000"/>
@@ -6726,7 +7430,7 @@
         </w:tc>
         <w:tc>
           <w:tcPr>
-            <w:tcW w:w="1449" w:type="dxa"/>
+            <w:tcW w:w="810" w:type="dxa"/>
             <w:tcBorders>
               <w:top w:val="single" w:sz="4" w:space="0" w:color="000000"/>
               <w:left w:val="single" w:sz="4" w:space="0" w:color="000000"/>
@@ -6755,7 +7459,7 @@
         </w:tc>
         <w:tc>
           <w:tcPr>
-            <w:tcW w:w="3690" w:type="dxa"/>
+            <w:tcW w:w="1980" w:type="dxa"/>
             <w:tcBorders>
               <w:top w:val="single" w:sz="4" w:space="0" w:color="000000"/>
               <w:left w:val="single" w:sz="4" w:space="0" w:color="000000"/>
@@ -6812,7 +7516,7 @@
         </w:tc>
         <w:tc>
           <w:tcPr>
-            <w:tcW w:w="2340" w:type="dxa"/>
+            <w:tcW w:w="5580" w:type="dxa"/>
             <w:tcBorders>
               <w:top w:val="single" w:sz="4" w:space="0" w:color="000000"/>
               <w:left w:val="single" w:sz="4" w:space="0" w:color="000000"/>
@@ -6832,7 +7536,7 @@
         </w:tc>
         <w:tc>
           <w:tcPr>
-            <w:tcW w:w="2344" w:type="dxa"/>
+            <w:tcW w:w="1615" w:type="dxa"/>
             <w:tcBorders>
               <w:top w:val="single" w:sz="4" w:space="0" w:color="000000"/>
               <w:left w:val="single" w:sz="4" w:space="0" w:color="000000"/>
@@ -6843,12 +7547,21 @@
           <w:p>
             <w:pPr>
               <w:rPr>
+                <w:rFonts w:ascii="Times New Roman" w:hAnsi="Times New Roman" w:cs="Times New Roman"/>
+                <w:color w:val="7030A0"/>
+                <w:sz w:val="24"/>
+                <w:szCs w:val="24"/>
+              </w:rPr>
+            </w:pPr>
+            <w:r>
+              <w:rPr>
                 <w:rFonts w:ascii="Times New Roman" w:eastAsia="Times New Roman" w:hAnsi="Times New Roman" w:cs="Times New Roman"/>
                 <w:color w:val="0070C0"/>
                 <w:sz w:val="24"/>
                 <w:szCs w:val="24"/>
               </w:rPr>
-            </w:pPr>
+              <w:t>Module 11</w:t>
+            </w:r>
             <w:r>
               <w:rPr>
                 <w:rFonts w:ascii="Times New Roman" w:eastAsia="Times New Roman" w:hAnsi="Times New Roman" w:cs="Times New Roman"/>
@@ -6856,27 +7569,8 @@
                 <w:sz w:val="24"/>
                 <w:szCs w:val="24"/>
               </w:rPr>
-              <w:t>Module 11</w:t>
-            </w:r>
-            <w:r>
-              <w:rPr>
-                <w:rFonts w:ascii="Times New Roman" w:eastAsia="Times New Roman" w:hAnsi="Times New Roman" w:cs="Times New Roman"/>
-                <w:color w:val="0070C0"/>
-                <w:sz w:val="24"/>
-                <w:szCs w:val="24"/>
-              </w:rPr>
               <w:t xml:space="preserve"> Lab</w:t>
             </w:r>
-          </w:p>
-          <w:p>
-            <w:pPr>
-              <w:rPr>
-                <w:rFonts w:ascii="Times New Roman" w:hAnsi="Times New Roman" w:cs="Times New Roman"/>
-                <w:color w:val="7030A0"/>
-                <w:sz w:val="24"/>
-                <w:szCs w:val="24"/>
-              </w:rPr>
-            </w:pPr>
           </w:p>
         </w:tc>
       </w:tr>
@@ -6891,7 +7585,7 @@
         </w:trPr>
         <w:tc>
           <w:tcPr>
-            <w:tcW w:w="796" w:type="dxa"/>
+            <w:tcW w:w="805" w:type="dxa"/>
             <w:tcBorders>
               <w:top w:val="double" w:sz="4" w:space="0" w:color="000000"/>
               <w:left w:val="single" w:sz="4" w:space="0" w:color="000000"/>
@@ -6930,7 +7624,7 @@
         </w:tc>
         <w:tc>
           <w:tcPr>
-            <w:tcW w:w="1449" w:type="dxa"/>
+            <w:tcW w:w="810" w:type="dxa"/>
             <w:tcBorders>
               <w:top w:val="double" w:sz="4" w:space="0" w:color="000000"/>
               <w:left w:val="single" w:sz="4" w:space="0" w:color="000000"/>
@@ -6959,7 +7653,7 @@
         </w:tc>
         <w:tc>
           <w:tcPr>
-            <w:tcW w:w="3690" w:type="dxa"/>
+            <w:tcW w:w="1980" w:type="dxa"/>
             <w:tcBorders>
               <w:top w:val="double" w:sz="4" w:space="0" w:color="000000"/>
               <w:left w:val="single" w:sz="4" w:space="0" w:color="000000"/>
@@ -6985,13 +7679,40 @@
                 <w:sz w:val="24"/>
                 <w:szCs w:val="24"/>
               </w:rPr>
-              <w:t>Activity 19: IPEDS (continued) – Linear Regression</w:t>
-            </w:r>
-          </w:p>
-        </w:tc>
-        <w:tc>
-          <w:tcPr>
-            <w:tcW w:w="2340" w:type="dxa"/>
+              <w:t>Activity 20</w:t>
+            </w:r>
+            <w:r>
+              <w:rPr>
+                <w:rFonts w:ascii="Times New Roman" w:hAnsi="Times New Roman" w:cs="Times New Roman"/>
+                <w:iCs/>
+                <w:sz w:val="24"/>
+                <w:szCs w:val="24"/>
+              </w:rPr>
+              <w:t>:</w:t>
+            </w:r>
+            <w:r>
+              <w:rPr>
+                <w:rFonts w:ascii="Times New Roman" w:hAnsi="Times New Roman" w:cs="Times New Roman"/>
+                <w:iCs/>
+                <w:sz w:val="24"/>
+                <w:szCs w:val="24"/>
+              </w:rPr>
+              <w:t xml:space="preserve"> Paired vs. Independent</w:t>
+            </w:r>
+            <w:r>
+              <w:rPr>
+                <w:rFonts w:ascii="Times New Roman" w:hAnsi="Times New Roman" w:cs="Times New Roman"/>
+                <w:iCs/>
+                <w:sz w:val="24"/>
+                <w:szCs w:val="24"/>
+              </w:rPr>
+              <w:t xml:space="preserve"> Samples</w:t>
+            </w:r>
+          </w:p>
+        </w:tc>
+        <w:tc>
+          <w:tcPr>
+            <w:tcW w:w="5580" w:type="dxa"/>
             <w:tcBorders>
               <w:top w:val="double" w:sz="4" w:space="0" w:color="000000"/>
               <w:left w:val="single" w:sz="4" w:space="0" w:color="000000"/>
@@ -7014,7 +7735,7 @@
                 <w:color w:val="FF0000"/>
                 <w:sz w:val="24"/>
               </w:rPr>
-              <w:t xml:space="preserve">Ch 6; Ch 7; Ch 8; </w:t>
+              <w:t>Ch 18</w:t>
             </w:r>
             <w:r>
               <w:rPr>
@@ -7022,32 +7743,66 @@
                 <w:color w:val="FF0000"/>
                 <w:sz w:val="24"/>
               </w:rPr>
-              <w:t>Ch 21; Ch 22</w:t>
-            </w:r>
-          </w:p>
-          <w:p>
-            <w:pPr>
-              <w:rPr>
-                <w:rFonts w:ascii="Times New Roman" w:eastAsia="Times New Roman" w:hAnsi="Times New Roman" w:cs="Times New Roman"/>
+              <w:t xml:space="preserve"> </w:t>
+            </w:r>
+          </w:p>
+          <w:p>
+            <w:pPr>
+              <w:rPr>
+                <w:rFonts w:ascii="Times New Roman" w:hAnsi="Times New Roman" w:cs="Times New Roman"/>
+                <w:color w:val="00B050"/>
+                <w:sz w:val="24"/>
+              </w:rPr>
+            </w:pPr>
+            <w:r>
+              <w:rPr>
+                <w:rFonts w:ascii="Times New Roman" w:hAnsi="Times New Roman" w:cs="Times New Roman"/>
+                <w:color w:val="00B050"/>
+                <w:sz w:val="24"/>
+              </w:rPr>
+              <w:t>Paired_Data</w:t>
+            </w:r>
+          </w:p>
+          <w:p>
+            <w:pPr>
+              <w:rPr>
+                <w:rFonts w:ascii="Times New Roman" w:hAnsi="Times New Roman" w:cs="Times New Roman"/>
+                <w:color w:val="00B050"/>
+                <w:sz w:val="24"/>
+              </w:rPr>
+            </w:pPr>
+            <w:r>
+              <w:rPr>
+                <w:rFonts w:ascii="Times New Roman" w:hAnsi="Times New Roman" w:cs="Times New Roman"/>
+                <w:color w:val="00B050"/>
+                <w:sz w:val="24"/>
+              </w:rPr>
+              <w:t>Simulation_Inference_Paired_Data</w:t>
+            </w:r>
+          </w:p>
+          <w:p>
+            <w:pPr>
+              <w:rPr>
+                <w:rFonts w:ascii="Times New Roman" w:hAnsi="Times New Roman" w:cs="Times New Roman"/>
+                <w:color w:val="00B050"/>
+                <w:sz w:val="24"/>
+              </w:rPr>
+            </w:pPr>
+            <w:r>
+              <w:rPr>
+                <w:rFonts w:ascii="Times New Roman" w:hAnsi="Times New Roman" w:cs="Times New Roman"/>
+                <w:color w:val="00B050"/>
+                <w:sz w:val="24"/>
+              </w:rPr>
+              <w:t>Theoretical_Inference_Paired_Data</w:t>
+            </w:r>
+          </w:p>
+          <w:p>
+            <w:pPr>
+              <w:rPr>
+                <w:rFonts w:ascii="Times New Roman" w:hAnsi="Times New Roman" w:cs="Times New Roman"/>
                 <w:color w:val="FF0000"/>
                 <w:sz w:val="24"/>
-              </w:rPr>
-            </w:pPr>
-            <w:r>
-              <w:rPr>
-                <w:rFonts w:ascii="Times New Roman" w:hAnsi="Times New Roman" w:cs="Times New Roman"/>
-                <w:color w:val="00B050"/>
-                <w:sz w:val="24"/>
-              </w:rPr>
-              <w:t>6.1, 6.2, 6.3, Ch 7, Ch21_Overview, 21.1, 21.3, 21.4TheoryTests, 21.4TheoryIntervals</w:t>
-            </w:r>
-          </w:p>
-          <w:p>
-            <w:pPr>
-              <w:rPr>
-                <w:rFonts w:ascii="Times New Roman" w:hAnsi="Times New Roman" w:cs="Times New Roman"/>
-                <w:color w:val="FF0000"/>
-                <w:sz w:val="24"/>
                 <w:szCs w:val="24"/>
               </w:rPr>
             </w:pPr>
@@ -7058,13 +7813,40 @@
                 <w:sz w:val="24"/>
                 <w:szCs w:val="24"/>
               </w:rPr>
-              <w:t>P. 281 - 298</w:t>
-            </w:r>
-          </w:p>
-        </w:tc>
-        <w:tc>
-          <w:tcPr>
-            <w:tcW w:w="2344" w:type="dxa"/>
+              <w:t xml:space="preserve">P. </w:t>
+            </w:r>
+            <w:r>
+              <w:rPr>
+                <w:rFonts w:ascii="Times New Roman" w:hAnsi="Times New Roman" w:cs="Times New Roman"/>
+                <w:color w:val="4472C4" w:themeColor="accent5"/>
+                <w:sz w:val="24"/>
+                <w:szCs w:val="24"/>
+              </w:rPr>
+              <w:t>303</w:t>
+            </w:r>
+            <w:r>
+              <w:rPr>
+                <w:rFonts w:ascii="Times New Roman" w:hAnsi="Times New Roman" w:cs="Times New Roman"/>
+                <w:color w:val="4472C4" w:themeColor="accent5"/>
+                <w:sz w:val="24"/>
+                <w:szCs w:val="24"/>
+              </w:rPr>
+              <w:t xml:space="preserve"> - </w:t>
+            </w:r>
+            <w:r>
+              <w:rPr>
+                <w:rFonts w:ascii="Times New Roman" w:hAnsi="Times New Roman" w:cs="Times New Roman"/>
+                <w:color w:val="4472C4" w:themeColor="accent5"/>
+                <w:sz w:val="24"/>
+                <w:szCs w:val="24"/>
+              </w:rPr>
+              <w:t>312</w:t>
+            </w:r>
+          </w:p>
+        </w:tc>
+        <w:tc>
+          <w:tcPr>
+            <w:tcW w:w="1615" w:type="dxa"/>
             <w:tcBorders>
               <w:top w:val="double" w:sz="4" w:space="0" w:color="000000"/>
               <w:left w:val="single" w:sz="4" w:space="0" w:color="000000"/>
@@ -7136,7 +7918,7 @@
         </w:trPr>
         <w:tc>
           <w:tcPr>
-            <w:tcW w:w="796" w:type="dxa"/>
+            <w:tcW w:w="805" w:type="dxa"/>
             <w:tcBorders>
               <w:top w:val="single" w:sz="4" w:space="0" w:color="000000"/>
               <w:left w:val="single" w:sz="4" w:space="0" w:color="000000"/>
@@ -7157,7 +7939,7 @@
         </w:tc>
         <w:tc>
           <w:tcPr>
-            <w:tcW w:w="1449" w:type="dxa"/>
+            <w:tcW w:w="810" w:type="dxa"/>
             <w:tcBorders>
               <w:top w:val="single" w:sz="4" w:space="0" w:color="000000"/>
               <w:left w:val="single" w:sz="4" w:space="0" w:color="000000"/>
@@ -7197,7 +7979,7 @@
         </w:tc>
         <w:tc>
           <w:tcPr>
-            <w:tcW w:w="3690" w:type="dxa"/>
+            <w:tcW w:w="1980" w:type="dxa"/>
             <w:tcBorders>
               <w:top w:val="single" w:sz="4" w:space="0" w:color="000000"/>
               <w:left w:val="single" w:sz="4" w:space="0" w:color="000000"/>
@@ -7242,7 +8024,7 @@
         </w:tc>
         <w:tc>
           <w:tcPr>
-            <w:tcW w:w="2340" w:type="dxa"/>
+            <w:tcW w:w="5580" w:type="dxa"/>
             <w:tcBorders>
               <w:top w:val="single" w:sz="4" w:space="0" w:color="000000"/>
               <w:left w:val="single" w:sz="4" w:space="0" w:color="000000"/>
@@ -7262,7 +8044,7 @@
         </w:tc>
         <w:tc>
           <w:tcPr>
-            <w:tcW w:w="2344" w:type="dxa"/>
+            <w:tcW w:w="1615" w:type="dxa"/>
             <w:tcBorders>
               <w:top w:val="single" w:sz="4" w:space="0" w:color="000000"/>
               <w:left w:val="single" w:sz="4" w:space="0" w:color="000000"/>
@@ -7292,7 +8074,7 @@
         </w:trPr>
         <w:tc>
           <w:tcPr>
-            <w:tcW w:w="796" w:type="dxa"/>
+            <w:tcW w:w="805" w:type="dxa"/>
             <w:tcBorders>
               <w:top w:val="single" w:sz="4" w:space="0" w:color="000000"/>
               <w:left w:val="single" w:sz="4" w:space="0" w:color="000000"/>
@@ -7322,7 +8104,7 @@
         </w:tc>
         <w:tc>
           <w:tcPr>
-            <w:tcW w:w="1449" w:type="dxa"/>
+            <w:tcW w:w="810" w:type="dxa"/>
             <w:tcBorders>
               <w:top w:val="single" w:sz="4" w:space="0" w:color="000000"/>
               <w:left w:val="single" w:sz="4" w:space="0" w:color="000000"/>
@@ -7351,7 +8133,7 @@
         </w:tc>
         <w:tc>
           <w:tcPr>
-            <w:tcW w:w="3690" w:type="dxa"/>
+            <w:tcW w:w="1980" w:type="dxa"/>
             <w:tcBorders>
               <w:top w:val="single" w:sz="4" w:space="0" w:color="000000"/>
               <w:left w:val="single" w:sz="4" w:space="0" w:color="000000"/>
@@ -7361,7 +8143,7 @@
           </w:tcPr>
           <w:p>
             <w:pPr>
-              <w:ind w:left="5" w:right="107"/>
+              <w:ind w:left="5"/>
               <w:rPr>
                 <w:rFonts w:ascii="Times New Roman" w:hAnsi="Times New Roman" w:cs="Times New Roman"/>
                 <w:sz w:val="24"/>
@@ -7375,7 +8157,7 @@
                 <w:sz w:val="24"/>
                 <w:szCs w:val="24"/>
               </w:rPr>
-              <w:t>Activity 2</w:t>
+              <w:t>Activity 21: Color Interference</w:t>
             </w:r>
             <w:r>
               <w:rPr>
@@ -7384,22 +8166,13 @@
                 <w:sz w:val="24"/>
                 <w:szCs w:val="24"/>
               </w:rPr>
-              <w:t>0</w:t>
-            </w:r>
-            <w:r>
-              <w:rPr>
-                <w:rFonts w:ascii="Times New Roman" w:hAnsi="Times New Roman" w:cs="Times New Roman"/>
-                <w:iCs/>
-                <w:sz w:val="24"/>
-                <w:szCs w:val="24"/>
-              </w:rPr>
-              <w:t xml:space="preserve"> Paired vs. Independent Samples </w:t>
-            </w:r>
-          </w:p>
-        </w:tc>
-        <w:tc>
-          <w:tcPr>
-            <w:tcW w:w="2340" w:type="dxa"/>
+              <w:t xml:space="preserve"> </w:t>
+            </w:r>
+          </w:p>
+        </w:tc>
+        <w:tc>
+          <w:tcPr>
+            <w:tcW w:w="5580" w:type="dxa"/>
             <w:tcBorders>
               <w:top w:val="single" w:sz="4" w:space="0" w:color="000000"/>
               <w:left w:val="single" w:sz="4" w:space="0" w:color="000000"/>
@@ -7419,7 +8192,7 @@
         </w:tc>
         <w:tc>
           <w:tcPr>
-            <w:tcW w:w="2344" w:type="dxa"/>
+            <w:tcW w:w="1615" w:type="dxa"/>
             <w:tcBorders>
               <w:top w:val="single" w:sz="4" w:space="0" w:color="000000"/>
               <w:left w:val="single" w:sz="4" w:space="0" w:color="000000"/>
@@ -7449,7 +8222,7 @@
         </w:trPr>
         <w:tc>
           <w:tcPr>
-            <w:tcW w:w="796" w:type="dxa"/>
+            <w:tcW w:w="805" w:type="dxa"/>
             <w:tcBorders>
               <w:top w:val="double" w:sz="4" w:space="0" w:color="000000"/>
               <w:left w:val="single" w:sz="4" w:space="0" w:color="000000"/>
@@ -7488,7 +8261,7 @@
         </w:tc>
         <w:tc>
           <w:tcPr>
-            <w:tcW w:w="1449" w:type="dxa"/>
+            <w:tcW w:w="810" w:type="dxa"/>
             <w:tcBorders>
               <w:top w:val="double" w:sz="4" w:space="0" w:color="000000"/>
               <w:left w:val="single" w:sz="4" w:space="0" w:color="000000"/>
@@ -7517,7 +8290,7 @@
         </w:tc>
         <w:tc>
           <w:tcPr>
-            <w:tcW w:w="3690" w:type="dxa"/>
+            <w:tcW w:w="1980" w:type="dxa"/>
             <w:tcBorders>
               <w:top w:val="double" w:sz="4" w:space="0" w:color="000000"/>
               <w:left w:val="single" w:sz="4" w:space="0" w:color="000000"/>
@@ -7527,7 +8300,7 @@
           </w:tcPr>
           <w:p>
             <w:pPr>
-              <w:ind w:left="5" w:right="922"/>
+              <w:ind w:left="5"/>
               <w:rPr>
                 <w:rFonts w:ascii="Times New Roman" w:hAnsi="Times New Roman" w:cs="Times New Roman"/>
                 <w:sz w:val="24"/>
@@ -7535,33 +8308,6 @@
                 <w:highlight w:val="yellow"/>
               </w:rPr>
             </w:pPr>
-            <w:r>
-              <w:rPr>
-                <w:rFonts w:ascii="Times New Roman" w:hAnsi="Times New Roman" w:cs="Times New Roman"/>
-                <w:iCs/>
-                <w:sz w:val="24"/>
-                <w:szCs w:val="24"/>
-              </w:rPr>
-              <w:t xml:space="preserve">Activity </w:t>
-            </w:r>
-            <w:r>
-              <w:rPr>
-                <w:rFonts w:ascii="Times New Roman" w:hAnsi="Times New Roman" w:cs="Times New Roman"/>
-                <w:iCs/>
-                <w:sz w:val="24"/>
-                <w:szCs w:val="24"/>
-              </w:rPr>
-              <w:t>21</w:t>
-            </w:r>
-            <w:r>
-              <w:rPr>
-                <w:rFonts w:ascii="Times New Roman" w:hAnsi="Times New Roman" w:cs="Times New Roman"/>
-                <w:iCs/>
-                <w:sz w:val="24"/>
-                <w:szCs w:val="24"/>
-              </w:rPr>
-              <w:t>: Color Interference</w:t>
-            </w:r>
             <w:r>
               <w:rPr>
                 <w:rFonts w:ascii="Times New Roman" w:eastAsia="Times New Roman" w:hAnsi="Times New Roman" w:cs="Times New Roman"/>
@@ -7570,13 +8316,23 @@
                 <w:sz w:val="24"/>
                 <w:szCs w:val="24"/>
               </w:rPr>
-              <w:t xml:space="preserve"> </w:t>
-            </w:r>
-          </w:p>
-        </w:tc>
-        <w:tc>
-          <w:tcPr>
-            <w:tcW w:w="2340" w:type="dxa"/>
+              <w:t>Module 12 Lab: Swearin</w:t>
+            </w:r>
+            <w:r>
+              <w:rPr>
+                <w:rFonts w:ascii="Times New Roman" w:eastAsia="Times New Roman" w:hAnsi="Times New Roman" w:cs="Times New Roman"/>
+                <w:iCs/>
+                <w:color w:val="auto"/>
+                <w:sz w:val="24"/>
+                <w:szCs w:val="24"/>
+              </w:rPr>
+              <w:t>g</w:t>
+            </w:r>
+          </w:p>
+        </w:tc>
+        <w:tc>
+          <w:tcPr>
+            <w:tcW w:w="5580" w:type="dxa"/>
             <w:tcBorders>
               <w:top w:val="double" w:sz="4" w:space="0" w:color="000000"/>
               <w:left w:val="single" w:sz="4" w:space="0" w:color="000000"/>
@@ -7597,7 +8353,7 @@
         </w:tc>
         <w:tc>
           <w:tcPr>
-            <w:tcW w:w="2344" w:type="dxa"/>
+            <w:tcW w:w="1615" w:type="dxa"/>
             <w:tcBorders>
               <w:top w:val="double" w:sz="4" w:space="0" w:color="000000"/>
               <w:left w:val="single" w:sz="4" w:space="0" w:color="000000"/>
@@ -7605,6 +8361,34 @@
               <w:right w:val="single" w:sz="4" w:space="0" w:color="000000"/>
             </w:tcBorders>
           </w:tcPr>
+          <w:p>
+            <w:pPr>
+              <w:rPr>
+                <w:rFonts w:ascii="Times New Roman" w:hAnsi="Times New Roman" w:cs="Times New Roman"/>
+                <w:color w:val="00B050"/>
+                <w:sz w:val="24"/>
+                <w:szCs w:val="24"/>
+              </w:rPr>
+            </w:pPr>
+            <w:r>
+              <w:rPr>
+                <w:rFonts w:ascii="Times New Roman" w:hAnsi="Times New Roman" w:cs="Times New Roman"/>
+                <w:color w:val="4472C4" w:themeColor="accent5"/>
+                <w:sz w:val="24"/>
+                <w:szCs w:val="24"/>
+              </w:rPr>
+              <w:t>Module 12 Lab</w:t>
+            </w:r>
+            <w:r>
+              <w:rPr>
+                <w:rFonts w:ascii="Times New Roman" w:hAnsi="Times New Roman" w:cs="Times New Roman"/>
+                <w:color w:val="00B050"/>
+                <w:sz w:val="24"/>
+                <w:szCs w:val="24"/>
+              </w:rPr>
+              <w:t xml:space="preserve">  </w:t>
+            </w:r>
+          </w:p>
           <w:p>
             <w:pPr>
               <w:rPr>
@@ -7647,7 +8431,7 @@
         </w:trPr>
         <w:tc>
           <w:tcPr>
-            <w:tcW w:w="796" w:type="dxa"/>
+            <w:tcW w:w="805" w:type="dxa"/>
             <w:tcBorders>
               <w:top w:val="single" w:sz="4" w:space="0" w:color="000000"/>
               <w:left w:val="single" w:sz="4" w:space="0" w:color="000000"/>
@@ -7677,7 +8461,7 @@
         </w:tc>
         <w:tc>
           <w:tcPr>
-            <w:tcW w:w="1449" w:type="dxa"/>
+            <w:tcW w:w="810" w:type="dxa"/>
             <w:tcBorders>
               <w:top w:val="single" w:sz="4" w:space="0" w:color="000000"/>
               <w:left w:val="single" w:sz="4" w:space="0" w:color="000000"/>
@@ -7706,7 +8490,7 @@
         </w:tc>
         <w:tc>
           <w:tcPr>
-            <w:tcW w:w="3690" w:type="dxa"/>
+            <w:tcW w:w="1980" w:type="dxa"/>
             <w:tcBorders>
               <w:top w:val="single" w:sz="4" w:space="0" w:color="000000"/>
               <w:left w:val="single" w:sz="4" w:space="0" w:color="000000"/>
@@ -7716,119 +8500,261 @@
           </w:tcPr>
           <w:p>
             <w:pPr>
-              <w:ind w:left="5" w:right="922"/>
-              <w:rPr>
-                <w:rFonts w:ascii="Times New Roman" w:hAnsi="Times New Roman" w:cs="Times New Roman"/>
-                <w:sz w:val="24"/>
-                <w:szCs w:val="24"/>
-              </w:rPr>
-            </w:pPr>
-            <w:r>
-              <w:rPr>
-                <w:rFonts w:ascii="Times New Roman" w:eastAsia="Times New Roman" w:hAnsi="Times New Roman" w:cs="Times New Roman"/>
+              <w:ind w:left="5"/>
+              <w:rPr>
+                <w:rFonts w:ascii="Times New Roman" w:hAnsi="Times New Roman" w:cs="Times New Roman"/>
+                <w:sz w:val="24"/>
+                <w:szCs w:val="24"/>
+              </w:rPr>
+            </w:pPr>
+            <w:r>
+              <w:rPr>
+                <w:rFonts w:ascii="Times New Roman" w:hAnsi="Times New Roman" w:cs="Times New Roman"/>
+                <w:sz w:val="24"/>
+                <w:szCs w:val="24"/>
+              </w:rPr>
+              <w:t>Activity 22: Moneyball – Linear Regression</w:t>
+            </w:r>
+          </w:p>
+        </w:tc>
+        <w:tc>
+          <w:tcPr>
+            <w:tcW w:w="5580" w:type="dxa"/>
+            <w:tcBorders>
+              <w:top w:val="single" w:sz="4" w:space="0" w:color="000000"/>
+              <w:left w:val="single" w:sz="4" w:space="0" w:color="000000"/>
+              <w:bottom w:val="single" w:sz="4" w:space="0" w:color="000000"/>
+              <w:right w:val="single" w:sz="4" w:space="0" w:color="000000"/>
+            </w:tcBorders>
+          </w:tcPr>
+          <w:p>
+            <w:pPr>
+              <w:rPr>
+                <w:rFonts w:ascii="Times New Roman" w:eastAsia="Times New Roman" w:hAnsi="Times New Roman" w:cs="Times New Roman"/>
+                <w:color w:val="FF0000"/>
+                <w:sz w:val="24"/>
+              </w:rPr>
+            </w:pPr>
+            <w:r>
+              <w:rPr>
+                <w:rFonts w:ascii="Times New Roman" w:eastAsia="Times New Roman" w:hAnsi="Times New Roman" w:cs="Times New Roman"/>
+                <w:color w:val="FF0000"/>
+                <w:sz w:val="24"/>
+              </w:rPr>
+              <w:t>§</w:t>
+            </w:r>
+            <w:r>
+              <w:rPr>
+                <w:rFonts w:ascii="Times New Roman" w:hAnsi="Times New Roman" w:cs="Times New Roman"/>
+                <w:color w:val="FF0000"/>
+                <w:sz w:val="24"/>
+              </w:rPr>
+              <w:t>5.</w:t>
+            </w:r>
+            <w:r>
+              <w:rPr>
+                <w:rFonts w:ascii="Times New Roman" w:hAnsi="Times New Roman" w:cs="Times New Roman"/>
+                <w:color w:val="FF0000"/>
+                <w:sz w:val="24"/>
+              </w:rPr>
+              <w:t xml:space="preserve">1, </w:t>
+            </w:r>
+            <w:r>
+              <w:rPr>
+                <w:rFonts w:ascii="Times New Roman" w:eastAsia="Times New Roman" w:hAnsi="Times New Roman" w:cs="Times New Roman"/>
+                <w:color w:val="FF0000"/>
+                <w:sz w:val="24"/>
+              </w:rPr>
+              <w:t xml:space="preserve">Ch 6; Ch 7; Ch 8; </w:t>
+            </w:r>
+            <w:r>
+              <w:rPr>
+                <w:rFonts w:ascii="Times New Roman" w:eastAsia="Times New Roman" w:hAnsi="Times New Roman" w:cs="Times New Roman"/>
+                <w:color w:val="FF0000"/>
+                <w:sz w:val="24"/>
+              </w:rPr>
+              <w:t>Ch 21; Ch 22</w:t>
+            </w:r>
+          </w:p>
+          <w:p>
+            <w:pPr>
+              <w:rPr>
+                <w:rFonts w:ascii="Times New Roman" w:hAnsi="Times New Roman" w:cs="Times New Roman"/>
+                <w:color w:val="00B050"/>
+                <w:sz w:val="24"/>
+              </w:rPr>
+            </w:pPr>
+            <w:r>
+              <w:rPr>
+                <w:rFonts w:ascii="Times New Roman" w:hAnsi="Times New Roman" w:cs="Times New Roman"/>
+                <w:color w:val="00B050"/>
+                <w:sz w:val="24"/>
+              </w:rPr>
+              <w:t>Two_Quantitative_Variables_Plots</w:t>
+            </w:r>
+          </w:p>
+          <w:p>
+            <w:pPr>
+              <w:rPr>
+                <w:rFonts w:ascii="Times New Roman" w:hAnsi="Times New Roman" w:cs="Times New Roman"/>
+                <w:color w:val="00B050"/>
+                <w:sz w:val="24"/>
+              </w:rPr>
+            </w:pPr>
+            <w:r>
+              <w:rPr>
+                <w:rFonts w:ascii="Times New Roman" w:hAnsi="Times New Roman" w:cs="Times New Roman"/>
+                <w:color w:val="00B050"/>
+                <w:sz w:val="24"/>
+              </w:rPr>
+              <w:t>Two_Quantitative_Variables_Linear_Regression</w:t>
+            </w:r>
+          </w:p>
+          <w:p>
+            <w:pPr>
+              <w:rPr>
+                <w:rFonts w:ascii="Times New Roman" w:hAnsi="Times New Roman" w:cs="Times New Roman"/>
+                <w:color w:val="00B050"/>
+                <w:sz w:val="24"/>
+              </w:rPr>
+            </w:pPr>
+            <w:r>
+              <w:rPr>
+                <w:rFonts w:ascii="Times New Roman" w:hAnsi="Times New Roman" w:cs="Times New Roman"/>
+                <w:color w:val="00B050"/>
+                <w:sz w:val="24"/>
+              </w:rPr>
+              <w:t>Two_Quantitative_Variables_Statistics</w:t>
+            </w:r>
+          </w:p>
+          <w:p>
+            <w:pPr>
+              <w:rPr>
+                <w:rFonts w:ascii="Times New Roman" w:hAnsi="Times New Roman" w:cs="Times New Roman"/>
+                <w:color w:val="00B050"/>
+                <w:sz w:val="24"/>
+              </w:rPr>
+            </w:pPr>
+            <w:r>
+              <w:rPr>
+                <w:rFonts w:ascii="Times New Roman" w:hAnsi="Times New Roman" w:cs="Times New Roman"/>
+                <w:color w:val="00B050"/>
+                <w:sz w:val="24"/>
+              </w:rPr>
+              <w:t>Multivariate_Plots</w:t>
+            </w:r>
+          </w:p>
+          <w:p>
+            <w:pPr>
+              <w:rPr>
+                <w:rFonts w:ascii="Times New Roman" w:hAnsi="Times New Roman" w:cs="Times New Roman"/>
+                <w:color w:val="00B050"/>
+                <w:sz w:val="24"/>
+              </w:rPr>
+            </w:pPr>
+            <w:r>
+              <w:rPr>
+                <w:rFonts w:ascii="Times New Roman" w:hAnsi="Times New Roman" w:cs="Times New Roman"/>
+                <w:color w:val="00B050"/>
+                <w:sz w:val="24"/>
+              </w:rPr>
+              <w:t>Simulation_Inference_Two_Quantitative_Variables</w:t>
+            </w:r>
+          </w:p>
+          <w:p>
+            <w:pPr>
+              <w:rPr>
+                <w:rFonts w:ascii="Times New Roman" w:hAnsi="Times New Roman" w:cs="Times New Roman"/>
+                <w:color w:val="00B050"/>
+                <w:sz w:val="24"/>
+              </w:rPr>
+            </w:pPr>
+            <w:r>
+              <w:rPr>
+                <w:rFonts w:ascii="Times New Roman" w:hAnsi="Times New Roman" w:cs="Times New Roman"/>
+                <w:color w:val="00B050"/>
+                <w:sz w:val="24"/>
+              </w:rPr>
+              <w:t>Theoretical_Inference_Two_Quantitative_Variables</w:t>
+            </w:r>
+          </w:p>
+          <w:p>
+            <w:pPr>
+              <w:rPr>
+                <w:rFonts w:ascii="Times New Roman" w:hAnsi="Times New Roman" w:cs="Times New Roman"/>
+                <w:sz w:val="24"/>
+                <w:szCs w:val="24"/>
+              </w:rPr>
+            </w:pPr>
+            <w:r>
+              <w:rPr>
+                <w:rFonts w:ascii="Times New Roman" w:hAnsi="Times New Roman" w:cs="Times New Roman"/>
+                <w:color w:val="4472C4" w:themeColor="accent5"/>
+                <w:sz w:val="24"/>
+                <w:szCs w:val="24"/>
+              </w:rPr>
+              <w:t>P. 33</w:t>
+            </w:r>
+            <w:r>
+              <w:rPr>
+                <w:rFonts w:ascii="Times New Roman" w:hAnsi="Times New Roman" w:cs="Times New Roman"/>
+                <w:color w:val="4472C4" w:themeColor="accent5"/>
+                <w:sz w:val="24"/>
+                <w:szCs w:val="24"/>
+              </w:rPr>
+              <w:t>5</w:t>
+            </w:r>
+            <w:r>
+              <w:rPr>
+                <w:rFonts w:ascii="Times New Roman" w:hAnsi="Times New Roman" w:cs="Times New Roman"/>
+                <w:color w:val="4472C4" w:themeColor="accent5"/>
+                <w:sz w:val="24"/>
+                <w:szCs w:val="24"/>
+              </w:rPr>
+              <w:t xml:space="preserve"> - 3</w:t>
+            </w:r>
+            <w:r>
+              <w:rPr>
+                <w:rFonts w:ascii="Times New Roman" w:hAnsi="Times New Roman" w:cs="Times New Roman"/>
+                <w:color w:val="4472C4" w:themeColor="accent5"/>
+                <w:sz w:val="24"/>
+                <w:szCs w:val="24"/>
+              </w:rPr>
+              <w:t>55</w:t>
+            </w:r>
+          </w:p>
+        </w:tc>
+        <w:tc>
+          <w:tcPr>
+            <w:tcW w:w="1615" w:type="dxa"/>
+            <w:tcBorders>
+              <w:top w:val="single" w:sz="4" w:space="0" w:color="000000"/>
+              <w:left w:val="single" w:sz="4" w:space="0" w:color="000000"/>
+              <w:bottom w:val="single" w:sz="4" w:space="0" w:color="000000"/>
+              <w:right w:val="single" w:sz="4" w:space="0" w:color="000000"/>
+            </w:tcBorders>
+          </w:tcPr>
+          <w:p>
+            <w:pPr>
+              <w:rPr>
+                <w:rFonts w:ascii="Times New Roman" w:hAnsi="Times New Roman" w:cs="Times New Roman"/>
+                <w:i/>
                 <w:iCs/>
-                <w:color w:val="auto"/>
-                <w:sz w:val="24"/>
-                <w:szCs w:val="24"/>
-              </w:rPr>
-              <w:t>Module 1</w:t>
-            </w:r>
-            <w:r>
-              <w:rPr>
-                <w:rFonts w:ascii="Times New Roman" w:eastAsia="Times New Roman" w:hAnsi="Times New Roman" w:cs="Times New Roman"/>
+                <w:color w:val="7030A0"/>
+                <w:sz w:val="24"/>
+                <w:szCs w:val="24"/>
+              </w:rPr>
+            </w:pPr>
+            <w:r>
+              <w:rPr>
+                <w:rFonts w:ascii="Times New Roman" w:hAnsi="Times New Roman" w:cs="Times New Roman"/>
+                <w:i/>
                 <w:iCs/>
-                <w:color w:val="auto"/>
-                <w:sz w:val="24"/>
-                <w:szCs w:val="24"/>
-              </w:rPr>
-              <w:t>2</w:t>
-            </w:r>
-            <w:r>
-              <w:rPr>
-                <w:rFonts w:ascii="Times New Roman" w:eastAsia="Times New Roman" w:hAnsi="Times New Roman" w:cs="Times New Roman"/>
-                <w:iCs/>
-                <w:color w:val="auto"/>
-                <w:sz w:val="24"/>
-                <w:szCs w:val="24"/>
-              </w:rPr>
-              <w:t xml:space="preserve"> Lab: Swearing</w:t>
-            </w:r>
-          </w:p>
-        </w:tc>
-        <w:tc>
-          <w:tcPr>
-            <w:tcW w:w="2340" w:type="dxa"/>
-            <w:tcBorders>
-              <w:top w:val="single" w:sz="4" w:space="0" w:color="000000"/>
-              <w:left w:val="single" w:sz="4" w:space="0" w:color="000000"/>
-              <w:bottom w:val="single" w:sz="4" w:space="0" w:color="000000"/>
-              <w:right w:val="single" w:sz="4" w:space="0" w:color="000000"/>
-            </w:tcBorders>
-          </w:tcPr>
-          <w:p>
-            <w:pPr>
-              <w:rPr>
-                <w:rFonts w:ascii="Times New Roman" w:hAnsi="Times New Roman" w:cs="Times New Roman"/>
-                <w:sz w:val="24"/>
-                <w:szCs w:val="24"/>
-              </w:rPr>
-            </w:pPr>
-          </w:p>
-        </w:tc>
-        <w:tc>
-          <w:tcPr>
-            <w:tcW w:w="2344" w:type="dxa"/>
-            <w:tcBorders>
-              <w:top w:val="single" w:sz="4" w:space="0" w:color="000000"/>
-              <w:left w:val="single" w:sz="4" w:space="0" w:color="000000"/>
-              <w:bottom w:val="single" w:sz="4" w:space="0" w:color="000000"/>
-              <w:right w:val="single" w:sz="4" w:space="0" w:color="000000"/>
-            </w:tcBorders>
-          </w:tcPr>
-          <w:p>
-            <w:pPr>
-              <w:rPr>
-                <w:rFonts w:ascii="Times New Roman" w:hAnsi="Times New Roman" w:cs="Times New Roman"/>
-                <w:color w:val="00B050"/>
-                <w:sz w:val="24"/>
-                <w:szCs w:val="24"/>
-              </w:rPr>
-            </w:pPr>
-            <w:r>
-              <w:rPr>
-                <w:rFonts w:ascii="Times New Roman" w:hAnsi="Times New Roman" w:cs="Times New Roman"/>
-                <w:color w:val="4472C4" w:themeColor="accent5"/>
-                <w:sz w:val="24"/>
-                <w:szCs w:val="24"/>
-              </w:rPr>
-              <w:t>Module 1</w:t>
-            </w:r>
-            <w:r>
-              <w:rPr>
-                <w:rFonts w:ascii="Times New Roman" w:hAnsi="Times New Roman" w:cs="Times New Roman"/>
-                <w:color w:val="4472C4" w:themeColor="accent5"/>
-                <w:sz w:val="24"/>
-                <w:szCs w:val="24"/>
-              </w:rPr>
-              <w:t xml:space="preserve">2 </w:t>
-            </w:r>
-            <w:r>
-              <w:rPr>
-                <w:rFonts w:ascii="Times New Roman" w:hAnsi="Times New Roman" w:cs="Times New Roman"/>
-                <w:color w:val="4472C4" w:themeColor="accent5"/>
-                <w:sz w:val="24"/>
-                <w:szCs w:val="24"/>
-              </w:rPr>
-              <w:t>Lab</w:t>
-            </w:r>
-            <w:r>
-              <w:rPr>
-                <w:rFonts w:ascii="Times New Roman" w:hAnsi="Times New Roman" w:cs="Times New Roman"/>
-                <w:color w:val="00B050"/>
-                <w:sz w:val="24"/>
-                <w:szCs w:val="24"/>
-              </w:rPr>
-              <w:t xml:space="preserve">  </w:t>
+                <w:color w:val="7030A0"/>
+                <w:sz w:val="24"/>
+                <w:szCs w:val="24"/>
+              </w:rPr>
+              <w:t>Optional (Module 13 Video/Reading Quiz)</w:t>
             </w:r>
           </w:p>
           <w:p>
@@ -7853,7 +8779,7 @@
         </w:trPr>
         <w:tc>
           <w:tcPr>
-            <w:tcW w:w="796" w:type="dxa"/>
+            <w:tcW w:w="805" w:type="dxa"/>
             <w:tcBorders>
               <w:top w:val="single" w:sz="4" w:space="0" w:color="000000"/>
               <w:left w:val="single" w:sz="4" w:space="0" w:color="000000"/>
@@ -7883,7 +8809,7 @@
         </w:tc>
         <w:tc>
           <w:tcPr>
-            <w:tcW w:w="1449" w:type="dxa"/>
+            <w:tcW w:w="810" w:type="dxa"/>
             <w:tcBorders>
               <w:top w:val="single" w:sz="4" w:space="0" w:color="000000"/>
               <w:left w:val="single" w:sz="4" w:space="0" w:color="000000"/>
@@ -7912,7 +8838,7 @@
         </w:tc>
         <w:tc>
           <w:tcPr>
-            <w:tcW w:w="3690" w:type="dxa"/>
+            <w:tcW w:w="1980" w:type="dxa"/>
             <w:tcBorders>
               <w:top w:val="single" w:sz="4" w:space="0" w:color="000000"/>
               <w:left w:val="single" w:sz="4" w:space="0" w:color="000000"/>
@@ -7922,7 +8848,7 @@
           </w:tcPr>
           <w:p>
             <w:pPr>
-              <w:ind w:left="5" w:right="922"/>
+              <w:ind w:left="5"/>
               <w:rPr>
                 <w:rFonts w:ascii="Times New Roman" w:hAnsi="Times New Roman" w:cs="Times New Roman"/>
                 <w:color w:val="EE0000"/>
@@ -7944,7 +8870,7 @@
                 <w:sz w:val="24"/>
                 <w:szCs w:val="24"/>
               </w:rPr>
-              <w:t>2</w:t>
+              <w:t>3</w:t>
             </w:r>
             <w:r>
               <w:rPr>
@@ -7958,7 +8884,7 @@
         </w:tc>
         <w:tc>
           <w:tcPr>
-            <w:tcW w:w="2340" w:type="dxa"/>
+            <w:tcW w:w="5580" w:type="dxa"/>
             <w:tcBorders>
               <w:top w:val="single" w:sz="4" w:space="0" w:color="000000"/>
               <w:left w:val="single" w:sz="4" w:space="0" w:color="000000"/>
@@ -7969,59 +8895,16 @@
           <w:p>
             <w:pPr>
               <w:rPr>
-                <w:rFonts w:ascii="Times New Roman" w:eastAsia="Times New Roman" w:hAnsi="Times New Roman" w:cs="Times New Roman"/>
-                <w:color w:val="FF0000"/>
-                <w:sz w:val="24"/>
-              </w:rPr>
-            </w:pPr>
-            <w:r>
-              <w:rPr>
-                <w:rFonts w:ascii="Times New Roman" w:eastAsia="Times New Roman" w:hAnsi="Times New Roman" w:cs="Times New Roman"/>
-                <w:color w:val="FF0000"/>
-                <w:sz w:val="24"/>
-              </w:rPr>
-              <w:t>Ch 17; Ch 18</w:t>
-            </w:r>
-          </w:p>
-          <w:p>
-            <w:pPr>
-              <w:rPr>
-                <w:rFonts w:ascii="Times New Roman" w:hAnsi="Times New Roman" w:cs="Times New Roman"/>
-                <w:color w:val="00B050"/>
-                <w:sz w:val="24"/>
-              </w:rPr>
-            </w:pPr>
-            <w:r>
-              <w:rPr>
-                <w:rFonts w:ascii="Times New Roman" w:hAnsi="Times New Roman" w:cs="Times New Roman"/>
-                <w:color w:val="00B050"/>
-                <w:sz w:val="24"/>
-              </w:rPr>
-              <w:t>PairedData, 18.1and18.2, 18.3</w:t>
-            </w:r>
-          </w:p>
-          <w:p>
-            <w:pPr>
-              <w:rPr>
-                <w:rFonts w:ascii="Times New Roman" w:hAnsi="Times New Roman" w:cs="Times New Roman"/>
-                <w:sz w:val="24"/>
-                <w:szCs w:val="24"/>
-              </w:rPr>
-            </w:pPr>
-            <w:r>
-              <w:rPr>
-                <w:rFonts w:ascii="Times New Roman" w:hAnsi="Times New Roman" w:cs="Times New Roman"/>
-                <w:color w:val="4472C4" w:themeColor="accent5"/>
-                <w:sz w:val="24"/>
-                <w:szCs w:val="24"/>
-              </w:rPr>
-              <w:t>P. 330 - 337</w:t>
-            </w:r>
-          </w:p>
-        </w:tc>
-        <w:tc>
-          <w:tcPr>
-            <w:tcW w:w="2344" w:type="dxa"/>
+                <w:rFonts w:ascii="Times New Roman" w:hAnsi="Times New Roman" w:cs="Times New Roman"/>
+                <w:sz w:val="24"/>
+                <w:szCs w:val="24"/>
+              </w:rPr>
+            </w:pPr>
+          </w:p>
+        </w:tc>
+        <w:tc>
+          <w:tcPr>
+            <w:tcW w:w="1615" w:type="dxa"/>
             <w:tcBorders>
               <w:top w:val="single" w:sz="4" w:space="0" w:color="000000"/>
               <w:left w:val="single" w:sz="4" w:space="0" w:color="000000"/>
@@ -8029,29 +8912,6 @@
               <w:right w:val="single" w:sz="4" w:space="0" w:color="000000"/>
             </w:tcBorders>
           </w:tcPr>
-          <w:p>
-            <w:pPr>
-              <w:rPr>
-                <w:rFonts w:ascii="Times New Roman" w:hAnsi="Times New Roman" w:cs="Times New Roman"/>
-                <w:i/>
-                <w:iCs/>
-                <w:color w:val="7030A0"/>
-                <w:sz w:val="24"/>
-                <w:szCs w:val="24"/>
-              </w:rPr>
-            </w:pPr>
-            <w:r>
-              <w:rPr>
-                <w:rFonts w:ascii="Times New Roman" w:hAnsi="Times New Roman" w:cs="Times New Roman"/>
-                <w:i/>
-                <w:iCs/>
-                <w:color w:val="7030A0"/>
-                <w:sz w:val="24"/>
-                <w:szCs w:val="24"/>
-              </w:rPr>
-              <w:t>Optional (Module 13 Video/Reading Quiz)</w:t>
-            </w:r>
-          </w:p>
           <w:p>
             <w:pPr>
               <w:rPr>
@@ -8086,7 +8946,7 @@
         </w:trPr>
         <w:tc>
           <w:tcPr>
-            <w:tcW w:w="796" w:type="dxa"/>
+            <w:tcW w:w="805" w:type="dxa"/>
             <w:tcBorders>
               <w:top w:val="single" w:sz="4" w:space="0" w:color="000000"/>
               <w:left w:val="single" w:sz="4" w:space="0" w:color="000000"/>
@@ -8107,7 +8967,7 @@
         </w:tc>
         <w:tc>
           <w:tcPr>
-            <w:tcW w:w="1449" w:type="dxa"/>
+            <w:tcW w:w="810" w:type="dxa"/>
             <w:tcBorders>
               <w:top w:val="single" w:sz="4" w:space="0" w:color="000000"/>
               <w:left w:val="single" w:sz="4" w:space="0" w:color="000000"/>
@@ -8136,7 +8996,7 @@
         </w:tc>
         <w:tc>
           <w:tcPr>
-            <w:tcW w:w="3690" w:type="dxa"/>
+            <w:tcW w:w="1980" w:type="dxa"/>
             <w:tcBorders>
               <w:top w:val="single" w:sz="4" w:space="0" w:color="000000"/>
               <w:left w:val="single" w:sz="4" w:space="0" w:color="000000"/>
@@ -8169,7 +9029,7 @@
         </w:tc>
         <w:tc>
           <w:tcPr>
-            <w:tcW w:w="2340" w:type="dxa"/>
+            <w:tcW w:w="5580" w:type="dxa"/>
             <w:tcBorders>
               <w:top w:val="single" w:sz="4" w:space="0" w:color="000000"/>
               <w:left w:val="single" w:sz="4" w:space="0" w:color="000000"/>
@@ -8190,7 +9050,7 @@
         </w:tc>
         <w:tc>
           <w:tcPr>
-            <w:tcW w:w="2344" w:type="dxa"/>
+            <w:tcW w:w="1615" w:type="dxa"/>
             <w:tcBorders>
               <w:top w:val="single" w:sz="4" w:space="0" w:color="000000"/>
               <w:left w:val="single" w:sz="4" w:space="0" w:color="000000"/>
@@ -8221,7 +9081,7 @@
         </w:trPr>
         <w:tc>
           <w:tcPr>
-            <w:tcW w:w="796" w:type="dxa"/>
+            <w:tcW w:w="805" w:type="dxa"/>
             <w:tcBorders>
               <w:top w:val="single" w:sz="4" w:space="0" w:color="000000"/>
               <w:left w:val="single" w:sz="4" w:space="0" w:color="000000"/>
@@ -8251,7 +9111,7 @@
         </w:tc>
         <w:tc>
           <w:tcPr>
-            <w:tcW w:w="1449" w:type="dxa"/>
+            <w:tcW w:w="810" w:type="dxa"/>
             <w:tcBorders>
               <w:top w:val="single" w:sz="4" w:space="0" w:color="000000"/>
               <w:left w:val="single" w:sz="4" w:space="0" w:color="000000"/>
@@ -8280,7 +9140,7 @@
         </w:tc>
         <w:tc>
           <w:tcPr>
-            <w:tcW w:w="3690" w:type="dxa"/>
+            <w:tcW w:w="1980" w:type="dxa"/>
             <w:tcBorders>
               <w:top w:val="single" w:sz="4" w:space="0" w:color="000000"/>
               <w:left w:val="single" w:sz="4" w:space="0" w:color="000000"/>
@@ -8311,7 +9171,7 @@
                 <w:sz w:val="24"/>
                 <w:szCs w:val="24"/>
               </w:rPr>
-              <w:t>3</w:t>
+              <w:t>4</w:t>
             </w:r>
             <w:r>
               <w:rPr>
@@ -8325,7 +9185,7 @@
         </w:tc>
         <w:tc>
           <w:tcPr>
-            <w:tcW w:w="2340" w:type="dxa"/>
+            <w:tcW w:w="5580" w:type="dxa"/>
             <w:tcBorders>
               <w:top w:val="single" w:sz="4" w:space="0" w:color="000000"/>
               <w:left w:val="single" w:sz="4" w:space="0" w:color="000000"/>
@@ -8345,7 +9205,7 @@
         </w:tc>
         <w:tc>
           <w:tcPr>
-            <w:tcW w:w="2344" w:type="dxa"/>
+            <w:tcW w:w="1615" w:type="dxa"/>
             <w:tcBorders>
               <w:top w:val="single" w:sz="4" w:space="0" w:color="000000"/>
               <w:left w:val="single" w:sz="4" w:space="0" w:color="000000"/>
@@ -8377,7 +9237,16 @@
                 <w:sz w:val="24"/>
                 <w:szCs w:val="24"/>
               </w:rPr>
-              <w:t>12</w:t>
+              <w:t>1</w:t>
+            </w:r>
+            <w:r>
+              <w:rPr>
+                <w:rFonts w:ascii="Times New Roman" w:hAnsi="Times New Roman" w:cs="Times New Roman"/>
+                <w:color w:val="00B050"/>
+                <w:sz w:val="24"/>
+                <w:szCs w:val="24"/>
+              </w:rPr>
+              <w:t>1</w:t>
             </w:r>
           </w:p>
         </w:tc>
@@ -8393,7 +9262,7 @@
         </w:trPr>
         <w:tc>
           <w:tcPr>
-            <w:tcW w:w="796" w:type="dxa"/>
+            <w:tcW w:w="805" w:type="dxa"/>
             <w:tcBorders>
               <w:top w:val="single" w:sz="4" w:space="0" w:color="auto"/>
               <w:left w:val="single" w:sz="4" w:space="0" w:color="000000"/>
@@ -8414,7 +9283,7 @@
         </w:tc>
         <w:tc>
           <w:tcPr>
-            <w:tcW w:w="1449" w:type="dxa"/>
+            <w:tcW w:w="810" w:type="dxa"/>
             <w:tcBorders>
               <w:top w:val="single" w:sz="4" w:space="0" w:color="auto"/>
               <w:left w:val="single" w:sz="4" w:space="0" w:color="000000"/>
@@ -8443,7 +9312,7 @@
         </w:tc>
         <w:tc>
           <w:tcPr>
-            <w:tcW w:w="3690" w:type="dxa"/>
+            <w:tcW w:w="1980" w:type="dxa"/>
             <w:tcBorders>
               <w:top w:val="single" w:sz="4" w:space="0" w:color="auto"/>
               <w:left w:val="single" w:sz="4" w:space="0" w:color="000000"/>
@@ -8466,29 +9335,13 @@
                 <w:sz w:val="24"/>
                 <w:szCs w:val="24"/>
               </w:rPr>
-              <w:t>Module 1</w:t>
-            </w:r>
-            <w:r>
-              <w:rPr>
-                <w:rFonts w:ascii="Times New Roman" w:hAnsi="Times New Roman" w:cs="Times New Roman"/>
-                <w:sz w:val="24"/>
-                <w:szCs w:val="24"/>
-              </w:rPr>
-              <w:t>3</w:t>
-            </w:r>
-            <w:r>
-              <w:rPr>
-                <w:rFonts w:ascii="Times New Roman" w:hAnsi="Times New Roman" w:cs="Times New Roman"/>
-                <w:sz w:val="24"/>
-                <w:szCs w:val="24"/>
-              </w:rPr>
-              <w:t xml:space="preserve"> Lab: Big Mac Index</w:t>
-            </w:r>
-          </w:p>
-        </w:tc>
-        <w:tc>
-          <w:tcPr>
-            <w:tcW w:w="2340" w:type="dxa"/>
+              <w:t>Module 13 Lab: Big Mac Index</w:t>
+            </w:r>
+          </w:p>
+        </w:tc>
+        <w:tc>
+          <w:tcPr>
+            <w:tcW w:w="5580" w:type="dxa"/>
             <w:tcBorders>
               <w:top w:val="single" w:sz="4" w:space="0" w:color="auto"/>
               <w:left w:val="single" w:sz="4" w:space="0" w:color="000000"/>
@@ -8508,7 +9361,7 @@
         </w:tc>
         <w:tc>
           <w:tcPr>
-            <w:tcW w:w="2344" w:type="dxa"/>
+            <w:tcW w:w="1615" w:type="dxa"/>
             <w:tcBorders>
               <w:top w:val="single" w:sz="4" w:space="0" w:color="auto"/>
               <w:left w:val="single" w:sz="4" w:space="0" w:color="000000"/>
@@ -8566,7 +9419,7 @@
         </w:trPr>
         <w:tc>
           <w:tcPr>
-            <w:tcW w:w="796" w:type="dxa"/>
+            <w:tcW w:w="805" w:type="dxa"/>
             <w:tcBorders>
               <w:top w:val="single" w:sz="4" w:space="0" w:color="auto"/>
               <w:left w:val="single" w:sz="4" w:space="0" w:color="000000"/>
@@ -8587,7 +9440,7 @@
         </w:tc>
         <w:tc>
           <w:tcPr>
-            <w:tcW w:w="1449" w:type="dxa"/>
+            <w:tcW w:w="810" w:type="dxa"/>
             <w:tcBorders>
               <w:top w:val="single" w:sz="4" w:space="0" w:color="auto"/>
               <w:left w:val="single" w:sz="4" w:space="0" w:color="000000"/>
@@ -8616,7 +9469,7 @@
         </w:tc>
         <w:tc>
           <w:tcPr>
-            <w:tcW w:w="3690" w:type="dxa"/>
+            <w:tcW w:w="1980" w:type="dxa"/>
             <w:tcBorders>
               <w:top w:val="single" w:sz="4" w:space="0" w:color="auto"/>
               <w:left w:val="single" w:sz="4" w:space="0" w:color="000000"/>
@@ -8649,7 +9502,7 @@
         </w:tc>
         <w:tc>
           <w:tcPr>
-            <w:tcW w:w="2340" w:type="dxa"/>
+            <w:tcW w:w="5580" w:type="dxa"/>
             <w:tcBorders>
               <w:top w:val="single" w:sz="4" w:space="0" w:color="auto"/>
               <w:left w:val="single" w:sz="4" w:space="0" w:color="000000"/>
@@ -8669,7 +9522,7 @@
         </w:tc>
         <w:tc>
           <w:tcPr>
-            <w:tcW w:w="2344" w:type="dxa"/>
+            <w:tcW w:w="1615" w:type="dxa"/>
             <w:tcBorders>
               <w:top w:val="single" w:sz="4" w:space="0" w:color="auto"/>
               <w:left w:val="single" w:sz="4" w:space="0" w:color="000000"/>
@@ -8702,7 +9555,7 @@
         </w:trPr>
         <w:tc>
           <w:tcPr>
-            <w:tcW w:w="796" w:type="dxa"/>
+            <w:tcW w:w="805" w:type="dxa"/>
             <w:tcBorders>
               <w:top w:val="double" w:sz="4" w:space="0" w:color="auto"/>
               <w:left w:val="single" w:sz="4" w:space="0" w:color="000000"/>
@@ -8732,7 +9585,7 @@
         </w:tc>
         <w:tc>
           <w:tcPr>
-            <w:tcW w:w="1449" w:type="dxa"/>
+            <w:tcW w:w="810" w:type="dxa"/>
             <w:tcBorders>
               <w:top w:val="double" w:sz="4" w:space="0" w:color="auto"/>
               <w:left w:val="single" w:sz="4" w:space="0" w:color="000000"/>
@@ -8761,7 +9614,7 @@
         </w:tc>
         <w:tc>
           <w:tcPr>
-            <w:tcW w:w="3690" w:type="dxa"/>
+            <w:tcW w:w="1980" w:type="dxa"/>
             <w:tcBorders>
               <w:top w:val="double" w:sz="4" w:space="0" w:color="auto"/>
               <w:left w:val="single" w:sz="4" w:space="0" w:color="000000"/>
@@ -8792,7 +9645,7 @@
         </w:tc>
         <w:tc>
           <w:tcPr>
-            <w:tcW w:w="2340" w:type="dxa"/>
+            <w:tcW w:w="5580" w:type="dxa"/>
             <w:tcBorders>
               <w:top w:val="double" w:sz="4" w:space="0" w:color="auto"/>
               <w:left w:val="single" w:sz="4" w:space="0" w:color="000000"/>
@@ -8812,7 +9665,7 @@
         </w:tc>
         <w:tc>
           <w:tcPr>
-            <w:tcW w:w="2344" w:type="dxa"/>
+            <w:tcW w:w="1615" w:type="dxa"/>
             <w:tcBorders>
               <w:top w:val="double" w:sz="4" w:space="0" w:color="auto"/>
               <w:left w:val="single" w:sz="4" w:space="0" w:color="000000"/>
@@ -8860,7 +9713,7 @@
         </w:trPr>
         <w:tc>
           <w:tcPr>
-            <w:tcW w:w="796" w:type="dxa"/>
+            <w:tcW w:w="805" w:type="dxa"/>
             <w:tcBorders>
               <w:top w:val="single" w:sz="4" w:space="0" w:color="auto"/>
               <w:left w:val="single" w:sz="4" w:space="0" w:color="000000"/>
@@ -8881,7 +9734,7 @@
         </w:tc>
         <w:tc>
           <w:tcPr>
-            <w:tcW w:w="1449" w:type="dxa"/>
+            <w:tcW w:w="810" w:type="dxa"/>
             <w:tcBorders>
               <w:top w:val="single" w:sz="4" w:space="0" w:color="auto"/>
               <w:left w:val="single" w:sz="4" w:space="0" w:color="000000"/>
@@ -8910,7 +9763,7 @@
         </w:tc>
         <w:tc>
           <w:tcPr>
-            <w:tcW w:w="3690" w:type="dxa"/>
+            <w:tcW w:w="1980" w:type="dxa"/>
             <w:tcBorders>
               <w:top w:val="single" w:sz="4" w:space="0" w:color="auto"/>
               <w:left w:val="single" w:sz="4" w:space="0" w:color="000000"/>
@@ -8943,7 +9796,7 @@
         </w:tc>
         <w:tc>
           <w:tcPr>
-            <w:tcW w:w="2340" w:type="dxa"/>
+            <w:tcW w:w="5580" w:type="dxa"/>
             <w:tcBorders>
               <w:top w:val="single" w:sz="4" w:space="0" w:color="auto"/>
               <w:left w:val="single" w:sz="4" w:space="0" w:color="000000"/>
@@ -8963,7 +9816,7 @@
         </w:tc>
         <w:tc>
           <w:tcPr>
-            <w:tcW w:w="2344" w:type="dxa"/>
+            <w:tcW w:w="1615" w:type="dxa"/>
             <w:tcBorders>
               <w:top w:val="single" w:sz="4" w:space="0" w:color="auto"/>
               <w:left w:val="single" w:sz="4" w:space="0" w:color="000000"/>
@@ -8993,7 +9846,7 @@
         </w:trPr>
         <w:tc>
           <w:tcPr>
-            <w:tcW w:w="796" w:type="dxa"/>
+            <w:tcW w:w="805" w:type="dxa"/>
             <w:tcBorders>
               <w:top w:val="single" w:sz="4" w:space="0" w:color="auto"/>
               <w:left w:val="single" w:sz="4" w:space="0" w:color="000000"/>
@@ -9014,7 +9867,7 @@
         </w:tc>
         <w:tc>
           <w:tcPr>
-            <w:tcW w:w="1449" w:type="dxa"/>
+            <w:tcW w:w="810" w:type="dxa"/>
             <w:tcBorders>
               <w:top w:val="single" w:sz="4" w:space="0" w:color="auto"/>
               <w:left w:val="single" w:sz="4" w:space="0" w:color="000000"/>
@@ -9043,7 +9896,7 @@
         </w:tc>
         <w:tc>
           <w:tcPr>
-            <w:tcW w:w="3690" w:type="dxa"/>
+            <w:tcW w:w="1980" w:type="dxa"/>
             <w:tcBorders>
               <w:top w:val="single" w:sz="4" w:space="0" w:color="auto"/>
               <w:left w:val="single" w:sz="4" w:space="0" w:color="000000"/>
@@ -9085,7 +9938,7 @@
         </w:tc>
         <w:tc>
           <w:tcPr>
-            <w:tcW w:w="2340" w:type="dxa"/>
+            <w:tcW w:w="5580" w:type="dxa"/>
             <w:tcBorders>
               <w:top w:val="single" w:sz="4" w:space="0" w:color="auto"/>
               <w:left w:val="single" w:sz="4" w:space="0" w:color="000000"/>
@@ -9105,7 +9958,7 @@
         </w:tc>
         <w:tc>
           <w:tcPr>
-            <w:tcW w:w="2344" w:type="dxa"/>
+            <w:tcW w:w="1615" w:type="dxa"/>
             <w:tcBorders>
               <w:top w:val="single" w:sz="4" w:space="0" w:color="auto"/>
               <w:left w:val="single" w:sz="4" w:space="0" w:color="000000"/>
@@ -9135,7 +9988,7 @@
         </w:trPr>
         <w:tc>
           <w:tcPr>
-            <w:tcW w:w="796" w:type="dxa"/>
+            <w:tcW w:w="805" w:type="dxa"/>
             <w:tcBorders>
               <w:top w:val="double" w:sz="4" w:space="0" w:color="000000"/>
               <w:left w:val="single" w:sz="4" w:space="0" w:color="000000"/>
@@ -9165,7 +10018,7 @@
         </w:tc>
         <w:tc>
           <w:tcPr>
-            <w:tcW w:w="1449" w:type="dxa"/>
+            <w:tcW w:w="810" w:type="dxa"/>
             <w:tcBorders>
               <w:top w:val="double" w:sz="4" w:space="0" w:color="000000"/>
               <w:left w:val="single" w:sz="4" w:space="0" w:color="000000"/>
@@ -9186,7 +10039,7 @@
         </w:tc>
         <w:tc>
           <w:tcPr>
-            <w:tcW w:w="3690" w:type="dxa"/>
+            <w:tcW w:w="1980" w:type="dxa"/>
             <w:tcBorders>
               <w:top w:val="double" w:sz="4" w:space="0" w:color="000000"/>
               <w:left w:val="single" w:sz="4" w:space="0" w:color="000000"/>
@@ -9229,7 +10082,7 @@
         </w:tc>
         <w:tc>
           <w:tcPr>
-            <w:tcW w:w="2340" w:type="dxa"/>
+            <w:tcW w:w="5580" w:type="dxa"/>
             <w:tcBorders>
               <w:top w:val="double" w:sz="4" w:space="0" w:color="000000"/>
               <w:left w:val="single" w:sz="4" w:space="0" w:color="000000"/>
@@ -9249,7 +10102,7 @@
         </w:tc>
         <w:tc>
           <w:tcPr>
-            <w:tcW w:w="2344" w:type="dxa"/>
+            <w:tcW w:w="1615" w:type="dxa"/>
             <w:tcBorders>
               <w:top w:val="double" w:sz="4" w:space="0" w:color="000000"/>
               <w:left w:val="single" w:sz="4" w:space="0" w:color="000000"/>
@@ -9299,8 +10152,456 @@
 </file>
 
 <file path=word/numbering.xml><?xml version="1.0" encoding="utf-8"?>
-<w:numbering xmlns:wpc="http://schemas.microsoft.com/office/word/2010/wordprocessingCanvas" xmlns:cx="http://schemas.microsoft.com/office/drawing/2014/chartex" xmlns:cx1="http://schemas.microsoft.com/office/drawing/2015/9/8/chartex" xmlns:cx2="http://schemas.microsoft.com/office/drawing/2015/10/21/chartex" xmlns:cx3="http://schemas.microsoft.com/office/drawing/2016/5/9/chartex" xmlns:cx4="http://schemas.microsoft.com/office/drawing/2016/5/10/chartex" xmlns:cx5="http://schemas.microsoft.com/office/drawing/2016/5/11/chartex" xmlns:cx6="http://schemas.microsoft.com/office/drawing/2016/5/12/chartex" xmlns:cx7="http://schemas.microsoft.com/office/drawing/2016/5/13/chartex" xmlns:cx8="http://schemas.microsoft.com/office/drawing/2016/5/14/chartex" xmlns:mc="http://schemas.openxmlformats.org/markup-compatibility/2006" xmlns:aink="http://schemas.microsoft.com/office/drawing/2016/ink" xmlns:am3d="http://schemas.microsoft.com/office/drawing/2017/model3d" xmlns:o="urn:schemas-microsoft-com:office:office" xmlns:oel="http://schemas.microsoft.com/office/2019/extlst" xmlns:r="http://schemas.openxmlformats.org/officeDocument/2006/relationships" xmlns:m="http://schemas.openxmlformats.org/officeDocument/2006/math" xmlns:v="urn:schemas-microsoft-com:vml" xmlns:wp14="http://schemas.microsoft.com/office/word/2010/wordprocessingDrawing" xmlns:wp="http://schemas.openxmlformats.org/drawingml/2006/wordprocessingDrawing" xmlns:w10="urn:schemas-microsoft-com:office:word" xmlns:w="http://schemas.openxmlformats.org/wordprocessingml/2006/main" xmlns:w14="http://schemas.microsoft.com/office/word/2010/wordml" xmlns:w15="http://schemas.microsoft.com/office/word/2012/wordml" xmlns:w16cex="http://schemas.microsoft.com/office/word/2018/wordml/cex" xmlns:w16cid="http://schemas.microsoft.com/office/word/2016/wordml/cid" xmlns:w16="http://schemas.microsoft.com/office/word/2018/wordml" xmlns:w16du="http://schemas.microsoft.com/office/word/2023/wordml/word16du" xmlns:w16sdtdh="http://schemas.microsoft.com/office/word/2020/wordml/sdtdatahash" xmlns:w16sdtfl="http://schemas.microsoft.com/office/word/2024/wordml/sdtformatlock" xmlns:w16se="http://schemas.microsoft.com/office/word/2015/wordml/symex" xmlns:wpg="http://schemas.microsoft.com/office/word/2010/wordprocessingGroup" xmlns:wpi="http://schemas.microsoft.com/office/word/2010/wordprocessingInk" xmlns:wne="http://schemas.microsoft.com/office/word/2006/wordml" xmlns:wps="http://schemas.microsoft.com/office/word/2010/wordprocessingShape" mc:Ignorable="w14 w15 w16se w16cid w16 w16cex w16sdtdh w16sdtfl w16du wp14">
+<w:numbering xmlns:wpc="http://schemas.microsoft.com/office/word/2010/wordprocessingCanvas" xmlns:cx="http://schemas.microsoft.com/office/drawing/2014/chartex" xmlns:cx1="http://schemas.microsoft.com/office/drawing/2015/9/8/chartex" xmlns:cx2="http://schemas.microsoft.com/office/drawing/2015/10/21/chartex" xmlns:cx3="http://schemas.microsoft.com/office/drawing/2016/5/9/chartex" xmlns:cx4="http://schemas.microsoft.com/office/drawing/2016/5/10/chartex" xmlns:cx5="http://schemas.microsoft.com/office/drawing/2016/5/11/chartex" xmlns:cx6="http://schemas.microsoft.com/office/drawing/2016/5/12/chartex" xmlns:cx7="http://schemas.microsoft.com/office/drawing/2016/5/13/chartex" xmlns:cx8="http://schemas.microsoft.com/office/drawing/2016/5/14/chartex" xmlns:mc="http://schemas.openxmlformats.org/markup-compatibility/2006" xmlns:aink="http://schemas.microsoft.com/office/drawing/2016/ink" xmlns:am3d="http://schemas.microsoft.com/office/drawing/2017/model3d" xmlns:o="urn:schemas-microsoft-com:office:office" xmlns:oel="http://schemas.microsoft.com/office/2019/extlst" xmlns:r="http://schemas.openxmlformats.org/officeDocument/2006/relationships" xmlns:m="http://schemas.openxmlformats.org/officeDocument/2006/math" xmlns:v="urn:schemas-microsoft-com:vml" xmlns:wp14="http://schemas.microsoft.com/office/word/2010/wordprocessingDrawing" xmlns:wp="http://schemas.openxmlformats.org/drawingml/2006/wordprocessingDrawing" xmlns:w10="urn:schemas-microsoft-com:office:word" xmlns:w="http://schemas.openxmlformats.org/wordprocessingml/2006/main" xmlns:w14="http://schemas.microsoft.com/office/word/2010/wordml" xmlns:w15="http://schemas.microsoft.com/office/word/2012/wordml" xmlns:w16cei="http://schemas.microsoft.com/office/word/2026/wordml/cei" xmlns:w16cex="http://schemas.microsoft.com/office/word/2018/wordml/cex" xmlns:w16cid="http://schemas.microsoft.com/office/word/2016/wordml/cid" xmlns:w16="http://schemas.microsoft.com/office/word/2018/wordml" xmlns:w16du="http://schemas.microsoft.com/office/word/2023/wordml/word16du" xmlns:w16sdtdh="http://schemas.microsoft.com/office/word/2020/wordml/sdtdatahash" xmlns:w16sdtfl="http://schemas.microsoft.com/office/word/2024/wordml/sdtformatlock" xmlns:w16se="http://schemas.microsoft.com/office/word/2015/wordml/symex" xmlns:wpg="http://schemas.microsoft.com/office/word/2010/wordprocessingGroup" xmlns:wpi="http://schemas.microsoft.com/office/word/2010/wordprocessingInk" xmlns:wne="http://schemas.microsoft.com/office/word/2006/wordml" xmlns:wps="http://schemas.microsoft.com/office/word/2010/wordprocessingShape" mc:Ignorable="w14 w15 w16se w16cid w16 w16cex w16sdtdh w16sdtfl w16du wp14">
   <w:abstractNum w:abstractNumId="0" w15:restartNumberingAfterBreak="0">
+    <w:nsid w:val="120865F2"/>
+    <w:multiLevelType w:val="hybridMultilevel"/>
+    <w:tmpl w:val="92DC6848"/>
+    <w:lvl w:ilvl="0" w:tplc="F104DFBA">
+      <w:numFmt w:val="bullet"/>
+      <w:lvlText w:val="•"/>
+      <w:lvlJc w:val="left"/>
+      <w:pPr>
+        <w:ind w:left="720" w:hanging="360"/>
+      </w:pPr>
+      <w:rPr>
+        <w:rFonts w:ascii="Times New Roman" w:eastAsia="Calibri" w:hAnsi="Times New Roman" w:cs="Times New Roman" w:hint="default"/>
+      </w:rPr>
+    </w:lvl>
+    <w:lvl w:ilvl="1" w:tplc="04090003" w:tentative="1">
+      <w:start w:val="1"/>
+      <w:numFmt w:val="bullet"/>
+      <w:lvlText w:val="o"/>
+      <w:lvlJc w:val="left"/>
+      <w:pPr>
+        <w:ind w:left="1440" w:hanging="360"/>
+      </w:pPr>
+      <w:rPr>
+        <w:rFonts w:ascii="Courier New" w:hAnsi="Courier New" w:cs="Courier New" w:hint="default"/>
+      </w:rPr>
+    </w:lvl>
+    <w:lvl w:ilvl="2" w:tplc="04090005" w:tentative="1">
+      <w:start w:val="1"/>
+      <w:numFmt w:val="bullet"/>
+      <w:lvlText w:val=""/>
+      <w:lvlJc w:val="left"/>
+      <w:pPr>
+        <w:ind w:left="2160" w:hanging="360"/>
+      </w:pPr>
+      <w:rPr>
+        <w:rFonts w:ascii="Wingdings" w:hAnsi="Wingdings" w:hint="default"/>
+      </w:rPr>
+    </w:lvl>
+    <w:lvl w:ilvl="3" w:tplc="04090001" w:tentative="1">
+      <w:start w:val="1"/>
+      <w:numFmt w:val="bullet"/>
+      <w:lvlText w:val=""/>
+      <w:lvlJc w:val="left"/>
+      <w:pPr>
+        <w:ind w:left="2880" w:hanging="360"/>
+      </w:pPr>
+      <w:rPr>
+        <w:rFonts w:ascii="Symbol" w:hAnsi="Symbol" w:hint="default"/>
+      </w:rPr>
+    </w:lvl>
+    <w:lvl w:ilvl="4" w:tplc="04090003" w:tentative="1">
+      <w:start w:val="1"/>
+      <w:numFmt w:val="bullet"/>
+      <w:lvlText w:val="o"/>
+      <w:lvlJc w:val="left"/>
+      <w:pPr>
+        <w:ind w:left="3600" w:hanging="360"/>
+      </w:pPr>
+      <w:rPr>
+        <w:rFonts w:ascii="Courier New" w:hAnsi="Courier New" w:cs="Courier New" w:hint="default"/>
+      </w:rPr>
+    </w:lvl>
+    <w:lvl w:ilvl="5" w:tplc="04090005" w:tentative="1">
+      <w:start w:val="1"/>
+      <w:numFmt w:val="bullet"/>
+      <w:lvlText w:val=""/>
+      <w:lvlJc w:val="left"/>
+      <w:pPr>
+        <w:ind w:left="4320" w:hanging="360"/>
+      </w:pPr>
+      <w:rPr>
+        <w:rFonts w:ascii="Wingdings" w:hAnsi="Wingdings" w:hint="default"/>
+      </w:rPr>
+    </w:lvl>
+    <w:lvl w:ilvl="6" w:tplc="04090001" w:tentative="1">
+      <w:start w:val="1"/>
+      <w:numFmt w:val="bullet"/>
+      <w:lvlText w:val=""/>
+      <w:lvlJc w:val="left"/>
+      <w:pPr>
+        <w:ind w:left="5040" w:hanging="360"/>
+      </w:pPr>
+      <w:rPr>
+        <w:rFonts w:ascii="Symbol" w:hAnsi="Symbol" w:hint="default"/>
+      </w:rPr>
+    </w:lvl>
+    <w:lvl w:ilvl="7" w:tplc="04090003" w:tentative="1">
+      <w:start w:val="1"/>
+      <w:numFmt w:val="bullet"/>
+      <w:lvlText w:val="o"/>
+      <w:lvlJc w:val="left"/>
+      <w:pPr>
+        <w:ind w:left="5760" w:hanging="360"/>
+      </w:pPr>
+      <w:rPr>
+        <w:rFonts w:ascii="Courier New" w:hAnsi="Courier New" w:cs="Courier New" w:hint="default"/>
+      </w:rPr>
+    </w:lvl>
+    <w:lvl w:ilvl="8" w:tplc="04090005" w:tentative="1">
+      <w:start w:val="1"/>
+      <w:numFmt w:val="bullet"/>
+      <w:lvlText w:val=""/>
+      <w:lvlJc w:val="left"/>
+      <w:pPr>
+        <w:ind w:left="6480" w:hanging="360"/>
+      </w:pPr>
+      <w:rPr>
+        <w:rFonts w:ascii="Wingdings" w:hAnsi="Wingdings" w:hint="default"/>
+      </w:rPr>
+    </w:lvl>
+  </w:abstractNum>
+  <w:abstractNum w:abstractNumId="1" w15:restartNumberingAfterBreak="0">
+    <w:nsid w:val="185C344B"/>
+    <w:multiLevelType w:val="hybridMultilevel"/>
+    <w:tmpl w:val="D54E96AA"/>
+    <w:lvl w:ilvl="0" w:tplc="2D44E39C">
+      <w:numFmt w:val="bullet"/>
+      <w:lvlText w:val="•"/>
+      <w:lvlJc w:val="left"/>
+      <w:pPr>
+        <w:ind w:left="720" w:hanging="360"/>
+      </w:pPr>
+      <w:rPr>
+        <w:rFonts w:ascii="Times New Roman" w:eastAsia="Times New Roman" w:hAnsi="Times New Roman" w:cs="Times New Roman" w:hint="default"/>
+      </w:rPr>
+    </w:lvl>
+    <w:lvl w:ilvl="1" w:tplc="04090003" w:tentative="1">
+      <w:start w:val="1"/>
+      <w:numFmt w:val="bullet"/>
+      <w:lvlText w:val="o"/>
+      <w:lvlJc w:val="left"/>
+      <w:pPr>
+        <w:ind w:left="1440" w:hanging="360"/>
+      </w:pPr>
+      <w:rPr>
+        <w:rFonts w:ascii="Courier New" w:hAnsi="Courier New" w:cs="Courier New" w:hint="default"/>
+      </w:rPr>
+    </w:lvl>
+    <w:lvl w:ilvl="2" w:tplc="04090005" w:tentative="1">
+      <w:start w:val="1"/>
+      <w:numFmt w:val="bullet"/>
+      <w:lvlText w:val=""/>
+      <w:lvlJc w:val="left"/>
+      <w:pPr>
+        <w:ind w:left="2160" w:hanging="360"/>
+      </w:pPr>
+      <w:rPr>
+        <w:rFonts w:ascii="Wingdings" w:hAnsi="Wingdings" w:hint="default"/>
+      </w:rPr>
+    </w:lvl>
+    <w:lvl w:ilvl="3" w:tplc="04090001" w:tentative="1">
+      <w:start w:val="1"/>
+      <w:numFmt w:val="bullet"/>
+      <w:lvlText w:val=""/>
+      <w:lvlJc w:val="left"/>
+      <w:pPr>
+        <w:ind w:left="2880" w:hanging="360"/>
+      </w:pPr>
+      <w:rPr>
+        <w:rFonts w:ascii="Symbol" w:hAnsi="Symbol" w:hint="default"/>
+      </w:rPr>
+    </w:lvl>
+    <w:lvl w:ilvl="4" w:tplc="04090003" w:tentative="1">
+      <w:start w:val="1"/>
+      <w:numFmt w:val="bullet"/>
+      <w:lvlText w:val="o"/>
+      <w:lvlJc w:val="left"/>
+      <w:pPr>
+        <w:ind w:left="3600" w:hanging="360"/>
+      </w:pPr>
+      <w:rPr>
+        <w:rFonts w:ascii="Courier New" w:hAnsi="Courier New" w:cs="Courier New" w:hint="default"/>
+      </w:rPr>
+    </w:lvl>
+    <w:lvl w:ilvl="5" w:tplc="04090005" w:tentative="1">
+      <w:start w:val="1"/>
+      <w:numFmt w:val="bullet"/>
+      <w:lvlText w:val=""/>
+      <w:lvlJc w:val="left"/>
+      <w:pPr>
+        <w:ind w:left="4320" w:hanging="360"/>
+      </w:pPr>
+      <w:rPr>
+        <w:rFonts w:ascii="Wingdings" w:hAnsi="Wingdings" w:hint="default"/>
+      </w:rPr>
+    </w:lvl>
+    <w:lvl w:ilvl="6" w:tplc="04090001" w:tentative="1">
+      <w:start w:val="1"/>
+      <w:numFmt w:val="bullet"/>
+      <w:lvlText w:val=""/>
+      <w:lvlJc w:val="left"/>
+      <w:pPr>
+        <w:ind w:left="5040" w:hanging="360"/>
+      </w:pPr>
+      <w:rPr>
+        <w:rFonts w:ascii="Symbol" w:hAnsi="Symbol" w:hint="default"/>
+      </w:rPr>
+    </w:lvl>
+    <w:lvl w:ilvl="7" w:tplc="04090003" w:tentative="1">
+      <w:start w:val="1"/>
+      <w:numFmt w:val="bullet"/>
+      <w:lvlText w:val="o"/>
+      <w:lvlJc w:val="left"/>
+      <w:pPr>
+        <w:ind w:left="5760" w:hanging="360"/>
+      </w:pPr>
+      <w:rPr>
+        <w:rFonts w:ascii="Courier New" w:hAnsi="Courier New" w:cs="Courier New" w:hint="default"/>
+      </w:rPr>
+    </w:lvl>
+    <w:lvl w:ilvl="8" w:tplc="04090005" w:tentative="1">
+      <w:start w:val="1"/>
+      <w:numFmt w:val="bullet"/>
+      <w:lvlText w:val=""/>
+      <w:lvlJc w:val="left"/>
+      <w:pPr>
+        <w:ind w:left="6480" w:hanging="360"/>
+      </w:pPr>
+      <w:rPr>
+        <w:rFonts w:ascii="Wingdings" w:hAnsi="Wingdings" w:hint="default"/>
+      </w:rPr>
+    </w:lvl>
+  </w:abstractNum>
+  <w:abstractNum w:abstractNumId="2" w15:restartNumberingAfterBreak="0">
+    <w:nsid w:val="21F140F4"/>
+    <w:multiLevelType w:val="hybridMultilevel"/>
+    <w:tmpl w:val="3B942884"/>
+    <w:lvl w:ilvl="0" w:tplc="2D44E39C">
+      <w:numFmt w:val="bullet"/>
+      <w:lvlText w:val="•"/>
+      <w:lvlJc w:val="left"/>
+      <w:pPr>
+        <w:ind w:left="720" w:hanging="360"/>
+      </w:pPr>
+      <w:rPr>
+        <w:rFonts w:ascii="Times New Roman" w:eastAsia="Times New Roman" w:hAnsi="Times New Roman" w:cs="Times New Roman" w:hint="default"/>
+      </w:rPr>
+    </w:lvl>
+    <w:lvl w:ilvl="1" w:tplc="04090003" w:tentative="1">
+      <w:start w:val="1"/>
+      <w:numFmt w:val="bullet"/>
+      <w:lvlText w:val="o"/>
+      <w:lvlJc w:val="left"/>
+      <w:pPr>
+        <w:ind w:left="1440" w:hanging="360"/>
+      </w:pPr>
+      <w:rPr>
+        <w:rFonts w:ascii="Courier New" w:hAnsi="Courier New" w:cs="Courier New" w:hint="default"/>
+      </w:rPr>
+    </w:lvl>
+    <w:lvl w:ilvl="2" w:tplc="04090005" w:tentative="1">
+      <w:start w:val="1"/>
+      <w:numFmt w:val="bullet"/>
+      <w:lvlText w:val=""/>
+      <w:lvlJc w:val="left"/>
+      <w:pPr>
+        <w:ind w:left="2160" w:hanging="360"/>
+      </w:pPr>
+      <w:rPr>
+        <w:rFonts w:ascii="Wingdings" w:hAnsi="Wingdings" w:hint="default"/>
+      </w:rPr>
+    </w:lvl>
+    <w:lvl w:ilvl="3" w:tplc="04090001" w:tentative="1">
+      <w:start w:val="1"/>
+      <w:numFmt w:val="bullet"/>
+      <w:lvlText w:val=""/>
+      <w:lvlJc w:val="left"/>
+      <w:pPr>
+        <w:ind w:left="2880" w:hanging="360"/>
+      </w:pPr>
+      <w:rPr>
+        <w:rFonts w:ascii="Symbol" w:hAnsi="Symbol" w:hint="default"/>
+      </w:rPr>
+    </w:lvl>
+    <w:lvl w:ilvl="4" w:tplc="04090003" w:tentative="1">
+      <w:start w:val="1"/>
+      <w:numFmt w:val="bullet"/>
+      <w:lvlText w:val="o"/>
+      <w:lvlJc w:val="left"/>
+      <w:pPr>
+        <w:ind w:left="3600" w:hanging="360"/>
+      </w:pPr>
+      <w:rPr>
+        <w:rFonts w:ascii="Courier New" w:hAnsi="Courier New" w:cs="Courier New" w:hint="default"/>
+      </w:rPr>
+    </w:lvl>
+    <w:lvl w:ilvl="5" w:tplc="04090005" w:tentative="1">
+      <w:start w:val="1"/>
+      <w:numFmt w:val="bullet"/>
+      <w:lvlText w:val=""/>
+      <w:lvlJc w:val="left"/>
+      <w:pPr>
+        <w:ind w:left="4320" w:hanging="360"/>
+      </w:pPr>
+      <w:rPr>
+        <w:rFonts w:ascii="Wingdings" w:hAnsi="Wingdings" w:hint="default"/>
+      </w:rPr>
+    </w:lvl>
+    <w:lvl w:ilvl="6" w:tplc="04090001" w:tentative="1">
+      <w:start w:val="1"/>
+      <w:numFmt w:val="bullet"/>
+      <w:lvlText w:val=""/>
+      <w:lvlJc w:val="left"/>
+      <w:pPr>
+        <w:ind w:left="5040" w:hanging="360"/>
+      </w:pPr>
+      <w:rPr>
+        <w:rFonts w:ascii="Symbol" w:hAnsi="Symbol" w:hint="default"/>
+      </w:rPr>
+    </w:lvl>
+    <w:lvl w:ilvl="7" w:tplc="04090003" w:tentative="1">
+      <w:start w:val="1"/>
+      <w:numFmt w:val="bullet"/>
+      <w:lvlText w:val="o"/>
+      <w:lvlJc w:val="left"/>
+      <w:pPr>
+        <w:ind w:left="5760" w:hanging="360"/>
+      </w:pPr>
+      <w:rPr>
+        <w:rFonts w:ascii="Courier New" w:hAnsi="Courier New" w:cs="Courier New" w:hint="default"/>
+      </w:rPr>
+    </w:lvl>
+    <w:lvl w:ilvl="8" w:tplc="04090005" w:tentative="1">
+      <w:start w:val="1"/>
+      <w:numFmt w:val="bullet"/>
+      <w:lvlText w:val=""/>
+      <w:lvlJc w:val="left"/>
+      <w:pPr>
+        <w:ind w:left="6480" w:hanging="360"/>
+      </w:pPr>
+      <w:rPr>
+        <w:rFonts w:ascii="Wingdings" w:hAnsi="Wingdings" w:hint="default"/>
+      </w:rPr>
+    </w:lvl>
+  </w:abstractNum>
+  <w:abstractNum w:abstractNumId="3" w15:restartNumberingAfterBreak="0">
+    <w:nsid w:val="262335D9"/>
+    <w:multiLevelType w:val="hybridMultilevel"/>
+    <w:tmpl w:val="27925422"/>
+    <w:lvl w:ilvl="0" w:tplc="F104DFBA">
+      <w:numFmt w:val="bullet"/>
+      <w:lvlText w:val="•"/>
+      <w:lvlJc w:val="left"/>
+      <w:pPr>
+        <w:ind w:left="720" w:hanging="360"/>
+      </w:pPr>
+      <w:rPr>
+        <w:rFonts w:ascii="Times New Roman" w:eastAsia="Calibri" w:hAnsi="Times New Roman" w:cs="Times New Roman" w:hint="default"/>
+      </w:rPr>
+    </w:lvl>
+    <w:lvl w:ilvl="1" w:tplc="04090003" w:tentative="1">
+      <w:start w:val="1"/>
+      <w:numFmt w:val="bullet"/>
+      <w:lvlText w:val="o"/>
+      <w:lvlJc w:val="left"/>
+      <w:pPr>
+        <w:ind w:left="1440" w:hanging="360"/>
+      </w:pPr>
+      <w:rPr>
+        <w:rFonts w:ascii="Courier New" w:hAnsi="Courier New" w:cs="Courier New" w:hint="default"/>
+      </w:rPr>
+    </w:lvl>
+    <w:lvl w:ilvl="2" w:tplc="04090005" w:tentative="1">
+      <w:start w:val="1"/>
+      <w:numFmt w:val="bullet"/>
+      <w:lvlText w:val=""/>
+      <w:lvlJc w:val="left"/>
+      <w:pPr>
+        <w:ind w:left="2160" w:hanging="360"/>
+      </w:pPr>
+      <w:rPr>
+        <w:rFonts w:ascii="Wingdings" w:hAnsi="Wingdings" w:hint="default"/>
+      </w:rPr>
+    </w:lvl>
+    <w:lvl w:ilvl="3" w:tplc="04090001" w:tentative="1">
+      <w:start w:val="1"/>
+      <w:numFmt w:val="bullet"/>
+      <w:lvlText w:val=""/>
+      <w:lvlJc w:val="left"/>
+      <w:pPr>
+        <w:ind w:left="2880" w:hanging="360"/>
+      </w:pPr>
+      <w:rPr>
+        <w:rFonts w:ascii="Symbol" w:hAnsi="Symbol" w:hint="default"/>
+      </w:rPr>
+    </w:lvl>
+    <w:lvl w:ilvl="4" w:tplc="04090003" w:tentative="1">
+      <w:start w:val="1"/>
+      <w:numFmt w:val="bullet"/>
+      <w:lvlText w:val="o"/>
+      <w:lvlJc w:val="left"/>
+      <w:pPr>
+        <w:ind w:left="3600" w:hanging="360"/>
+      </w:pPr>
+      <w:rPr>
+        <w:rFonts w:ascii="Courier New" w:hAnsi="Courier New" w:cs="Courier New" w:hint="default"/>
+      </w:rPr>
+    </w:lvl>
+    <w:lvl w:ilvl="5" w:tplc="04090005" w:tentative="1">
+      <w:start w:val="1"/>
+      <w:numFmt w:val="bullet"/>
+      <w:lvlText w:val=""/>
+      <w:lvlJc w:val="left"/>
+      <w:pPr>
+        <w:ind w:left="4320" w:hanging="360"/>
+      </w:pPr>
+      <w:rPr>
+        <w:rFonts w:ascii="Wingdings" w:hAnsi="Wingdings" w:hint="default"/>
+      </w:rPr>
+    </w:lvl>
+    <w:lvl w:ilvl="6" w:tplc="04090001" w:tentative="1">
+      <w:start w:val="1"/>
+      <w:numFmt w:val="bullet"/>
+      <w:lvlText w:val=""/>
+      <w:lvlJc w:val="left"/>
+      <w:pPr>
+        <w:ind w:left="5040" w:hanging="360"/>
+      </w:pPr>
+      <w:rPr>
+        <w:rFonts w:ascii="Symbol" w:hAnsi="Symbol" w:hint="default"/>
+      </w:rPr>
+    </w:lvl>
+    <w:lvl w:ilvl="7" w:tplc="04090003" w:tentative="1">
+      <w:start w:val="1"/>
+      <w:numFmt w:val="bullet"/>
+      <w:lvlText w:val="o"/>
+      <w:lvlJc w:val="left"/>
+      <w:pPr>
+        <w:ind w:left="5760" w:hanging="360"/>
+      </w:pPr>
+      <w:rPr>
+        <w:rFonts w:ascii="Courier New" w:hAnsi="Courier New" w:cs="Courier New" w:hint="default"/>
+      </w:rPr>
+    </w:lvl>
+    <w:lvl w:ilvl="8" w:tplc="04090005" w:tentative="1">
+      <w:start w:val="1"/>
+      <w:numFmt w:val="bullet"/>
+      <w:lvlText w:val=""/>
+      <w:lvlJc w:val="left"/>
+      <w:pPr>
+        <w:ind w:left="6480" w:hanging="360"/>
+      </w:pPr>
+      <w:rPr>
+        <w:rFonts w:ascii="Wingdings" w:hAnsi="Wingdings" w:hint="default"/>
+      </w:rPr>
+    </w:lvl>
+  </w:abstractNum>
+  <w:abstractNum w:abstractNumId="4" w15:restartNumberingAfterBreak="0">
     <w:nsid w:val="29795279"/>
     <w:multiLevelType w:val="hybridMultilevel"/>
     <w:tmpl w:val="696E1BAA"/>
@@ -9415,7 +10716,792 @@
       </w:rPr>
     </w:lvl>
   </w:abstractNum>
-  <w:abstractNum w:abstractNumId="1" w15:restartNumberingAfterBreak="0">
+  <w:abstractNum w:abstractNumId="5" w15:restartNumberingAfterBreak="0">
+    <w:nsid w:val="33725686"/>
+    <w:multiLevelType w:val="hybridMultilevel"/>
+    <w:tmpl w:val="56C655BC"/>
+    <w:lvl w:ilvl="0" w:tplc="7452DB62">
+      <w:numFmt w:val="bullet"/>
+      <w:lvlText w:val="•"/>
+      <w:lvlJc w:val="left"/>
+      <w:pPr>
+        <w:ind w:left="720" w:hanging="360"/>
+      </w:pPr>
+      <w:rPr>
+        <w:rFonts w:ascii="Times New Roman" w:eastAsia="Calibri" w:hAnsi="Times New Roman" w:cs="Times New Roman" w:hint="default"/>
+      </w:rPr>
+    </w:lvl>
+    <w:lvl w:ilvl="1" w:tplc="04090003" w:tentative="1">
+      <w:start w:val="1"/>
+      <w:numFmt w:val="bullet"/>
+      <w:lvlText w:val="o"/>
+      <w:lvlJc w:val="left"/>
+      <w:pPr>
+        <w:ind w:left="1440" w:hanging="360"/>
+      </w:pPr>
+      <w:rPr>
+        <w:rFonts w:ascii="Courier New" w:hAnsi="Courier New" w:cs="Courier New" w:hint="default"/>
+      </w:rPr>
+    </w:lvl>
+    <w:lvl w:ilvl="2" w:tplc="04090005" w:tentative="1">
+      <w:start w:val="1"/>
+      <w:numFmt w:val="bullet"/>
+      <w:lvlText w:val=""/>
+      <w:lvlJc w:val="left"/>
+      <w:pPr>
+        <w:ind w:left="2160" w:hanging="360"/>
+      </w:pPr>
+      <w:rPr>
+        <w:rFonts w:ascii="Wingdings" w:hAnsi="Wingdings" w:hint="default"/>
+      </w:rPr>
+    </w:lvl>
+    <w:lvl w:ilvl="3" w:tplc="04090001" w:tentative="1">
+      <w:start w:val="1"/>
+      <w:numFmt w:val="bullet"/>
+      <w:lvlText w:val=""/>
+      <w:lvlJc w:val="left"/>
+      <w:pPr>
+        <w:ind w:left="2880" w:hanging="360"/>
+      </w:pPr>
+      <w:rPr>
+        <w:rFonts w:ascii="Symbol" w:hAnsi="Symbol" w:hint="default"/>
+      </w:rPr>
+    </w:lvl>
+    <w:lvl w:ilvl="4" w:tplc="04090003" w:tentative="1">
+      <w:start w:val="1"/>
+      <w:numFmt w:val="bullet"/>
+      <w:lvlText w:val="o"/>
+      <w:lvlJc w:val="left"/>
+      <w:pPr>
+        <w:ind w:left="3600" w:hanging="360"/>
+      </w:pPr>
+      <w:rPr>
+        <w:rFonts w:ascii="Courier New" w:hAnsi="Courier New" w:cs="Courier New" w:hint="default"/>
+      </w:rPr>
+    </w:lvl>
+    <w:lvl w:ilvl="5" w:tplc="04090005" w:tentative="1">
+      <w:start w:val="1"/>
+      <w:numFmt w:val="bullet"/>
+      <w:lvlText w:val=""/>
+      <w:lvlJc w:val="left"/>
+      <w:pPr>
+        <w:ind w:left="4320" w:hanging="360"/>
+      </w:pPr>
+      <w:rPr>
+        <w:rFonts w:ascii="Wingdings" w:hAnsi="Wingdings" w:hint="default"/>
+      </w:rPr>
+    </w:lvl>
+    <w:lvl w:ilvl="6" w:tplc="04090001" w:tentative="1">
+      <w:start w:val="1"/>
+      <w:numFmt w:val="bullet"/>
+      <w:lvlText w:val=""/>
+      <w:lvlJc w:val="left"/>
+      <w:pPr>
+        <w:ind w:left="5040" w:hanging="360"/>
+      </w:pPr>
+      <w:rPr>
+        <w:rFonts w:ascii="Symbol" w:hAnsi="Symbol" w:hint="default"/>
+      </w:rPr>
+    </w:lvl>
+    <w:lvl w:ilvl="7" w:tplc="04090003" w:tentative="1">
+      <w:start w:val="1"/>
+      <w:numFmt w:val="bullet"/>
+      <w:lvlText w:val="o"/>
+      <w:lvlJc w:val="left"/>
+      <w:pPr>
+        <w:ind w:left="5760" w:hanging="360"/>
+      </w:pPr>
+      <w:rPr>
+        <w:rFonts w:ascii="Courier New" w:hAnsi="Courier New" w:cs="Courier New" w:hint="default"/>
+      </w:rPr>
+    </w:lvl>
+    <w:lvl w:ilvl="8" w:tplc="04090005" w:tentative="1">
+      <w:start w:val="1"/>
+      <w:numFmt w:val="bullet"/>
+      <w:lvlText w:val=""/>
+      <w:lvlJc w:val="left"/>
+      <w:pPr>
+        <w:ind w:left="6480" w:hanging="360"/>
+      </w:pPr>
+      <w:rPr>
+        <w:rFonts w:ascii="Wingdings" w:hAnsi="Wingdings" w:hint="default"/>
+      </w:rPr>
+    </w:lvl>
+  </w:abstractNum>
+  <w:abstractNum w:abstractNumId="6" w15:restartNumberingAfterBreak="0">
+    <w:nsid w:val="39750BE0"/>
+    <w:multiLevelType w:val="hybridMultilevel"/>
+    <w:tmpl w:val="864EC7BE"/>
+    <w:lvl w:ilvl="0" w:tplc="7452DB62">
+      <w:numFmt w:val="bullet"/>
+      <w:lvlText w:val="•"/>
+      <w:lvlJc w:val="left"/>
+      <w:pPr>
+        <w:ind w:left="1080" w:hanging="360"/>
+      </w:pPr>
+      <w:rPr>
+        <w:rFonts w:ascii="Times New Roman" w:eastAsia="Calibri" w:hAnsi="Times New Roman" w:cs="Times New Roman" w:hint="default"/>
+      </w:rPr>
+    </w:lvl>
+    <w:lvl w:ilvl="1" w:tplc="04090003" w:tentative="1">
+      <w:start w:val="1"/>
+      <w:numFmt w:val="bullet"/>
+      <w:lvlText w:val="o"/>
+      <w:lvlJc w:val="left"/>
+      <w:pPr>
+        <w:ind w:left="1800" w:hanging="360"/>
+      </w:pPr>
+      <w:rPr>
+        <w:rFonts w:ascii="Courier New" w:hAnsi="Courier New" w:cs="Courier New" w:hint="default"/>
+      </w:rPr>
+    </w:lvl>
+    <w:lvl w:ilvl="2" w:tplc="04090005" w:tentative="1">
+      <w:start w:val="1"/>
+      <w:numFmt w:val="bullet"/>
+      <w:lvlText w:val=""/>
+      <w:lvlJc w:val="left"/>
+      <w:pPr>
+        <w:ind w:left="2520" w:hanging="360"/>
+      </w:pPr>
+      <w:rPr>
+        <w:rFonts w:ascii="Wingdings" w:hAnsi="Wingdings" w:hint="default"/>
+      </w:rPr>
+    </w:lvl>
+    <w:lvl w:ilvl="3" w:tplc="04090001" w:tentative="1">
+      <w:start w:val="1"/>
+      <w:numFmt w:val="bullet"/>
+      <w:lvlText w:val=""/>
+      <w:lvlJc w:val="left"/>
+      <w:pPr>
+        <w:ind w:left="3240" w:hanging="360"/>
+      </w:pPr>
+      <w:rPr>
+        <w:rFonts w:ascii="Symbol" w:hAnsi="Symbol" w:hint="default"/>
+      </w:rPr>
+    </w:lvl>
+    <w:lvl w:ilvl="4" w:tplc="04090003" w:tentative="1">
+      <w:start w:val="1"/>
+      <w:numFmt w:val="bullet"/>
+      <w:lvlText w:val="o"/>
+      <w:lvlJc w:val="left"/>
+      <w:pPr>
+        <w:ind w:left="3960" w:hanging="360"/>
+      </w:pPr>
+      <w:rPr>
+        <w:rFonts w:ascii="Courier New" w:hAnsi="Courier New" w:cs="Courier New" w:hint="default"/>
+      </w:rPr>
+    </w:lvl>
+    <w:lvl w:ilvl="5" w:tplc="04090005" w:tentative="1">
+      <w:start w:val="1"/>
+      <w:numFmt w:val="bullet"/>
+      <w:lvlText w:val=""/>
+      <w:lvlJc w:val="left"/>
+      <w:pPr>
+        <w:ind w:left="4680" w:hanging="360"/>
+      </w:pPr>
+      <w:rPr>
+        <w:rFonts w:ascii="Wingdings" w:hAnsi="Wingdings" w:hint="default"/>
+      </w:rPr>
+    </w:lvl>
+    <w:lvl w:ilvl="6" w:tplc="04090001" w:tentative="1">
+      <w:start w:val="1"/>
+      <w:numFmt w:val="bullet"/>
+      <w:lvlText w:val=""/>
+      <w:lvlJc w:val="left"/>
+      <w:pPr>
+        <w:ind w:left="5400" w:hanging="360"/>
+      </w:pPr>
+      <w:rPr>
+        <w:rFonts w:ascii="Symbol" w:hAnsi="Symbol" w:hint="default"/>
+      </w:rPr>
+    </w:lvl>
+    <w:lvl w:ilvl="7" w:tplc="04090003" w:tentative="1">
+      <w:start w:val="1"/>
+      <w:numFmt w:val="bullet"/>
+      <w:lvlText w:val="o"/>
+      <w:lvlJc w:val="left"/>
+      <w:pPr>
+        <w:ind w:left="6120" w:hanging="360"/>
+      </w:pPr>
+      <w:rPr>
+        <w:rFonts w:ascii="Courier New" w:hAnsi="Courier New" w:cs="Courier New" w:hint="default"/>
+      </w:rPr>
+    </w:lvl>
+    <w:lvl w:ilvl="8" w:tplc="04090005" w:tentative="1">
+      <w:start w:val="1"/>
+      <w:numFmt w:val="bullet"/>
+      <w:lvlText w:val=""/>
+      <w:lvlJc w:val="left"/>
+      <w:pPr>
+        <w:ind w:left="6840" w:hanging="360"/>
+      </w:pPr>
+      <w:rPr>
+        <w:rFonts w:ascii="Wingdings" w:hAnsi="Wingdings" w:hint="default"/>
+      </w:rPr>
+    </w:lvl>
+  </w:abstractNum>
+  <w:abstractNum w:abstractNumId="7" w15:restartNumberingAfterBreak="0">
+    <w:nsid w:val="397C7A05"/>
+    <w:multiLevelType w:val="hybridMultilevel"/>
+    <w:tmpl w:val="6896BA1C"/>
+    <w:lvl w:ilvl="0" w:tplc="F104DFBA">
+      <w:numFmt w:val="bullet"/>
+      <w:lvlText w:val="•"/>
+      <w:lvlJc w:val="left"/>
+      <w:pPr>
+        <w:ind w:left="720" w:hanging="360"/>
+      </w:pPr>
+      <w:rPr>
+        <w:rFonts w:ascii="Times New Roman" w:eastAsia="Calibri" w:hAnsi="Times New Roman" w:cs="Times New Roman" w:hint="default"/>
+      </w:rPr>
+    </w:lvl>
+    <w:lvl w:ilvl="1" w:tplc="04090003" w:tentative="1">
+      <w:start w:val="1"/>
+      <w:numFmt w:val="bullet"/>
+      <w:lvlText w:val="o"/>
+      <w:lvlJc w:val="left"/>
+      <w:pPr>
+        <w:ind w:left="1440" w:hanging="360"/>
+      </w:pPr>
+      <w:rPr>
+        <w:rFonts w:ascii="Courier New" w:hAnsi="Courier New" w:cs="Courier New" w:hint="default"/>
+      </w:rPr>
+    </w:lvl>
+    <w:lvl w:ilvl="2" w:tplc="04090005" w:tentative="1">
+      <w:start w:val="1"/>
+      <w:numFmt w:val="bullet"/>
+      <w:lvlText w:val=""/>
+      <w:lvlJc w:val="left"/>
+      <w:pPr>
+        <w:ind w:left="2160" w:hanging="360"/>
+      </w:pPr>
+      <w:rPr>
+        <w:rFonts w:ascii="Wingdings" w:hAnsi="Wingdings" w:hint="default"/>
+      </w:rPr>
+    </w:lvl>
+    <w:lvl w:ilvl="3" w:tplc="04090001" w:tentative="1">
+      <w:start w:val="1"/>
+      <w:numFmt w:val="bullet"/>
+      <w:lvlText w:val=""/>
+      <w:lvlJc w:val="left"/>
+      <w:pPr>
+        <w:ind w:left="2880" w:hanging="360"/>
+      </w:pPr>
+      <w:rPr>
+        <w:rFonts w:ascii="Symbol" w:hAnsi="Symbol" w:hint="default"/>
+      </w:rPr>
+    </w:lvl>
+    <w:lvl w:ilvl="4" w:tplc="04090003" w:tentative="1">
+      <w:start w:val="1"/>
+      <w:numFmt w:val="bullet"/>
+      <w:lvlText w:val="o"/>
+      <w:lvlJc w:val="left"/>
+      <w:pPr>
+        <w:ind w:left="3600" w:hanging="360"/>
+      </w:pPr>
+      <w:rPr>
+        <w:rFonts w:ascii="Courier New" w:hAnsi="Courier New" w:cs="Courier New" w:hint="default"/>
+      </w:rPr>
+    </w:lvl>
+    <w:lvl w:ilvl="5" w:tplc="04090005" w:tentative="1">
+      <w:start w:val="1"/>
+      <w:numFmt w:val="bullet"/>
+      <w:lvlText w:val=""/>
+      <w:lvlJc w:val="left"/>
+      <w:pPr>
+        <w:ind w:left="4320" w:hanging="360"/>
+      </w:pPr>
+      <w:rPr>
+        <w:rFonts w:ascii="Wingdings" w:hAnsi="Wingdings" w:hint="default"/>
+      </w:rPr>
+    </w:lvl>
+    <w:lvl w:ilvl="6" w:tplc="04090001" w:tentative="1">
+      <w:start w:val="1"/>
+      <w:numFmt w:val="bullet"/>
+      <w:lvlText w:val=""/>
+      <w:lvlJc w:val="left"/>
+      <w:pPr>
+        <w:ind w:left="5040" w:hanging="360"/>
+      </w:pPr>
+      <w:rPr>
+        <w:rFonts w:ascii="Symbol" w:hAnsi="Symbol" w:hint="default"/>
+      </w:rPr>
+    </w:lvl>
+    <w:lvl w:ilvl="7" w:tplc="04090003" w:tentative="1">
+      <w:start w:val="1"/>
+      <w:numFmt w:val="bullet"/>
+      <w:lvlText w:val="o"/>
+      <w:lvlJc w:val="left"/>
+      <w:pPr>
+        <w:ind w:left="5760" w:hanging="360"/>
+      </w:pPr>
+      <w:rPr>
+        <w:rFonts w:ascii="Courier New" w:hAnsi="Courier New" w:cs="Courier New" w:hint="default"/>
+      </w:rPr>
+    </w:lvl>
+    <w:lvl w:ilvl="8" w:tplc="04090005" w:tentative="1">
+      <w:start w:val="1"/>
+      <w:numFmt w:val="bullet"/>
+      <w:lvlText w:val=""/>
+      <w:lvlJc w:val="left"/>
+      <w:pPr>
+        <w:ind w:left="6480" w:hanging="360"/>
+      </w:pPr>
+      <w:rPr>
+        <w:rFonts w:ascii="Wingdings" w:hAnsi="Wingdings" w:hint="default"/>
+      </w:rPr>
+    </w:lvl>
+  </w:abstractNum>
+  <w:abstractNum w:abstractNumId="8" w15:restartNumberingAfterBreak="0">
+    <w:nsid w:val="3AAA4BAB"/>
+    <w:multiLevelType w:val="hybridMultilevel"/>
+    <w:tmpl w:val="3E70E12A"/>
+    <w:lvl w:ilvl="0" w:tplc="04090001">
+      <w:start w:val="1"/>
+      <w:numFmt w:val="bullet"/>
+      <w:lvlText w:val=""/>
+      <w:lvlJc w:val="left"/>
+      <w:pPr>
+        <w:ind w:left="720" w:hanging="360"/>
+      </w:pPr>
+      <w:rPr>
+        <w:rFonts w:ascii="Symbol" w:hAnsi="Symbol" w:hint="default"/>
+      </w:rPr>
+    </w:lvl>
+    <w:lvl w:ilvl="1" w:tplc="04090003" w:tentative="1">
+      <w:start w:val="1"/>
+      <w:numFmt w:val="bullet"/>
+      <w:lvlText w:val="o"/>
+      <w:lvlJc w:val="left"/>
+      <w:pPr>
+        <w:ind w:left="1440" w:hanging="360"/>
+      </w:pPr>
+      <w:rPr>
+        <w:rFonts w:ascii="Courier New" w:hAnsi="Courier New" w:cs="Courier New" w:hint="default"/>
+      </w:rPr>
+    </w:lvl>
+    <w:lvl w:ilvl="2" w:tplc="04090005" w:tentative="1">
+      <w:start w:val="1"/>
+      <w:numFmt w:val="bullet"/>
+      <w:lvlText w:val=""/>
+      <w:lvlJc w:val="left"/>
+      <w:pPr>
+        <w:ind w:left="2160" w:hanging="360"/>
+      </w:pPr>
+      <w:rPr>
+        <w:rFonts w:ascii="Wingdings" w:hAnsi="Wingdings" w:hint="default"/>
+      </w:rPr>
+    </w:lvl>
+    <w:lvl w:ilvl="3" w:tplc="04090001" w:tentative="1">
+      <w:start w:val="1"/>
+      <w:numFmt w:val="bullet"/>
+      <w:lvlText w:val=""/>
+      <w:lvlJc w:val="left"/>
+      <w:pPr>
+        <w:ind w:left="2880" w:hanging="360"/>
+      </w:pPr>
+      <w:rPr>
+        <w:rFonts w:ascii="Symbol" w:hAnsi="Symbol" w:hint="default"/>
+      </w:rPr>
+    </w:lvl>
+    <w:lvl w:ilvl="4" w:tplc="04090003" w:tentative="1">
+      <w:start w:val="1"/>
+      <w:numFmt w:val="bullet"/>
+      <w:lvlText w:val="o"/>
+      <w:lvlJc w:val="left"/>
+      <w:pPr>
+        <w:ind w:left="3600" w:hanging="360"/>
+      </w:pPr>
+      <w:rPr>
+        <w:rFonts w:ascii="Courier New" w:hAnsi="Courier New" w:cs="Courier New" w:hint="default"/>
+      </w:rPr>
+    </w:lvl>
+    <w:lvl w:ilvl="5" w:tplc="04090005" w:tentative="1">
+      <w:start w:val="1"/>
+      <w:numFmt w:val="bullet"/>
+      <w:lvlText w:val=""/>
+      <w:lvlJc w:val="left"/>
+      <w:pPr>
+        <w:ind w:left="4320" w:hanging="360"/>
+      </w:pPr>
+      <w:rPr>
+        <w:rFonts w:ascii="Wingdings" w:hAnsi="Wingdings" w:hint="default"/>
+      </w:rPr>
+    </w:lvl>
+    <w:lvl w:ilvl="6" w:tplc="04090001" w:tentative="1">
+      <w:start w:val="1"/>
+      <w:numFmt w:val="bullet"/>
+      <w:lvlText w:val=""/>
+      <w:lvlJc w:val="left"/>
+      <w:pPr>
+        <w:ind w:left="5040" w:hanging="360"/>
+      </w:pPr>
+      <w:rPr>
+        <w:rFonts w:ascii="Symbol" w:hAnsi="Symbol" w:hint="default"/>
+      </w:rPr>
+    </w:lvl>
+    <w:lvl w:ilvl="7" w:tplc="04090003" w:tentative="1">
+      <w:start w:val="1"/>
+      <w:numFmt w:val="bullet"/>
+      <w:lvlText w:val="o"/>
+      <w:lvlJc w:val="left"/>
+      <w:pPr>
+        <w:ind w:left="5760" w:hanging="360"/>
+      </w:pPr>
+      <w:rPr>
+        <w:rFonts w:ascii="Courier New" w:hAnsi="Courier New" w:cs="Courier New" w:hint="default"/>
+      </w:rPr>
+    </w:lvl>
+    <w:lvl w:ilvl="8" w:tplc="04090005" w:tentative="1">
+      <w:start w:val="1"/>
+      <w:numFmt w:val="bullet"/>
+      <w:lvlText w:val=""/>
+      <w:lvlJc w:val="left"/>
+      <w:pPr>
+        <w:ind w:left="6480" w:hanging="360"/>
+      </w:pPr>
+      <w:rPr>
+        <w:rFonts w:ascii="Wingdings" w:hAnsi="Wingdings" w:hint="default"/>
+      </w:rPr>
+    </w:lvl>
+  </w:abstractNum>
+  <w:abstractNum w:abstractNumId="9" w15:restartNumberingAfterBreak="0">
+    <w:nsid w:val="3D1D3841"/>
+    <w:multiLevelType w:val="hybridMultilevel"/>
+    <w:tmpl w:val="C096F676"/>
+    <w:lvl w:ilvl="0" w:tplc="F104DFBA">
+      <w:numFmt w:val="bullet"/>
+      <w:lvlText w:val="•"/>
+      <w:lvlJc w:val="left"/>
+      <w:pPr>
+        <w:ind w:left="720" w:hanging="360"/>
+      </w:pPr>
+      <w:rPr>
+        <w:rFonts w:ascii="Times New Roman" w:eastAsia="Calibri" w:hAnsi="Times New Roman" w:cs="Times New Roman" w:hint="default"/>
+      </w:rPr>
+    </w:lvl>
+    <w:lvl w:ilvl="1" w:tplc="04090003" w:tentative="1">
+      <w:start w:val="1"/>
+      <w:numFmt w:val="bullet"/>
+      <w:lvlText w:val="o"/>
+      <w:lvlJc w:val="left"/>
+      <w:pPr>
+        <w:ind w:left="1440" w:hanging="360"/>
+      </w:pPr>
+      <w:rPr>
+        <w:rFonts w:ascii="Courier New" w:hAnsi="Courier New" w:cs="Courier New" w:hint="default"/>
+      </w:rPr>
+    </w:lvl>
+    <w:lvl w:ilvl="2" w:tplc="04090005" w:tentative="1">
+      <w:start w:val="1"/>
+      <w:numFmt w:val="bullet"/>
+      <w:lvlText w:val=""/>
+      <w:lvlJc w:val="left"/>
+      <w:pPr>
+        <w:ind w:left="2160" w:hanging="360"/>
+      </w:pPr>
+      <w:rPr>
+        <w:rFonts w:ascii="Wingdings" w:hAnsi="Wingdings" w:hint="default"/>
+      </w:rPr>
+    </w:lvl>
+    <w:lvl w:ilvl="3" w:tplc="04090001" w:tentative="1">
+      <w:start w:val="1"/>
+      <w:numFmt w:val="bullet"/>
+      <w:lvlText w:val=""/>
+      <w:lvlJc w:val="left"/>
+      <w:pPr>
+        <w:ind w:left="2880" w:hanging="360"/>
+      </w:pPr>
+      <w:rPr>
+        <w:rFonts w:ascii="Symbol" w:hAnsi="Symbol" w:hint="default"/>
+      </w:rPr>
+    </w:lvl>
+    <w:lvl w:ilvl="4" w:tplc="04090003" w:tentative="1">
+      <w:start w:val="1"/>
+      <w:numFmt w:val="bullet"/>
+      <w:lvlText w:val="o"/>
+      <w:lvlJc w:val="left"/>
+      <w:pPr>
+        <w:ind w:left="3600" w:hanging="360"/>
+      </w:pPr>
+      <w:rPr>
+        <w:rFonts w:ascii="Courier New" w:hAnsi="Courier New" w:cs="Courier New" w:hint="default"/>
+      </w:rPr>
+    </w:lvl>
+    <w:lvl w:ilvl="5" w:tplc="04090005" w:tentative="1">
+      <w:start w:val="1"/>
+      <w:numFmt w:val="bullet"/>
+      <w:lvlText w:val=""/>
+      <w:lvlJc w:val="left"/>
+      <w:pPr>
+        <w:ind w:left="4320" w:hanging="360"/>
+      </w:pPr>
+      <w:rPr>
+        <w:rFonts w:ascii="Wingdings" w:hAnsi="Wingdings" w:hint="default"/>
+      </w:rPr>
+    </w:lvl>
+    <w:lvl w:ilvl="6" w:tplc="04090001" w:tentative="1">
+      <w:start w:val="1"/>
+      <w:numFmt w:val="bullet"/>
+      <w:lvlText w:val=""/>
+      <w:lvlJc w:val="left"/>
+      <w:pPr>
+        <w:ind w:left="5040" w:hanging="360"/>
+      </w:pPr>
+      <w:rPr>
+        <w:rFonts w:ascii="Symbol" w:hAnsi="Symbol" w:hint="default"/>
+      </w:rPr>
+    </w:lvl>
+    <w:lvl w:ilvl="7" w:tplc="04090003" w:tentative="1">
+      <w:start w:val="1"/>
+      <w:numFmt w:val="bullet"/>
+      <w:lvlText w:val="o"/>
+      <w:lvlJc w:val="left"/>
+      <w:pPr>
+        <w:ind w:left="5760" w:hanging="360"/>
+      </w:pPr>
+      <w:rPr>
+        <w:rFonts w:ascii="Courier New" w:hAnsi="Courier New" w:cs="Courier New" w:hint="default"/>
+      </w:rPr>
+    </w:lvl>
+    <w:lvl w:ilvl="8" w:tplc="04090005" w:tentative="1">
+      <w:start w:val="1"/>
+      <w:numFmt w:val="bullet"/>
+      <w:lvlText w:val=""/>
+      <w:lvlJc w:val="left"/>
+      <w:pPr>
+        <w:ind w:left="6480" w:hanging="360"/>
+      </w:pPr>
+      <w:rPr>
+        <w:rFonts w:ascii="Wingdings" w:hAnsi="Wingdings" w:hint="default"/>
+      </w:rPr>
+    </w:lvl>
+  </w:abstractNum>
+  <w:abstractNum w:abstractNumId="10" w15:restartNumberingAfterBreak="0">
+    <w:nsid w:val="3DCC6F08"/>
+    <w:multiLevelType w:val="hybridMultilevel"/>
+    <w:tmpl w:val="7D34B64A"/>
+    <w:lvl w:ilvl="0" w:tplc="2D44E39C">
+      <w:numFmt w:val="bullet"/>
+      <w:lvlText w:val="•"/>
+      <w:lvlJc w:val="left"/>
+      <w:pPr>
+        <w:ind w:left="720" w:hanging="360"/>
+      </w:pPr>
+      <w:rPr>
+        <w:rFonts w:ascii="Times New Roman" w:eastAsia="Times New Roman" w:hAnsi="Times New Roman" w:cs="Times New Roman" w:hint="default"/>
+      </w:rPr>
+    </w:lvl>
+    <w:lvl w:ilvl="1" w:tplc="04090003" w:tentative="1">
+      <w:start w:val="1"/>
+      <w:numFmt w:val="bullet"/>
+      <w:lvlText w:val="o"/>
+      <w:lvlJc w:val="left"/>
+      <w:pPr>
+        <w:ind w:left="1440" w:hanging="360"/>
+      </w:pPr>
+      <w:rPr>
+        <w:rFonts w:ascii="Courier New" w:hAnsi="Courier New" w:cs="Courier New" w:hint="default"/>
+      </w:rPr>
+    </w:lvl>
+    <w:lvl w:ilvl="2" w:tplc="04090005" w:tentative="1">
+      <w:start w:val="1"/>
+      <w:numFmt w:val="bullet"/>
+      <w:lvlText w:val=""/>
+      <w:lvlJc w:val="left"/>
+      <w:pPr>
+        <w:ind w:left="2160" w:hanging="360"/>
+      </w:pPr>
+      <w:rPr>
+        <w:rFonts w:ascii="Wingdings" w:hAnsi="Wingdings" w:hint="default"/>
+      </w:rPr>
+    </w:lvl>
+    <w:lvl w:ilvl="3" w:tplc="04090001" w:tentative="1">
+      <w:start w:val="1"/>
+      <w:numFmt w:val="bullet"/>
+      <w:lvlText w:val=""/>
+      <w:lvlJc w:val="left"/>
+      <w:pPr>
+        <w:ind w:left="2880" w:hanging="360"/>
+      </w:pPr>
+      <w:rPr>
+        <w:rFonts w:ascii="Symbol" w:hAnsi="Symbol" w:hint="default"/>
+      </w:rPr>
+    </w:lvl>
+    <w:lvl w:ilvl="4" w:tplc="04090003" w:tentative="1">
+      <w:start w:val="1"/>
+      <w:numFmt w:val="bullet"/>
+      <w:lvlText w:val="o"/>
+      <w:lvlJc w:val="left"/>
+      <w:pPr>
+        <w:ind w:left="3600" w:hanging="360"/>
+      </w:pPr>
+      <w:rPr>
+        <w:rFonts w:ascii="Courier New" w:hAnsi="Courier New" w:cs="Courier New" w:hint="default"/>
+      </w:rPr>
+    </w:lvl>
+    <w:lvl w:ilvl="5" w:tplc="04090005" w:tentative="1">
+      <w:start w:val="1"/>
+      <w:numFmt w:val="bullet"/>
+      <w:lvlText w:val=""/>
+      <w:lvlJc w:val="left"/>
+      <w:pPr>
+        <w:ind w:left="4320" w:hanging="360"/>
+      </w:pPr>
+      <w:rPr>
+        <w:rFonts w:ascii="Wingdings" w:hAnsi="Wingdings" w:hint="default"/>
+      </w:rPr>
+    </w:lvl>
+    <w:lvl w:ilvl="6" w:tplc="04090001" w:tentative="1">
+      <w:start w:val="1"/>
+      <w:numFmt w:val="bullet"/>
+      <w:lvlText w:val=""/>
+      <w:lvlJc w:val="left"/>
+      <w:pPr>
+        <w:ind w:left="5040" w:hanging="360"/>
+      </w:pPr>
+      <w:rPr>
+        <w:rFonts w:ascii="Symbol" w:hAnsi="Symbol" w:hint="default"/>
+      </w:rPr>
+    </w:lvl>
+    <w:lvl w:ilvl="7" w:tplc="04090003" w:tentative="1">
+      <w:start w:val="1"/>
+      <w:numFmt w:val="bullet"/>
+      <w:lvlText w:val="o"/>
+      <w:lvlJc w:val="left"/>
+      <w:pPr>
+        <w:ind w:left="5760" w:hanging="360"/>
+      </w:pPr>
+      <w:rPr>
+        <w:rFonts w:ascii="Courier New" w:hAnsi="Courier New" w:cs="Courier New" w:hint="default"/>
+      </w:rPr>
+    </w:lvl>
+    <w:lvl w:ilvl="8" w:tplc="04090005" w:tentative="1">
+      <w:start w:val="1"/>
+      <w:numFmt w:val="bullet"/>
+      <w:lvlText w:val=""/>
+      <w:lvlJc w:val="left"/>
+      <w:pPr>
+        <w:ind w:left="6480" w:hanging="360"/>
+      </w:pPr>
+      <w:rPr>
+        <w:rFonts w:ascii="Wingdings" w:hAnsi="Wingdings" w:hint="default"/>
+      </w:rPr>
+    </w:lvl>
+  </w:abstractNum>
+  <w:abstractNum w:abstractNumId="11" w15:restartNumberingAfterBreak="0">
+    <w:nsid w:val="45B021C8"/>
+    <w:multiLevelType w:val="hybridMultilevel"/>
+    <w:tmpl w:val="E684D9FE"/>
+    <w:lvl w:ilvl="0" w:tplc="2D44E39C">
+      <w:numFmt w:val="bullet"/>
+      <w:lvlText w:val="•"/>
+      <w:lvlJc w:val="left"/>
+      <w:pPr>
+        <w:ind w:left="720" w:hanging="360"/>
+      </w:pPr>
+      <w:rPr>
+        <w:rFonts w:ascii="Times New Roman" w:eastAsia="Times New Roman" w:hAnsi="Times New Roman" w:cs="Times New Roman" w:hint="default"/>
+      </w:rPr>
+    </w:lvl>
+    <w:lvl w:ilvl="1" w:tplc="04090003" w:tentative="1">
+      <w:start w:val="1"/>
+      <w:numFmt w:val="bullet"/>
+      <w:lvlText w:val="o"/>
+      <w:lvlJc w:val="left"/>
+      <w:pPr>
+        <w:ind w:left="1440" w:hanging="360"/>
+      </w:pPr>
+      <w:rPr>
+        <w:rFonts w:ascii="Courier New" w:hAnsi="Courier New" w:cs="Courier New" w:hint="default"/>
+      </w:rPr>
+    </w:lvl>
+    <w:lvl w:ilvl="2" w:tplc="04090005" w:tentative="1">
+      <w:start w:val="1"/>
+      <w:numFmt w:val="bullet"/>
+      <w:lvlText w:val=""/>
+      <w:lvlJc w:val="left"/>
+      <w:pPr>
+        <w:ind w:left="2160" w:hanging="360"/>
+      </w:pPr>
+      <w:rPr>
+        <w:rFonts w:ascii="Wingdings" w:hAnsi="Wingdings" w:hint="default"/>
+      </w:rPr>
+    </w:lvl>
+    <w:lvl w:ilvl="3" w:tplc="04090001" w:tentative="1">
+      <w:start w:val="1"/>
+      <w:numFmt w:val="bullet"/>
+      <w:lvlText w:val=""/>
+      <w:lvlJc w:val="left"/>
+      <w:pPr>
+        <w:ind w:left="2880" w:hanging="360"/>
+      </w:pPr>
+      <w:rPr>
+        <w:rFonts w:ascii="Symbol" w:hAnsi="Symbol" w:hint="default"/>
+      </w:rPr>
+    </w:lvl>
+    <w:lvl w:ilvl="4" w:tplc="04090003" w:tentative="1">
+      <w:start w:val="1"/>
+      <w:numFmt w:val="bullet"/>
+      <w:lvlText w:val="o"/>
+      <w:lvlJc w:val="left"/>
+      <w:pPr>
+        <w:ind w:left="3600" w:hanging="360"/>
+      </w:pPr>
+      <w:rPr>
+        <w:rFonts w:ascii="Courier New" w:hAnsi="Courier New" w:cs="Courier New" w:hint="default"/>
+      </w:rPr>
+    </w:lvl>
+    <w:lvl w:ilvl="5" w:tplc="04090005" w:tentative="1">
+      <w:start w:val="1"/>
+      <w:numFmt w:val="bullet"/>
+      <w:lvlText w:val=""/>
+      <w:lvlJc w:val="left"/>
+      <w:pPr>
+        <w:ind w:left="4320" w:hanging="360"/>
+      </w:pPr>
+      <w:rPr>
+        <w:rFonts w:ascii="Wingdings" w:hAnsi="Wingdings" w:hint="default"/>
+      </w:rPr>
+    </w:lvl>
+    <w:lvl w:ilvl="6" w:tplc="04090001" w:tentative="1">
+      <w:start w:val="1"/>
+      <w:numFmt w:val="bullet"/>
+      <w:lvlText w:val=""/>
+      <w:lvlJc w:val="left"/>
+      <w:pPr>
+        <w:ind w:left="5040" w:hanging="360"/>
+      </w:pPr>
+      <w:rPr>
+        <w:rFonts w:ascii="Symbol" w:hAnsi="Symbol" w:hint="default"/>
+      </w:rPr>
+    </w:lvl>
+    <w:lvl w:ilvl="7" w:tplc="04090003" w:tentative="1">
+      <w:start w:val="1"/>
+      <w:numFmt w:val="bullet"/>
+      <w:lvlText w:val="o"/>
+      <w:lvlJc w:val="left"/>
+      <w:pPr>
+        <w:ind w:left="5760" w:hanging="360"/>
+      </w:pPr>
+      <w:rPr>
+        <w:rFonts w:ascii="Courier New" w:hAnsi="Courier New" w:cs="Courier New" w:hint="default"/>
+      </w:rPr>
+    </w:lvl>
+    <w:lvl w:ilvl="8" w:tplc="04090005" w:tentative="1">
+      <w:start w:val="1"/>
+      <w:numFmt w:val="bullet"/>
+      <w:lvlText w:val=""/>
+      <w:lvlJc w:val="left"/>
+      <w:pPr>
+        <w:ind w:left="6480" w:hanging="360"/>
+      </w:pPr>
+      <w:rPr>
+        <w:rFonts w:ascii="Wingdings" w:hAnsi="Wingdings" w:hint="default"/>
+      </w:rPr>
+    </w:lvl>
+  </w:abstractNum>
+  <w:abstractNum w:abstractNumId="12" w15:restartNumberingAfterBreak="0">
     <w:nsid w:val="474C656E"/>
     <w:multiLevelType w:val="hybridMultilevel"/>
     <w:tmpl w:val="ECC831C2"/>
@@ -9627,7 +11713,7 @@
       </w:rPr>
     </w:lvl>
   </w:abstractNum>
-  <w:abstractNum w:abstractNumId="2" w15:restartNumberingAfterBreak="0">
+  <w:abstractNum w:abstractNumId="13" w15:restartNumberingAfterBreak="0">
     <w:nsid w:val="51E33A13"/>
     <w:multiLevelType w:val="hybridMultilevel"/>
     <w:tmpl w:val="76646B68"/>
@@ -9739,14 +11825,853 @@
       </w:rPr>
     </w:lvl>
   </w:abstractNum>
+  <w:abstractNum w:abstractNumId="14" w15:restartNumberingAfterBreak="0">
+    <w:nsid w:val="55572E13"/>
+    <w:multiLevelType w:val="hybridMultilevel"/>
+    <w:tmpl w:val="C78608EA"/>
+    <w:lvl w:ilvl="0" w:tplc="F104DFBA">
+      <w:numFmt w:val="bullet"/>
+      <w:lvlText w:val="•"/>
+      <w:lvlJc w:val="left"/>
+      <w:pPr>
+        <w:ind w:left="720" w:hanging="360"/>
+      </w:pPr>
+      <w:rPr>
+        <w:rFonts w:ascii="Times New Roman" w:eastAsia="Calibri" w:hAnsi="Times New Roman" w:cs="Times New Roman" w:hint="default"/>
+      </w:rPr>
+    </w:lvl>
+    <w:lvl w:ilvl="1" w:tplc="04090003" w:tentative="1">
+      <w:start w:val="1"/>
+      <w:numFmt w:val="bullet"/>
+      <w:lvlText w:val="o"/>
+      <w:lvlJc w:val="left"/>
+      <w:pPr>
+        <w:ind w:left="1440" w:hanging="360"/>
+      </w:pPr>
+      <w:rPr>
+        <w:rFonts w:ascii="Courier New" w:hAnsi="Courier New" w:cs="Courier New" w:hint="default"/>
+      </w:rPr>
+    </w:lvl>
+    <w:lvl w:ilvl="2" w:tplc="04090005" w:tentative="1">
+      <w:start w:val="1"/>
+      <w:numFmt w:val="bullet"/>
+      <w:lvlText w:val=""/>
+      <w:lvlJc w:val="left"/>
+      <w:pPr>
+        <w:ind w:left="2160" w:hanging="360"/>
+      </w:pPr>
+      <w:rPr>
+        <w:rFonts w:ascii="Wingdings" w:hAnsi="Wingdings" w:hint="default"/>
+      </w:rPr>
+    </w:lvl>
+    <w:lvl w:ilvl="3" w:tplc="04090001" w:tentative="1">
+      <w:start w:val="1"/>
+      <w:numFmt w:val="bullet"/>
+      <w:lvlText w:val=""/>
+      <w:lvlJc w:val="left"/>
+      <w:pPr>
+        <w:ind w:left="2880" w:hanging="360"/>
+      </w:pPr>
+      <w:rPr>
+        <w:rFonts w:ascii="Symbol" w:hAnsi="Symbol" w:hint="default"/>
+      </w:rPr>
+    </w:lvl>
+    <w:lvl w:ilvl="4" w:tplc="04090003" w:tentative="1">
+      <w:start w:val="1"/>
+      <w:numFmt w:val="bullet"/>
+      <w:lvlText w:val="o"/>
+      <w:lvlJc w:val="left"/>
+      <w:pPr>
+        <w:ind w:left="3600" w:hanging="360"/>
+      </w:pPr>
+      <w:rPr>
+        <w:rFonts w:ascii="Courier New" w:hAnsi="Courier New" w:cs="Courier New" w:hint="default"/>
+      </w:rPr>
+    </w:lvl>
+    <w:lvl w:ilvl="5" w:tplc="04090005" w:tentative="1">
+      <w:start w:val="1"/>
+      <w:numFmt w:val="bullet"/>
+      <w:lvlText w:val=""/>
+      <w:lvlJc w:val="left"/>
+      <w:pPr>
+        <w:ind w:left="4320" w:hanging="360"/>
+      </w:pPr>
+      <w:rPr>
+        <w:rFonts w:ascii="Wingdings" w:hAnsi="Wingdings" w:hint="default"/>
+      </w:rPr>
+    </w:lvl>
+    <w:lvl w:ilvl="6" w:tplc="04090001" w:tentative="1">
+      <w:start w:val="1"/>
+      <w:numFmt w:val="bullet"/>
+      <w:lvlText w:val=""/>
+      <w:lvlJc w:val="left"/>
+      <w:pPr>
+        <w:ind w:left="5040" w:hanging="360"/>
+      </w:pPr>
+      <w:rPr>
+        <w:rFonts w:ascii="Symbol" w:hAnsi="Symbol" w:hint="default"/>
+      </w:rPr>
+    </w:lvl>
+    <w:lvl w:ilvl="7" w:tplc="04090003" w:tentative="1">
+      <w:start w:val="1"/>
+      <w:numFmt w:val="bullet"/>
+      <w:lvlText w:val="o"/>
+      <w:lvlJc w:val="left"/>
+      <w:pPr>
+        <w:ind w:left="5760" w:hanging="360"/>
+      </w:pPr>
+      <w:rPr>
+        <w:rFonts w:ascii="Courier New" w:hAnsi="Courier New" w:cs="Courier New" w:hint="default"/>
+      </w:rPr>
+    </w:lvl>
+    <w:lvl w:ilvl="8" w:tplc="04090005" w:tentative="1">
+      <w:start w:val="1"/>
+      <w:numFmt w:val="bullet"/>
+      <w:lvlText w:val=""/>
+      <w:lvlJc w:val="left"/>
+      <w:pPr>
+        <w:ind w:left="6480" w:hanging="360"/>
+      </w:pPr>
+      <w:rPr>
+        <w:rFonts w:ascii="Wingdings" w:hAnsi="Wingdings" w:hint="default"/>
+      </w:rPr>
+    </w:lvl>
+  </w:abstractNum>
+  <w:abstractNum w:abstractNumId="15" w15:restartNumberingAfterBreak="0">
+    <w:nsid w:val="566527F2"/>
+    <w:multiLevelType w:val="hybridMultilevel"/>
+    <w:tmpl w:val="589491FE"/>
+    <w:lvl w:ilvl="0" w:tplc="04090001">
+      <w:start w:val="1"/>
+      <w:numFmt w:val="bullet"/>
+      <w:lvlText w:val=""/>
+      <w:lvlJc w:val="left"/>
+      <w:pPr>
+        <w:ind w:left="720" w:hanging="360"/>
+      </w:pPr>
+      <w:rPr>
+        <w:rFonts w:ascii="Symbol" w:hAnsi="Symbol" w:hint="default"/>
+      </w:rPr>
+    </w:lvl>
+    <w:lvl w:ilvl="1" w:tplc="04090003" w:tentative="1">
+      <w:start w:val="1"/>
+      <w:numFmt w:val="bullet"/>
+      <w:lvlText w:val="o"/>
+      <w:lvlJc w:val="left"/>
+      <w:pPr>
+        <w:ind w:left="1440" w:hanging="360"/>
+      </w:pPr>
+      <w:rPr>
+        <w:rFonts w:ascii="Courier New" w:hAnsi="Courier New" w:cs="Courier New" w:hint="default"/>
+      </w:rPr>
+    </w:lvl>
+    <w:lvl w:ilvl="2" w:tplc="04090005" w:tentative="1">
+      <w:start w:val="1"/>
+      <w:numFmt w:val="bullet"/>
+      <w:lvlText w:val=""/>
+      <w:lvlJc w:val="left"/>
+      <w:pPr>
+        <w:ind w:left="2160" w:hanging="360"/>
+      </w:pPr>
+      <w:rPr>
+        <w:rFonts w:ascii="Wingdings" w:hAnsi="Wingdings" w:hint="default"/>
+      </w:rPr>
+    </w:lvl>
+    <w:lvl w:ilvl="3" w:tplc="04090001" w:tentative="1">
+      <w:start w:val="1"/>
+      <w:numFmt w:val="bullet"/>
+      <w:lvlText w:val=""/>
+      <w:lvlJc w:val="left"/>
+      <w:pPr>
+        <w:ind w:left="2880" w:hanging="360"/>
+      </w:pPr>
+      <w:rPr>
+        <w:rFonts w:ascii="Symbol" w:hAnsi="Symbol" w:hint="default"/>
+      </w:rPr>
+    </w:lvl>
+    <w:lvl w:ilvl="4" w:tplc="04090003" w:tentative="1">
+      <w:start w:val="1"/>
+      <w:numFmt w:val="bullet"/>
+      <w:lvlText w:val="o"/>
+      <w:lvlJc w:val="left"/>
+      <w:pPr>
+        <w:ind w:left="3600" w:hanging="360"/>
+      </w:pPr>
+      <w:rPr>
+        <w:rFonts w:ascii="Courier New" w:hAnsi="Courier New" w:cs="Courier New" w:hint="default"/>
+      </w:rPr>
+    </w:lvl>
+    <w:lvl w:ilvl="5" w:tplc="04090005" w:tentative="1">
+      <w:start w:val="1"/>
+      <w:numFmt w:val="bullet"/>
+      <w:lvlText w:val=""/>
+      <w:lvlJc w:val="left"/>
+      <w:pPr>
+        <w:ind w:left="4320" w:hanging="360"/>
+      </w:pPr>
+      <w:rPr>
+        <w:rFonts w:ascii="Wingdings" w:hAnsi="Wingdings" w:hint="default"/>
+      </w:rPr>
+    </w:lvl>
+    <w:lvl w:ilvl="6" w:tplc="04090001" w:tentative="1">
+      <w:start w:val="1"/>
+      <w:numFmt w:val="bullet"/>
+      <w:lvlText w:val=""/>
+      <w:lvlJc w:val="left"/>
+      <w:pPr>
+        <w:ind w:left="5040" w:hanging="360"/>
+      </w:pPr>
+      <w:rPr>
+        <w:rFonts w:ascii="Symbol" w:hAnsi="Symbol" w:hint="default"/>
+      </w:rPr>
+    </w:lvl>
+    <w:lvl w:ilvl="7" w:tplc="04090003" w:tentative="1">
+      <w:start w:val="1"/>
+      <w:numFmt w:val="bullet"/>
+      <w:lvlText w:val="o"/>
+      <w:lvlJc w:val="left"/>
+      <w:pPr>
+        <w:ind w:left="5760" w:hanging="360"/>
+      </w:pPr>
+      <w:rPr>
+        <w:rFonts w:ascii="Courier New" w:hAnsi="Courier New" w:cs="Courier New" w:hint="default"/>
+      </w:rPr>
+    </w:lvl>
+    <w:lvl w:ilvl="8" w:tplc="04090005" w:tentative="1">
+      <w:start w:val="1"/>
+      <w:numFmt w:val="bullet"/>
+      <w:lvlText w:val=""/>
+      <w:lvlJc w:val="left"/>
+      <w:pPr>
+        <w:ind w:left="6480" w:hanging="360"/>
+      </w:pPr>
+      <w:rPr>
+        <w:rFonts w:ascii="Wingdings" w:hAnsi="Wingdings" w:hint="default"/>
+      </w:rPr>
+    </w:lvl>
+  </w:abstractNum>
+  <w:abstractNum w:abstractNumId="16" w15:restartNumberingAfterBreak="0">
+    <w:nsid w:val="58376F69"/>
+    <w:multiLevelType w:val="hybridMultilevel"/>
+    <w:tmpl w:val="AF26C80C"/>
+    <w:lvl w:ilvl="0" w:tplc="F104DFBA">
+      <w:numFmt w:val="bullet"/>
+      <w:lvlText w:val="•"/>
+      <w:lvlJc w:val="left"/>
+      <w:pPr>
+        <w:ind w:left="720" w:hanging="360"/>
+      </w:pPr>
+      <w:rPr>
+        <w:rFonts w:ascii="Times New Roman" w:eastAsia="Calibri" w:hAnsi="Times New Roman" w:cs="Times New Roman" w:hint="default"/>
+      </w:rPr>
+    </w:lvl>
+    <w:lvl w:ilvl="1" w:tplc="04090003" w:tentative="1">
+      <w:start w:val="1"/>
+      <w:numFmt w:val="bullet"/>
+      <w:lvlText w:val="o"/>
+      <w:lvlJc w:val="left"/>
+      <w:pPr>
+        <w:ind w:left="1440" w:hanging="360"/>
+      </w:pPr>
+      <w:rPr>
+        <w:rFonts w:ascii="Courier New" w:hAnsi="Courier New" w:cs="Courier New" w:hint="default"/>
+      </w:rPr>
+    </w:lvl>
+    <w:lvl w:ilvl="2" w:tplc="04090005" w:tentative="1">
+      <w:start w:val="1"/>
+      <w:numFmt w:val="bullet"/>
+      <w:lvlText w:val=""/>
+      <w:lvlJc w:val="left"/>
+      <w:pPr>
+        <w:ind w:left="2160" w:hanging="360"/>
+      </w:pPr>
+      <w:rPr>
+        <w:rFonts w:ascii="Wingdings" w:hAnsi="Wingdings" w:hint="default"/>
+      </w:rPr>
+    </w:lvl>
+    <w:lvl w:ilvl="3" w:tplc="04090001" w:tentative="1">
+      <w:start w:val="1"/>
+      <w:numFmt w:val="bullet"/>
+      <w:lvlText w:val=""/>
+      <w:lvlJc w:val="left"/>
+      <w:pPr>
+        <w:ind w:left="2880" w:hanging="360"/>
+      </w:pPr>
+      <w:rPr>
+        <w:rFonts w:ascii="Symbol" w:hAnsi="Symbol" w:hint="default"/>
+      </w:rPr>
+    </w:lvl>
+    <w:lvl w:ilvl="4" w:tplc="04090003" w:tentative="1">
+      <w:start w:val="1"/>
+      <w:numFmt w:val="bullet"/>
+      <w:lvlText w:val="o"/>
+      <w:lvlJc w:val="left"/>
+      <w:pPr>
+        <w:ind w:left="3600" w:hanging="360"/>
+      </w:pPr>
+      <w:rPr>
+        <w:rFonts w:ascii="Courier New" w:hAnsi="Courier New" w:cs="Courier New" w:hint="default"/>
+      </w:rPr>
+    </w:lvl>
+    <w:lvl w:ilvl="5" w:tplc="04090005" w:tentative="1">
+      <w:start w:val="1"/>
+      <w:numFmt w:val="bullet"/>
+      <w:lvlText w:val=""/>
+      <w:lvlJc w:val="left"/>
+      <w:pPr>
+        <w:ind w:left="4320" w:hanging="360"/>
+      </w:pPr>
+      <w:rPr>
+        <w:rFonts w:ascii="Wingdings" w:hAnsi="Wingdings" w:hint="default"/>
+      </w:rPr>
+    </w:lvl>
+    <w:lvl w:ilvl="6" w:tplc="04090001" w:tentative="1">
+      <w:start w:val="1"/>
+      <w:numFmt w:val="bullet"/>
+      <w:lvlText w:val=""/>
+      <w:lvlJc w:val="left"/>
+      <w:pPr>
+        <w:ind w:left="5040" w:hanging="360"/>
+      </w:pPr>
+      <w:rPr>
+        <w:rFonts w:ascii="Symbol" w:hAnsi="Symbol" w:hint="default"/>
+      </w:rPr>
+    </w:lvl>
+    <w:lvl w:ilvl="7" w:tplc="04090003" w:tentative="1">
+      <w:start w:val="1"/>
+      <w:numFmt w:val="bullet"/>
+      <w:lvlText w:val="o"/>
+      <w:lvlJc w:val="left"/>
+      <w:pPr>
+        <w:ind w:left="5760" w:hanging="360"/>
+      </w:pPr>
+      <w:rPr>
+        <w:rFonts w:ascii="Courier New" w:hAnsi="Courier New" w:cs="Courier New" w:hint="default"/>
+      </w:rPr>
+    </w:lvl>
+    <w:lvl w:ilvl="8" w:tplc="04090005" w:tentative="1">
+      <w:start w:val="1"/>
+      <w:numFmt w:val="bullet"/>
+      <w:lvlText w:val=""/>
+      <w:lvlJc w:val="left"/>
+      <w:pPr>
+        <w:ind w:left="6480" w:hanging="360"/>
+      </w:pPr>
+      <w:rPr>
+        <w:rFonts w:ascii="Wingdings" w:hAnsi="Wingdings" w:hint="default"/>
+      </w:rPr>
+    </w:lvl>
+  </w:abstractNum>
+  <w:abstractNum w:abstractNumId="17" w15:restartNumberingAfterBreak="0">
+    <w:nsid w:val="5EFA6526"/>
+    <w:multiLevelType w:val="hybridMultilevel"/>
+    <w:tmpl w:val="7EA86CD2"/>
+    <w:lvl w:ilvl="0" w:tplc="7452DB62">
+      <w:numFmt w:val="bullet"/>
+      <w:lvlText w:val="•"/>
+      <w:lvlJc w:val="left"/>
+      <w:pPr>
+        <w:ind w:left="720" w:hanging="360"/>
+      </w:pPr>
+      <w:rPr>
+        <w:rFonts w:ascii="Times New Roman" w:eastAsia="Calibri" w:hAnsi="Times New Roman" w:cs="Times New Roman" w:hint="default"/>
+      </w:rPr>
+    </w:lvl>
+    <w:lvl w:ilvl="1" w:tplc="04090003" w:tentative="1">
+      <w:start w:val="1"/>
+      <w:numFmt w:val="bullet"/>
+      <w:lvlText w:val="o"/>
+      <w:lvlJc w:val="left"/>
+      <w:pPr>
+        <w:ind w:left="1440" w:hanging="360"/>
+      </w:pPr>
+      <w:rPr>
+        <w:rFonts w:ascii="Courier New" w:hAnsi="Courier New" w:cs="Courier New" w:hint="default"/>
+      </w:rPr>
+    </w:lvl>
+    <w:lvl w:ilvl="2" w:tplc="04090005" w:tentative="1">
+      <w:start w:val="1"/>
+      <w:numFmt w:val="bullet"/>
+      <w:lvlText w:val=""/>
+      <w:lvlJc w:val="left"/>
+      <w:pPr>
+        <w:ind w:left="2160" w:hanging="360"/>
+      </w:pPr>
+      <w:rPr>
+        <w:rFonts w:ascii="Wingdings" w:hAnsi="Wingdings" w:hint="default"/>
+      </w:rPr>
+    </w:lvl>
+    <w:lvl w:ilvl="3" w:tplc="04090001" w:tentative="1">
+      <w:start w:val="1"/>
+      <w:numFmt w:val="bullet"/>
+      <w:lvlText w:val=""/>
+      <w:lvlJc w:val="left"/>
+      <w:pPr>
+        <w:ind w:left="2880" w:hanging="360"/>
+      </w:pPr>
+      <w:rPr>
+        <w:rFonts w:ascii="Symbol" w:hAnsi="Symbol" w:hint="default"/>
+      </w:rPr>
+    </w:lvl>
+    <w:lvl w:ilvl="4" w:tplc="04090003" w:tentative="1">
+      <w:start w:val="1"/>
+      <w:numFmt w:val="bullet"/>
+      <w:lvlText w:val="o"/>
+      <w:lvlJc w:val="left"/>
+      <w:pPr>
+        <w:ind w:left="3600" w:hanging="360"/>
+      </w:pPr>
+      <w:rPr>
+        <w:rFonts w:ascii="Courier New" w:hAnsi="Courier New" w:cs="Courier New" w:hint="default"/>
+      </w:rPr>
+    </w:lvl>
+    <w:lvl w:ilvl="5" w:tplc="04090005" w:tentative="1">
+      <w:start w:val="1"/>
+      <w:numFmt w:val="bullet"/>
+      <w:lvlText w:val=""/>
+      <w:lvlJc w:val="left"/>
+      <w:pPr>
+        <w:ind w:left="4320" w:hanging="360"/>
+      </w:pPr>
+      <w:rPr>
+        <w:rFonts w:ascii="Wingdings" w:hAnsi="Wingdings" w:hint="default"/>
+      </w:rPr>
+    </w:lvl>
+    <w:lvl w:ilvl="6" w:tplc="04090001" w:tentative="1">
+      <w:start w:val="1"/>
+      <w:numFmt w:val="bullet"/>
+      <w:lvlText w:val=""/>
+      <w:lvlJc w:val="left"/>
+      <w:pPr>
+        <w:ind w:left="5040" w:hanging="360"/>
+      </w:pPr>
+      <w:rPr>
+        <w:rFonts w:ascii="Symbol" w:hAnsi="Symbol" w:hint="default"/>
+      </w:rPr>
+    </w:lvl>
+    <w:lvl w:ilvl="7" w:tplc="04090003" w:tentative="1">
+      <w:start w:val="1"/>
+      <w:numFmt w:val="bullet"/>
+      <w:lvlText w:val="o"/>
+      <w:lvlJc w:val="left"/>
+      <w:pPr>
+        <w:ind w:left="5760" w:hanging="360"/>
+      </w:pPr>
+      <w:rPr>
+        <w:rFonts w:ascii="Courier New" w:hAnsi="Courier New" w:cs="Courier New" w:hint="default"/>
+      </w:rPr>
+    </w:lvl>
+    <w:lvl w:ilvl="8" w:tplc="04090005" w:tentative="1">
+      <w:start w:val="1"/>
+      <w:numFmt w:val="bullet"/>
+      <w:lvlText w:val=""/>
+      <w:lvlJc w:val="left"/>
+      <w:pPr>
+        <w:ind w:left="6480" w:hanging="360"/>
+      </w:pPr>
+      <w:rPr>
+        <w:rFonts w:ascii="Wingdings" w:hAnsi="Wingdings" w:hint="default"/>
+      </w:rPr>
+    </w:lvl>
+  </w:abstractNum>
+  <w:abstractNum w:abstractNumId="18" w15:restartNumberingAfterBreak="0">
+    <w:nsid w:val="65E71AFC"/>
+    <w:multiLevelType w:val="hybridMultilevel"/>
+    <w:tmpl w:val="DF344B3C"/>
+    <w:lvl w:ilvl="0" w:tplc="F104DFBA">
+      <w:numFmt w:val="bullet"/>
+      <w:lvlText w:val="•"/>
+      <w:lvlJc w:val="left"/>
+      <w:pPr>
+        <w:ind w:left="720" w:hanging="360"/>
+      </w:pPr>
+      <w:rPr>
+        <w:rFonts w:ascii="Times New Roman" w:eastAsia="Calibri" w:hAnsi="Times New Roman" w:cs="Times New Roman" w:hint="default"/>
+      </w:rPr>
+    </w:lvl>
+    <w:lvl w:ilvl="1" w:tplc="04090003" w:tentative="1">
+      <w:start w:val="1"/>
+      <w:numFmt w:val="bullet"/>
+      <w:lvlText w:val="o"/>
+      <w:lvlJc w:val="left"/>
+      <w:pPr>
+        <w:ind w:left="1440" w:hanging="360"/>
+      </w:pPr>
+      <w:rPr>
+        <w:rFonts w:ascii="Courier New" w:hAnsi="Courier New" w:cs="Courier New" w:hint="default"/>
+      </w:rPr>
+    </w:lvl>
+    <w:lvl w:ilvl="2" w:tplc="04090005" w:tentative="1">
+      <w:start w:val="1"/>
+      <w:numFmt w:val="bullet"/>
+      <w:lvlText w:val=""/>
+      <w:lvlJc w:val="left"/>
+      <w:pPr>
+        <w:ind w:left="2160" w:hanging="360"/>
+      </w:pPr>
+      <w:rPr>
+        <w:rFonts w:ascii="Wingdings" w:hAnsi="Wingdings" w:hint="default"/>
+      </w:rPr>
+    </w:lvl>
+    <w:lvl w:ilvl="3" w:tplc="04090001" w:tentative="1">
+      <w:start w:val="1"/>
+      <w:numFmt w:val="bullet"/>
+      <w:lvlText w:val=""/>
+      <w:lvlJc w:val="left"/>
+      <w:pPr>
+        <w:ind w:left="2880" w:hanging="360"/>
+      </w:pPr>
+      <w:rPr>
+        <w:rFonts w:ascii="Symbol" w:hAnsi="Symbol" w:hint="default"/>
+      </w:rPr>
+    </w:lvl>
+    <w:lvl w:ilvl="4" w:tplc="04090003" w:tentative="1">
+      <w:start w:val="1"/>
+      <w:numFmt w:val="bullet"/>
+      <w:lvlText w:val="o"/>
+      <w:lvlJc w:val="left"/>
+      <w:pPr>
+        <w:ind w:left="3600" w:hanging="360"/>
+      </w:pPr>
+      <w:rPr>
+        <w:rFonts w:ascii="Courier New" w:hAnsi="Courier New" w:cs="Courier New" w:hint="default"/>
+      </w:rPr>
+    </w:lvl>
+    <w:lvl w:ilvl="5" w:tplc="04090005" w:tentative="1">
+      <w:start w:val="1"/>
+      <w:numFmt w:val="bullet"/>
+      <w:lvlText w:val=""/>
+      <w:lvlJc w:val="left"/>
+      <w:pPr>
+        <w:ind w:left="4320" w:hanging="360"/>
+      </w:pPr>
+      <w:rPr>
+        <w:rFonts w:ascii="Wingdings" w:hAnsi="Wingdings" w:hint="default"/>
+      </w:rPr>
+    </w:lvl>
+    <w:lvl w:ilvl="6" w:tplc="04090001" w:tentative="1">
+      <w:start w:val="1"/>
+      <w:numFmt w:val="bullet"/>
+      <w:lvlText w:val=""/>
+      <w:lvlJc w:val="left"/>
+      <w:pPr>
+        <w:ind w:left="5040" w:hanging="360"/>
+      </w:pPr>
+      <w:rPr>
+        <w:rFonts w:ascii="Symbol" w:hAnsi="Symbol" w:hint="default"/>
+      </w:rPr>
+    </w:lvl>
+    <w:lvl w:ilvl="7" w:tplc="04090003" w:tentative="1">
+      <w:start w:val="1"/>
+      <w:numFmt w:val="bullet"/>
+      <w:lvlText w:val="o"/>
+      <w:lvlJc w:val="left"/>
+      <w:pPr>
+        <w:ind w:left="5760" w:hanging="360"/>
+      </w:pPr>
+      <w:rPr>
+        <w:rFonts w:ascii="Courier New" w:hAnsi="Courier New" w:cs="Courier New" w:hint="default"/>
+      </w:rPr>
+    </w:lvl>
+    <w:lvl w:ilvl="8" w:tplc="04090005" w:tentative="1">
+      <w:start w:val="1"/>
+      <w:numFmt w:val="bullet"/>
+      <w:lvlText w:val=""/>
+      <w:lvlJc w:val="left"/>
+      <w:pPr>
+        <w:ind w:left="6480" w:hanging="360"/>
+      </w:pPr>
+      <w:rPr>
+        <w:rFonts w:ascii="Wingdings" w:hAnsi="Wingdings" w:hint="default"/>
+      </w:rPr>
+    </w:lvl>
+  </w:abstractNum>
+  <w:abstractNum w:abstractNumId="19" w15:restartNumberingAfterBreak="0">
+    <w:nsid w:val="6AAB733E"/>
+    <w:multiLevelType w:val="hybridMultilevel"/>
+    <w:tmpl w:val="7D9E7F7A"/>
+    <w:lvl w:ilvl="0" w:tplc="F104DFBA">
+      <w:numFmt w:val="bullet"/>
+      <w:lvlText w:val="•"/>
+      <w:lvlJc w:val="left"/>
+      <w:pPr>
+        <w:ind w:left="720" w:hanging="360"/>
+      </w:pPr>
+      <w:rPr>
+        <w:rFonts w:ascii="Times New Roman" w:eastAsia="Calibri" w:hAnsi="Times New Roman" w:cs="Times New Roman" w:hint="default"/>
+      </w:rPr>
+    </w:lvl>
+    <w:lvl w:ilvl="1" w:tplc="04090003" w:tentative="1">
+      <w:start w:val="1"/>
+      <w:numFmt w:val="bullet"/>
+      <w:lvlText w:val="o"/>
+      <w:lvlJc w:val="left"/>
+      <w:pPr>
+        <w:ind w:left="1440" w:hanging="360"/>
+      </w:pPr>
+      <w:rPr>
+        <w:rFonts w:ascii="Courier New" w:hAnsi="Courier New" w:cs="Courier New" w:hint="default"/>
+      </w:rPr>
+    </w:lvl>
+    <w:lvl w:ilvl="2" w:tplc="04090005" w:tentative="1">
+      <w:start w:val="1"/>
+      <w:numFmt w:val="bullet"/>
+      <w:lvlText w:val=""/>
+      <w:lvlJc w:val="left"/>
+      <w:pPr>
+        <w:ind w:left="2160" w:hanging="360"/>
+      </w:pPr>
+      <w:rPr>
+        <w:rFonts w:ascii="Wingdings" w:hAnsi="Wingdings" w:hint="default"/>
+      </w:rPr>
+    </w:lvl>
+    <w:lvl w:ilvl="3" w:tplc="04090001" w:tentative="1">
+      <w:start w:val="1"/>
+      <w:numFmt w:val="bullet"/>
+      <w:lvlText w:val=""/>
+      <w:lvlJc w:val="left"/>
+      <w:pPr>
+        <w:ind w:left="2880" w:hanging="360"/>
+      </w:pPr>
+      <w:rPr>
+        <w:rFonts w:ascii="Symbol" w:hAnsi="Symbol" w:hint="default"/>
+      </w:rPr>
+    </w:lvl>
+    <w:lvl w:ilvl="4" w:tplc="04090003" w:tentative="1">
+      <w:start w:val="1"/>
+      <w:numFmt w:val="bullet"/>
+      <w:lvlText w:val="o"/>
+      <w:lvlJc w:val="left"/>
+      <w:pPr>
+        <w:ind w:left="3600" w:hanging="360"/>
+      </w:pPr>
+      <w:rPr>
+        <w:rFonts w:ascii="Courier New" w:hAnsi="Courier New" w:cs="Courier New" w:hint="default"/>
+      </w:rPr>
+    </w:lvl>
+    <w:lvl w:ilvl="5" w:tplc="04090005" w:tentative="1">
+      <w:start w:val="1"/>
+      <w:numFmt w:val="bullet"/>
+      <w:lvlText w:val=""/>
+      <w:lvlJc w:val="left"/>
+      <w:pPr>
+        <w:ind w:left="4320" w:hanging="360"/>
+      </w:pPr>
+      <w:rPr>
+        <w:rFonts w:ascii="Wingdings" w:hAnsi="Wingdings" w:hint="default"/>
+      </w:rPr>
+    </w:lvl>
+    <w:lvl w:ilvl="6" w:tplc="04090001" w:tentative="1">
+      <w:start w:val="1"/>
+      <w:numFmt w:val="bullet"/>
+      <w:lvlText w:val=""/>
+      <w:lvlJc w:val="left"/>
+      <w:pPr>
+        <w:ind w:left="5040" w:hanging="360"/>
+      </w:pPr>
+      <w:rPr>
+        <w:rFonts w:ascii="Symbol" w:hAnsi="Symbol" w:hint="default"/>
+      </w:rPr>
+    </w:lvl>
+    <w:lvl w:ilvl="7" w:tplc="04090003" w:tentative="1">
+      <w:start w:val="1"/>
+      <w:numFmt w:val="bullet"/>
+      <w:lvlText w:val="o"/>
+      <w:lvlJc w:val="left"/>
+      <w:pPr>
+        <w:ind w:left="5760" w:hanging="360"/>
+      </w:pPr>
+      <w:rPr>
+        <w:rFonts w:ascii="Courier New" w:hAnsi="Courier New" w:cs="Courier New" w:hint="default"/>
+      </w:rPr>
+    </w:lvl>
+    <w:lvl w:ilvl="8" w:tplc="04090005" w:tentative="1">
+      <w:start w:val="1"/>
+      <w:numFmt w:val="bullet"/>
+      <w:lvlText w:val=""/>
+      <w:lvlJc w:val="left"/>
+      <w:pPr>
+        <w:ind w:left="6480" w:hanging="360"/>
+      </w:pPr>
+      <w:rPr>
+        <w:rFonts w:ascii="Wingdings" w:hAnsi="Wingdings" w:hint="default"/>
+      </w:rPr>
+    </w:lvl>
+  </w:abstractNum>
+  <w:abstractNum w:abstractNumId="20" w15:restartNumberingAfterBreak="0">
+    <w:nsid w:val="6B5438E9"/>
+    <w:multiLevelType w:val="hybridMultilevel"/>
+    <w:tmpl w:val="F1D41276"/>
+    <w:lvl w:ilvl="0" w:tplc="7452DB62">
+      <w:numFmt w:val="bullet"/>
+      <w:lvlText w:val="•"/>
+      <w:lvlJc w:val="left"/>
+      <w:pPr>
+        <w:ind w:left="720" w:hanging="360"/>
+      </w:pPr>
+      <w:rPr>
+        <w:rFonts w:ascii="Times New Roman" w:eastAsia="Calibri" w:hAnsi="Times New Roman" w:cs="Times New Roman" w:hint="default"/>
+      </w:rPr>
+    </w:lvl>
+    <w:lvl w:ilvl="1" w:tplc="04090003" w:tentative="1">
+      <w:start w:val="1"/>
+      <w:numFmt w:val="bullet"/>
+      <w:lvlText w:val="o"/>
+      <w:lvlJc w:val="left"/>
+      <w:pPr>
+        <w:ind w:left="1440" w:hanging="360"/>
+      </w:pPr>
+      <w:rPr>
+        <w:rFonts w:ascii="Courier New" w:hAnsi="Courier New" w:cs="Courier New" w:hint="default"/>
+      </w:rPr>
+    </w:lvl>
+    <w:lvl w:ilvl="2" w:tplc="04090005" w:tentative="1">
+      <w:start w:val="1"/>
+      <w:numFmt w:val="bullet"/>
+      <w:lvlText w:val=""/>
+      <w:lvlJc w:val="left"/>
+      <w:pPr>
+        <w:ind w:left="2160" w:hanging="360"/>
+      </w:pPr>
+      <w:rPr>
+        <w:rFonts w:ascii="Wingdings" w:hAnsi="Wingdings" w:hint="default"/>
+      </w:rPr>
+    </w:lvl>
+    <w:lvl w:ilvl="3" w:tplc="04090001" w:tentative="1">
+      <w:start w:val="1"/>
+      <w:numFmt w:val="bullet"/>
+      <w:lvlText w:val=""/>
+      <w:lvlJc w:val="left"/>
+      <w:pPr>
+        <w:ind w:left="2880" w:hanging="360"/>
+      </w:pPr>
+      <w:rPr>
+        <w:rFonts w:ascii="Symbol" w:hAnsi="Symbol" w:hint="default"/>
+      </w:rPr>
+    </w:lvl>
+    <w:lvl w:ilvl="4" w:tplc="04090003" w:tentative="1">
+      <w:start w:val="1"/>
+      <w:numFmt w:val="bullet"/>
+      <w:lvlText w:val="o"/>
+      <w:lvlJc w:val="left"/>
+      <w:pPr>
+        <w:ind w:left="3600" w:hanging="360"/>
+      </w:pPr>
+      <w:rPr>
+        <w:rFonts w:ascii="Courier New" w:hAnsi="Courier New" w:cs="Courier New" w:hint="default"/>
+      </w:rPr>
+    </w:lvl>
+    <w:lvl w:ilvl="5" w:tplc="04090005" w:tentative="1">
+      <w:start w:val="1"/>
+      <w:numFmt w:val="bullet"/>
+      <w:lvlText w:val=""/>
+      <w:lvlJc w:val="left"/>
+      <w:pPr>
+        <w:ind w:left="4320" w:hanging="360"/>
+      </w:pPr>
+      <w:rPr>
+        <w:rFonts w:ascii="Wingdings" w:hAnsi="Wingdings" w:hint="default"/>
+      </w:rPr>
+    </w:lvl>
+    <w:lvl w:ilvl="6" w:tplc="04090001" w:tentative="1">
+      <w:start w:val="1"/>
+      <w:numFmt w:val="bullet"/>
+      <w:lvlText w:val=""/>
+      <w:lvlJc w:val="left"/>
+      <w:pPr>
+        <w:ind w:left="5040" w:hanging="360"/>
+      </w:pPr>
+      <w:rPr>
+        <w:rFonts w:ascii="Symbol" w:hAnsi="Symbol" w:hint="default"/>
+      </w:rPr>
+    </w:lvl>
+    <w:lvl w:ilvl="7" w:tplc="04090003" w:tentative="1">
+      <w:start w:val="1"/>
+      <w:numFmt w:val="bullet"/>
+      <w:lvlText w:val="o"/>
+      <w:lvlJc w:val="left"/>
+      <w:pPr>
+        <w:ind w:left="5760" w:hanging="360"/>
+      </w:pPr>
+      <w:rPr>
+        <w:rFonts w:ascii="Courier New" w:hAnsi="Courier New" w:cs="Courier New" w:hint="default"/>
+      </w:rPr>
+    </w:lvl>
+    <w:lvl w:ilvl="8" w:tplc="04090005" w:tentative="1">
+      <w:start w:val="1"/>
+      <w:numFmt w:val="bullet"/>
+      <w:lvlText w:val=""/>
+      <w:lvlJc w:val="left"/>
+      <w:pPr>
+        <w:ind w:left="6480" w:hanging="360"/>
+      </w:pPr>
+      <w:rPr>
+        <w:rFonts w:ascii="Wingdings" w:hAnsi="Wingdings" w:hint="default"/>
+      </w:rPr>
+    </w:lvl>
+  </w:abstractNum>
   <w:num w:numId="1" w16cid:durableId="1708023494">
+    <w:abstractNumId w:val="12"/>
+  </w:num>
+  <w:num w:numId="2" w16cid:durableId="1404376441">
+    <w:abstractNumId w:val="4"/>
+  </w:num>
+  <w:num w:numId="3" w16cid:durableId="1649702399">
+    <w:abstractNumId w:val="13"/>
+  </w:num>
+  <w:num w:numId="4" w16cid:durableId="1703558016">
+    <w:abstractNumId w:val="15"/>
+  </w:num>
+  <w:num w:numId="5" w16cid:durableId="1855267759">
+    <w:abstractNumId w:val="10"/>
+  </w:num>
+  <w:num w:numId="6" w16cid:durableId="1429084338">
+    <w:abstractNumId w:val="2"/>
+  </w:num>
+  <w:num w:numId="7" w16cid:durableId="1444767650">
+    <w:abstractNumId w:val="11"/>
+  </w:num>
+  <w:num w:numId="8" w16cid:durableId="1300309551">
     <w:abstractNumId w:val="1"/>
   </w:num>
-  <w:num w:numId="2" w16cid:durableId="1404376441">
+  <w:num w:numId="9" w16cid:durableId="708917978">
+    <w:abstractNumId w:val="7"/>
+  </w:num>
+  <w:num w:numId="10" w16cid:durableId="37633149">
+    <w:abstractNumId w:val="9"/>
+  </w:num>
+  <w:num w:numId="11" w16cid:durableId="5713383">
+    <w:abstractNumId w:val="19"/>
+  </w:num>
+  <w:num w:numId="12" w16cid:durableId="2005740764">
+    <w:abstractNumId w:val="3"/>
+  </w:num>
+  <w:num w:numId="13" w16cid:durableId="1776629344">
     <w:abstractNumId w:val="0"/>
   </w:num>
-  <w:num w:numId="3" w16cid:durableId="1649702399">
-    <w:abstractNumId w:val="2"/>
+  <w:num w:numId="14" w16cid:durableId="1440371626">
+    <w:abstractNumId w:val="16"/>
+  </w:num>
+  <w:num w:numId="15" w16cid:durableId="1055928942">
+    <w:abstractNumId w:val="14"/>
+  </w:num>
+  <w:num w:numId="16" w16cid:durableId="1365253410">
+    <w:abstractNumId w:val="18"/>
+  </w:num>
+  <w:num w:numId="17" w16cid:durableId="76635466">
+    <w:abstractNumId w:val="8"/>
+  </w:num>
+  <w:num w:numId="18" w16cid:durableId="239410989">
+    <w:abstractNumId w:val="20"/>
+  </w:num>
+  <w:num w:numId="19" w16cid:durableId="1140918950">
+    <w:abstractNumId w:val="6"/>
+  </w:num>
+  <w:num w:numId="20" w16cid:durableId="1266571828">
+    <w:abstractNumId w:val="5"/>
+  </w:num>
+  <w:num w:numId="21" w16cid:durableId="1494642987">
+    <w:abstractNumId w:val="17"/>
   </w:num>
 </w:numbering>
 </file>
@@ -10158,7 +13083,6 @@
   <w:style w:type="character" w:default="1" w:styleId="DefaultParagraphFont">
     <w:name w:val="Default Paragraph Font"/>
     <w:uiPriority w:val="1"/>
-    <w:semiHidden/>
     <w:unhideWhenUsed/>
   </w:style>
   <w:style w:type="table" w:default="1" w:styleId="TableNormal">

--- a/calendars/F26-Stat216_Calendar.docx
+++ b/calendars/F26-Stat216_Calendar.docx
@@ -112,7 +112,7 @@
           <w:sz w:val="24"/>
           <w:szCs w:val="24"/>
         </w:rPr>
-        <w:t>s, labs, and video quizzes</w:t>
+        <w:t xml:space="preserve">s, labs, and </w:t>
       </w:r>
       <w:r>
         <w:rPr>
@@ -122,7 +122,17 @@
           <w:sz w:val="24"/>
           <w:szCs w:val="24"/>
         </w:rPr>
-        <w:t xml:space="preserve"> should be </w:t>
+        <w:t xml:space="preserve">exit tickets </w:t>
+      </w:r>
+      <w:r>
+        <w:rPr>
+          <w:rFonts w:ascii="Times New Roman" w:hAnsi="Times New Roman" w:cs="Times New Roman"/>
+          <w:i/>
+          <w:iCs/>
+          <w:sz w:val="24"/>
+          <w:szCs w:val="24"/>
+        </w:rPr>
+        <w:t xml:space="preserve">should be </w:t>
       </w:r>
       <w:r>
         <w:rPr>
@@ -142,8 +152,20 @@
           <w:sz w:val="24"/>
           <w:szCs w:val="24"/>
         </w:rPr>
-        <w:t xml:space="preserve"> Gradescope</w:t>
+        <w:t xml:space="preserve"> </w:t>
       </w:r>
+      <w:proofErr w:type="spellStart"/>
+      <w:r>
+        <w:rPr>
+          <w:rFonts w:ascii="Times New Roman" w:hAnsi="Times New Roman" w:cs="Times New Roman"/>
+          <w:i/>
+          <w:iCs/>
+          <w:sz w:val="24"/>
+          <w:szCs w:val="24"/>
+        </w:rPr>
+        <w:t>Gradescope</w:t>
+      </w:r>
+      <w:proofErr w:type="spellEnd"/>
     </w:p>
     <w:p>
       <w:pPr>
@@ -161,7 +183,7 @@
       <w:pPr>
         <w:spacing w:after="24"/>
         <w:rPr>
-          <w:rFonts w:ascii="Times New Roman" w:hAnsi="Times New Roman" w:cs="Times New Roman"/>
+          <w:rFonts w:ascii="Times New Roman" w:eastAsia="Times New Roman" w:hAnsi="Times New Roman" w:cs="Times New Roman"/>
           <w:sz w:val="24"/>
           <w:szCs w:val="24"/>
         </w:rPr>
@@ -175,17 +197,6 @@
         </w:rPr>
         <w:t xml:space="preserve">Additional due dates: </w:t>
       </w:r>
-    </w:p>
-    <w:p>
-      <w:pPr>
-        <w:spacing w:after="0"/>
-        <w:ind w:left="727"/>
-        <w:rPr>
-          <w:rFonts w:ascii="Times New Roman" w:hAnsi="Times New Roman" w:cs="Times New Roman"/>
-          <w:sz w:val="24"/>
-          <w:szCs w:val="24"/>
-        </w:rPr>
-      </w:pPr>
       <w:r>
         <w:rPr>
           <w:rFonts w:ascii="Times New Roman" w:eastAsia="Times New Roman" w:hAnsi="Times New Roman" w:cs="Times New Roman"/>
@@ -200,8 +211,18 @@
           <w:sz w:val="24"/>
           <w:szCs w:val="24"/>
         </w:rPr>
-        <w:t xml:space="preserve"> due at the beginning of class</w:t>
+        <w:t xml:space="preserve"> due at the beginning of </w:t>
       </w:r>
+      <w:proofErr w:type="gramStart"/>
+      <w:r>
+        <w:rPr>
+          <w:rFonts w:ascii="Times New Roman" w:eastAsia="Times New Roman" w:hAnsi="Times New Roman" w:cs="Times New Roman"/>
+          <w:sz w:val="24"/>
+          <w:szCs w:val="24"/>
+        </w:rPr>
+        <w:t>class</w:t>
+      </w:r>
+      <w:proofErr w:type="gramEnd"/>
       <w:r>
         <w:rPr>
           <w:rFonts w:ascii="Times New Roman" w:eastAsia="Times New Roman" w:hAnsi="Times New Roman" w:cs="Times New Roman"/>
@@ -219,10 +240,20 @@
         <w:t>.</w:t>
       </w:r>
     </w:p>
+    <w:p>
+      <w:pPr>
+        <w:spacing w:after="24"/>
+        <w:rPr>
+          <w:rFonts w:ascii="Times New Roman" w:hAnsi="Times New Roman" w:cs="Times New Roman"/>
+          <w:sz w:val="24"/>
+          <w:szCs w:val="24"/>
+        </w:rPr>
+      </w:pPr>
+    </w:p>
     <w:tbl>
       <w:tblPr>
         <w:tblStyle w:val="TableGrid"/>
-        <w:tblW w:w="10790" w:type="dxa"/>
+        <w:tblW w:w="14300" w:type="dxa"/>
         <w:tblInd w:w="0" w:type="dxa"/>
         <w:tblLayout w:type="fixed"/>
         <w:tblCellMar>
@@ -233,11 +264,11 @@
         <w:tblLook w:val="04A0" w:firstRow="1" w:lastRow="0" w:firstColumn="1" w:lastColumn="0" w:noHBand="0" w:noVBand="1"/>
       </w:tblPr>
       <w:tblGrid>
-        <w:gridCol w:w="805"/>
-        <w:gridCol w:w="810"/>
-        <w:gridCol w:w="1980"/>
-        <w:gridCol w:w="5580"/>
-        <w:gridCol w:w="1615"/>
+        <w:gridCol w:w="1067"/>
+        <w:gridCol w:w="1073"/>
+        <w:gridCol w:w="4155"/>
+        <w:gridCol w:w="5220"/>
+        <w:gridCol w:w="2785"/>
       </w:tblGrid>
       <w:tr>
         <w:trPr>
@@ -245,7 +276,7 @@
         </w:trPr>
         <w:tc>
           <w:tcPr>
-            <w:tcW w:w="805" w:type="dxa"/>
+            <w:tcW w:w="1067" w:type="dxa"/>
             <w:tcBorders>
               <w:top w:val="single" w:sz="4" w:space="0" w:color="000000"/>
               <w:left w:val="single" w:sz="4" w:space="0" w:color="000000"/>
@@ -275,7 +306,7 @@
         </w:tc>
         <w:tc>
           <w:tcPr>
-            <w:tcW w:w="810" w:type="dxa"/>
+            <w:tcW w:w="1073" w:type="dxa"/>
             <w:tcBorders>
               <w:top w:val="single" w:sz="4" w:space="0" w:color="000000"/>
               <w:left w:val="single" w:sz="4" w:space="0" w:color="000000"/>
@@ -305,7 +336,7 @@
         </w:tc>
         <w:tc>
           <w:tcPr>
-            <w:tcW w:w="1980" w:type="dxa"/>
+            <w:tcW w:w="4155" w:type="dxa"/>
             <w:tcBorders>
               <w:top w:val="single" w:sz="4" w:space="0" w:color="000000"/>
               <w:left w:val="single" w:sz="4" w:space="0" w:color="000000"/>
@@ -335,7 +366,7 @@
         </w:tc>
         <w:tc>
           <w:tcPr>
-            <w:tcW w:w="5580" w:type="dxa"/>
+            <w:tcW w:w="5220" w:type="dxa"/>
             <w:tcBorders>
               <w:top w:val="single" w:sz="4" w:space="0" w:color="000000"/>
               <w:left w:val="single" w:sz="4" w:space="0" w:color="000000"/>
@@ -481,7 +512,7 @@
         </w:tc>
         <w:tc>
           <w:tcPr>
-            <w:tcW w:w="1615" w:type="dxa"/>
+            <w:tcW w:w="2785" w:type="dxa"/>
             <w:tcBorders>
               <w:top w:val="single" w:sz="4" w:space="0" w:color="000000"/>
               <w:left w:val="single" w:sz="4" w:space="0" w:color="000000"/>
@@ -663,7 +694,7 @@
         </w:trPr>
         <w:tc>
           <w:tcPr>
-            <w:tcW w:w="805" w:type="dxa"/>
+            <w:tcW w:w="1067" w:type="dxa"/>
             <w:tcBorders>
               <w:top w:val="double" w:sz="4" w:space="0" w:color="000000"/>
               <w:left w:val="single" w:sz="4" w:space="0" w:color="000000"/>
@@ -693,7 +724,7 @@
         </w:tc>
         <w:tc>
           <w:tcPr>
-            <w:tcW w:w="810" w:type="dxa"/>
+            <w:tcW w:w="1073" w:type="dxa"/>
             <w:tcBorders>
               <w:top w:val="double" w:sz="4" w:space="0" w:color="000000"/>
               <w:left w:val="single" w:sz="4" w:space="0" w:color="000000"/>
@@ -721,7 +752,7 @@
         </w:tc>
         <w:tc>
           <w:tcPr>
-            <w:tcW w:w="1980" w:type="dxa"/>
+            <w:tcW w:w="4155" w:type="dxa"/>
             <w:tcBorders>
               <w:top w:val="double" w:sz="4" w:space="0" w:color="000000"/>
               <w:left w:val="single" w:sz="4" w:space="0" w:color="000000"/>
@@ -752,7 +783,7 @@
         </w:tc>
         <w:tc>
           <w:tcPr>
-            <w:tcW w:w="5580" w:type="dxa"/>
+            <w:tcW w:w="5220" w:type="dxa"/>
             <w:tcBorders>
               <w:top w:val="double" w:sz="4" w:space="0" w:color="000000"/>
               <w:left w:val="single" w:sz="4" w:space="0" w:color="000000"/>
@@ -773,7 +804,7 @@
         </w:tc>
         <w:tc>
           <w:tcPr>
-            <w:tcW w:w="1615" w:type="dxa"/>
+            <w:tcW w:w="2785" w:type="dxa"/>
             <w:tcBorders>
               <w:top w:val="double" w:sz="4" w:space="0" w:color="000000"/>
               <w:left w:val="single" w:sz="4" w:space="0" w:color="000000"/>
@@ -799,7 +830,7 @@
         </w:trPr>
         <w:tc>
           <w:tcPr>
-            <w:tcW w:w="805" w:type="dxa"/>
+            <w:tcW w:w="1067" w:type="dxa"/>
             <w:tcBorders>
               <w:top w:val="single" w:sz="4" w:space="0" w:color="000000"/>
               <w:left w:val="single" w:sz="4" w:space="0" w:color="000000"/>
@@ -829,7 +860,7 @@
         </w:tc>
         <w:tc>
           <w:tcPr>
-            <w:tcW w:w="810" w:type="dxa"/>
+            <w:tcW w:w="1073" w:type="dxa"/>
             <w:tcBorders>
               <w:top w:val="single" w:sz="4" w:space="0" w:color="000000"/>
               <w:left w:val="single" w:sz="4" w:space="0" w:color="000000"/>
@@ -874,7 +905,7 @@
         </w:tc>
         <w:tc>
           <w:tcPr>
-            <w:tcW w:w="1980" w:type="dxa"/>
+            <w:tcW w:w="4155" w:type="dxa"/>
             <w:tcBorders>
               <w:top w:val="single" w:sz="4" w:space="0" w:color="000000"/>
               <w:left w:val="single" w:sz="4" w:space="0" w:color="000000"/>
@@ -936,7 +967,7 @@
         </w:tc>
         <w:tc>
           <w:tcPr>
-            <w:tcW w:w="5580" w:type="dxa"/>
+            <w:tcW w:w="5220" w:type="dxa"/>
             <w:tcBorders>
               <w:top w:val="single" w:sz="4" w:space="0" w:color="000000"/>
               <w:left w:val="single" w:sz="4" w:space="0" w:color="000000"/>
@@ -957,7 +988,7 @@
         </w:tc>
         <w:tc>
           <w:tcPr>
-            <w:tcW w:w="1615" w:type="dxa"/>
+            <w:tcW w:w="2785" w:type="dxa"/>
             <w:tcBorders>
               <w:top w:val="single" w:sz="4" w:space="0" w:color="000000"/>
               <w:left w:val="single" w:sz="4" w:space="0" w:color="000000"/>
@@ -985,7 +1016,7 @@
         </w:trPr>
         <w:tc>
           <w:tcPr>
-            <w:tcW w:w="805" w:type="dxa"/>
+            <w:tcW w:w="1067" w:type="dxa"/>
             <w:tcBorders>
               <w:top w:val="double" w:sz="4" w:space="0" w:color="auto"/>
               <w:left w:val="single" w:sz="4" w:space="0" w:color="000000"/>
@@ -1015,7 +1046,7 @@
         </w:tc>
         <w:tc>
           <w:tcPr>
-            <w:tcW w:w="810" w:type="dxa"/>
+            <w:tcW w:w="1073" w:type="dxa"/>
             <w:tcBorders>
               <w:top w:val="double" w:sz="4" w:space="0" w:color="auto"/>
               <w:left w:val="single" w:sz="4" w:space="0" w:color="000000"/>
@@ -1052,7 +1083,7 @@
         </w:tc>
         <w:tc>
           <w:tcPr>
-            <w:tcW w:w="1980" w:type="dxa"/>
+            <w:tcW w:w="4155" w:type="dxa"/>
             <w:tcBorders>
               <w:top w:val="double" w:sz="4" w:space="0" w:color="auto"/>
               <w:left w:val="single" w:sz="4" w:space="0" w:color="000000"/>
@@ -1098,7 +1129,7 @@
         </w:tc>
         <w:tc>
           <w:tcPr>
-            <w:tcW w:w="5580" w:type="dxa"/>
+            <w:tcW w:w="5220" w:type="dxa"/>
             <w:tcBorders>
               <w:top w:val="double" w:sz="4" w:space="0" w:color="auto"/>
               <w:left w:val="single" w:sz="4" w:space="0" w:color="000000"/>
@@ -1132,6 +1163,7 @@
                 <w:szCs w:val="24"/>
               </w:rPr>
             </w:pPr>
+            <w:proofErr w:type="spellStart"/>
             <w:r>
               <w:rPr>
                 <w:rFonts w:ascii="Times New Roman" w:hAnsi="Times New Roman" w:cs="Times New Roman"/>
@@ -1141,6 +1173,7 @@
               </w:rPr>
               <w:t>Data_Basics</w:t>
             </w:r>
+            <w:proofErr w:type="spellEnd"/>
           </w:p>
           <w:p>
             <w:pPr>
@@ -1238,7 +1271,7 @@
         </w:tc>
         <w:tc>
           <w:tcPr>
-            <w:tcW w:w="1615" w:type="dxa"/>
+            <w:tcW w:w="2785" w:type="dxa"/>
             <w:tcBorders>
               <w:top w:val="double" w:sz="4" w:space="0" w:color="auto"/>
               <w:left w:val="single" w:sz="4" w:space="0" w:color="000000"/>
@@ -1328,7 +1361,7 @@
         </w:trPr>
         <w:tc>
           <w:tcPr>
-            <w:tcW w:w="805" w:type="dxa"/>
+            <w:tcW w:w="1067" w:type="dxa"/>
             <w:tcBorders>
               <w:top w:val="single" w:sz="4" w:space="0" w:color="auto"/>
               <w:left w:val="single" w:sz="4" w:space="0" w:color="000000"/>
@@ -1349,7 +1382,7 @@
         </w:tc>
         <w:tc>
           <w:tcPr>
-            <w:tcW w:w="810" w:type="dxa"/>
+            <w:tcW w:w="1073" w:type="dxa"/>
             <w:tcBorders>
               <w:top w:val="single" w:sz="4" w:space="0" w:color="auto"/>
               <w:left w:val="single" w:sz="4" w:space="0" w:color="000000"/>
@@ -1386,7 +1419,7 @@
         </w:tc>
         <w:tc>
           <w:tcPr>
-            <w:tcW w:w="1980" w:type="dxa"/>
+            <w:tcW w:w="4155" w:type="dxa"/>
             <w:tcBorders>
               <w:top w:val="single" w:sz="4" w:space="0" w:color="auto"/>
               <w:left w:val="single" w:sz="4" w:space="0" w:color="000000"/>
@@ -1451,7 +1484,7 @@
         </w:tc>
         <w:tc>
           <w:tcPr>
-            <w:tcW w:w="5580" w:type="dxa"/>
+            <w:tcW w:w="5220" w:type="dxa"/>
             <w:tcBorders>
               <w:top w:val="single" w:sz="4" w:space="0" w:color="auto"/>
               <w:left w:val="single" w:sz="4" w:space="0" w:color="000000"/>
@@ -1471,7 +1504,7 @@
         </w:tc>
         <w:tc>
           <w:tcPr>
-            <w:tcW w:w="1615" w:type="dxa"/>
+            <w:tcW w:w="2785" w:type="dxa"/>
             <w:tcBorders>
               <w:top w:val="single" w:sz="4" w:space="0" w:color="auto"/>
               <w:left w:val="single" w:sz="4" w:space="0" w:color="000000"/>
@@ -1497,7 +1530,7 @@
         </w:trPr>
         <w:tc>
           <w:tcPr>
-            <w:tcW w:w="805" w:type="dxa"/>
+            <w:tcW w:w="1067" w:type="dxa"/>
             <w:tcBorders>
               <w:top w:val="single" w:sz="4" w:space="0" w:color="auto"/>
               <w:left w:val="single" w:sz="4" w:space="0" w:color="000000"/>
@@ -1518,7 +1551,7 @@
         </w:tc>
         <w:tc>
           <w:tcPr>
-            <w:tcW w:w="810" w:type="dxa"/>
+            <w:tcW w:w="1073" w:type="dxa"/>
             <w:tcBorders>
               <w:top w:val="single" w:sz="4" w:space="0" w:color="auto"/>
               <w:left w:val="single" w:sz="4" w:space="0" w:color="000000"/>
@@ -1555,7 +1588,7 @@
         </w:tc>
         <w:tc>
           <w:tcPr>
-            <w:tcW w:w="1980" w:type="dxa"/>
+            <w:tcW w:w="4155" w:type="dxa"/>
             <w:tcBorders>
               <w:top w:val="single" w:sz="4" w:space="0" w:color="auto"/>
               <w:left w:val="single" w:sz="4" w:space="0" w:color="000000"/>
@@ -1619,7 +1652,7 @@
         </w:tc>
         <w:tc>
           <w:tcPr>
-            <w:tcW w:w="5580" w:type="dxa"/>
+            <w:tcW w:w="5220" w:type="dxa"/>
             <w:tcBorders>
               <w:top w:val="single" w:sz="4" w:space="0" w:color="auto"/>
               <w:left w:val="single" w:sz="4" w:space="0" w:color="000000"/>
@@ -1703,6 +1736,7 @@
                 <w:sz w:val="24"/>
               </w:rPr>
             </w:pPr>
+            <w:proofErr w:type="spellStart"/>
             <w:r>
               <w:rPr>
                 <w:rFonts w:ascii="Times New Roman" w:eastAsia="Times New Roman" w:hAnsi="Times New Roman" w:cs="Times New Roman"/>
@@ -1711,6 +1745,7 @@
               </w:rPr>
               <w:t>One_Categorical_Variable_EDA</w:t>
             </w:r>
+            <w:proofErr w:type="spellEnd"/>
           </w:p>
           <w:p>
             <w:pPr>
@@ -1721,6 +1756,7 @@
                 <w:sz w:val="24"/>
               </w:rPr>
             </w:pPr>
+            <w:proofErr w:type="spellStart"/>
             <w:r>
               <w:rPr>
                 <w:rFonts w:ascii="Times New Roman" w:eastAsia="Times New Roman" w:hAnsi="Times New Roman" w:cs="Times New Roman"/>
@@ -1729,6 +1765,7 @@
               </w:rPr>
               <w:t>Hypothesis_Testing</w:t>
             </w:r>
+            <w:proofErr w:type="spellEnd"/>
           </w:p>
           <w:p>
             <w:pPr>
@@ -1739,6 +1776,7 @@
                 <w:sz w:val="24"/>
               </w:rPr>
             </w:pPr>
+            <w:proofErr w:type="spellStart"/>
             <w:r>
               <w:rPr>
                 <w:rFonts w:ascii="Times New Roman" w:eastAsia="Times New Roman" w:hAnsi="Times New Roman" w:cs="Times New Roman"/>
@@ -1747,6 +1785,7 @@
               </w:rPr>
               <w:t>Simulation_Tests_One_Categorical_Variable</w:t>
             </w:r>
+            <w:proofErr w:type="spellEnd"/>
           </w:p>
           <w:p>
             <w:pPr>
@@ -1757,6 +1796,7 @@
                 <w:sz w:val="24"/>
               </w:rPr>
             </w:pPr>
+            <w:proofErr w:type="spellStart"/>
             <w:r>
               <w:rPr>
                 <w:rFonts w:ascii="Times New Roman" w:eastAsia="Times New Roman" w:hAnsi="Times New Roman" w:cs="Times New Roman"/>
@@ -1765,6 +1805,7 @@
               </w:rPr>
               <w:t>Confidence_Intervals</w:t>
             </w:r>
+            <w:proofErr w:type="spellEnd"/>
           </w:p>
           <w:p>
             <w:pPr>
@@ -1774,6 +1815,7 @@
                 <w:sz w:val="24"/>
               </w:rPr>
             </w:pPr>
+            <w:proofErr w:type="spellStart"/>
             <w:r>
               <w:rPr>
                 <w:rFonts w:ascii="Times New Roman" w:eastAsia="Times New Roman" w:hAnsi="Times New Roman" w:cs="Times New Roman"/>
@@ -1782,6 +1824,7 @@
               </w:rPr>
               <w:t>Bootstrap_Intervals_One_Categorical_Variable</w:t>
             </w:r>
+            <w:proofErr w:type="spellEnd"/>
           </w:p>
           <w:p>
             <w:pPr>
@@ -1840,7 +1883,7 @@
         </w:tc>
         <w:tc>
           <w:tcPr>
-            <w:tcW w:w="1615" w:type="dxa"/>
+            <w:tcW w:w="2785" w:type="dxa"/>
             <w:tcBorders>
               <w:top w:val="single" w:sz="4" w:space="0" w:color="auto"/>
               <w:left w:val="single" w:sz="4" w:space="0" w:color="000000"/>
@@ -1908,7 +1951,7 @@
         </w:trPr>
         <w:tc>
           <w:tcPr>
-            <w:tcW w:w="805" w:type="dxa"/>
+            <w:tcW w:w="1067" w:type="dxa"/>
             <w:tcBorders>
               <w:top w:val="double" w:sz="4" w:space="0" w:color="000000"/>
               <w:left w:val="single" w:sz="4" w:space="0" w:color="000000"/>
@@ -1938,7 +1981,7 @@
         </w:tc>
         <w:tc>
           <w:tcPr>
-            <w:tcW w:w="810" w:type="dxa"/>
+            <w:tcW w:w="1073" w:type="dxa"/>
             <w:tcBorders>
               <w:top w:val="double" w:sz="4" w:space="0" w:color="000000"/>
               <w:left w:val="single" w:sz="4" w:space="0" w:color="000000"/>
@@ -1975,7 +2018,7 @@
         </w:tc>
         <w:tc>
           <w:tcPr>
-            <w:tcW w:w="1980" w:type="dxa"/>
+            <w:tcW w:w="4155" w:type="dxa"/>
             <w:tcBorders>
               <w:top w:val="double" w:sz="4" w:space="0" w:color="000000"/>
               <w:left w:val="single" w:sz="4" w:space="0" w:color="000000"/>
@@ -2042,7 +2085,7 @@
         </w:tc>
         <w:tc>
           <w:tcPr>
-            <w:tcW w:w="5580" w:type="dxa"/>
+            <w:tcW w:w="5220" w:type="dxa"/>
             <w:tcBorders>
               <w:top w:val="double" w:sz="4" w:space="0" w:color="000000"/>
               <w:left w:val="single" w:sz="4" w:space="0" w:color="000000"/>
@@ -2070,7 +2113,7 @@
         </w:tc>
         <w:tc>
           <w:tcPr>
-            <w:tcW w:w="1615" w:type="dxa"/>
+            <w:tcW w:w="2785" w:type="dxa"/>
             <w:tcBorders>
               <w:top w:val="double" w:sz="4" w:space="0" w:color="000000"/>
               <w:left w:val="single" w:sz="4" w:space="0" w:color="000000"/>
@@ -2097,7 +2140,7 @@
         </w:trPr>
         <w:tc>
           <w:tcPr>
-            <w:tcW w:w="805" w:type="dxa"/>
+            <w:tcW w:w="1067" w:type="dxa"/>
             <w:tcBorders>
               <w:top w:val="single" w:sz="4" w:space="0" w:color="000000"/>
               <w:left w:val="single" w:sz="4" w:space="0" w:color="000000"/>
@@ -2118,7 +2161,7 @@
         </w:tc>
         <w:tc>
           <w:tcPr>
-            <w:tcW w:w="810" w:type="dxa"/>
+            <w:tcW w:w="1073" w:type="dxa"/>
             <w:tcBorders>
               <w:top w:val="single" w:sz="4" w:space="0" w:color="000000"/>
               <w:left w:val="single" w:sz="4" w:space="0" w:color="000000"/>
@@ -2155,7 +2198,7 @@
         </w:tc>
         <w:tc>
           <w:tcPr>
-            <w:tcW w:w="1980" w:type="dxa"/>
+            <w:tcW w:w="4155" w:type="dxa"/>
             <w:tcBorders>
               <w:top w:val="single" w:sz="4" w:space="0" w:color="000000"/>
               <w:left w:val="single" w:sz="4" w:space="0" w:color="000000"/>
@@ -2199,7 +2242,7 @@
         </w:tc>
         <w:tc>
           <w:tcPr>
-            <w:tcW w:w="5580" w:type="dxa"/>
+            <w:tcW w:w="5220" w:type="dxa"/>
             <w:tcBorders>
               <w:top w:val="single" w:sz="4" w:space="0" w:color="000000"/>
               <w:left w:val="single" w:sz="4" w:space="0" w:color="000000"/>
@@ -2221,7 +2264,7 @@
         </w:tc>
         <w:tc>
           <w:tcPr>
-            <w:tcW w:w="1615" w:type="dxa"/>
+            <w:tcW w:w="2785" w:type="dxa"/>
             <w:tcBorders>
               <w:top w:val="single" w:sz="4" w:space="0" w:color="000000"/>
               <w:left w:val="single" w:sz="4" w:space="0" w:color="000000"/>
@@ -2264,7 +2307,7 @@
         </w:trPr>
         <w:tc>
           <w:tcPr>
-            <w:tcW w:w="805" w:type="dxa"/>
+            <w:tcW w:w="1067" w:type="dxa"/>
             <w:tcBorders>
               <w:top w:val="single" w:sz="4" w:space="0" w:color="000000"/>
               <w:left w:val="single" w:sz="4" w:space="0" w:color="000000"/>
@@ -2294,7 +2337,7 @@
         </w:tc>
         <w:tc>
           <w:tcPr>
-            <w:tcW w:w="810" w:type="dxa"/>
+            <w:tcW w:w="1073" w:type="dxa"/>
             <w:tcBorders>
               <w:top w:val="single" w:sz="4" w:space="0" w:color="000000"/>
               <w:left w:val="single" w:sz="4" w:space="0" w:color="000000"/>
@@ -2331,7 +2374,7 @@
         </w:tc>
         <w:tc>
           <w:tcPr>
-            <w:tcW w:w="1980" w:type="dxa"/>
+            <w:tcW w:w="4155" w:type="dxa"/>
             <w:tcBorders>
               <w:top w:val="single" w:sz="4" w:space="0" w:color="000000"/>
               <w:left w:val="single" w:sz="4" w:space="0" w:color="000000"/>
@@ -2376,7 +2419,7 @@
         </w:tc>
         <w:tc>
           <w:tcPr>
-            <w:tcW w:w="5580" w:type="dxa"/>
+            <w:tcW w:w="5220" w:type="dxa"/>
             <w:tcBorders>
               <w:top w:val="single" w:sz="4" w:space="0" w:color="000000"/>
               <w:left w:val="single" w:sz="4" w:space="0" w:color="000000"/>
@@ -2396,7 +2439,7 @@
         </w:tc>
         <w:tc>
           <w:tcPr>
-            <w:tcW w:w="1615" w:type="dxa"/>
+            <w:tcW w:w="2785" w:type="dxa"/>
             <w:tcBorders>
               <w:top w:val="single" w:sz="4" w:space="0" w:color="000000"/>
               <w:left w:val="single" w:sz="4" w:space="0" w:color="000000"/>
@@ -2421,7 +2464,7 @@
         </w:trPr>
         <w:tc>
           <w:tcPr>
-            <w:tcW w:w="805" w:type="dxa"/>
+            <w:tcW w:w="1067" w:type="dxa"/>
             <w:tcBorders>
               <w:top w:val="double" w:sz="4" w:space="0" w:color="000000"/>
               <w:left w:val="single" w:sz="4" w:space="0" w:color="000000"/>
@@ -2451,7 +2494,7 @@
         </w:tc>
         <w:tc>
           <w:tcPr>
-            <w:tcW w:w="810" w:type="dxa"/>
+            <w:tcW w:w="1073" w:type="dxa"/>
             <w:tcBorders>
               <w:top w:val="double" w:sz="4" w:space="0" w:color="000000"/>
               <w:left w:val="single" w:sz="4" w:space="0" w:color="000000"/>
@@ -2488,7 +2531,7 @@
         </w:tc>
         <w:tc>
           <w:tcPr>
-            <w:tcW w:w="1980" w:type="dxa"/>
+            <w:tcW w:w="4155" w:type="dxa"/>
             <w:tcBorders>
               <w:top w:val="double" w:sz="4" w:space="0" w:color="000000"/>
               <w:left w:val="single" w:sz="4" w:space="0" w:color="000000"/>
@@ -2543,7 +2586,7 @@
         </w:tc>
         <w:tc>
           <w:tcPr>
-            <w:tcW w:w="5580" w:type="dxa"/>
+            <w:tcW w:w="5220" w:type="dxa"/>
             <w:tcBorders>
               <w:top w:val="double" w:sz="4" w:space="0" w:color="000000"/>
               <w:left w:val="single" w:sz="4" w:space="0" w:color="000000"/>
@@ -2634,6 +2677,7 @@
                 <w:sz w:val="24"/>
               </w:rPr>
             </w:pPr>
+            <w:proofErr w:type="spellStart"/>
             <w:r>
               <w:rPr>
                 <w:rFonts w:ascii="Times New Roman" w:eastAsia="Times New Roman" w:hAnsi="Times New Roman" w:cs="Times New Roman"/>
@@ -2642,6 +2686,7 @@
               </w:rPr>
               <w:t>Theory_Based_Inference</w:t>
             </w:r>
+            <w:proofErr w:type="spellEnd"/>
           </w:p>
           <w:p>
             <w:pPr>
@@ -2651,6 +2696,7 @@
                 <w:sz w:val="24"/>
               </w:rPr>
             </w:pPr>
+            <w:proofErr w:type="spellStart"/>
             <w:r>
               <w:rPr>
                 <w:rFonts w:ascii="Times New Roman" w:eastAsia="Times New Roman" w:hAnsi="Times New Roman" w:cs="Times New Roman"/>
@@ -2659,6 +2705,7 @@
               </w:rPr>
               <w:t>Theoretical_Tests_One_Categorical_Variable</w:t>
             </w:r>
+            <w:proofErr w:type="spellEnd"/>
           </w:p>
           <w:p>
             <w:pPr>
@@ -2668,14 +2715,17 @@
                 <w:sz w:val="24"/>
               </w:rPr>
             </w:pPr>
+            <w:proofErr w:type="spellStart"/>
             <w:r>
               <w:rPr>
                 <w:rFonts w:ascii="Times New Roman" w:eastAsia="Times New Roman" w:hAnsi="Times New Roman" w:cs="Times New Roman"/>
                 <w:color w:val="00B050"/>
                 <w:sz w:val="24"/>
               </w:rPr>
+              <w:lastRenderedPageBreak/>
               <w:t>Theoretical_Intervals_One_Categorical_Variable</w:t>
             </w:r>
+            <w:proofErr w:type="spellEnd"/>
           </w:p>
           <w:p>
             <w:pPr>
@@ -2707,7 +2757,7 @@
         </w:tc>
         <w:tc>
           <w:tcPr>
-            <w:tcW w:w="1615" w:type="dxa"/>
+            <w:tcW w:w="2785" w:type="dxa"/>
             <w:tcBorders>
               <w:top w:val="double" w:sz="4" w:space="0" w:color="000000"/>
               <w:left w:val="single" w:sz="4" w:space="0" w:color="000000"/>
@@ -2735,6 +2785,7 @@
                 <w:sz w:val="24"/>
                 <w:szCs w:val="24"/>
               </w:rPr>
+              <w:lastRenderedPageBreak/>
               <w:t>Optional</w:t>
             </w:r>
             <w:r>
@@ -2817,7 +2868,7 @@
         </w:trPr>
         <w:tc>
           <w:tcPr>
-            <w:tcW w:w="805" w:type="dxa"/>
+            <w:tcW w:w="1067" w:type="dxa"/>
             <w:tcBorders>
               <w:top w:val="single" w:sz="4" w:space="0" w:color="000000"/>
               <w:left w:val="single" w:sz="4" w:space="0" w:color="000000"/>
@@ -2838,7 +2889,7 @@
         </w:tc>
         <w:tc>
           <w:tcPr>
-            <w:tcW w:w="810" w:type="dxa"/>
+            <w:tcW w:w="1073" w:type="dxa"/>
             <w:tcBorders>
               <w:top w:val="single" w:sz="4" w:space="0" w:color="000000"/>
               <w:left w:val="single" w:sz="4" w:space="0" w:color="000000"/>
@@ -2875,7 +2926,7 @@
         </w:tc>
         <w:tc>
           <w:tcPr>
-            <w:tcW w:w="1980" w:type="dxa"/>
+            <w:tcW w:w="4155" w:type="dxa"/>
             <w:tcBorders>
               <w:top w:val="single" w:sz="4" w:space="0" w:color="000000"/>
               <w:left w:val="single" w:sz="4" w:space="0" w:color="000000"/>
@@ -2934,7 +2985,7 @@
         </w:tc>
         <w:tc>
           <w:tcPr>
-            <w:tcW w:w="5580" w:type="dxa"/>
+            <w:tcW w:w="5220" w:type="dxa"/>
             <w:tcBorders>
               <w:top w:val="single" w:sz="4" w:space="0" w:color="000000"/>
               <w:left w:val="single" w:sz="4" w:space="0" w:color="000000"/>
@@ -2962,7 +3013,7 @@
         </w:tc>
         <w:tc>
           <w:tcPr>
-            <w:tcW w:w="1615" w:type="dxa"/>
+            <w:tcW w:w="2785" w:type="dxa"/>
             <w:tcBorders>
               <w:top w:val="single" w:sz="4" w:space="0" w:color="000000"/>
               <w:left w:val="single" w:sz="4" w:space="0" w:color="000000"/>
@@ -2990,7 +3041,7 @@
         </w:trPr>
         <w:tc>
           <w:tcPr>
-            <w:tcW w:w="805" w:type="dxa"/>
+            <w:tcW w:w="1067" w:type="dxa"/>
             <w:tcBorders>
               <w:top w:val="single" w:sz="4" w:space="0" w:color="000000"/>
               <w:left w:val="single" w:sz="4" w:space="0" w:color="000000"/>
@@ -3020,7 +3071,7 @@
         </w:tc>
         <w:tc>
           <w:tcPr>
-            <w:tcW w:w="810" w:type="dxa"/>
+            <w:tcW w:w="1073" w:type="dxa"/>
             <w:tcBorders>
               <w:top w:val="single" w:sz="4" w:space="0" w:color="000000"/>
               <w:left w:val="single" w:sz="4" w:space="0" w:color="000000"/>
@@ -3057,7 +3108,7 @@
         </w:tc>
         <w:tc>
           <w:tcPr>
-            <w:tcW w:w="1980" w:type="dxa"/>
+            <w:tcW w:w="4155" w:type="dxa"/>
             <w:tcBorders>
               <w:top w:val="single" w:sz="4" w:space="0" w:color="000000"/>
               <w:left w:val="single" w:sz="4" w:space="0" w:color="000000"/>
@@ -3086,7 +3137,7 @@
         </w:tc>
         <w:tc>
           <w:tcPr>
-            <w:tcW w:w="5580" w:type="dxa"/>
+            <w:tcW w:w="5220" w:type="dxa"/>
             <w:tcBorders>
               <w:top w:val="single" w:sz="4" w:space="0" w:color="000000"/>
               <w:left w:val="single" w:sz="4" w:space="0" w:color="000000"/>
@@ -3106,7 +3157,7 @@
         </w:tc>
         <w:tc>
           <w:tcPr>
-            <w:tcW w:w="1615" w:type="dxa"/>
+            <w:tcW w:w="2785" w:type="dxa"/>
             <w:tcBorders>
               <w:top w:val="single" w:sz="4" w:space="0" w:color="000000"/>
               <w:left w:val="single" w:sz="4" w:space="0" w:color="000000"/>
@@ -3131,7 +3182,7 @@
         </w:trPr>
         <w:tc>
           <w:tcPr>
-            <w:tcW w:w="805" w:type="dxa"/>
+            <w:tcW w:w="1067" w:type="dxa"/>
             <w:tcBorders>
               <w:top w:val="double" w:sz="4" w:space="0" w:color="000000"/>
               <w:left w:val="single" w:sz="4" w:space="0" w:color="000000"/>
@@ -3161,7 +3212,7 @@
         </w:tc>
         <w:tc>
           <w:tcPr>
-            <w:tcW w:w="810" w:type="dxa"/>
+            <w:tcW w:w="1073" w:type="dxa"/>
             <w:tcBorders>
               <w:top w:val="double" w:sz="4" w:space="0" w:color="000000"/>
               <w:left w:val="single" w:sz="4" w:space="0" w:color="000000"/>
@@ -3190,7 +3241,7 @@
         </w:tc>
         <w:tc>
           <w:tcPr>
-            <w:tcW w:w="1980" w:type="dxa"/>
+            <w:tcW w:w="4155" w:type="dxa"/>
             <w:tcBorders>
               <w:top w:val="double" w:sz="4" w:space="0" w:color="000000"/>
               <w:left w:val="single" w:sz="4" w:space="0" w:color="000000"/>
@@ -3243,7 +3294,7 @@
         </w:tc>
         <w:tc>
           <w:tcPr>
-            <w:tcW w:w="5580" w:type="dxa"/>
+            <w:tcW w:w="5220" w:type="dxa"/>
             <w:tcBorders>
               <w:top w:val="double" w:sz="4" w:space="0" w:color="000000"/>
               <w:left w:val="single" w:sz="4" w:space="0" w:color="000000"/>
@@ -3264,7 +3315,7 @@
         </w:tc>
         <w:tc>
           <w:tcPr>
-            <w:tcW w:w="1615" w:type="dxa"/>
+            <w:tcW w:w="2785" w:type="dxa"/>
             <w:tcBorders>
               <w:top w:val="double" w:sz="4" w:space="0" w:color="000000"/>
               <w:left w:val="single" w:sz="4" w:space="0" w:color="000000"/>
@@ -3317,7 +3368,7 @@
         </w:trPr>
         <w:tc>
           <w:tcPr>
-            <w:tcW w:w="805" w:type="dxa"/>
+            <w:tcW w:w="1067" w:type="dxa"/>
             <w:tcBorders>
               <w:top w:val="single" w:sz="4" w:space="0" w:color="000000"/>
               <w:left w:val="single" w:sz="4" w:space="0" w:color="000000"/>
@@ -3347,7 +3398,7 @@
         </w:tc>
         <w:tc>
           <w:tcPr>
-            <w:tcW w:w="810" w:type="dxa"/>
+            <w:tcW w:w="1073" w:type="dxa"/>
             <w:tcBorders>
               <w:top w:val="single" w:sz="4" w:space="0" w:color="000000"/>
               <w:left w:val="single" w:sz="4" w:space="0" w:color="000000"/>
@@ -3376,7 +3427,7 @@
         </w:tc>
         <w:tc>
           <w:tcPr>
-            <w:tcW w:w="1980" w:type="dxa"/>
+            <w:tcW w:w="4155" w:type="dxa"/>
             <w:tcBorders>
               <w:top w:val="single" w:sz="4" w:space="0" w:color="000000"/>
               <w:left w:val="single" w:sz="4" w:space="0" w:color="000000"/>
@@ -3407,7 +3458,7 @@
         </w:tc>
         <w:tc>
           <w:tcPr>
-            <w:tcW w:w="5580" w:type="dxa"/>
+            <w:tcW w:w="5220" w:type="dxa"/>
             <w:tcBorders>
               <w:top w:val="single" w:sz="4" w:space="0" w:color="000000"/>
               <w:left w:val="single" w:sz="4" w:space="0" w:color="000000"/>
@@ -3427,7 +3478,7 @@
         </w:tc>
         <w:tc>
           <w:tcPr>
-            <w:tcW w:w="1615" w:type="dxa"/>
+            <w:tcW w:w="2785" w:type="dxa"/>
             <w:tcBorders>
               <w:top w:val="single" w:sz="4" w:space="0" w:color="000000"/>
               <w:left w:val="single" w:sz="4" w:space="0" w:color="000000"/>
@@ -3460,7 +3511,7 @@
         </w:trPr>
         <w:tc>
           <w:tcPr>
-            <w:tcW w:w="805" w:type="dxa"/>
+            <w:tcW w:w="1067" w:type="dxa"/>
             <w:tcBorders>
               <w:top w:val="single" w:sz="4" w:space="0" w:color="000000"/>
               <w:left w:val="single" w:sz="4" w:space="0" w:color="000000"/>
@@ -3490,7 +3541,7 @@
         </w:tc>
         <w:tc>
           <w:tcPr>
-            <w:tcW w:w="810" w:type="dxa"/>
+            <w:tcW w:w="1073" w:type="dxa"/>
             <w:tcBorders>
               <w:top w:val="single" w:sz="4" w:space="0" w:color="000000"/>
               <w:left w:val="single" w:sz="4" w:space="0" w:color="000000"/>
@@ -3519,7 +3570,7 @@
         </w:tc>
         <w:tc>
           <w:tcPr>
-            <w:tcW w:w="1980" w:type="dxa"/>
+            <w:tcW w:w="4155" w:type="dxa"/>
             <w:tcBorders>
               <w:top w:val="single" w:sz="4" w:space="0" w:color="000000"/>
               <w:left w:val="single" w:sz="4" w:space="0" w:color="000000"/>
@@ -3554,7 +3605,7 @@
         </w:tc>
         <w:tc>
           <w:tcPr>
-            <w:tcW w:w="5580" w:type="dxa"/>
+            <w:tcW w:w="5220" w:type="dxa"/>
             <w:tcBorders>
               <w:top w:val="single" w:sz="4" w:space="0" w:color="000000"/>
               <w:left w:val="single" w:sz="4" w:space="0" w:color="000000"/>
@@ -3575,7 +3626,7 @@
         </w:tc>
         <w:tc>
           <w:tcPr>
-            <w:tcW w:w="1615" w:type="dxa"/>
+            <w:tcW w:w="2785" w:type="dxa"/>
             <w:tcBorders>
               <w:top w:val="single" w:sz="4" w:space="0" w:color="000000"/>
               <w:left w:val="single" w:sz="4" w:space="0" w:color="000000"/>
@@ -3603,7 +3654,7 @@
         </w:trPr>
         <w:tc>
           <w:tcPr>
-            <w:tcW w:w="805" w:type="dxa"/>
+            <w:tcW w:w="1067" w:type="dxa"/>
             <w:tcBorders>
               <w:top w:val="double" w:sz="4" w:space="0" w:color="000000"/>
               <w:left w:val="single" w:sz="4" w:space="0" w:color="000000"/>
@@ -3633,7 +3684,7 @@
         </w:tc>
         <w:tc>
           <w:tcPr>
-            <w:tcW w:w="810" w:type="dxa"/>
+            <w:tcW w:w="1073" w:type="dxa"/>
             <w:tcBorders>
               <w:top w:val="double" w:sz="4" w:space="0" w:color="000000"/>
               <w:left w:val="single" w:sz="4" w:space="0" w:color="000000"/>
@@ -3662,7 +3713,7 @@
         </w:tc>
         <w:tc>
           <w:tcPr>
-            <w:tcW w:w="1980" w:type="dxa"/>
+            <w:tcW w:w="4155" w:type="dxa"/>
             <w:tcBorders>
               <w:top w:val="double" w:sz="4" w:space="0" w:color="000000"/>
               <w:left w:val="single" w:sz="4" w:space="0" w:color="000000"/>
@@ -3693,7 +3744,7 @@
         </w:tc>
         <w:tc>
           <w:tcPr>
-            <w:tcW w:w="5580" w:type="dxa"/>
+            <w:tcW w:w="5220" w:type="dxa"/>
             <w:tcBorders>
               <w:top w:val="double" w:sz="4" w:space="0" w:color="000000"/>
               <w:left w:val="single" w:sz="4" w:space="0" w:color="000000"/>
@@ -3713,7 +3764,7 @@
         </w:tc>
         <w:tc>
           <w:tcPr>
-            <w:tcW w:w="1615" w:type="dxa"/>
+            <w:tcW w:w="2785" w:type="dxa"/>
             <w:tcBorders>
               <w:top w:val="double" w:sz="4" w:space="0" w:color="000000"/>
               <w:left w:val="single" w:sz="4" w:space="0" w:color="000000"/>
@@ -3739,7 +3790,7 @@
         </w:trPr>
         <w:tc>
           <w:tcPr>
-            <w:tcW w:w="805" w:type="dxa"/>
+            <w:tcW w:w="1067" w:type="dxa"/>
             <w:tcBorders>
               <w:top w:val="single" w:sz="4" w:space="0" w:color="auto"/>
               <w:left w:val="single" w:sz="4" w:space="0" w:color="000000"/>
@@ -3769,7 +3820,7 @@
         </w:tc>
         <w:tc>
           <w:tcPr>
-            <w:tcW w:w="810" w:type="dxa"/>
+            <w:tcW w:w="1073" w:type="dxa"/>
             <w:tcBorders>
               <w:top w:val="single" w:sz="4" w:space="0" w:color="auto"/>
               <w:left w:val="single" w:sz="4" w:space="0" w:color="000000"/>
@@ -3798,7 +3849,7 @@
         </w:tc>
         <w:tc>
           <w:tcPr>
-            <w:tcW w:w="1980" w:type="dxa"/>
+            <w:tcW w:w="4155" w:type="dxa"/>
             <w:tcBorders>
               <w:top w:val="single" w:sz="4" w:space="0" w:color="auto"/>
               <w:left w:val="single" w:sz="4" w:space="0" w:color="000000"/>
@@ -3850,7 +3901,7 @@
         </w:tc>
         <w:tc>
           <w:tcPr>
-            <w:tcW w:w="5580" w:type="dxa"/>
+            <w:tcW w:w="5220" w:type="dxa"/>
             <w:tcBorders>
               <w:top w:val="single" w:sz="4" w:space="0" w:color="auto"/>
               <w:left w:val="single" w:sz="4" w:space="0" w:color="000000"/>
@@ -3908,6 +3959,7 @@
                 <w:sz w:val="24"/>
               </w:rPr>
             </w:pPr>
+            <w:proofErr w:type="spellStart"/>
             <w:r>
               <w:rPr>
                 <w:rFonts w:ascii="Times New Roman" w:hAnsi="Times New Roman" w:cs="Times New Roman"/>
@@ -3916,6 +3968,7 @@
               </w:rPr>
               <w:t>One_Quantitative_Variable_Statistics</w:t>
             </w:r>
+            <w:proofErr w:type="spellEnd"/>
           </w:p>
           <w:p>
             <w:pPr>
@@ -3925,6 +3978,7 @@
                 <w:sz w:val="24"/>
               </w:rPr>
             </w:pPr>
+            <w:proofErr w:type="spellStart"/>
             <w:r>
               <w:rPr>
                 <w:rFonts w:ascii="Times New Roman" w:hAnsi="Times New Roman" w:cs="Times New Roman"/>
@@ -3933,6 +3987,7 @@
               </w:rPr>
               <w:t>One_Quantitative_Variable_Plots</w:t>
             </w:r>
+            <w:proofErr w:type="spellEnd"/>
           </w:p>
           <w:p>
             <w:pPr>
@@ -3942,6 +3997,7 @@
                 <w:sz w:val="24"/>
               </w:rPr>
             </w:pPr>
+            <w:proofErr w:type="spellStart"/>
             <w:r>
               <w:rPr>
                 <w:rFonts w:ascii="Times New Roman" w:hAnsi="Times New Roman" w:cs="Times New Roman"/>
@@ -3950,6 +4006,7 @@
               </w:rPr>
               <w:t>Simulation_Tests_One_Quantitative_Variable</w:t>
             </w:r>
+            <w:proofErr w:type="spellEnd"/>
           </w:p>
           <w:p>
             <w:pPr>
@@ -3960,6 +4017,7 @@
                 <w:sz w:val="24"/>
               </w:rPr>
             </w:pPr>
+            <w:proofErr w:type="spellStart"/>
             <w:r>
               <w:rPr>
                 <w:rFonts w:ascii="Times New Roman" w:hAnsi="Times New Roman" w:cs="Times New Roman"/>
@@ -3968,6 +4026,7 @@
               </w:rPr>
               <w:t>Bootstrap_Intervals_One_Quantitative_Variable</w:t>
             </w:r>
+            <w:proofErr w:type="spellEnd"/>
           </w:p>
           <w:p>
             <w:pPr>
@@ -4018,7 +4077,7 @@
         </w:tc>
         <w:tc>
           <w:tcPr>
-            <w:tcW w:w="1615" w:type="dxa"/>
+            <w:tcW w:w="2785" w:type="dxa"/>
             <w:tcBorders>
               <w:top w:val="single" w:sz="4" w:space="0" w:color="auto"/>
               <w:left w:val="single" w:sz="4" w:space="0" w:color="000000"/>
@@ -4054,7 +4113,7 @@
         </w:trPr>
         <w:tc>
           <w:tcPr>
-            <w:tcW w:w="805" w:type="dxa"/>
+            <w:tcW w:w="1067" w:type="dxa"/>
             <w:tcBorders>
               <w:top w:val="single" w:sz="4" w:space="0" w:color="000000"/>
               <w:left w:val="single" w:sz="4" w:space="0" w:color="000000"/>
@@ -4075,7 +4134,7 @@
         </w:tc>
         <w:tc>
           <w:tcPr>
-            <w:tcW w:w="810" w:type="dxa"/>
+            <w:tcW w:w="1073" w:type="dxa"/>
             <w:tcBorders>
               <w:top w:val="single" w:sz="4" w:space="0" w:color="000000"/>
               <w:left w:val="single" w:sz="4" w:space="0" w:color="000000"/>
@@ -4104,7 +4163,7 @@
         </w:tc>
         <w:tc>
           <w:tcPr>
-            <w:tcW w:w="1980" w:type="dxa"/>
+            <w:tcW w:w="4155" w:type="dxa"/>
             <w:tcBorders>
               <w:top w:val="single" w:sz="4" w:space="0" w:color="000000"/>
               <w:left w:val="single" w:sz="4" w:space="0" w:color="000000"/>
@@ -4154,7 +4213,7 @@
         </w:tc>
         <w:tc>
           <w:tcPr>
-            <w:tcW w:w="5580" w:type="dxa"/>
+            <w:tcW w:w="5220" w:type="dxa"/>
             <w:tcBorders>
               <w:top w:val="single" w:sz="4" w:space="0" w:color="000000"/>
               <w:left w:val="single" w:sz="4" w:space="0" w:color="000000"/>
@@ -4183,7 +4242,7 @@
         </w:tc>
         <w:tc>
           <w:tcPr>
-            <w:tcW w:w="1615" w:type="dxa"/>
+            <w:tcW w:w="2785" w:type="dxa"/>
             <w:tcBorders>
               <w:top w:val="single" w:sz="4" w:space="0" w:color="000000"/>
               <w:left w:val="single" w:sz="4" w:space="0" w:color="000000"/>
@@ -4213,7 +4272,7 @@
         </w:trPr>
         <w:tc>
           <w:tcPr>
-            <w:tcW w:w="805" w:type="dxa"/>
+            <w:tcW w:w="1067" w:type="dxa"/>
             <w:tcBorders>
               <w:top w:val="double" w:sz="4" w:space="0" w:color="000000"/>
               <w:left w:val="single" w:sz="4" w:space="0" w:color="000000"/>
@@ -4243,7 +4302,7 @@
         </w:tc>
         <w:tc>
           <w:tcPr>
-            <w:tcW w:w="810" w:type="dxa"/>
+            <w:tcW w:w="1073" w:type="dxa"/>
             <w:tcBorders>
               <w:top w:val="double" w:sz="4" w:space="0" w:color="000000"/>
               <w:left w:val="single" w:sz="4" w:space="0" w:color="000000"/>
@@ -4272,7 +4331,7 @@
         </w:tc>
         <w:tc>
           <w:tcPr>
-            <w:tcW w:w="1980" w:type="dxa"/>
+            <w:tcW w:w="4155" w:type="dxa"/>
             <w:tcBorders>
               <w:top w:val="double" w:sz="4" w:space="0" w:color="000000"/>
               <w:left w:val="single" w:sz="4" w:space="0" w:color="000000"/>
@@ -4338,7 +4397,7 @@
         </w:tc>
         <w:tc>
           <w:tcPr>
-            <w:tcW w:w="5580" w:type="dxa"/>
+            <w:tcW w:w="5220" w:type="dxa"/>
             <w:tcBorders>
               <w:top w:val="double" w:sz="4" w:space="0" w:color="000000"/>
               <w:left w:val="single" w:sz="4" w:space="0" w:color="000000"/>
@@ -4372,6 +4431,7 @@
                 <w:szCs w:val="24"/>
               </w:rPr>
             </w:pPr>
+            <w:proofErr w:type="spellStart"/>
             <w:r>
               <w:rPr>
                 <w:rFonts w:ascii="Times New Roman" w:hAnsi="Times New Roman" w:cs="Times New Roman"/>
@@ -4381,6 +4441,7 @@
               </w:rPr>
               <w:t>Theoretical_Tests_One_Quantitative_Variable</w:t>
             </w:r>
+            <w:proofErr w:type="spellEnd"/>
           </w:p>
           <w:p>
             <w:pPr>
@@ -4391,6 +4452,7 @@
                 <w:szCs w:val="24"/>
               </w:rPr>
             </w:pPr>
+            <w:proofErr w:type="spellStart"/>
             <w:r>
               <w:rPr>
                 <w:rFonts w:ascii="Times New Roman" w:hAnsi="Times New Roman" w:cs="Times New Roman"/>
@@ -4400,6 +4462,7 @@
               </w:rPr>
               <w:t>Theoretical_Intervals_One_Quantitative_Variable</w:t>
             </w:r>
+            <w:proofErr w:type="spellEnd"/>
           </w:p>
           <w:p>
             <w:pPr>
@@ -4410,6 +4473,7 @@
                 <w:szCs w:val="24"/>
               </w:rPr>
             </w:pPr>
+            <w:proofErr w:type="spellStart"/>
             <w:r>
               <w:rPr>
                 <w:rFonts w:ascii="Times New Roman" w:hAnsi="Times New Roman" w:cs="Times New Roman"/>
@@ -4419,6 +4483,7 @@
               </w:rPr>
               <w:t>Errors_Power</w:t>
             </w:r>
+            <w:proofErr w:type="spellEnd"/>
           </w:p>
           <w:p>
             <w:pPr>
@@ -4468,7 +4533,7 @@
         </w:tc>
         <w:tc>
           <w:tcPr>
-            <w:tcW w:w="1615" w:type="dxa"/>
+            <w:tcW w:w="2785" w:type="dxa"/>
             <w:tcBorders>
               <w:top w:val="double" w:sz="4" w:space="0" w:color="000000"/>
               <w:left w:val="single" w:sz="4" w:space="0" w:color="000000"/>
@@ -4542,7 +4607,7 @@
         </w:trPr>
         <w:tc>
           <w:tcPr>
-            <w:tcW w:w="805" w:type="dxa"/>
+            <w:tcW w:w="1067" w:type="dxa"/>
             <w:tcBorders>
               <w:top w:val="single" w:sz="4" w:space="0" w:color="000000"/>
               <w:left w:val="single" w:sz="4" w:space="0" w:color="000000"/>
@@ -4572,7 +4637,7 @@
         </w:tc>
         <w:tc>
           <w:tcPr>
-            <w:tcW w:w="810" w:type="dxa"/>
+            <w:tcW w:w="1073" w:type="dxa"/>
             <w:tcBorders>
               <w:top w:val="single" w:sz="4" w:space="0" w:color="000000"/>
               <w:left w:val="single" w:sz="4" w:space="0" w:color="000000"/>
@@ -4601,7 +4666,7 @@
         </w:tc>
         <w:tc>
           <w:tcPr>
-            <w:tcW w:w="1980" w:type="dxa"/>
+            <w:tcW w:w="4155" w:type="dxa"/>
             <w:tcBorders>
               <w:top w:val="single" w:sz="4" w:space="0" w:color="000000"/>
               <w:left w:val="single" w:sz="4" w:space="0" w:color="000000"/>
@@ -4646,7 +4711,7 @@
         </w:tc>
         <w:tc>
           <w:tcPr>
-            <w:tcW w:w="5580" w:type="dxa"/>
+            <w:tcW w:w="5220" w:type="dxa"/>
             <w:tcBorders>
               <w:top w:val="single" w:sz="4" w:space="0" w:color="000000"/>
               <w:left w:val="single" w:sz="4" w:space="0" w:color="000000"/>
@@ -4666,7 +4731,7 @@
         </w:tc>
         <w:tc>
           <w:tcPr>
-            <w:tcW w:w="1615" w:type="dxa"/>
+            <w:tcW w:w="2785" w:type="dxa"/>
             <w:tcBorders>
               <w:top w:val="single" w:sz="4" w:space="0" w:color="000000"/>
               <w:left w:val="single" w:sz="4" w:space="0" w:color="000000"/>
@@ -4696,7 +4761,7 @@
         </w:trPr>
         <w:tc>
           <w:tcPr>
-            <w:tcW w:w="805" w:type="dxa"/>
+            <w:tcW w:w="1067" w:type="dxa"/>
             <w:tcBorders>
               <w:top w:val="single" w:sz="4" w:space="0" w:color="000000"/>
               <w:left w:val="single" w:sz="4" w:space="0" w:color="000000"/>
@@ -4726,7 +4791,7 @@
         </w:tc>
         <w:tc>
           <w:tcPr>
-            <w:tcW w:w="810" w:type="dxa"/>
+            <w:tcW w:w="1073" w:type="dxa"/>
             <w:tcBorders>
               <w:top w:val="single" w:sz="4" w:space="0" w:color="000000"/>
               <w:left w:val="single" w:sz="4" w:space="0" w:color="000000"/>
@@ -4755,7 +4820,7 @@
         </w:tc>
         <w:tc>
           <w:tcPr>
-            <w:tcW w:w="1980" w:type="dxa"/>
+            <w:tcW w:w="4155" w:type="dxa"/>
             <w:tcBorders>
               <w:top w:val="single" w:sz="4" w:space="0" w:color="000000"/>
               <w:left w:val="single" w:sz="4" w:space="0" w:color="000000"/>
@@ -4784,7 +4849,7 @@
         </w:tc>
         <w:tc>
           <w:tcPr>
-            <w:tcW w:w="5580" w:type="dxa"/>
+            <w:tcW w:w="5220" w:type="dxa"/>
             <w:tcBorders>
               <w:top w:val="single" w:sz="4" w:space="0" w:color="000000"/>
               <w:left w:val="single" w:sz="4" w:space="0" w:color="000000"/>
@@ -4804,7 +4869,7 @@
         </w:tc>
         <w:tc>
           <w:tcPr>
-            <w:tcW w:w="1615" w:type="dxa"/>
+            <w:tcW w:w="2785" w:type="dxa"/>
             <w:tcBorders>
               <w:top w:val="single" w:sz="4" w:space="0" w:color="000000"/>
               <w:left w:val="single" w:sz="4" w:space="0" w:color="000000"/>
@@ -4870,7 +4935,7 @@
         </w:trPr>
         <w:tc>
           <w:tcPr>
-            <w:tcW w:w="805" w:type="dxa"/>
+            <w:tcW w:w="1067" w:type="dxa"/>
             <w:tcBorders>
               <w:top w:val="double" w:sz="4" w:space="0" w:color="000000"/>
               <w:left w:val="single" w:sz="4" w:space="0" w:color="000000"/>
@@ -4900,7 +4965,7 @@
         </w:tc>
         <w:tc>
           <w:tcPr>
-            <w:tcW w:w="810" w:type="dxa"/>
+            <w:tcW w:w="1073" w:type="dxa"/>
             <w:tcBorders>
               <w:top w:val="double" w:sz="4" w:space="0" w:color="000000"/>
               <w:left w:val="single" w:sz="4" w:space="0" w:color="000000"/>
@@ -4929,7 +4994,7 @@
         </w:tc>
         <w:tc>
           <w:tcPr>
-            <w:tcW w:w="1980" w:type="dxa"/>
+            <w:tcW w:w="4155" w:type="dxa"/>
             <w:tcBorders>
               <w:top w:val="double" w:sz="4" w:space="0" w:color="000000"/>
               <w:left w:val="single" w:sz="4" w:space="0" w:color="000000"/>
@@ -4974,7 +5039,7 @@
         </w:tc>
         <w:tc>
           <w:tcPr>
-            <w:tcW w:w="5580" w:type="dxa"/>
+            <w:tcW w:w="5220" w:type="dxa"/>
             <w:tcBorders>
               <w:top w:val="double" w:sz="4" w:space="0" w:color="000000"/>
               <w:left w:val="single" w:sz="4" w:space="0" w:color="000000"/>
@@ -5109,6 +5174,7 @@
                 <w:szCs w:val="24"/>
               </w:rPr>
             </w:pPr>
+            <w:proofErr w:type="spellStart"/>
             <w:r>
               <w:rPr>
                 <w:rFonts w:ascii="Times New Roman" w:hAnsi="Times New Roman" w:cs="Times New Roman"/>
@@ -5118,6 +5184,7 @@
               </w:rPr>
               <w:t>Variable_Roles</w:t>
             </w:r>
+            <w:proofErr w:type="spellEnd"/>
           </w:p>
           <w:p>
             <w:pPr>
@@ -5128,6 +5195,7 @@
                 <w:szCs w:val="24"/>
               </w:rPr>
             </w:pPr>
+            <w:proofErr w:type="spellStart"/>
             <w:r>
               <w:rPr>
                 <w:rFonts w:ascii="Times New Roman" w:hAnsi="Times New Roman" w:cs="Times New Roman"/>
@@ -5137,6 +5205,7 @@
               </w:rPr>
               <w:t>Study_Design</w:t>
             </w:r>
+            <w:proofErr w:type="spellEnd"/>
           </w:p>
           <w:p>
             <w:pPr>
@@ -5147,6 +5216,7 @@
                 <w:szCs w:val="24"/>
               </w:rPr>
             </w:pPr>
+            <w:proofErr w:type="spellStart"/>
             <w:r>
               <w:rPr>
                 <w:rFonts w:ascii="Times New Roman" w:hAnsi="Times New Roman" w:cs="Times New Roman"/>
@@ -5156,6 +5226,7 @@
               </w:rPr>
               <w:t>Two_Categorical_Variables_Statistics</w:t>
             </w:r>
+            <w:proofErr w:type="spellEnd"/>
           </w:p>
           <w:p>
             <w:pPr>
@@ -5166,6 +5237,7 @@
                 <w:szCs w:val="24"/>
               </w:rPr>
             </w:pPr>
+            <w:proofErr w:type="spellStart"/>
             <w:r>
               <w:rPr>
                 <w:rFonts w:ascii="Times New Roman" w:hAnsi="Times New Roman" w:cs="Times New Roman"/>
@@ -5175,6 +5247,7 @@
               </w:rPr>
               <w:t>Two_Categorical_Variables_Plots</w:t>
             </w:r>
+            <w:proofErr w:type="spellEnd"/>
           </w:p>
           <w:p>
             <w:pPr>
@@ -5185,6 +5258,7 @@
                 <w:szCs w:val="24"/>
               </w:rPr>
             </w:pPr>
+            <w:proofErr w:type="spellStart"/>
             <w:r>
               <w:rPr>
                 <w:rFonts w:ascii="Times New Roman" w:hAnsi="Times New Roman" w:cs="Times New Roman"/>
@@ -5192,9 +5266,31 @@
                 <w:sz w:val="24"/>
                 <w:szCs w:val="24"/>
               </w:rPr>
+              <w:t>Simulation_Tests_Two_Categorical_Variables</w:t>
+            </w:r>
+            <w:proofErr w:type="spellEnd"/>
+          </w:p>
+          <w:p>
+            <w:pPr>
+              <w:rPr>
+                <w:rFonts w:ascii="Times New Roman" w:hAnsi="Times New Roman" w:cs="Times New Roman"/>
+                <w:color w:val="00B050"/>
+                <w:sz w:val="24"/>
+                <w:szCs w:val="24"/>
+              </w:rPr>
+            </w:pPr>
+            <w:proofErr w:type="spellStart"/>
+            <w:r>
+              <w:rPr>
+                <w:rFonts w:ascii="Times New Roman" w:hAnsi="Times New Roman" w:cs="Times New Roman"/>
+                <w:color w:val="00B050"/>
+                <w:sz w:val="24"/>
+                <w:szCs w:val="24"/>
+              </w:rPr>
               <w:lastRenderedPageBreak/>
-              <w:t>Simulation_Tests_Two_Categorical_Variables</w:t>
-            </w:r>
+              <w:t>Bootstrap_Intervals_Two_Categorical_Variables</w:t>
+            </w:r>
+            <w:proofErr w:type="spellEnd"/>
           </w:p>
           <w:p>
             <w:pPr>
@@ -5205,6 +5301,7 @@
                 <w:szCs w:val="24"/>
               </w:rPr>
             </w:pPr>
+            <w:proofErr w:type="spellStart"/>
             <w:r>
               <w:rPr>
                 <w:rFonts w:ascii="Times New Roman" w:hAnsi="Times New Roman" w:cs="Times New Roman"/>
@@ -5212,27 +5309,9 @@
                 <w:sz w:val="24"/>
                 <w:szCs w:val="24"/>
               </w:rPr>
-              <w:t>Bootstrap_Intervals_Two_Categorical_Variables</w:t>
-            </w:r>
-          </w:p>
-          <w:p>
-            <w:pPr>
-              <w:rPr>
-                <w:rFonts w:ascii="Times New Roman" w:hAnsi="Times New Roman" w:cs="Times New Roman"/>
-                <w:color w:val="00B050"/>
-                <w:sz w:val="24"/>
-                <w:szCs w:val="24"/>
-              </w:rPr>
-            </w:pPr>
-            <w:r>
-              <w:rPr>
-                <w:rFonts w:ascii="Times New Roman" w:hAnsi="Times New Roman" w:cs="Times New Roman"/>
-                <w:color w:val="00B050"/>
-                <w:sz w:val="24"/>
-                <w:szCs w:val="24"/>
-              </w:rPr>
               <w:t>Relative_Risk</w:t>
             </w:r>
+            <w:proofErr w:type="spellEnd"/>
           </w:p>
           <w:p>
             <w:pPr>
@@ -5282,7 +5361,7 @@
         </w:tc>
         <w:tc>
           <w:tcPr>
-            <w:tcW w:w="1615" w:type="dxa"/>
+            <w:tcW w:w="2785" w:type="dxa"/>
             <w:tcBorders>
               <w:top w:val="double" w:sz="4" w:space="0" w:color="000000"/>
               <w:left w:val="single" w:sz="4" w:space="0" w:color="000000"/>
@@ -5365,7 +5444,7 @@
         </w:trPr>
         <w:tc>
           <w:tcPr>
-            <w:tcW w:w="805" w:type="dxa"/>
+            <w:tcW w:w="1067" w:type="dxa"/>
             <w:tcBorders>
               <w:top w:val="single" w:sz="4" w:space="0" w:color="000000"/>
               <w:left w:val="single" w:sz="4" w:space="0" w:color="000000"/>
@@ -5386,7 +5465,7 @@
         </w:tc>
         <w:tc>
           <w:tcPr>
-            <w:tcW w:w="810" w:type="dxa"/>
+            <w:tcW w:w="1073" w:type="dxa"/>
             <w:tcBorders>
               <w:top w:val="single" w:sz="4" w:space="0" w:color="000000"/>
               <w:left w:val="single" w:sz="4" w:space="0" w:color="000000"/>
@@ -5415,7 +5494,7 @@
         </w:tc>
         <w:tc>
           <w:tcPr>
-            <w:tcW w:w="1980" w:type="dxa"/>
+            <w:tcW w:w="4155" w:type="dxa"/>
             <w:tcBorders>
               <w:top w:val="single" w:sz="4" w:space="0" w:color="000000"/>
               <w:left w:val="single" w:sz="4" w:space="0" w:color="000000"/>
@@ -5476,7 +5555,7 @@
         </w:tc>
         <w:tc>
           <w:tcPr>
-            <w:tcW w:w="5580" w:type="dxa"/>
+            <w:tcW w:w="5220" w:type="dxa"/>
             <w:tcBorders>
               <w:top w:val="single" w:sz="4" w:space="0" w:color="000000"/>
               <w:left w:val="single" w:sz="4" w:space="0" w:color="000000"/>
@@ -5496,7 +5575,7 @@
         </w:tc>
         <w:tc>
           <w:tcPr>
-            <w:tcW w:w="1615" w:type="dxa"/>
+            <w:tcW w:w="2785" w:type="dxa"/>
             <w:tcBorders>
               <w:top w:val="single" w:sz="4" w:space="0" w:color="000000"/>
               <w:left w:val="single" w:sz="4" w:space="0" w:color="000000"/>
@@ -5528,7 +5607,7 @@
         </w:trPr>
         <w:tc>
           <w:tcPr>
-            <w:tcW w:w="805" w:type="dxa"/>
+            <w:tcW w:w="1067" w:type="dxa"/>
             <w:tcBorders>
               <w:top w:val="single" w:sz="4" w:space="0" w:color="000000"/>
               <w:left w:val="single" w:sz="4" w:space="0" w:color="000000"/>
@@ -5558,7 +5637,7 @@
         </w:tc>
         <w:tc>
           <w:tcPr>
-            <w:tcW w:w="810" w:type="dxa"/>
+            <w:tcW w:w="1073" w:type="dxa"/>
             <w:tcBorders>
               <w:top w:val="single" w:sz="4" w:space="0" w:color="000000"/>
               <w:left w:val="single" w:sz="4" w:space="0" w:color="000000"/>
@@ -5587,7 +5666,7 @@
         </w:tc>
         <w:tc>
           <w:tcPr>
-            <w:tcW w:w="1980" w:type="dxa"/>
+            <w:tcW w:w="4155" w:type="dxa"/>
             <w:tcBorders>
               <w:top w:val="single" w:sz="4" w:space="0" w:color="000000"/>
               <w:left w:val="single" w:sz="4" w:space="0" w:color="000000"/>
@@ -5648,7 +5727,7 @@
         </w:tc>
         <w:tc>
           <w:tcPr>
-            <w:tcW w:w="5580" w:type="dxa"/>
+            <w:tcW w:w="5220" w:type="dxa"/>
             <w:tcBorders>
               <w:top w:val="single" w:sz="4" w:space="0" w:color="000000"/>
               <w:left w:val="single" w:sz="4" w:space="0" w:color="000000"/>
@@ -5668,7 +5747,7 @@
         </w:tc>
         <w:tc>
           <w:tcPr>
-            <w:tcW w:w="1615" w:type="dxa"/>
+            <w:tcW w:w="2785" w:type="dxa"/>
             <w:tcBorders>
               <w:top w:val="single" w:sz="4" w:space="0" w:color="000000"/>
               <w:left w:val="single" w:sz="4" w:space="0" w:color="000000"/>
@@ -5723,7 +5802,7 @@
         </w:trPr>
         <w:tc>
           <w:tcPr>
-            <w:tcW w:w="805" w:type="dxa"/>
+            <w:tcW w:w="1067" w:type="dxa"/>
             <w:tcBorders>
               <w:top w:val="double" w:sz="4" w:space="0" w:color="000000"/>
               <w:left w:val="single" w:sz="4" w:space="0" w:color="000000"/>
@@ -5753,7 +5832,7 @@
         </w:tc>
         <w:tc>
           <w:tcPr>
-            <w:tcW w:w="810" w:type="dxa"/>
+            <w:tcW w:w="1073" w:type="dxa"/>
             <w:tcBorders>
               <w:top w:val="double" w:sz="4" w:space="0" w:color="000000"/>
               <w:left w:val="single" w:sz="4" w:space="0" w:color="000000"/>
@@ -5782,7 +5861,7 @@
         </w:tc>
         <w:tc>
           <w:tcPr>
-            <w:tcW w:w="1980" w:type="dxa"/>
+            <w:tcW w:w="4155" w:type="dxa"/>
             <w:tcBorders>
               <w:top w:val="double" w:sz="4" w:space="0" w:color="000000"/>
               <w:left w:val="single" w:sz="4" w:space="0" w:color="000000"/>
@@ -5839,7 +5918,7 @@
         </w:tc>
         <w:tc>
           <w:tcPr>
-            <w:tcW w:w="5580" w:type="dxa"/>
+            <w:tcW w:w="5220" w:type="dxa"/>
             <w:tcBorders>
               <w:top w:val="double" w:sz="4" w:space="0" w:color="000000"/>
               <w:left w:val="single" w:sz="4" w:space="0" w:color="000000"/>
@@ -5890,6 +5969,7 @@
                 <w:sz w:val="24"/>
               </w:rPr>
             </w:pPr>
+            <w:proofErr w:type="spellStart"/>
             <w:r>
               <w:rPr>
                 <w:rFonts w:ascii="Times New Roman" w:hAnsi="Times New Roman" w:cs="Times New Roman"/>
@@ -5898,6 +5978,7 @@
               </w:rPr>
               <w:t>Theoretical_Tests_Two_Categorical_Variables</w:t>
             </w:r>
+            <w:proofErr w:type="spellEnd"/>
           </w:p>
           <w:p>
             <w:pPr>
@@ -5907,6 +5988,7 @@
                 <w:sz w:val="24"/>
               </w:rPr>
             </w:pPr>
+            <w:proofErr w:type="spellStart"/>
             <w:r>
               <w:rPr>
                 <w:rFonts w:ascii="Times New Roman" w:hAnsi="Times New Roman" w:cs="Times New Roman"/>
@@ -5915,6 +5997,7 @@
               </w:rPr>
               <w:t>Theoretical_Intervals_Two_Categorical_Variables</w:t>
             </w:r>
+            <w:proofErr w:type="spellEnd"/>
           </w:p>
           <w:p>
             <w:pPr>
@@ -5983,7 +6066,7 @@
         </w:tc>
         <w:tc>
           <w:tcPr>
-            <w:tcW w:w="1615" w:type="dxa"/>
+            <w:tcW w:w="2785" w:type="dxa"/>
             <w:tcBorders>
               <w:top w:val="double" w:sz="4" w:space="0" w:color="000000"/>
               <w:left w:val="single" w:sz="4" w:space="0" w:color="000000"/>
@@ -6064,7 +6147,7 @@
         </w:trPr>
         <w:tc>
           <w:tcPr>
-            <w:tcW w:w="805" w:type="dxa"/>
+            <w:tcW w:w="1067" w:type="dxa"/>
             <w:tcBorders>
               <w:top w:val="single" w:sz="4" w:space="0" w:color="000000"/>
               <w:left w:val="single" w:sz="4" w:space="0" w:color="000000"/>
@@ -6085,7 +6168,7 @@
         </w:tc>
         <w:tc>
           <w:tcPr>
-            <w:tcW w:w="810" w:type="dxa"/>
+            <w:tcW w:w="1073" w:type="dxa"/>
             <w:tcBorders>
               <w:top w:val="single" w:sz="4" w:space="0" w:color="000000"/>
               <w:left w:val="single" w:sz="4" w:space="0" w:color="000000"/>
@@ -6114,7 +6197,7 @@
         </w:tc>
         <w:tc>
           <w:tcPr>
-            <w:tcW w:w="1980" w:type="dxa"/>
+            <w:tcW w:w="4155" w:type="dxa"/>
             <w:tcBorders>
               <w:top w:val="single" w:sz="4" w:space="0" w:color="000000"/>
               <w:left w:val="single" w:sz="4" w:space="0" w:color="000000"/>
@@ -6159,7 +6242,7 @@
         </w:tc>
         <w:tc>
           <w:tcPr>
-            <w:tcW w:w="5580" w:type="dxa"/>
+            <w:tcW w:w="5220" w:type="dxa"/>
             <w:tcBorders>
               <w:top w:val="single" w:sz="4" w:space="0" w:color="000000"/>
               <w:left w:val="single" w:sz="4" w:space="0" w:color="000000"/>
@@ -6179,7 +6262,7 @@
         </w:tc>
         <w:tc>
           <w:tcPr>
-            <w:tcW w:w="1615" w:type="dxa"/>
+            <w:tcW w:w="2785" w:type="dxa"/>
             <w:tcBorders>
               <w:top w:val="single" w:sz="4" w:space="0" w:color="000000"/>
               <w:left w:val="single" w:sz="4" w:space="0" w:color="000000"/>
@@ -6237,7 +6320,7 @@
         </w:trPr>
         <w:tc>
           <w:tcPr>
-            <w:tcW w:w="805" w:type="dxa"/>
+            <w:tcW w:w="1067" w:type="dxa"/>
             <w:tcBorders>
               <w:top w:val="single" w:sz="4" w:space="0" w:color="000000"/>
               <w:left w:val="single" w:sz="4" w:space="0" w:color="000000"/>
@@ -6267,7 +6350,7 @@
         </w:tc>
         <w:tc>
           <w:tcPr>
-            <w:tcW w:w="810" w:type="dxa"/>
+            <w:tcW w:w="1073" w:type="dxa"/>
             <w:tcBorders>
               <w:top w:val="single" w:sz="4" w:space="0" w:color="000000"/>
               <w:left w:val="single" w:sz="4" w:space="0" w:color="000000"/>
@@ -6296,7 +6379,7 @@
         </w:tc>
         <w:tc>
           <w:tcPr>
-            <w:tcW w:w="1980" w:type="dxa"/>
+            <w:tcW w:w="4155" w:type="dxa"/>
             <w:tcBorders>
               <w:top w:val="single" w:sz="4" w:space="0" w:color="000000"/>
               <w:left w:val="single" w:sz="4" w:space="0" w:color="000000"/>
@@ -6333,7 +6416,7 @@
         </w:tc>
         <w:tc>
           <w:tcPr>
-            <w:tcW w:w="5580" w:type="dxa"/>
+            <w:tcW w:w="5220" w:type="dxa"/>
             <w:tcBorders>
               <w:top w:val="single" w:sz="4" w:space="0" w:color="000000"/>
               <w:left w:val="single" w:sz="4" w:space="0" w:color="000000"/>
@@ -6353,7 +6436,7 @@
         </w:tc>
         <w:tc>
           <w:tcPr>
-            <w:tcW w:w="1615" w:type="dxa"/>
+            <w:tcW w:w="2785" w:type="dxa"/>
             <w:tcBorders>
               <w:top w:val="single" w:sz="4" w:space="0" w:color="000000"/>
               <w:left w:val="single" w:sz="4" w:space="0" w:color="000000"/>
@@ -6383,7 +6466,7 @@
         </w:trPr>
         <w:tc>
           <w:tcPr>
-            <w:tcW w:w="805" w:type="dxa"/>
+            <w:tcW w:w="1067" w:type="dxa"/>
             <w:tcBorders>
               <w:top w:val="double" w:sz="4" w:space="0" w:color="000000"/>
               <w:left w:val="single" w:sz="4" w:space="0" w:color="000000"/>
@@ -6413,7 +6496,7 @@
         </w:tc>
         <w:tc>
           <w:tcPr>
-            <w:tcW w:w="810" w:type="dxa"/>
+            <w:tcW w:w="1073" w:type="dxa"/>
             <w:tcBorders>
               <w:top w:val="double" w:sz="4" w:space="0" w:color="000000"/>
               <w:left w:val="single" w:sz="4" w:space="0" w:color="000000"/>
@@ -6442,7 +6525,7 @@
         </w:tc>
         <w:tc>
           <w:tcPr>
-            <w:tcW w:w="1980" w:type="dxa"/>
+            <w:tcW w:w="4155" w:type="dxa"/>
             <w:tcBorders>
               <w:top w:val="double" w:sz="4" w:space="0" w:color="000000"/>
               <w:left w:val="single" w:sz="4" w:space="0" w:color="000000"/>
@@ -6478,7 +6561,7 @@
         </w:tc>
         <w:tc>
           <w:tcPr>
-            <w:tcW w:w="5580" w:type="dxa"/>
+            <w:tcW w:w="5220" w:type="dxa"/>
             <w:tcBorders>
               <w:top w:val="double" w:sz="4" w:space="0" w:color="000000"/>
               <w:left w:val="single" w:sz="4" w:space="0" w:color="000000"/>
@@ -6498,7 +6581,7 @@
         </w:tc>
         <w:tc>
           <w:tcPr>
-            <w:tcW w:w="1615" w:type="dxa"/>
+            <w:tcW w:w="2785" w:type="dxa"/>
             <w:tcBorders>
               <w:top w:val="double" w:sz="4" w:space="0" w:color="000000"/>
               <w:left w:val="single" w:sz="4" w:space="0" w:color="000000"/>
@@ -6566,7 +6649,7 @@
         </w:trPr>
         <w:tc>
           <w:tcPr>
-            <w:tcW w:w="805" w:type="dxa"/>
+            <w:tcW w:w="1067" w:type="dxa"/>
             <w:tcBorders>
               <w:top w:val="single" w:sz="4" w:space="0" w:color="000000"/>
               <w:left w:val="single" w:sz="4" w:space="0" w:color="000000"/>
@@ -6587,7 +6670,7 @@
         </w:tc>
         <w:tc>
           <w:tcPr>
-            <w:tcW w:w="810" w:type="dxa"/>
+            <w:tcW w:w="1073" w:type="dxa"/>
             <w:tcBorders>
               <w:top w:val="single" w:sz="4" w:space="0" w:color="000000"/>
               <w:left w:val="single" w:sz="4" w:space="0" w:color="000000"/>
@@ -6616,7 +6699,7 @@
         </w:tc>
         <w:tc>
           <w:tcPr>
-            <w:tcW w:w="1980" w:type="dxa"/>
+            <w:tcW w:w="4155" w:type="dxa"/>
             <w:tcBorders>
               <w:top w:val="single" w:sz="4" w:space="0" w:color="000000"/>
               <w:left w:val="single" w:sz="4" w:space="0" w:color="000000"/>
@@ -6665,7 +6748,7 @@
         </w:tc>
         <w:tc>
           <w:tcPr>
-            <w:tcW w:w="5580" w:type="dxa"/>
+            <w:tcW w:w="5220" w:type="dxa"/>
             <w:tcBorders>
               <w:top w:val="single" w:sz="4" w:space="0" w:color="000000"/>
               <w:left w:val="single" w:sz="4" w:space="0" w:color="000000"/>
@@ -6685,7 +6768,7 @@
         </w:tc>
         <w:tc>
           <w:tcPr>
-            <w:tcW w:w="1615" w:type="dxa"/>
+            <w:tcW w:w="2785" w:type="dxa"/>
             <w:tcBorders>
               <w:top w:val="single" w:sz="4" w:space="0" w:color="000000"/>
               <w:left w:val="single" w:sz="4" w:space="0" w:color="000000"/>
@@ -6715,7 +6798,7 @@
         </w:trPr>
         <w:tc>
           <w:tcPr>
-            <w:tcW w:w="805" w:type="dxa"/>
+            <w:tcW w:w="1067" w:type="dxa"/>
             <w:tcBorders>
               <w:top w:val="single" w:sz="4" w:space="0" w:color="000000"/>
               <w:left w:val="single" w:sz="4" w:space="0" w:color="000000"/>
@@ -6745,7 +6828,7 @@
         </w:tc>
         <w:tc>
           <w:tcPr>
-            <w:tcW w:w="810" w:type="dxa"/>
+            <w:tcW w:w="1073" w:type="dxa"/>
             <w:tcBorders>
               <w:top w:val="single" w:sz="4" w:space="0" w:color="000000"/>
               <w:left w:val="single" w:sz="4" w:space="0" w:color="000000"/>
@@ -6776,7 +6859,7 @@
         </w:tc>
         <w:tc>
           <w:tcPr>
-            <w:tcW w:w="1980" w:type="dxa"/>
+            <w:tcW w:w="4155" w:type="dxa"/>
             <w:tcBorders>
               <w:top w:val="single" w:sz="4" w:space="0" w:color="000000"/>
               <w:left w:val="single" w:sz="4" w:space="0" w:color="000000"/>
@@ -6811,7 +6894,7 @@
         </w:tc>
         <w:tc>
           <w:tcPr>
-            <w:tcW w:w="5580" w:type="dxa"/>
+            <w:tcW w:w="5220" w:type="dxa"/>
             <w:tcBorders>
               <w:top w:val="single" w:sz="4" w:space="0" w:color="000000"/>
               <w:left w:val="single" w:sz="4" w:space="0" w:color="000000"/>
@@ -6831,7 +6914,7 @@
         </w:tc>
         <w:tc>
           <w:tcPr>
-            <w:tcW w:w="1615" w:type="dxa"/>
+            <w:tcW w:w="2785" w:type="dxa"/>
             <w:tcBorders>
               <w:top w:val="single" w:sz="4" w:space="0" w:color="000000"/>
               <w:left w:val="single" w:sz="4" w:space="0" w:color="000000"/>
@@ -6861,7 +6944,7 @@
         </w:trPr>
         <w:tc>
           <w:tcPr>
-            <w:tcW w:w="805" w:type="dxa"/>
+            <w:tcW w:w="1067" w:type="dxa"/>
             <w:tcBorders>
               <w:top w:val="double" w:sz="4" w:space="0" w:color="000000"/>
               <w:left w:val="single" w:sz="4" w:space="0" w:color="000000"/>
@@ -6900,7 +6983,7 @@
         </w:tc>
         <w:tc>
           <w:tcPr>
-            <w:tcW w:w="810" w:type="dxa"/>
+            <w:tcW w:w="1073" w:type="dxa"/>
             <w:tcBorders>
               <w:top w:val="double" w:sz="4" w:space="0" w:color="000000"/>
               <w:left w:val="single" w:sz="4" w:space="0" w:color="000000"/>
@@ -6929,7 +7012,7 @@
         </w:tc>
         <w:tc>
           <w:tcPr>
-            <w:tcW w:w="1980" w:type="dxa"/>
+            <w:tcW w:w="4155" w:type="dxa"/>
             <w:tcBorders>
               <w:top w:val="double" w:sz="4" w:space="0" w:color="000000"/>
               <w:left w:val="single" w:sz="4" w:space="0" w:color="000000"/>
@@ -6978,7 +7061,7 @@
         </w:tc>
         <w:tc>
           <w:tcPr>
-            <w:tcW w:w="5580" w:type="dxa"/>
+            <w:tcW w:w="5220" w:type="dxa"/>
             <w:tcBorders>
               <w:top w:val="double" w:sz="4" w:space="0" w:color="000000"/>
               <w:left w:val="single" w:sz="4" w:space="0" w:color="000000"/>
@@ -7036,6 +7119,7 @@
                 <w:szCs w:val="20"/>
               </w:rPr>
             </w:pPr>
+            <w:proofErr w:type="spellStart"/>
             <w:r>
               <w:rPr>
                 <w:rFonts w:ascii="Times New Roman" w:hAnsi="Times New Roman" w:cs="Times New Roman"/>
@@ -7044,6 +7128,7 @@
               </w:rPr>
               <w:t>Quantitative_Response_Independent_Groups_EDA</w:t>
             </w:r>
+            <w:proofErr w:type="spellEnd"/>
           </w:p>
           <w:p>
             <w:pPr>
@@ -7053,6 +7138,7 @@
                 <w:szCs w:val="20"/>
               </w:rPr>
             </w:pPr>
+            <w:proofErr w:type="spellStart"/>
             <w:r>
               <w:rPr>
                 <w:rFonts w:ascii="Times New Roman" w:hAnsi="Times New Roman" w:cs="Times New Roman"/>
@@ -7061,6 +7147,7 @@
               </w:rPr>
               <w:t>Simulation_Tests_Quantitative_Response_Independent_Groups</w:t>
             </w:r>
+            <w:proofErr w:type="spellEnd"/>
           </w:p>
           <w:p>
             <w:pPr>
@@ -7070,6 +7157,7 @@
                 <w:szCs w:val="20"/>
               </w:rPr>
             </w:pPr>
+            <w:proofErr w:type="spellStart"/>
             <w:r>
               <w:rPr>
                 <w:rFonts w:ascii="Times New Roman" w:hAnsi="Times New Roman" w:cs="Times New Roman"/>
@@ -7078,6 +7166,7 @@
               </w:rPr>
               <w:t>Bootstrap_Intervals_Quantitative_Response_Independent_Groups</w:t>
             </w:r>
+            <w:proofErr w:type="spellEnd"/>
           </w:p>
           <w:p>
             <w:pPr>
@@ -7087,6 +7176,7 @@
                 <w:szCs w:val="20"/>
               </w:rPr>
             </w:pPr>
+            <w:proofErr w:type="spellStart"/>
             <w:r>
               <w:rPr>
                 <w:rFonts w:ascii="Times New Roman" w:hAnsi="Times New Roman" w:cs="Times New Roman"/>
@@ -7095,6 +7185,7 @@
               </w:rPr>
               <w:t>Theoretical_Tests_Quantitative_Response_Independent_Groups</w:t>
             </w:r>
+            <w:proofErr w:type="spellEnd"/>
           </w:p>
           <w:p>
             <w:pPr>
@@ -7105,6 +7196,7 @@
                 <w:szCs w:val="20"/>
               </w:rPr>
             </w:pPr>
+            <w:proofErr w:type="spellStart"/>
             <w:r>
               <w:rPr>
                 <w:rFonts w:ascii="Times New Roman" w:hAnsi="Times New Roman" w:cs="Times New Roman"/>
@@ -7113,6 +7205,7 @@
               </w:rPr>
               <w:t>Theoretical_Intervals_Quantitative_Response_Independent_Groups</w:t>
             </w:r>
+            <w:proofErr w:type="spellEnd"/>
           </w:p>
           <w:p>
             <w:pPr>
@@ -7164,7 +7257,7 @@
         </w:tc>
         <w:tc>
           <w:tcPr>
-            <w:tcW w:w="1615" w:type="dxa"/>
+            <w:tcW w:w="2785" w:type="dxa"/>
             <w:tcBorders>
               <w:top w:val="double" w:sz="4" w:space="0" w:color="000000"/>
               <w:left w:val="single" w:sz="4" w:space="0" w:color="000000"/>
@@ -7205,7 +7298,7 @@
         </w:trPr>
         <w:tc>
           <w:tcPr>
-            <w:tcW w:w="805" w:type="dxa"/>
+            <w:tcW w:w="1067" w:type="dxa"/>
             <w:tcBorders>
               <w:top w:val="single" w:sz="4" w:space="0" w:color="000000"/>
               <w:left w:val="single" w:sz="4" w:space="0" w:color="000000"/>
@@ -7235,7 +7328,7 @@
         </w:tc>
         <w:tc>
           <w:tcPr>
-            <w:tcW w:w="810" w:type="dxa"/>
+            <w:tcW w:w="1073" w:type="dxa"/>
             <w:tcBorders>
               <w:top w:val="single" w:sz="4" w:space="0" w:color="000000"/>
               <w:left w:val="single" w:sz="4" w:space="0" w:color="000000"/>
@@ -7264,7 +7357,7 @@
         </w:tc>
         <w:tc>
           <w:tcPr>
-            <w:tcW w:w="1980" w:type="dxa"/>
+            <w:tcW w:w="4155" w:type="dxa"/>
             <w:tcBorders>
               <w:top w:val="single" w:sz="4" w:space="0" w:color="000000"/>
               <w:left w:val="single" w:sz="4" w:space="0" w:color="000000"/>
@@ -7349,7 +7442,7 @@
         </w:tc>
         <w:tc>
           <w:tcPr>
-            <w:tcW w:w="5580" w:type="dxa"/>
+            <w:tcW w:w="5220" w:type="dxa"/>
             <w:tcBorders>
               <w:top w:val="single" w:sz="4" w:space="0" w:color="000000"/>
               <w:left w:val="single" w:sz="4" w:space="0" w:color="000000"/>
@@ -7370,7 +7463,7 @@
         </w:tc>
         <w:tc>
           <w:tcPr>
-            <w:tcW w:w="1615" w:type="dxa"/>
+            <w:tcW w:w="2785" w:type="dxa"/>
             <w:tcBorders>
               <w:top w:val="single" w:sz="4" w:space="0" w:color="000000"/>
               <w:left w:val="single" w:sz="4" w:space="0" w:color="000000"/>
@@ -7400,7 +7493,7 @@
         </w:trPr>
         <w:tc>
           <w:tcPr>
-            <w:tcW w:w="805" w:type="dxa"/>
+            <w:tcW w:w="1067" w:type="dxa"/>
             <w:tcBorders>
               <w:top w:val="single" w:sz="4" w:space="0" w:color="000000"/>
               <w:left w:val="single" w:sz="4" w:space="0" w:color="000000"/>
@@ -7430,7 +7523,7 @@
         </w:tc>
         <w:tc>
           <w:tcPr>
-            <w:tcW w:w="810" w:type="dxa"/>
+            <w:tcW w:w="1073" w:type="dxa"/>
             <w:tcBorders>
               <w:top w:val="single" w:sz="4" w:space="0" w:color="000000"/>
               <w:left w:val="single" w:sz="4" w:space="0" w:color="000000"/>
@@ -7459,7 +7552,7 @@
         </w:tc>
         <w:tc>
           <w:tcPr>
-            <w:tcW w:w="1980" w:type="dxa"/>
+            <w:tcW w:w="4155" w:type="dxa"/>
             <w:tcBorders>
               <w:top w:val="single" w:sz="4" w:space="0" w:color="000000"/>
               <w:left w:val="single" w:sz="4" w:space="0" w:color="000000"/>
@@ -7516,7 +7609,7 @@
         </w:tc>
         <w:tc>
           <w:tcPr>
-            <w:tcW w:w="5580" w:type="dxa"/>
+            <w:tcW w:w="5220" w:type="dxa"/>
             <w:tcBorders>
               <w:top w:val="single" w:sz="4" w:space="0" w:color="000000"/>
               <w:left w:val="single" w:sz="4" w:space="0" w:color="000000"/>
@@ -7536,7 +7629,7 @@
         </w:tc>
         <w:tc>
           <w:tcPr>
-            <w:tcW w:w="1615" w:type="dxa"/>
+            <w:tcW w:w="2785" w:type="dxa"/>
             <w:tcBorders>
               <w:top w:val="single" w:sz="4" w:space="0" w:color="000000"/>
               <w:left w:val="single" w:sz="4" w:space="0" w:color="000000"/>
@@ -7585,7 +7678,7 @@
         </w:trPr>
         <w:tc>
           <w:tcPr>
-            <w:tcW w:w="805" w:type="dxa"/>
+            <w:tcW w:w="1067" w:type="dxa"/>
             <w:tcBorders>
               <w:top w:val="double" w:sz="4" w:space="0" w:color="000000"/>
               <w:left w:val="single" w:sz="4" w:space="0" w:color="000000"/>
@@ -7609,6 +7702,7 @@
                 <w:sz w:val="24"/>
                 <w:szCs w:val="24"/>
               </w:rPr>
+              <w:lastRenderedPageBreak/>
               <w:t>1</w:t>
             </w:r>
             <w:r>
@@ -7624,7 +7718,7 @@
         </w:tc>
         <w:tc>
           <w:tcPr>
-            <w:tcW w:w="810" w:type="dxa"/>
+            <w:tcW w:w="1073" w:type="dxa"/>
             <w:tcBorders>
               <w:top w:val="double" w:sz="4" w:space="0" w:color="000000"/>
               <w:left w:val="single" w:sz="4" w:space="0" w:color="000000"/>
@@ -7653,7 +7747,7 @@
         </w:tc>
         <w:tc>
           <w:tcPr>
-            <w:tcW w:w="1980" w:type="dxa"/>
+            <w:tcW w:w="4155" w:type="dxa"/>
             <w:tcBorders>
               <w:top w:val="double" w:sz="4" w:space="0" w:color="000000"/>
               <w:left w:val="single" w:sz="4" w:space="0" w:color="000000"/>
@@ -7712,7 +7806,7 @@
         </w:tc>
         <w:tc>
           <w:tcPr>
-            <w:tcW w:w="5580" w:type="dxa"/>
+            <w:tcW w:w="5220" w:type="dxa"/>
             <w:tcBorders>
               <w:top w:val="double" w:sz="4" w:space="0" w:color="000000"/>
               <w:left w:val="single" w:sz="4" w:space="0" w:color="000000"/>
@@ -7754,6 +7848,7 @@
                 <w:sz w:val="24"/>
               </w:rPr>
             </w:pPr>
+            <w:proofErr w:type="spellStart"/>
             <w:r>
               <w:rPr>
                 <w:rFonts w:ascii="Times New Roman" w:hAnsi="Times New Roman" w:cs="Times New Roman"/>
@@ -7762,6 +7857,7 @@
               </w:rPr>
               <w:t>Paired_Data</w:t>
             </w:r>
+            <w:proofErr w:type="spellEnd"/>
           </w:p>
           <w:p>
             <w:pPr>
@@ -7771,6 +7867,7 @@
                 <w:sz w:val="24"/>
               </w:rPr>
             </w:pPr>
+            <w:proofErr w:type="spellStart"/>
             <w:r>
               <w:rPr>
                 <w:rFonts w:ascii="Times New Roman" w:hAnsi="Times New Roman" w:cs="Times New Roman"/>
@@ -7779,6 +7876,7 @@
               </w:rPr>
               <w:t>Simulation_Inference_Paired_Data</w:t>
             </w:r>
+            <w:proofErr w:type="spellEnd"/>
           </w:p>
           <w:p>
             <w:pPr>
@@ -7788,6 +7886,7 @@
                 <w:sz w:val="24"/>
               </w:rPr>
             </w:pPr>
+            <w:proofErr w:type="spellStart"/>
             <w:r>
               <w:rPr>
                 <w:rFonts w:ascii="Times New Roman" w:hAnsi="Times New Roman" w:cs="Times New Roman"/>
@@ -7796,6 +7895,7 @@
               </w:rPr>
               <w:t>Theoretical_Inference_Paired_Data</w:t>
             </w:r>
+            <w:proofErr w:type="spellEnd"/>
           </w:p>
           <w:p>
             <w:pPr>
@@ -7846,7 +7946,7 @@
         </w:tc>
         <w:tc>
           <w:tcPr>
-            <w:tcW w:w="1615" w:type="dxa"/>
+            <w:tcW w:w="2785" w:type="dxa"/>
             <w:tcBorders>
               <w:top w:val="double" w:sz="4" w:space="0" w:color="000000"/>
               <w:left w:val="single" w:sz="4" w:space="0" w:color="000000"/>
@@ -7918,7 +8018,7 @@
         </w:trPr>
         <w:tc>
           <w:tcPr>
-            <w:tcW w:w="805" w:type="dxa"/>
+            <w:tcW w:w="1067" w:type="dxa"/>
             <w:tcBorders>
               <w:top w:val="single" w:sz="4" w:space="0" w:color="000000"/>
               <w:left w:val="single" w:sz="4" w:space="0" w:color="000000"/>
@@ -7939,7 +8039,7 @@
         </w:tc>
         <w:tc>
           <w:tcPr>
-            <w:tcW w:w="810" w:type="dxa"/>
+            <w:tcW w:w="1073" w:type="dxa"/>
             <w:tcBorders>
               <w:top w:val="single" w:sz="4" w:space="0" w:color="000000"/>
               <w:left w:val="single" w:sz="4" w:space="0" w:color="000000"/>
@@ -7979,7 +8079,7 @@
         </w:tc>
         <w:tc>
           <w:tcPr>
-            <w:tcW w:w="1980" w:type="dxa"/>
+            <w:tcW w:w="4155" w:type="dxa"/>
             <w:tcBorders>
               <w:top w:val="single" w:sz="4" w:space="0" w:color="000000"/>
               <w:left w:val="single" w:sz="4" w:space="0" w:color="000000"/>
@@ -8024,7 +8124,7 @@
         </w:tc>
         <w:tc>
           <w:tcPr>
-            <w:tcW w:w="5580" w:type="dxa"/>
+            <w:tcW w:w="5220" w:type="dxa"/>
             <w:tcBorders>
               <w:top w:val="single" w:sz="4" w:space="0" w:color="000000"/>
               <w:left w:val="single" w:sz="4" w:space="0" w:color="000000"/>
@@ -8044,7 +8144,7 @@
         </w:tc>
         <w:tc>
           <w:tcPr>
-            <w:tcW w:w="1615" w:type="dxa"/>
+            <w:tcW w:w="2785" w:type="dxa"/>
             <w:tcBorders>
               <w:top w:val="single" w:sz="4" w:space="0" w:color="000000"/>
               <w:left w:val="single" w:sz="4" w:space="0" w:color="000000"/>
@@ -8074,7 +8174,7 @@
         </w:trPr>
         <w:tc>
           <w:tcPr>
-            <w:tcW w:w="805" w:type="dxa"/>
+            <w:tcW w:w="1067" w:type="dxa"/>
             <w:tcBorders>
               <w:top w:val="single" w:sz="4" w:space="0" w:color="000000"/>
               <w:left w:val="single" w:sz="4" w:space="0" w:color="000000"/>
@@ -8104,7 +8204,7 @@
         </w:tc>
         <w:tc>
           <w:tcPr>
-            <w:tcW w:w="810" w:type="dxa"/>
+            <w:tcW w:w="1073" w:type="dxa"/>
             <w:tcBorders>
               <w:top w:val="single" w:sz="4" w:space="0" w:color="000000"/>
               <w:left w:val="single" w:sz="4" w:space="0" w:color="000000"/>
@@ -8133,7 +8233,7 @@
         </w:tc>
         <w:tc>
           <w:tcPr>
-            <w:tcW w:w="1980" w:type="dxa"/>
+            <w:tcW w:w="4155" w:type="dxa"/>
             <w:tcBorders>
               <w:top w:val="single" w:sz="4" w:space="0" w:color="000000"/>
               <w:left w:val="single" w:sz="4" w:space="0" w:color="000000"/>
@@ -8172,7 +8272,7 @@
         </w:tc>
         <w:tc>
           <w:tcPr>
-            <w:tcW w:w="5580" w:type="dxa"/>
+            <w:tcW w:w="5220" w:type="dxa"/>
             <w:tcBorders>
               <w:top w:val="single" w:sz="4" w:space="0" w:color="000000"/>
               <w:left w:val="single" w:sz="4" w:space="0" w:color="000000"/>
@@ -8192,7 +8292,7 @@
         </w:tc>
         <w:tc>
           <w:tcPr>
-            <w:tcW w:w="1615" w:type="dxa"/>
+            <w:tcW w:w="2785" w:type="dxa"/>
             <w:tcBorders>
               <w:top w:val="single" w:sz="4" w:space="0" w:color="000000"/>
               <w:left w:val="single" w:sz="4" w:space="0" w:color="000000"/>
@@ -8222,7 +8322,7 @@
         </w:trPr>
         <w:tc>
           <w:tcPr>
-            <w:tcW w:w="805" w:type="dxa"/>
+            <w:tcW w:w="1067" w:type="dxa"/>
             <w:tcBorders>
               <w:top w:val="double" w:sz="4" w:space="0" w:color="000000"/>
               <w:left w:val="single" w:sz="4" w:space="0" w:color="000000"/>
@@ -8261,7 +8361,7 @@
         </w:tc>
         <w:tc>
           <w:tcPr>
-            <w:tcW w:w="810" w:type="dxa"/>
+            <w:tcW w:w="1073" w:type="dxa"/>
             <w:tcBorders>
               <w:top w:val="double" w:sz="4" w:space="0" w:color="000000"/>
               <w:left w:val="single" w:sz="4" w:space="0" w:color="000000"/>
@@ -8290,7 +8390,7 @@
         </w:tc>
         <w:tc>
           <w:tcPr>
-            <w:tcW w:w="1980" w:type="dxa"/>
+            <w:tcW w:w="4155" w:type="dxa"/>
             <w:tcBorders>
               <w:top w:val="double" w:sz="4" w:space="0" w:color="000000"/>
               <w:left w:val="single" w:sz="4" w:space="0" w:color="000000"/>
@@ -8316,23 +8416,13 @@
                 <w:sz w:val="24"/>
                 <w:szCs w:val="24"/>
               </w:rPr>
-              <w:t>Module 12 Lab: Swearin</w:t>
-            </w:r>
-            <w:r>
-              <w:rPr>
-                <w:rFonts w:ascii="Times New Roman" w:eastAsia="Times New Roman" w:hAnsi="Times New Roman" w:cs="Times New Roman"/>
-                <w:iCs/>
-                <w:color w:val="auto"/>
-                <w:sz w:val="24"/>
-                <w:szCs w:val="24"/>
-              </w:rPr>
-              <w:t>g</w:t>
-            </w:r>
-          </w:p>
-        </w:tc>
-        <w:tc>
-          <w:tcPr>
-            <w:tcW w:w="5580" w:type="dxa"/>
+              <w:t>Module 12 Lab: Swearing</w:t>
+            </w:r>
+          </w:p>
+        </w:tc>
+        <w:tc>
+          <w:tcPr>
+            <w:tcW w:w="5220" w:type="dxa"/>
             <w:tcBorders>
               <w:top w:val="double" w:sz="4" w:space="0" w:color="000000"/>
               <w:left w:val="single" w:sz="4" w:space="0" w:color="000000"/>
@@ -8353,7 +8443,7 @@
         </w:tc>
         <w:tc>
           <w:tcPr>
-            <w:tcW w:w="1615" w:type="dxa"/>
+            <w:tcW w:w="2785" w:type="dxa"/>
             <w:tcBorders>
               <w:top w:val="double" w:sz="4" w:space="0" w:color="000000"/>
               <w:left w:val="single" w:sz="4" w:space="0" w:color="000000"/>
@@ -8431,7 +8521,7 @@
         </w:trPr>
         <w:tc>
           <w:tcPr>
-            <w:tcW w:w="805" w:type="dxa"/>
+            <w:tcW w:w="1067" w:type="dxa"/>
             <w:tcBorders>
               <w:top w:val="single" w:sz="4" w:space="0" w:color="000000"/>
               <w:left w:val="single" w:sz="4" w:space="0" w:color="000000"/>
@@ -8461,7 +8551,7 @@
         </w:tc>
         <w:tc>
           <w:tcPr>
-            <w:tcW w:w="810" w:type="dxa"/>
+            <w:tcW w:w="1073" w:type="dxa"/>
             <w:tcBorders>
               <w:top w:val="single" w:sz="4" w:space="0" w:color="000000"/>
               <w:left w:val="single" w:sz="4" w:space="0" w:color="000000"/>
@@ -8490,7 +8580,7 @@
         </w:tc>
         <w:tc>
           <w:tcPr>
-            <w:tcW w:w="1980" w:type="dxa"/>
+            <w:tcW w:w="4155" w:type="dxa"/>
             <w:tcBorders>
               <w:top w:val="single" w:sz="4" w:space="0" w:color="000000"/>
               <w:left w:val="single" w:sz="4" w:space="0" w:color="000000"/>
@@ -8519,7 +8609,7 @@
         </w:tc>
         <w:tc>
           <w:tcPr>
-            <w:tcW w:w="5580" w:type="dxa"/>
+            <w:tcW w:w="5220" w:type="dxa"/>
             <w:tcBorders>
               <w:top w:val="single" w:sz="4" w:space="0" w:color="000000"/>
               <w:left w:val="single" w:sz="4" w:space="0" w:color="000000"/>
@@ -8549,15 +8639,15 @@
                 <w:color w:val="FF0000"/>
                 <w:sz w:val="24"/>
               </w:rPr>
-              <w:t>5.</w:t>
-            </w:r>
-            <w:r>
-              <w:rPr>
-                <w:rFonts w:ascii="Times New Roman" w:hAnsi="Times New Roman" w:cs="Times New Roman"/>
+              <w:t xml:space="preserve">5.1, </w:t>
+            </w:r>
+            <w:r>
+              <w:rPr>
+                <w:rFonts w:ascii="Times New Roman" w:eastAsia="Times New Roman" w:hAnsi="Times New Roman" w:cs="Times New Roman"/>
                 <w:color w:val="FF0000"/>
                 <w:sz w:val="24"/>
               </w:rPr>
-              <w:t xml:space="preserve">1, </w:t>
+              <w:t xml:space="preserve">Ch 6; Ch 7; Ch 8; </w:t>
             </w:r>
             <w:r>
               <w:rPr>
@@ -8565,14 +8655,6 @@
                 <w:color w:val="FF0000"/>
                 <w:sz w:val="24"/>
               </w:rPr>
-              <w:t xml:space="preserve">Ch 6; Ch 7; Ch 8; </w:t>
-            </w:r>
-            <w:r>
-              <w:rPr>
-                <w:rFonts w:ascii="Times New Roman" w:eastAsia="Times New Roman" w:hAnsi="Times New Roman" w:cs="Times New Roman"/>
-                <w:color w:val="FF0000"/>
-                <w:sz w:val="24"/>
-              </w:rPr>
               <w:t>Ch 21; Ch 22</w:t>
             </w:r>
           </w:p>
@@ -8584,6 +8666,7 @@
                 <w:sz w:val="24"/>
               </w:rPr>
             </w:pPr>
+            <w:proofErr w:type="spellStart"/>
             <w:r>
               <w:rPr>
                 <w:rFonts w:ascii="Times New Roman" w:hAnsi="Times New Roman" w:cs="Times New Roman"/>
@@ -8592,6 +8675,7 @@
               </w:rPr>
               <w:t>Two_Quantitative_Variables_Plots</w:t>
             </w:r>
+            <w:proofErr w:type="spellEnd"/>
           </w:p>
           <w:p>
             <w:pPr>
@@ -8601,6 +8685,7 @@
                 <w:sz w:val="24"/>
               </w:rPr>
             </w:pPr>
+            <w:proofErr w:type="spellStart"/>
             <w:r>
               <w:rPr>
                 <w:rFonts w:ascii="Times New Roman" w:hAnsi="Times New Roman" w:cs="Times New Roman"/>
@@ -8609,6 +8694,7 @@
               </w:rPr>
               <w:t>Two_Quantitative_Variables_Linear_Regression</w:t>
             </w:r>
+            <w:proofErr w:type="spellEnd"/>
           </w:p>
           <w:p>
             <w:pPr>
@@ -8618,6 +8704,7 @@
                 <w:sz w:val="24"/>
               </w:rPr>
             </w:pPr>
+            <w:proofErr w:type="spellStart"/>
             <w:r>
               <w:rPr>
                 <w:rFonts w:ascii="Times New Roman" w:hAnsi="Times New Roman" w:cs="Times New Roman"/>
@@ -8626,6 +8713,7 @@
               </w:rPr>
               <w:t>Two_Quantitative_Variables_Statistics</w:t>
             </w:r>
+            <w:proofErr w:type="spellEnd"/>
           </w:p>
           <w:p>
             <w:pPr>
@@ -8635,6 +8723,7 @@
                 <w:sz w:val="24"/>
               </w:rPr>
             </w:pPr>
+            <w:proofErr w:type="spellStart"/>
             <w:r>
               <w:rPr>
                 <w:rFonts w:ascii="Times New Roman" w:hAnsi="Times New Roman" w:cs="Times New Roman"/>
@@ -8643,6 +8732,7 @@
               </w:rPr>
               <w:t>Multivariate_Plots</w:t>
             </w:r>
+            <w:proofErr w:type="spellEnd"/>
           </w:p>
           <w:p>
             <w:pPr>
@@ -8652,6 +8742,7 @@
                 <w:sz w:val="24"/>
               </w:rPr>
             </w:pPr>
+            <w:proofErr w:type="spellStart"/>
             <w:r>
               <w:rPr>
                 <w:rFonts w:ascii="Times New Roman" w:hAnsi="Times New Roman" w:cs="Times New Roman"/>
@@ -8660,6 +8751,7 @@
               </w:rPr>
               <w:t>Simulation_Inference_Two_Quantitative_Variables</w:t>
             </w:r>
+            <w:proofErr w:type="spellEnd"/>
           </w:p>
           <w:p>
             <w:pPr>
@@ -8669,6 +8761,7 @@
                 <w:sz w:val="24"/>
               </w:rPr>
             </w:pPr>
+            <w:proofErr w:type="spellStart"/>
             <w:r>
               <w:rPr>
                 <w:rFonts w:ascii="Times New Roman" w:hAnsi="Times New Roman" w:cs="Times New Roman"/>
@@ -8677,6 +8770,7 @@
               </w:rPr>
               <w:t>Theoretical_Inference_Two_Quantitative_Variables</w:t>
             </w:r>
+            <w:proofErr w:type="spellEnd"/>
           </w:p>
           <w:p>
             <w:pPr>
@@ -8726,7 +8820,7 @@
         </w:tc>
         <w:tc>
           <w:tcPr>
-            <w:tcW w:w="1615" w:type="dxa"/>
+            <w:tcW w:w="2785" w:type="dxa"/>
             <w:tcBorders>
               <w:top w:val="single" w:sz="4" w:space="0" w:color="000000"/>
               <w:left w:val="single" w:sz="4" w:space="0" w:color="000000"/>
@@ -8779,7 +8873,7 @@
         </w:trPr>
         <w:tc>
           <w:tcPr>
-            <w:tcW w:w="805" w:type="dxa"/>
+            <w:tcW w:w="1067" w:type="dxa"/>
             <w:tcBorders>
               <w:top w:val="single" w:sz="4" w:space="0" w:color="000000"/>
               <w:left w:val="single" w:sz="4" w:space="0" w:color="000000"/>
@@ -8809,7 +8903,7 @@
         </w:tc>
         <w:tc>
           <w:tcPr>
-            <w:tcW w:w="810" w:type="dxa"/>
+            <w:tcW w:w="1073" w:type="dxa"/>
             <w:tcBorders>
               <w:top w:val="single" w:sz="4" w:space="0" w:color="000000"/>
               <w:left w:val="single" w:sz="4" w:space="0" w:color="000000"/>
@@ -8838,7 +8932,7 @@
         </w:tc>
         <w:tc>
           <w:tcPr>
-            <w:tcW w:w="1980" w:type="dxa"/>
+            <w:tcW w:w="4155" w:type="dxa"/>
             <w:tcBorders>
               <w:top w:val="single" w:sz="4" w:space="0" w:color="000000"/>
               <w:left w:val="single" w:sz="4" w:space="0" w:color="000000"/>
@@ -8884,7 +8978,7 @@
         </w:tc>
         <w:tc>
           <w:tcPr>
-            <w:tcW w:w="5580" w:type="dxa"/>
+            <w:tcW w:w="5220" w:type="dxa"/>
             <w:tcBorders>
               <w:top w:val="single" w:sz="4" w:space="0" w:color="000000"/>
               <w:left w:val="single" w:sz="4" w:space="0" w:color="000000"/>
@@ -8904,7 +8998,7 @@
         </w:tc>
         <w:tc>
           <w:tcPr>
-            <w:tcW w:w="1615" w:type="dxa"/>
+            <w:tcW w:w="2785" w:type="dxa"/>
             <w:tcBorders>
               <w:top w:val="single" w:sz="4" w:space="0" w:color="000000"/>
               <w:left w:val="single" w:sz="4" w:space="0" w:color="000000"/>
@@ -8946,7 +9040,7 @@
         </w:trPr>
         <w:tc>
           <w:tcPr>
-            <w:tcW w:w="805" w:type="dxa"/>
+            <w:tcW w:w="1067" w:type="dxa"/>
             <w:tcBorders>
               <w:top w:val="single" w:sz="4" w:space="0" w:color="000000"/>
               <w:left w:val="single" w:sz="4" w:space="0" w:color="000000"/>
@@ -8967,7 +9061,7 @@
         </w:tc>
         <w:tc>
           <w:tcPr>
-            <w:tcW w:w="810" w:type="dxa"/>
+            <w:tcW w:w="1073" w:type="dxa"/>
             <w:tcBorders>
               <w:top w:val="single" w:sz="4" w:space="0" w:color="000000"/>
               <w:left w:val="single" w:sz="4" w:space="0" w:color="000000"/>
@@ -8996,7 +9090,7 @@
         </w:tc>
         <w:tc>
           <w:tcPr>
-            <w:tcW w:w="1980" w:type="dxa"/>
+            <w:tcW w:w="4155" w:type="dxa"/>
             <w:tcBorders>
               <w:top w:val="single" w:sz="4" w:space="0" w:color="000000"/>
               <w:left w:val="single" w:sz="4" w:space="0" w:color="000000"/>
@@ -9029,7 +9123,7 @@
         </w:tc>
         <w:tc>
           <w:tcPr>
-            <w:tcW w:w="5580" w:type="dxa"/>
+            <w:tcW w:w="5220" w:type="dxa"/>
             <w:tcBorders>
               <w:top w:val="single" w:sz="4" w:space="0" w:color="000000"/>
               <w:left w:val="single" w:sz="4" w:space="0" w:color="000000"/>
@@ -9050,7 +9144,7 @@
         </w:tc>
         <w:tc>
           <w:tcPr>
-            <w:tcW w:w="1615" w:type="dxa"/>
+            <w:tcW w:w="2785" w:type="dxa"/>
             <w:tcBorders>
               <w:top w:val="single" w:sz="4" w:space="0" w:color="000000"/>
               <w:left w:val="single" w:sz="4" w:space="0" w:color="000000"/>
@@ -9081,7 +9175,7 @@
         </w:trPr>
         <w:tc>
           <w:tcPr>
-            <w:tcW w:w="805" w:type="dxa"/>
+            <w:tcW w:w="1067" w:type="dxa"/>
             <w:tcBorders>
               <w:top w:val="single" w:sz="4" w:space="0" w:color="000000"/>
               <w:left w:val="single" w:sz="4" w:space="0" w:color="000000"/>
@@ -9111,7 +9205,7 @@
         </w:tc>
         <w:tc>
           <w:tcPr>
-            <w:tcW w:w="810" w:type="dxa"/>
+            <w:tcW w:w="1073" w:type="dxa"/>
             <w:tcBorders>
               <w:top w:val="single" w:sz="4" w:space="0" w:color="000000"/>
               <w:left w:val="single" w:sz="4" w:space="0" w:color="000000"/>
@@ -9140,7 +9234,7 @@
         </w:tc>
         <w:tc>
           <w:tcPr>
-            <w:tcW w:w="1980" w:type="dxa"/>
+            <w:tcW w:w="4155" w:type="dxa"/>
             <w:tcBorders>
               <w:top w:val="single" w:sz="4" w:space="0" w:color="000000"/>
               <w:left w:val="single" w:sz="4" w:space="0" w:color="000000"/>
@@ -9185,7 +9279,7 @@
         </w:tc>
         <w:tc>
           <w:tcPr>
-            <w:tcW w:w="5580" w:type="dxa"/>
+            <w:tcW w:w="5220" w:type="dxa"/>
             <w:tcBorders>
               <w:top w:val="single" w:sz="4" w:space="0" w:color="000000"/>
               <w:left w:val="single" w:sz="4" w:space="0" w:color="000000"/>
@@ -9205,7 +9299,7 @@
         </w:tc>
         <w:tc>
           <w:tcPr>
-            <w:tcW w:w="1615" w:type="dxa"/>
+            <w:tcW w:w="2785" w:type="dxa"/>
             <w:tcBorders>
               <w:top w:val="single" w:sz="4" w:space="0" w:color="000000"/>
               <w:left w:val="single" w:sz="4" w:space="0" w:color="000000"/>
@@ -9262,7 +9356,7 @@
         </w:trPr>
         <w:tc>
           <w:tcPr>
-            <w:tcW w:w="805" w:type="dxa"/>
+            <w:tcW w:w="1067" w:type="dxa"/>
             <w:tcBorders>
               <w:top w:val="single" w:sz="4" w:space="0" w:color="auto"/>
               <w:left w:val="single" w:sz="4" w:space="0" w:color="000000"/>
@@ -9283,7 +9377,7 @@
         </w:tc>
         <w:tc>
           <w:tcPr>
-            <w:tcW w:w="810" w:type="dxa"/>
+            <w:tcW w:w="1073" w:type="dxa"/>
             <w:tcBorders>
               <w:top w:val="single" w:sz="4" w:space="0" w:color="auto"/>
               <w:left w:val="single" w:sz="4" w:space="0" w:color="000000"/>
@@ -9312,7 +9406,7 @@
         </w:tc>
         <w:tc>
           <w:tcPr>
-            <w:tcW w:w="1980" w:type="dxa"/>
+            <w:tcW w:w="4155" w:type="dxa"/>
             <w:tcBorders>
               <w:top w:val="single" w:sz="4" w:space="0" w:color="auto"/>
               <w:left w:val="single" w:sz="4" w:space="0" w:color="000000"/>
@@ -9341,7 +9435,7 @@
         </w:tc>
         <w:tc>
           <w:tcPr>
-            <w:tcW w:w="5580" w:type="dxa"/>
+            <w:tcW w:w="5220" w:type="dxa"/>
             <w:tcBorders>
               <w:top w:val="single" w:sz="4" w:space="0" w:color="auto"/>
               <w:left w:val="single" w:sz="4" w:space="0" w:color="000000"/>
@@ -9361,7 +9455,7 @@
         </w:tc>
         <w:tc>
           <w:tcPr>
-            <w:tcW w:w="1615" w:type="dxa"/>
+            <w:tcW w:w="2785" w:type="dxa"/>
             <w:tcBorders>
               <w:top w:val="single" w:sz="4" w:space="0" w:color="auto"/>
               <w:left w:val="single" w:sz="4" w:space="0" w:color="000000"/>
@@ -9419,7 +9513,7 @@
         </w:trPr>
         <w:tc>
           <w:tcPr>
-            <w:tcW w:w="805" w:type="dxa"/>
+            <w:tcW w:w="1067" w:type="dxa"/>
             <w:tcBorders>
               <w:top w:val="single" w:sz="4" w:space="0" w:color="auto"/>
               <w:left w:val="single" w:sz="4" w:space="0" w:color="000000"/>
@@ -9440,7 +9534,7 @@
         </w:tc>
         <w:tc>
           <w:tcPr>
-            <w:tcW w:w="810" w:type="dxa"/>
+            <w:tcW w:w="1073" w:type="dxa"/>
             <w:tcBorders>
               <w:top w:val="single" w:sz="4" w:space="0" w:color="auto"/>
               <w:left w:val="single" w:sz="4" w:space="0" w:color="000000"/>
@@ -9469,7 +9563,7 @@
         </w:tc>
         <w:tc>
           <w:tcPr>
-            <w:tcW w:w="1980" w:type="dxa"/>
+            <w:tcW w:w="4155" w:type="dxa"/>
             <w:tcBorders>
               <w:top w:val="single" w:sz="4" w:space="0" w:color="auto"/>
               <w:left w:val="single" w:sz="4" w:space="0" w:color="000000"/>
@@ -9502,7 +9596,7 @@
         </w:tc>
         <w:tc>
           <w:tcPr>
-            <w:tcW w:w="5580" w:type="dxa"/>
+            <w:tcW w:w="5220" w:type="dxa"/>
             <w:tcBorders>
               <w:top w:val="single" w:sz="4" w:space="0" w:color="auto"/>
               <w:left w:val="single" w:sz="4" w:space="0" w:color="000000"/>
@@ -9522,7 +9616,7 @@
         </w:tc>
         <w:tc>
           <w:tcPr>
-            <w:tcW w:w="1615" w:type="dxa"/>
+            <w:tcW w:w="2785" w:type="dxa"/>
             <w:tcBorders>
               <w:top w:val="single" w:sz="4" w:space="0" w:color="auto"/>
               <w:left w:val="single" w:sz="4" w:space="0" w:color="000000"/>
@@ -9555,7 +9649,7 @@
         </w:trPr>
         <w:tc>
           <w:tcPr>
-            <w:tcW w:w="805" w:type="dxa"/>
+            <w:tcW w:w="1067" w:type="dxa"/>
             <w:tcBorders>
               <w:top w:val="double" w:sz="4" w:space="0" w:color="auto"/>
               <w:left w:val="single" w:sz="4" w:space="0" w:color="000000"/>
@@ -9585,7 +9679,7 @@
         </w:tc>
         <w:tc>
           <w:tcPr>
-            <w:tcW w:w="810" w:type="dxa"/>
+            <w:tcW w:w="1073" w:type="dxa"/>
             <w:tcBorders>
               <w:top w:val="double" w:sz="4" w:space="0" w:color="auto"/>
               <w:left w:val="single" w:sz="4" w:space="0" w:color="000000"/>
@@ -9614,7 +9708,7 @@
         </w:tc>
         <w:tc>
           <w:tcPr>
-            <w:tcW w:w="1980" w:type="dxa"/>
+            <w:tcW w:w="4155" w:type="dxa"/>
             <w:tcBorders>
               <w:top w:val="double" w:sz="4" w:space="0" w:color="auto"/>
               <w:left w:val="single" w:sz="4" w:space="0" w:color="000000"/>
@@ -9645,7 +9739,7 @@
         </w:tc>
         <w:tc>
           <w:tcPr>
-            <w:tcW w:w="5580" w:type="dxa"/>
+            <w:tcW w:w="5220" w:type="dxa"/>
             <w:tcBorders>
               <w:top w:val="double" w:sz="4" w:space="0" w:color="auto"/>
               <w:left w:val="single" w:sz="4" w:space="0" w:color="000000"/>
@@ -9665,7 +9759,7 @@
         </w:tc>
         <w:tc>
           <w:tcPr>
-            <w:tcW w:w="1615" w:type="dxa"/>
+            <w:tcW w:w="2785" w:type="dxa"/>
             <w:tcBorders>
               <w:top w:val="double" w:sz="4" w:space="0" w:color="auto"/>
               <w:left w:val="single" w:sz="4" w:space="0" w:color="000000"/>
@@ -9713,7 +9807,7 @@
         </w:trPr>
         <w:tc>
           <w:tcPr>
-            <w:tcW w:w="805" w:type="dxa"/>
+            <w:tcW w:w="1067" w:type="dxa"/>
             <w:tcBorders>
               <w:top w:val="single" w:sz="4" w:space="0" w:color="auto"/>
               <w:left w:val="single" w:sz="4" w:space="0" w:color="000000"/>
@@ -9734,7 +9828,7 @@
         </w:tc>
         <w:tc>
           <w:tcPr>
-            <w:tcW w:w="810" w:type="dxa"/>
+            <w:tcW w:w="1073" w:type="dxa"/>
             <w:tcBorders>
               <w:top w:val="single" w:sz="4" w:space="0" w:color="auto"/>
               <w:left w:val="single" w:sz="4" w:space="0" w:color="000000"/>
@@ -9763,7 +9857,7 @@
         </w:tc>
         <w:tc>
           <w:tcPr>
-            <w:tcW w:w="1980" w:type="dxa"/>
+            <w:tcW w:w="4155" w:type="dxa"/>
             <w:tcBorders>
               <w:top w:val="single" w:sz="4" w:space="0" w:color="auto"/>
               <w:left w:val="single" w:sz="4" w:space="0" w:color="000000"/>
@@ -9796,7 +9890,7 @@
         </w:tc>
         <w:tc>
           <w:tcPr>
-            <w:tcW w:w="5580" w:type="dxa"/>
+            <w:tcW w:w="5220" w:type="dxa"/>
             <w:tcBorders>
               <w:top w:val="single" w:sz="4" w:space="0" w:color="auto"/>
               <w:left w:val="single" w:sz="4" w:space="0" w:color="000000"/>
@@ -9816,7 +9910,7 @@
         </w:tc>
         <w:tc>
           <w:tcPr>
-            <w:tcW w:w="1615" w:type="dxa"/>
+            <w:tcW w:w="2785" w:type="dxa"/>
             <w:tcBorders>
               <w:top w:val="single" w:sz="4" w:space="0" w:color="auto"/>
               <w:left w:val="single" w:sz="4" w:space="0" w:color="000000"/>
@@ -9846,7 +9940,7 @@
         </w:trPr>
         <w:tc>
           <w:tcPr>
-            <w:tcW w:w="805" w:type="dxa"/>
+            <w:tcW w:w="1067" w:type="dxa"/>
             <w:tcBorders>
               <w:top w:val="single" w:sz="4" w:space="0" w:color="auto"/>
               <w:left w:val="single" w:sz="4" w:space="0" w:color="000000"/>
@@ -9867,7 +9961,7 @@
         </w:tc>
         <w:tc>
           <w:tcPr>
-            <w:tcW w:w="810" w:type="dxa"/>
+            <w:tcW w:w="1073" w:type="dxa"/>
             <w:tcBorders>
               <w:top w:val="single" w:sz="4" w:space="0" w:color="auto"/>
               <w:left w:val="single" w:sz="4" w:space="0" w:color="000000"/>
@@ -9896,7 +9990,7 @@
         </w:tc>
         <w:tc>
           <w:tcPr>
-            <w:tcW w:w="1980" w:type="dxa"/>
+            <w:tcW w:w="4155" w:type="dxa"/>
             <w:tcBorders>
               <w:top w:val="single" w:sz="4" w:space="0" w:color="auto"/>
               <w:left w:val="single" w:sz="4" w:space="0" w:color="000000"/>
@@ -9938,7 +10032,7 @@
         </w:tc>
         <w:tc>
           <w:tcPr>
-            <w:tcW w:w="5580" w:type="dxa"/>
+            <w:tcW w:w="5220" w:type="dxa"/>
             <w:tcBorders>
               <w:top w:val="single" w:sz="4" w:space="0" w:color="auto"/>
               <w:left w:val="single" w:sz="4" w:space="0" w:color="000000"/>
@@ -9958,7 +10052,7 @@
         </w:tc>
         <w:tc>
           <w:tcPr>
-            <w:tcW w:w="1615" w:type="dxa"/>
+            <w:tcW w:w="2785" w:type="dxa"/>
             <w:tcBorders>
               <w:top w:val="single" w:sz="4" w:space="0" w:color="auto"/>
               <w:left w:val="single" w:sz="4" w:space="0" w:color="000000"/>
@@ -9988,7 +10082,7 @@
         </w:trPr>
         <w:tc>
           <w:tcPr>
-            <w:tcW w:w="805" w:type="dxa"/>
+            <w:tcW w:w="1067" w:type="dxa"/>
             <w:tcBorders>
               <w:top w:val="double" w:sz="4" w:space="0" w:color="000000"/>
               <w:left w:val="single" w:sz="4" w:space="0" w:color="000000"/>
@@ -10018,7 +10112,7 @@
         </w:tc>
         <w:tc>
           <w:tcPr>
-            <w:tcW w:w="810" w:type="dxa"/>
+            <w:tcW w:w="1073" w:type="dxa"/>
             <w:tcBorders>
               <w:top w:val="double" w:sz="4" w:space="0" w:color="000000"/>
               <w:left w:val="single" w:sz="4" w:space="0" w:color="000000"/>
@@ -10039,7 +10133,7 @@
         </w:tc>
         <w:tc>
           <w:tcPr>
-            <w:tcW w:w="1980" w:type="dxa"/>
+            <w:tcW w:w="4155" w:type="dxa"/>
             <w:tcBorders>
               <w:top w:val="double" w:sz="4" w:space="0" w:color="000000"/>
               <w:left w:val="single" w:sz="4" w:space="0" w:color="000000"/>
@@ -10082,7 +10176,7 @@
         </w:tc>
         <w:tc>
           <w:tcPr>
-            <w:tcW w:w="5580" w:type="dxa"/>
+            <w:tcW w:w="5220" w:type="dxa"/>
             <w:tcBorders>
               <w:top w:val="double" w:sz="4" w:space="0" w:color="000000"/>
               <w:left w:val="single" w:sz="4" w:space="0" w:color="000000"/>
@@ -10102,7 +10196,7 @@
         </w:tc>
         <w:tc>
           <w:tcPr>
-            <w:tcW w:w="1615" w:type="dxa"/>
+            <w:tcW w:w="2785" w:type="dxa"/>
             <w:tcBorders>
               <w:top w:val="double" w:sz="4" w:space="0" w:color="000000"/>
               <w:left w:val="single" w:sz="4" w:space="0" w:color="000000"/>
@@ -10142,8 +10236,8 @@
       </w:pPr>
     </w:p>
     <w:sectPr>
-      <w:pgSz w:w="12240" w:h="15840"/>
-      <w:pgMar w:top="720" w:right="720" w:bottom="900" w:left="720" w:header="720" w:footer="720" w:gutter="0"/>
+      <w:pgSz w:w="15840" w:h="12240" w:orient="landscape"/>
+      <w:pgMar w:top="720" w:right="720" w:bottom="720" w:left="900" w:header="720" w:footer="720" w:gutter="0"/>
       <w:cols w:space="720"/>
       <w:docGrid w:linePitch="299"/>
     </w:sectPr>
@@ -13083,6 +13177,7 @@
   <w:style w:type="character" w:default="1" w:styleId="DefaultParagraphFont">
     <w:name w:val="Default Paragraph Font"/>
     <w:uiPriority w:val="1"/>
+    <w:semiHidden/>
     <w:unhideWhenUsed/>
   </w:style>
   <w:style w:type="table" w:default="1" w:styleId="TableNormal">
@@ -13544,15 +13639,6 @@
 </file>
 
 <file path=customXml/item2.xml><?xml version="1.0" encoding="utf-8"?>
-<?mso-contentType ?>
-<FormTemplates xmlns="http://schemas.microsoft.com/sharepoint/v3/contenttype/forms">
-  <Display>DocumentLibraryForm</Display>
-  <Edit>DocumentLibraryForm</Edit>
-  <New>DocumentLibraryForm</New>
-</FormTemplates>
-</file>
-
-<file path=customXml/item3.xml><?xml version="1.0" encoding="utf-8"?>
 <ct:contentTypeSchema xmlns:ct="http://schemas.microsoft.com/office/2006/metadata/contentType" xmlns:ma="http://schemas.microsoft.com/office/2006/metadata/properties/metaAttributes" ct:_="" ma:_="" ma:contentTypeName="Document" ma:contentTypeID="0x010100CC03F583B8FC7D479BB917DCC50A759A" ma:contentTypeVersion="2" ma:contentTypeDescription="Create a new document." ma:contentTypeScope="" ma:versionID="a416b87cb6da220f553d25b31c6d1561">
   <xsd:schema xmlns:xsd="http://www.w3.org/2001/XMLSchema" xmlns:xs="http://www.w3.org/2001/XMLSchema" xmlns:p="http://schemas.microsoft.com/office/2006/metadata/properties" xmlns:ns2="7a494ea9-5c76-4b6d-9fd1-0b14ddec65d9" targetNamespace="http://schemas.microsoft.com/office/2006/metadata/properties" ma:root="true" ma:fieldsID="5848f5ec45c4ce39acac4a9febeb8d96" ns2:_="">
     <xsd:import namespace="7a494ea9-5c76-4b6d-9fd1-0b14ddec65d9"/>
@@ -13684,6 +13770,15 @@
 </ct:contentTypeSchema>
 </file>
 
+<file path=customXml/item3.xml><?xml version="1.0" encoding="utf-8"?>
+<?mso-contentType ?>
+<FormTemplates xmlns="http://schemas.microsoft.com/sharepoint/v3/contenttype/forms">
+  <Display>DocumentLibraryForm</Display>
+  <Edit>DocumentLibraryForm</Edit>
+  <New>DocumentLibraryForm</New>
+</FormTemplates>
+</file>
+
 <file path=customXml/itemProps1.xml><?xml version="1.0" encoding="utf-8"?>
 <ds:datastoreItem xmlns:ds="http://schemas.openxmlformats.org/officeDocument/2006/customXml" ds:itemID="{36ACC8F3-6E63-4670-B73D-DE1280E8DB8D}">
   <ds:schemaRefs>
@@ -13694,14 +13789,6 @@
 </file>
 
 <file path=customXml/itemProps2.xml><?xml version="1.0" encoding="utf-8"?>
-<ds:datastoreItem xmlns:ds="http://schemas.openxmlformats.org/officeDocument/2006/customXml" ds:itemID="{73898C2B-C96D-434F-A1B6-6069F656FA6D}">
-  <ds:schemaRefs>
-    <ds:schemaRef ds:uri="http://schemas.microsoft.com/sharepoint/v3/contenttype/forms"/>
-  </ds:schemaRefs>
-</ds:datastoreItem>
-</file>
-
-<file path=customXml/itemProps3.xml><?xml version="1.0" encoding="utf-8"?>
 <ds:datastoreItem xmlns:ds="http://schemas.openxmlformats.org/officeDocument/2006/customXml" ds:itemID="{F5239868-B096-4B81-8FD1-0516D39E2D56}">
   <ds:schemaRefs>
     <ds:schemaRef ds:uri="http://schemas.microsoft.com/office/2006/metadata/contentType"/>
@@ -13717,4 +13804,12 @@
     <ds:schemaRef ds:uri="http://schemas.microsoft.com/internal/obd"/>
   </ds:schemaRefs>
 </ds:datastoreItem>
+</file>
+
+<file path=customXml/itemProps3.xml><?xml version="1.0" encoding="utf-8"?>
+<ds:datastoreItem xmlns:ds="http://schemas.openxmlformats.org/officeDocument/2006/customXml" ds:itemID="{73898C2B-C96D-434F-A1B6-6069F656FA6D}">
+  <ds:schemaRefs>
+    <ds:schemaRef ds:uri="http://schemas.microsoft.com/sharepoint/v3/contenttype/forms"/>
+  </ds:schemaRefs>
+</ds:datastoreItem>
 </file>
--- a/calendars/F26-Stat216_Calendar.docx
+++ b/calendars/F26-Stat216_Calendar.docx
@@ -1,6 +1,6 @@
 
 <file path=word/document.xml><?xml version="1.0" encoding="utf-8"?>
-<w:document xmlns:wpc="http://schemas.microsoft.com/office/word/2010/wordprocessingCanvas" xmlns:cx="http://schemas.microsoft.com/office/drawing/2014/chartex" xmlns:cx1="http://schemas.microsoft.com/office/drawing/2015/9/8/chartex" xmlns:cx2="http://schemas.microsoft.com/office/drawing/2015/10/21/chartex" xmlns:cx3="http://schemas.microsoft.com/office/drawing/2016/5/9/chartex" xmlns:cx4="http://schemas.microsoft.com/office/drawing/2016/5/10/chartex" xmlns:cx5="http://schemas.microsoft.com/office/drawing/2016/5/11/chartex" xmlns:cx6="http://schemas.microsoft.com/office/drawing/2016/5/12/chartex" xmlns:cx7="http://schemas.microsoft.com/office/drawing/2016/5/13/chartex" xmlns:cx8="http://schemas.microsoft.com/office/drawing/2016/5/14/chartex" xmlns:mc="http://schemas.openxmlformats.org/markup-compatibility/2006" xmlns:aink="http://schemas.microsoft.com/office/drawing/2016/ink" xmlns:am3d="http://schemas.microsoft.com/office/drawing/2017/model3d" xmlns:o="urn:schemas-microsoft-com:office:office" xmlns:oel="http://schemas.microsoft.com/office/2019/extlst" xmlns:r="http://schemas.openxmlformats.org/officeDocument/2006/relationships" xmlns:m="http://schemas.openxmlformats.org/officeDocument/2006/math" xmlns:v="urn:schemas-microsoft-com:vml" xmlns:wp14="http://schemas.microsoft.com/office/word/2010/wordprocessingDrawing" xmlns:wp="http://schemas.openxmlformats.org/drawingml/2006/wordprocessingDrawing" xmlns:w10="urn:schemas-microsoft-com:office:word" xmlns:w="http://schemas.openxmlformats.org/wordprocessingml/2006/main" xmlns:w14="http://schemas.microsoft.com/office/word/2010/wordml" xmlns:w15="http://schemas.microsoft.com/office/word/2012/wordml" xmlns:w16cei="http://schemas.microsoft.com/office/word/2026/wordml/cei" xmlns:w16cex="http://schemas.microsoft.com/office/word/2018/wordml/cex" xmlns:w16cid="http://schemas.microsoft.com/office/word/2016/wordml/cid" xmlns:w16="http://schemas.microsoft.com/office/word/2018/wordml" xmlns:w16du="http://schemas.microsoft.com/office/word/2023/wordml/word16du" xmlns:w16sdtdh="http://schemas.microsoft.com/office/word/2020/wordml/sdtdatahash" xmlns:w16sdtfl="http://schemas.microsoft.com/office/word/2024/wordml/sdtformatlock" xmlns:w16se="http://schemas.microsoft.com/office/word/2015/wordml/symex" xmlns:wpg="http://schemas.microsoft.com/office/word/2010/wordprocessingGroup" xmlns:wpi="http://schemas.microsoft.com/office/word/2010/wordprocessingInk" xmlns:wne="http://schemas.microsoft.com/office/word/2006/wordml" xmlns:wps="http://schemas.microsoft.com/office/word/2010/wordprocessingShape" mc:Ignorable="w14 w15 w16se w16cid w16 w16cex w16sdtdh w16sdtfl w16du wp14">
+<w:document xmlns:wpc="http://schemas.microsoft.com/office/word/2010/wordprocessingCanvas" xmlns:cx="http://schemas.microsoft.com/office/drawing/2014/chartex" xmlns:cx1="http://schemas.microsoft.com/office/drawing/2015/9/8/chartex" xmlns:cx2="http://schemas.microsoft.com/office/drawing/2015/10/21/chartex" xmlns:cx3="http://schemas.microsoft.com/office/drawing/2016/5/9/chartex" xmlns:cx4="http://schemas.microsoft.com/office/drawing/2016/5/10/chartex" xmlns:cx5="http://schemas.microsoft.com/office/drawing/2016/5/11/chartex" xmlns:cx6="http://schemas.microsoft.com/office/drawing/2016/5/12/chartex" xmlns:cx7="http://schemas.microsoft.com/office/drawing/2016/5/13/chartex" xmlns:cx8="http://schemas.microsoft.com/office/drawing/2016/5/14/chartex" xmlns:mc="http://schemas.openxmlformats.org/markup-compatibility/2006" xmlns:aink="http://schemas.microsoft.com/office/drawing/2016/ink" xmlns:am3d="http://schemas.microsoft.com/office/drawing/2017/model3d" xmlns:o="urn:schemas-microsoft-com:office:office" xmlns:oel="http://schemas.microsoft.com/office/2019/extlst" xmlns:r="http://schemas.openxmlformats.org/officeDocument/2006/relationships" xmlns:m="http://schemas.openxmlformats.org/officeDocument/2006/math" xmlns:v="urn:schemas-microsoft-com:vml" xmlns:wp14="http://schemas.microsoft.com/office/word/2010/wordprocessingDrawing" xmlns:wp="http://schemas.openxmlformats.org/drawingml/2006/wordprocessingDrawing" xmlns:w10="urn:schemas-microsoft-com:office:word" xmlns:w="http://schemas.openxmlformats.org/wordprocessingml/2006/main" xmlns:w14="http://schemas.microsoft.com/office/word/2010/wordml" xmlns:w15="http://schemas.microsoft.com/office/word/2012/wordml" xmlns:w16cex="http://schemas.microsoft.com/office/word/2018/wordml/cex" xmlns:w16cid="http://schemas.microsoft.com/office/word/2016/wordml/cid" xmlns:w16="http://schemas.microsoft.com/office/word/2018/wordml" xmlns:w16du="http://schemas.microsoft.com/office/word/2023/wordml/word16du" xmlns:w16sdtdh="http://schemas.microsoft.com/office/word/2020/wordml/sdtdatahash" xmlns:w16sdtfl="http://schemas.microsoft.com/office/word/2024/wordml/sdtformatlock" xmlns:w16se="http://schemas.microsoft.com/office/word/2015/wordml/symex" xmlns:wpg="http://schemas.microsoft.com/office/word/2010/wordprocessingGroup" xmlns:wpi="http://schemas.microsoft.com/office/word/2010/wordprocessingInk" xmlns:wne="http://schemas.microsoft.com/office/word/2006/wordml" xmlns:wps="http://schemas.microsoft.com/office/word/2010/wordprocessingShape" mc:Ignorable="w14 w15 w16se w16cid w16 w16cex w16sdtdh w16sdtfl w16du wp14">
   <w:body>
     <w:p>
       <w:pPr>
@@ -152,20 +152,8 @@
           <w:sz w:val="24"/>
           <w:szCs w:val="24"/>
         </w:rPr>
-        <w:t xml:space="preserve"> </w:t>
+        <w:t xml:space="preserve"> Gradescope</w:t>
       </w:r>
-      <w:proofErr w:type="spellStart"/>
-      <w:r>
-        <w:rPr>
-          <w:rFonts w:ascii="Times New Roman" w:hAnsi="Times New Roman" w:cs="Times New Roman"/>
-          <w:i/>
-          <w:iCs/>
-          <w:sz w:val="24"/>
-          <w:szCs w:val="24"/>
-        </w:rPr>
-        <w:t>Gradescope</w:t>
-      </w:r>
-      <w:proofErr w:type="spellEnd"/>
     </w:p>
     <w:p>
       <w:pPr>
@@ -211,18 +199,8 @@
           <w:sz w:val="24"/>
           <w:szCs w:val="24"/>
         </w:rPr>
-        <w:t xml:space="preserve"> due at the beginning of </w:t>
+        <w:t xml:space="preserve"> due at the beginning of class</w:t>
       </w:r>
-      <w:proofErr w:type="gramStart"/>
-      <w:r>
-        <w:rPr>
-          <w:rFonts w:ascii="Times New Roman" w:eastAsia="Times New Roman" w:hAnsi="Times New Roman" w:cs="Times New Roman"/>
-          <w:sz w:val="24"/>
-          <w:szCs w:val="24"/>
-        </w:rPr>
-        <w:t>class</w:t>
-      </w:r>
-      <w:proofErr w:type="gramEnd"/>
       <w:r>
         <w:rPr>
           <w:rFonts w:ascii="Times New Roman" w:eastAsia="Times New Roman" w:hAnsi="Times New Roman" w:cs="Times New Roman"/>
@@ -1163,7 +1141,6 @@
                 <w:szCs w:val="24"/>
               </w:rPr>
             </w:pPr>
-            <w:proofErr w:type="spellStart"/>
             <w:r>
               <w:rPr>
                 <w:rFonts w:ascii="Times New Roman" w:hAnsi="Times New Roman" w:cs="Times New Roman"/>
@@ -1173,7 +1150,6 @@
               </w:rPr>
               <w:t>Data_Basics</w:t>
             </w:r>
-            <w:proofErr w:type="spellEnd"/>
           </w:p>
           <w:p>
             <w:pPr>
@@ -1736,7 +1712,6 @@
                 <w:sz w:val="24"/>
               </w:rPr>
             </w:pPr>
-            <w:proofErr w:type="spellStart"/>
             <w:r>
               <w:rPr>
                 <w:rFonts w:ascii="Times New Roman" w:eastAsia="Times New Roman" w:hAnsi="Times New Roman" w:cs="Times New Roman"/>
@@ -1745,7 +1720,6 @@
               </w:rPr>
               <w:t>One_Categorical_Variable_EDA</w:t>
             </w:r>
-            <w:proofErr w:type="spellEnd"/>
           </w:p>
           <w:p>
             <w:pPr>
@@ -1756,7 +1730,6 @@
                 <w:sz w:val="24"/>
               </w:rPr>
             </w:pPr>
-            <w:proofErr w:type="spellStart"/>
             <w:r>
               <w:rPr>
                 <w:rFonts w:ascii="Times New Roman" w:eastAsia="Times New Roman" w:hAnsi="Times New Roman" w:cs="Times New Roman"/>
@@ -1765,7 +1738,6 @@
               </w:rPr>
               <w:t>Hypothesis_Testing</w:t>
             </w:r>
-            <w:proofErr w:type="spellEnd"/>
           </w:p>
           <w:p>
             <w:pPr>
@@ -1776,7 +1748,6 @@
                 <w:sz w:val="24"/>
               </w:rPr>
             </w:pPr>
-            <w:proofErr w:type="spellStart"/>
             <w:r>
               <w:rPr>
                 <w:rFonts w:ascii="Times New Roman" w:eastAsia="Times New Roman" w:hAnsi="Times New Roman" w:cs="Times New Roman"/>
@@ -1785,7 +1756,6 @@
               </w:rPr>
               <w:t>Simulation_Tests_One_Categorical_Variable</w:t>
             </w:r>
-            <w:proofErr w:type="spellEnd"/>
           </w:p>
           <w:p>
             <w:pPr>
@@ -1796,7 +1766,6 @@
                 <w:sz w:val="24"/>
               </w:rPr>
             </w:pPr>
-            <w:proofErr w:type="spellStart"/>
             <w:r>
               <w:rPr>
                 <w:rFonts w:ascii="Times New Roman" w:eastAsia="Times New Roman" w:hAnsi="Times New Roman" w:cs="Times New Roman"/>
@@ -1805,7 +1774,6 @@
               </w:rPr>
               <w:t>Confidence_Intervals</w:t>
             </w:r>
-            <w:proofErr w:type="spellEnd"/>
           </w:p>
           <w:p>
             <w:pPr>
@@ -1815,7 +1783,6 @@
                 <w:sz w:val="24"/>
               </w:rPr>
             </w:pPr>
-            <w:proofErr w:type="spellStart"/>
             <w:r>
               <w:rPr>
                 <w:rFonts w:ascii="Times New Roman" w:eastAsia="Times New Roman" w:hAnsi="Times New Roman" w:cs="Times New Roman"/>
@@ -1824,7 +1791,6 @@
               </w:rPr>
               <w:t>Bootstrap_Intervals_One_Categorical_Variable</w:t>
             </w:r>
-            <w:proofErr w:type="spellEnd"/>
           </w:p>
           <w:p>
             <w:pPr>
@@ -2677,7 +2643,6 @@
                 <w:sz w:val="24"/>
               </w:rPr>
             </w:pPr>
-            <w:proofErr w:type="spellStart"/>
             <w:r>
               <w:rPr>
                 <w:rFonts w:ascii="Times New Roman" w:eastAsia="Times New Roman" w:hAnsi="Times New Roman" w:cs="Times New Roman"/>
@@ -2686,7 +2651,6 @@
               </w:rPr>
               <w:t>Theory_Based_Inference</w:t>
             </w:r>
-            <w:proofErr w:type="spellEnd"/>
           </w:p>
           <w:p>
             <w:pPr>
@@ -2696,7 +2660,6 @@
                 <w:sz w:val="24"/>
               </w:rPr>
             </w:pPr>
-            <w:proofErr w:type="spellStart"/>
             <w:r>
               <w:rPr>
                 <w:rFonts w:ascii="Times New Roman" w:eastAsia="Times New Roman" w:hAnsi="Times New Roman" w:cs="Times New Roman"/>
@@ -2705,7 +2668,6 @@
               </w:rPr>
               <w:t>Theoretical_Tests_One_Categorical_Variable</w:t>
             </w:r>
-            <w:proofErr w:type="spellEnd"/>
           </w:p>
           <w:p>
             <w:pPr>
@@ -2715,7 +2677,6 @@
                 <w:sz w:val="24"/>
               </w:rPr>
             </w:pPr>
-            <w:proofErr w:type="spellStart"/>
             <w:r>
               <w:rPr>
                 <w:rFonts w:ascii="Times New Roman" w:eastAsia="Times New Roman" w:hAnsi="Times New Roman" w:cs="Times New Roman"/>
@@ -2725,7 +2686,6 @@
               <w:lastRenderedPageBreak/>
               <w:t>Theoretical_Intervals_One_Categorical_Variable</w:t>
             </w:r>
-            <w:proofErr w:type="spellEnd"/>
           </w:p>
           <w:p>
             <w:pPr>
@@ -3959,7 +3919,6 @@
                 <w:sz w:val="24"/>
               </w:rPr>
             </w:pPr>
-            <w:proofErr w:type="spellStart"/>
             <w:r>
               <w:rPr>
                 <w:rFonts w:ascii="Times New Roman" w:hAnsi="Times New Roman" w:cs="Times New Roman"/>
@@ -3968,7 +3927,6 @@
               </w:rPr>
               <w:t>One_Quantitative_Variable_Statistics</w:t>
             </w:r>
-            <w:proofErr w:type="spellEnd"/>
           </w:p>
           <w:p>
             <w:pPr>
@@ -3978,7 +3936,6 @@
                 <w:sz w:val="24"/>
               </w:rPr>
             </w:pPr>
-            <w:proofErr w:type="spellStart"/>
             <w:r>
               <w:rPr>
                 <w:rFonts w:ascii="Times New Roman" w:hAnsi="Times New Roman" w:cs="Times New Roman"/>
@@ -3987,7 +3944,6 @@
               </w:rPr>
               <w:t>One_Quantitative_Variable_Plots</w:t>
             </w:r>
-            <w:proofErr w:type="spellEnd"/>
           </w:p>
           <w:p>
             <w:pPr>
@@ -3997,7 +3953,6 @@
                 <w:sz w:val="24"/>
               </w:rPr>
             </w:pPr>
-            <w:proofErr w:type="spellStart"/>
             <w:r>
               <w:rPr>
                 <w:rFonts w:ascii="Times New Roman" w:hAnsi="Times New Roman" w:cs="Times New Roman"/>
@@ -4006,7 +3961,6 @@
               </w:rPr>
               <w:t>Simulation_Tests_One_Quantitative_Variable</w:t>
             </w:r>
-            <w:proofErr w:type="spellEnd"/>
           </w:p>
           <w:p>
             <w:pPr>
@@ -4017,7 +3971,6 @@
                 <w:sz w:val="24"/>
               </w:rPr>
             </w:pPr>
-            <w:proofErr w:type="spellStart"/>
             <w:r>
               <w:rPr>
                 <w:rFonts w:ascii="Times New Roman" w:hAnsi="Times New Roman" w:cs="Times New Roman"/>
@@ -4026,7 +3979,6 @@
               </w:rPr>
               <w:t>Bootstrap_Intervals_One_Quantitative_Variable</w:t>
             </w:r>
-            <w:proofErr w:type="spellEnd"/>
           </w:p>
           <w:p>
             <w:pPr>
@@ -4431,7 +4383,6 @@
                 <w:szCs w:val="24"/>
               </w:rPr>
             </w:pPr>
-            <w:proofErr w:type="spellStart"/>
             <w:r>
               <w:rPr>
                 <w:rFonts w:ascii="Times New Roman" w:hAnsi="Times New Roman" w:cs="Times New Roman"/>
@@ -4441,7 +4392,6 @@
               </w:rPr>
               <w:t>Theoretical_Tests_One_Quantitative_Variable</w:t>
             </w:r>
-            <w:proofErr w:type="spellEnd"/>
           </w:p>
           <w:p>
             <w:pPr>
@@ -4452,7 +4402,6 @@
                 <w:szCs w:val="24"/>
               </w:rPr>
             </w:pPr>
-            <w:proofErr w:type="spellStart"/>
             <w:r>
               <w:rPr>
                 <w:rFonts w:ascii="Times New Roman" w:hAnsi="Times New Roman" w:cs="Times New Roman"/>
@@ -4462,7 +4411,6 @@
               </w:rPr>
               <w:t>Theoretical_Intervals_One_Quantitative_Variable</w:t>
             </w:r>
-            <w:proofErr w:type="spellEnd"/>
           </w:p>
           <w:p>
             <w:pPr>
@@ -4473,7 +4421,6 @@
                 <w:szCs w:val="24"/>
               </w:rPr>
             </w:pPr>
-            <w:proofErr w:type="spellStart"/>
             <w:r>
               <w:rPr>
                 <w:rFonts w:ascii="Times New Roman" w:hAnsi="Times New Roman" w:cs="Times New Roman"/>
@@ -4483,7 +4430,6 @@
               </w:rPr>
               <w:t>Errors_Power</w:t>
             </w:r>
-            <w:proofErr w:type="spellEnd"/>
           </w:p>
           <w:p>
             <w:pPr>
@@ -5174,7 +5120,6 @@
                 <w:szCs w:val="24"/>
               </w:rPr>
             </w:pPr>
-            <w:proofErr w:type="spellStart"/>
             <w:r>
               <w:rPr>
                 <w:rFonts w:ascii="Times New Roman" w:hAnsi="Times New Roman" w:cs="Times New Roman"/>
@@ -5184,7 +5129,6 @@
               </w:rPr>
               <w:t>Variable_Roles</w:t>
             </w:r>
-            <w:proofErr w:type="spellEnd"/>
           </w:p>
           <w:p>
             <w:pPr>
@@ -5195,7 +5139,6 @@
                 <w:szCs w:val="24"/>
               </w:rPr>
             </w:pPr>
-            <w:proofErr w:type="spellStart"/>
             <w:r>
               <w:rPr>
                 <w:rFonts w:ascii="Times New Roman" w:hAnsi="Times New Roman" w:cs="Times New Roman"/>
@@ -5205,7 +5148,6 @@
               </w:rPr>
               <w:t>Study_Design</w:t>
             </w:r>
-            <w:proofErr w:type="spellEnd"/>
           </w:p>
           <w:p>
             <w:pPr>
@@ -5216,7 +5158,6 @@
                 <w:szCs w:val="24"/>
               </w:rPr>
             </w:pPr>
-            <w:proofErr w:type="spellStart"/>
             <w:r>
               <w:rPr>
                 <w:rFonts w:ascii="Times New Roman" w:hAnsi="Times New Roman" w:cs="Times New Roman"/>
@@ -5226,7 +5167,6 @@
               </w:rPr>
               <w:t>Two_Categorical_Variables_Statistics</w:t>
             </w:r>
-            <w:proofErr w:type="spellEnd"/>
           </w:p>
           <w:p>
             <w:pPr>
@@ -5237,7 +5177,6 @@
                 <w:szCs w:val="24"/>
               </w:rPr>
             </w:pPr>
-            <w:proofErr w:type="spellStart"/>
             <w:r>
               <w:rPr>
                 <w:rFonts w:ascii="Times New Roman" w:hAnsi="Times New Roman" w:cs="Times New Roman"/>
@@ -5247,7 +5186,6 @@
               </w:rPr>
               <w:t>Two_Categorical_Variables_Plots</w:t>
             </w:r>
-            <w:proofErr w:type="spellEnd"/>
           </w:p>
           <w:p>
             <w:pPr>
@@ -5258,7 +5196,6 @@
                 <w:szCs w:val="24"/>
               </w:rPr>
             </w:pPr>
-            <w:proofErr w:type="spellStart"/>
             <w:r>
               <w:rPr>
                 <w:rFonts w:ascii="Times New Roman" w:hAnsi="Times New Roman" w:cs="Times New Roman"/>
@@ -5268,7 +5205,6 @@
               </w:rPr>
               <w:t>Simulation_Tests_Two_Categorical_Variables</w:t>
             </w:r>
-            <w:proofErr w:type="spellEnd"/>
           </w:p>
           <w:p>
             <w:pPr>
@@ -5279,7 +5215,6 @@
                 <w:szCs w:val="24"/>
               </w:rPr>
             </w:pPr>
-            <w:proofErr w:type="spellStart"/>
             <w:r>
               <w:rPr>
                 <w:rFonts w:ascii="Times New Roman" w:hAnsi="Times New Roman" w:cs="Times New Roman"/>
@@ -5290,7 +5225,6 @@
               <w:lastRenderedPageBreak/>
               <w:t>Bootstrap_Intervals_Two_Categorical_Variables</w:t>
             </w:r>
-            <w:proofErr w:type="spellEnd"/>
           </w:p>
           <w:p>
             <w:pPr>
@@ -5301,7 +5235,6 @@
                 <w:szCs w:val="24"/>
               </w:rPr>
             </w:pPr>
-            <w:proofErr w:type="spellStart"/>
             <w:r>
               <w:rPr>
                 <w:rFonts w:ascii="Times New Roman" w:hAnsi="Times New Roman" w:cs="Times New Roman"/>
@@ -5311,7 +5244,6 @@
               </w:rPr>
               <w:t>Relative_Risk</w:t>
             </w:r>
-            <w:proofErr w:type="spellEnd"/>
           </w:p>
           <w:p>
             <w:pPr>
@@ -5969,7 +5901,6 @@
                 <w:sz w:val="24"/>
               </w:rPr>
             </w:pPr>
-            <w:proofErr w:type="spellStart"/>
             <w:r>
               <w:rPr>
                 <w:rFonts w:ascii="Times New Roman" w:hAnsi="Times New Roman" w:cs="Times New Roman"/>
@@ -5978,7 +5909,6 @@
               </w:rPr>
               <w:t>Theoretical_Tests_Two_Categorical_Variables</w:t>
             </w:r>
-            <w:proofErr w:type="spellEnd"/>
           </w:p>
           <w:p>
             <w:pPr>
@@ -5988,7 +5918,6 @@
                 <w:sz w:val="24"/>
               </w:rPr>
             </w:pPr>
-            <w:proofErr w:type="spellStart"/>
             <w:r>
               <w:rPr>
                 <w:rFonts w:ascii="Times New Roman" w:hAnsi="Times New Roman" w:cs="Times New Roman"/>
@@ -5997,7 +5926,6 @@
               </w:rPr>
               <w:t>Theoretical_Intervals_Two_Categorical_Variables</w:t>
             </w:r>
-            <w:proofErr w:type="spellEnd"/>
           </w:p>
           <w:p>
             <w:pPr>
@@ -7119,7 +7047,6 @@
                 <w:szCs w:val="20"/>
               </w:rPr>
             </w:pPr>
-            <w:proofErr w:type="spellStart"/>
             <w:r>
               <w:rPr>
                 <w:rFonts w:ascii="Times New Roman" w:hAnsi="Times New Roman" w:cs="Times New Roman"/>
@@ -7128,7 +7055,6 @@
               </w:rPr>
               <w:t>Quantitative_Response_Independent_Groups_EDA</w:t>
             </w:r>
-            <w:proofErr w:type="spellEnd"/>
           </w:p>
           <w:p>
             <w:pPr>
@@ -7138,7 +7064,6 @@
                 <w:szCs w:val="20"/>
               </w:rPr>
             </w:pPr>
-            <w:proofErr w:type="spellStart"/>
             <w:r>
               <w:rPr>
                 <w:rFonts w:ascii="Times New Roman" w:hAnsi="Times New Roman" w:cs="Times New Roman"/>
@@ -7147,7 +7072,6 @@
               </w:rPr>
               <w:t>Simulation_Tests_Quantitative_Response_Independent_Groups</w:t>
             </w:r>
-            <w:proofErr w:type="spellEnd"/>
           </w:p>
           <w:p>
             <w:pPr>
@@ -7157,7 +7081,6 @@
                 <w:szCs w:val="20"/>
               </w:rPr>
             </w:pPr>
-            <w:proofErr w:type="spellStart"/>
             <w:r>
               <w:rPr>
                 <w:rFonts w:ascii="Times New Roman" w:hAnsi="Times New Roman" w:cs="Times New Roman"/>
@@ -7166,7 +7089,6 @@
               </w:rPr>
               <w:t>Bootstrap_Intervals_Quantitative_Response_Independent_Groups</w:t>
             </w:r>
-            <w:proofErr w:type="spellEnd"/>
           </w:p>
           <w:p>
             <w:pPr>
@@ -7176,7 +7098,6 @@
                 <w:szCs w:val="20"/>
               </w:rPr>
             </w:pPr>
-            <w:proofErr w:type="spellStart"/>
             <w:r>
               <w:rPr>
                 <w:rFonts w:ascii="Times New Roman" w:hAnsi="Times New Roman" w:cs="Times New Roman"/>
@@ -7185,7 +7106,6 @@
               </w:rPr>
               <w:t>Theoretical_Tests_Quantitative_Response_Independent_Groups</w:t>
             </w:r>
-            <w:proofErr w:type="spellEnd"/>
           </w:p>
           <w:p>
             <w:pPr>
@@ -7196,7 +7116,6 @@
                 <w:szCs w:val="20"/>
               </w:rPr>
             </w:pPr>
-            <w:proofErr w:type="spellStart"/>
             <w:r>
               <w:rPr>
                 <w:rFonts w:ascii="Times New Roman" w:hAnsi="Times New Roman" w:cs="Times New Roman"/>
@@ -7205,7 +7124,6 @@
               </w:rPr>
               <w:t>Theoretical_Intervals_Quantitative_Response_Independent_Groups</w:t>
             </w:r>
-            <w:proofErr w:type="spellEnd"/>
           </w:p>
           <w:p>
             <w:pPr>
@@ -7848,7 +7766,6 @@
                 <w:sz w:val="24"/>
               </w:rPr>
             </w:pPr>
-            <w:proofErr w:type="spellStart"/>
             <w:r>
               <w:rPr>
                 <w:rFonts w:ascii="Times New Roman" w:hAnsi="Times New Roman" w:cs="Times New Roman"/>
@@ -7857,7 +7774,6 @@
               </w:rPr>
               <w:t>Paired_Data</w:t>
             </w:r>
-            <w:proofErr w:type="spellEnd"/>
           </w:p>
           <w:p>
             <w:pPr>
@@ -7867,7 +7783,6 @@
                 <w:sz w:val="24"/>
               </w:rPr>
             </w:pPr>
-            <w:proofErr w:type="spellStart"/>
             <w:r>
               <w:rPr>
                 <w:rFonts w:ascii="Times New Roman" w:hAnsi="Times New Roman" w:cs="Times New Roman"/>
@@ -7876,7 +7791,6 @@
               </w:rPr>
               <w:t>Simulation_Inference_Paired_Data</w:t>
             </w:r>
-            <w:proofErr w:type="spellEnd"/>
           </w:p>
           <w:p>
             <w:pPr>
@@ -7886,7 +7800,6 @@
                 <w:sz w:val="24"/>
               </w:rPr>
             </w:pPr>
-            <w:proofErr w:type="spellStart"/>
             <w:r>
               <w:rPr>
                 <w:rFonts w:ascii="Times New Roman" w:hAnsi="Times New Roman" w:cs="Times New Roman"/>
@@ -7895,7 +7808,6 @@
               </w:rPr>
               <w:t>Theoretical_Inference_Paired_Data</w:t>
             </w:r>
-            <w:proofErr w:type="spellEnd"/>
           </w:p>
           <w:p>
             <w:pPr>
@@ -8666,7 +8578,6 @@
                 <w:sz w:val="24"/>
               </w:rPr>
             </w:pPr>
-            <w:proofErr w:type="spellStart"/>
             <w:r>
               <w:rPr>
                 <w:rFonts w:ascii="Times New Roman" w:hAnsi="Times New Roman" w:cs="Times New Roman"/>
@@ -8675,7 +8586,6 @@
               </w:rPr>
               <w:t>Two_Quantitative_Variables_Plots</w:t>
             </w:r>
-            <w:proofErr w:type="spellEnd"/>
           </w:p>
           <w:p>
             <w:pPr>
@@ -8685,7 +8595,6 @@
                 <w:sz w:val="24"/>
               </w:rPr>
             </w:pPr>
-            <w:proofErr w:type="spellStart"/>
             <w:r>
               <w:rPr>
                 <w:rFonts w:ascii="Times New Roman" w:hAnsi="Times New Roman" w:cs="Times New Roman"/>
@@ -8694,7 +8603,6 @@
               </w:rPr>
               <w:t>Two_Quantitative_Variables_Linear_Regression</w:t>
             </w:r>
-            <w:proofErr w:type="spellEnd"/>
           </w:p>
           <w:p>
             <w:pPr>
@@ -8704,7 +8612,6 @@
                 <w:sz w:val="24"/>
               </w:rPr>
             </w:pPr>
-            <w:proofErr w:type="spellStart"/>
             <w:r>
               <w:rPr>
                 <w:rFonts w:ascii="Times New Roman" w:hAnsi="Times New Roman" w:cs="Times New Roman"/>
@@ -8713,7 +8620,6 @@
               </w:rPr>
               <w:t>Two_Quantitative_Variables_Statistics</w:t>
             </w:r>
-            <w:proofErr w:type="spellEnd"/>
           </w:p>
           <w:p>
             <w:pPr>
@@ -8723,7 +8629,6 @@
                 <w:sz w:val="24"/>
               </w:rPr>
             </w:pPr>
-            <w:proofErr w:type="spellStart"/>
             <w:r>
               <w:rPr>
                 <w:rFonts w:ascii="Times New Roman" w:hAnsi="Times New Roman" w:cs="Times New Roman"/>
@@ -8732,7 +8637,6 @@
               </w:rPr>
               <w:t>Multivariate_Plots</w:t>
             </w:r>
-            <w:proofErr w:type="spellEnd"/>
           </w:p>
           <w:p>
             <w:pPr>
@@ -8742,7 +8646,6 @@
                 <w:sz w:val="24"/>
               </w:rPr>
             </w:pPr>
-            <w:proofErr w:type="spellStart"/>
             <w:r>
               <w:rPr>
                 <w:rFonts w:ascii="Times New Roman" w:hAnsi="Times New Roman" w:cs="Times New Roman"/>
@@ -8751,7 +8654,6 @@
               </w:rPr>
               <w:t>Simulation_Inference_Two_Quantitative_Variables</w:t>
             </w:r>
-            <w:proofErr w:type="spellEnd"/>
           </w:p>
           <w:p>
             <w:pPr>
@@ -8761,7 +8663,6 @@
                 <w:sz w:val="24"/>
               </w:rPr>
             </w:pPr>
-            <w:proofErr w:type="spellStart"/>
             <w:r>
               <w:rPr>
                 <w:rFonts w:ascii="Times New Roman" w:hAnsi="Times New Roman" w:cs="Times New Roman"/>
@@ -8770,7 +8671,6 @@
               </w:rPr>
               <w:t>Theoretical_Inference_Two_Quantitative_Variables</w:t>
             </w:r>
-            <w:proofErr w:type="spellEnd"/>
           </w:p>
           <w:p>
             <w:pPr>
@@ -10129,6 +10029,14 @@
                 <w:szCs w:val="24"/>
               </w:rPr>
             </w:pPr>
+            <w:r>
+              <w:rPr>
+                <w:rFonts w:ascii="Times New Roman" w:hAnsi="Times New Roman" w:cs="Times New Roman"/>
+                <w:sz w:val="24"/>
+                <w:szCs w:val="24"/>
+              </w:rPr>
+              <w:t>Thurs 12/17</w:t>
+            </w:r>
           </w:p>
         </w:tc>
         <w:tc>
@@ -10170,7 +10078,38 @@
                 <w:szCs w:val="24"/>
                 <w:highlight w:val="yellow"/>
               </w:rPr>
-              <w:t>TBA</w:t>
+              <w:t>T</w:t>
+            </w:r>
+            <w:r>
+              <w:rPr>
+                <w:rFonts w:ascii="Times New Roman" w:eastAsia="Times New Roman" w:hAnsi="Times New Roman" w:cs="Times New Roman"/>
+                <w:b/>
+                <w:sz w:val="24"/>
+                <w:szCs w:val="24"/>
+                <w:highlight w:val="yellow"/>
+              </w:rPr>
+              <w:t>hursday, December 17</w:t>
+            </w:r>
+            <w:r>
+              <w:rPr>
+                <w:rFonts w:ascii="Times New Roman" w:eastAsia="Times New Roman" w:hAnsi="Times New Roman" w:cs="Times New Roman"/>
+                <w:b/>
+                <w:sz w:val="24"/>
+                <w:szCs w:val="24"/>
+                <w:highlight w:val="yellow"/>
+                <w:vertAlign w:val="superscript"/>
+              </w:rPr>
+              <w:t>th</w:t>
+            </w:r>
+            <w:r>
+              <w:rPr>
+                <w:rFonts w:ascii="Times New Roman" w:eastAsia="Times New Roman" w:hAnsi="Times New Roman" w:cs="Times New Roman"/>
+                <w:b/>
+                <w:sz w:val="24"/>
+                <w:szCs w:val="24"/>
+                <w:highlight w:val="yellow"/>
+              </w:rPr>
+              <w:t xml:space="preserve"> from 6 – 7:50 pm</w:t>
             </w:r>
           </w:p>
         </w:tc>
@@ -10246,7 +10185,7 @@
 </file>
 
 <file path=word/numbering.xml><?xml version="1.0" encoding="utf-8"?>
-<w:numbering xmlns:wpc="http://schemas.microsoft.com/office/word/2010/wordprocessingCanvas" xmlns:cx="http://schemas.microsoft.com/office/drawing/2014/chartex" xmlns:cx1="http://schemas.microsoft.com/office/drawing/2015/9/8/chartex" xmlns:cx2="http://schemas.microsoft.com/office/drawing/2015/10/21/chartex" xmlns:cx3="http://schemas.microsoft.com/office/drawing/2016/5/9/chartex" xmlns:cx4="http://schemas.microsoft.com/office/drawing/2016/5/10/chartex" xmlns:cx5="http://schemas.microsoft.com/office/drawing/2016/5/11/chartex" xmlns:cx6="http://schemas.microsoft.com/office/drawing/2016/5/12/chartex" xmlns:cx7="http://schemas.microsoft.com/office/drawing/2016/5/13/chartex" xmlns:cx8="http://schemas.microsoft.com/office/drawing/2016/5/14/chartex" xmlns:mc="http://schemas.openxmlformats.org/markup-compatibility/2006" xmlns:aink="http://schemas.microsoft.com/office/drawing/2016/ink" xmlns:am3d="http://schemas.microsoft.com/office/drawing/2017/model3d" xmlns:o="urn:schemas-microsoft-com:office:office" xmlns:oel="http://schemas.microsoft.com/office/2019/extlst" xmlns:r="http://schemas.openxmlformats.org/officeDocument/2006/relationships" xmlns:m="http://schemas.openxmlformats.org/officeDocument/2006/math" xmlns:v="urn:schemas-microsoft-com:vml" xmlns:wp14="http://schemas.microsoft.com/office/word/2010/wordprocessingDrawing" xmlns:wp="http://schemas.openxmlformats.org/drawingml/2006/wordprocessingDrawing" xmlns:w10="urn:schemas-microsoft-com:office:word" xmlns:w="http://schemas.openxmlformats.org/wordprocessingml/2006/main" xmlns:w14="http://schemas.microsoft.com/office/word/2010/wordml" xmlns:w15="http://schemas.microsoft.com/office/word/2012/wordml" xmlns:w16cei="http://schemas.microsoft.com/office/word/2026/wordml/cei" xmlns:w16cex="http://schemas.microsoft.com/office/word/2018/wordml/cex" xmlns:w16cid="http://schemas.microsoft.com/office/word/2016/wordml/cid" xmlns:w16="http://schemas.microsoft.com/office/word/2018/wordml" xmlns:w16du="http://schemas.microsoft.com/office/word/2023/wordml/word16du" xmlns:w16sdtdh="http://schemas.microsoft.com/office/word/2020/wordml/sdtdatahash" xmlns:w16sdtfl="http://schemas.microsoft.com/office/word/2024/wordml/sdtformatlock" xmlns:w16se="http://schemas.microsoft.com/office/word/2015/wordml/symex" xmlns:wpg="http://schemas.microsoft.com/office/word/2010/wordprocessingGroup" xmlns:wpi="http://schemas.microsoft.com/office/word/2010/wordprocessingInk" xmlns:wne="http://schemas.microsoft.com/office/word/2006/wordml" xmlns:wps="http://schemas.microsoft.com/office/word/2010/wordprocessingShape" mc:Ignorable="w14 w15 w16se w16cid w16 w16cex w16sdtdh w16sdtfl w16du wp14">
+<w:numbering xmlns:wpc="http://schemas.microsoft.com/office/word/2010/wordprocessingCanvas" xmlns:cx="http://schemas.microsoft.com/office/drawing/2014/chartex" xmlns:cx1="http://schemas.microsoft.com/office/drawing/2015/9/8/chartex" xmlns:cx2="http://schemas.microsoft.com/office/drawing/2015/10/21/chartex" xmlns:cx3="http://schemas.microsoft.com/office/drawing/2016/5/9/chartex" xmlns:cx4="http://schemas.microsoft.com/office/drawing/2016/5/10/chartex" xmlns:cx5="http://schemas.microsoft.com/office/drawing/2016/5/11/chartex" xmlns:cx6="http://schemas.microsoft.com/office/drawing/2016/5/12/chartex" xmlns:cx7="http://schemas.microsoft.com/office/drawing/2016/5/13/chartex" xmlns:cx8="http://schemas.microsoft.com/office/drawing/2016/5/14/chartex" xmlns:mc="http://schemas.openxmlformats.org/markup-compatibility/2006" xmlns:aink="http://schemas.microsoft.com/office/drawing/2016/ink" xmlns:am3d="http://schemas.microsoft.com/office/drawing/2017/model3d" xmlns:o="urn:schemas-microsoft-com:office:office" xmlns:oel="http://schemas.microsoft.com/office/2019/extlst" xmlns:r="http://schemas.openxmlformats.org/officeDocument/2006/relationships" xmlns:m="http://schemas.openxmlformats.org/officeDocument/2006/math" xmlns:v="urn:schemas-microsoft-com:vml" xmlns:wp14="http://schemas.microsoft.com/office/word/2010/wordprocessingDrawing" xmlns:wp="http://schemas.openxmlformats.org/drawingml/2006/wordprocessingDrawing" xmlns:w10="urn:schemas-microsoft-com:office:word" xmlns:w="http://schemas.openxmlformats.org/wordprocessingml/2006/main" xmlns:w14="http://schemas.microsoft.com/office/word/2010/wordml" xmlns:w15="http://schemas.microsoft.com/office/word/2012/wordml" xmlns:w16cex="http://schemas.microsoft.com/office/word/2018/wordml/cex" xmlns:w16cid="http://schemas.microsoft.com/office/word/2016/wordml/cid" xmlns:w16="http://schemas.microsoft.com/office/word/2018/wordml" xmlns:w16du="http://schemas.microsoft.com/office/word/2023/wordml/word16du" xmlns:w16sdtdh="http://schemas.microsoft.com/office/word/2020/wordml/sdtdatahash" xmlns:w16sdtfl="http://schemas.microsoft.com/office/word/2024/wordml/sdtformatlock" xmlns:w16se="http://schemas.microsoft.com/office/word/2015/wordml/symex" xmlns:wpg="http://schemas.microsoft.com/office/word/2010/wordprocessingGroup" xmlns:wpi="http://schemas.microsoft.com/office/word/2010/wordprocessingInk" xmlns:wne="http://schemas.microsoft.com/office/word/2006/wordml" xmlns:wps="http://schemas.microsoft.com/office/word/2010/wordprocessingShape" mc:Ignorable="w14 w15 w16se w16cid w16 w16cex w16sdtdh w16sdtfl w16du wp14">
   <w:abstractNum w:abstractNumId="0" w15:restartNumberingAfterBreak="0">
     <w:nsid w:val="120865F2"/>
     <w:multiLevelType w:val="hybridMultilevel"/>
@@ -13633,9 +13572,12 @@
 </file>
 
 <file path=customXml/item1.xml><?xml version="1.0" encoding="utf-8"?>
-<p:properties xmlns:p="http://schemas.microsoft.com/office/2006/metadata/properties" xmlns:xsi="http://www.w3.org/2001/XMLSchema-instance" xmlns:pc="http://schemas.microsoft.com/office/infopath/2007/PartnerControls">
-  <documentManagement/>
-</p:properties>
+<?mso-contentType ?>
+<FormTemplates xmlns="http://schemas.microsoft.com/sharepoint/v3/contenttype/forms">
+  <Display>DocumentLibraryForm</Display>
+  <Edit>DocumentLibraryForm</Edit>
+  <New>DocumentLibraryForm</New>
+</FormTemplates>
 </file>
 
 <file path=customXml/item2.xml><?xml version="1.0" encoding="utf-8"?>
@@ -13771,19 +13713,15 @@
 </file>
 
 <file path=customXml/item3.xml><?xml version="1.0" encoding="utf-8"?>
-<?mso-contentType ?>
-<FormTemplates xmlns="http://schemas.microsoft.com/sharepoint/v3/contenttype/forms">
-  <Display>DocumentLibraryForm</Display>
-  <Edit>DocumentLibraryForm</Edit>
-  <New>DocumentLibraryForm</New>
-</FormTemplates>
+<p:properties xmlns:p="http://schemas.microsoft.com/office/2006/metadata/properties" xmlns:xsi="http://www.w3.org/2001/XMLSchema-instance" xmlns:pc="http://schemas.microsoft.com/office/infopath/2007/PartnerControls">
+  <documentManagement/>
+</p:properties>
 </file>
 
 <file path=customXml/itemProps1.xml><?xml version="1.0" encoding="utf-8"?>
-<ds:datastoreItem xmlns:ds="http://schemas.openxmlformats.org/officeDocument/2006/customXml" ds:itemID="{36ACC8F3-6E63-4670-B73D-DE1280E8DB8D}">
+<ds:datastoreItem xmlns:ds="http://schemas.openxmlformats.org/officeDocument/2006/customXml" ds:itemID="{73898C2B-C96D-434F-A1B6-6069F656FA6D}">
   <ds:schemaRefs>
-    <ds:schemaRef ds:uri="http://schemas.microsoft.com/office/2006/metadata/properties"/>
-    <ds:schemaRef ds:uri="http://schemas.microsoft.com/office/infopath/2007/PartnerControls"/>
+    <ds:schemaRef ds:uri="http://schemas.microsoft.com/sharepoint/v3/contenttype/forms"/>
   </ds:schemaRefs>
 </ds:datastoreItem>
 </file>
@@ -13807,9 +13745,10 @@
 </file>
 
 <file path=customXml/itemProps3.xml><?xml version="1.0" encoding="utf-8"?>
-<ds:datastoreItem xmlns:ds="http://schemas.openxmlformats.org/officeDocument/2006/customXml" ds:itemID="{73898C2B-C96D-434F-A1B6-6069F656FA6D}">
+<ds:datastoreItem xmlns:ds="http://schemas.openxmlformats.org/officeDocument/2006/customXml" ds:itemID="{36ACC8F3-6E63-4670-B73D-DE1280E8DB8D}">
   <ds:schemaRefs>
-    <ds:schemaRef ds:uri="http://schemas.microsoft.com/sharepoint/v3/contenttype/forms"/>
+    <ds:schemaRef ds:uri="http://schemas.microsoft.com/office/2006/metadata/properties"/>
+    <ds:schemaRef ds:uri="http://schemas.microsoft.com/office/infopath/2007/PartnerControls"/>
   </ds:schemaRefs>
 </ds:datastoreItem>
 </file>